--- a/2022/Drafts/Compliance Documents/LMCI-HERS/2022-LMCI-MCH-22a-H-FanEfficacy-AllZonesCallingOnly.docx
+++ b/2022/Drafts/Compliance Documents/LMCI-HERS/2022-LMCI-MCH-22a-H-FanEfficacy-AllZonesCallingOnly.docx
@@ -1,7 +1,238 @@
 
 <file path=word/document.xml><?xml version="1.0" encoding="utf-8"?>
-<w:document xmlns:wpc="http://schemas.microsoft.com/office/word/2010/wordprocessingCanvas" xmlns:cx="http://schemas.microsoft.com/office/drawing/2014/chartex" xmlns:cx1="http://schemas.microsoft.com/office/drawing/2015/9/8/chartex" xmlns:cx2="http://schemas.microsoft.com/office/drawing/2015/10/21/chartex" xmlns:cx3="http://schemas.microsoft.com/office/drawing/2016/5/9/chartex" xmlns:cx4="http://schemas.microsoft.com/office/drawing/2016/5/10/chartex" xmlns:cx5="http://schemas.microsoft.com/office/drawing/2016/5/11/chartex" xmlns:cx6="http://schemas.microsoft.com/office/drawing/2016/5/12/chartex" xmlns:cx7="http://schemas.microsoft.com/office/drawing/2016/5/13/chartex" xmlns:cx8="http://schemas.microsoft.com/office/drawing/2016/5/14/chartex" xmlns:mc="http://schemas.openxmlformats.org/markup-compatibility/2006" xmlns:aink="http://schemas.microsoft.com/office/drawing/2016/ink" xmlns:am3d="http://schemas.microsoft.com/office/drawing/2017/model3d" xmlns:o="urn:schemas-microsoft-com:office:office" xmlns:r="http://schemas.openxmlformats.org/officeDocument/2006/relationships" xmlns:m="http://schemas.openxmlformats.org/officeDocument/2006/math" xmlns:v="urn:schemas-microsoft-com:vml" xmlns:wp14="http://schemas.microsoft.com/office/word/2010/wordprocessingDrawing" xmlns:wp="http://schemas.openxmlformats.org/drawingml/2006/wordprocessingDrawing" xmlns:w10="urn:schemas-microsoft-com:office:word" xmlns:w="http://schemas.openxmlformats.org/wordprocessingml/2006/main" xmlns:w14="http://schemas.microsoft.com/office/word/2010/wordml" xmlns:w15="http://schemas.microsoft.com/office/word/2012/wordml" xmlns:w16cex="http://schemas.microsoft.com/office/word/2018/wordml/cex" xmlns:w16cid="http://schemas.microsoft.com/office/word/2016/wordml/cid" xmlns:w16="http://schemas.microsoft.com/office/word/2018/wordml" xmlns:w16sdtdh="http://schemas.microsoft.com/office/word/2020/wordml/sdtdatahash" xmlns:w16se="http://schemas.microsoft.com/office/word/2015/wordml/symex" xmlns:wpg="http://schemas.microsoft.com/office/word/2010/wordprocessingGroup" xmlns:wpi="http://schemas.microsoft.com/office/word/2010/wordprocessingInk" xmlns:wne="http://schemas.microsoft.com/office/word/2006/wordml" xmlns:wps="http://schemas.microsoft.com/office/word/2010/wordprocessingShape" mc:Ignorable="w14 w15 w16se w16cid w16 w16cex w16sdtdh wp14">
+<w:document xmlns:wpc="http://schemas.microsoft.com/office/word/2010/wordprocessingCanvas" xmlns:cx="http://schemas.microsoft.com/office/drawing/2014/chartex" xmlns:cx1="http://schemas.microsoft.com/office/drawing/2015/9/8/chartex" xmlns:cx2="http://schemas.microsoft.com/office/drawing/2015/10/21/chartex" xmlns:cx3="http://schemas.microsoft.com/office/drawing/2016/5/9/chartex" xmlns:cx4="http://schemas.microsoft.com/office/drawing/2016/5/10/chartex" xmlns:cx5="http://schemas.microsoft.com/office/drawing/2016/5/11/chartex" xmlns:cx6="http://schemas.microsoft.com/office/drawing/2016/5/12/chartex" xmlns:cx7="http://schemas.microsoft.com/office/drawing/2016/5/13/chartex" xmlns:cx8="http://schemas.microsoft.com/office/drawing/2016/5/14/chartex" xmlns:mc="http://schemas.openxmlformats.org/markup-compatibility/2006" xmlns:aink="http://schemas.microsoft.com/office/drawing/2016/ink" xmlns:am3d="http://schemas.microsoft.com/office/drawing/2017/model3d" xmlns:o="urn:schemas-microsoft-com:office:office" xmlns:oel="http://schemas.microsoft.com/office/2019/extlst" xmlns:r="http://schemas.openxmlformats.org/officeDocument/2006/relationships" xmlns:m="http://schemas.openxmlformats.org/officeDocument/2006/math" xmlns:v="urn:schemas-microsoft-com:vml" xmlns:wp14="http://schemas.microsoft.com/office/word/2010/wordprocessingDrawing" xmlns:wp="http://schemas.openxmlformats.org/drawingml/2006/wordprocessingDrawing" xmlns:w10="urn:schemas-microsoft-com:office:word" xmlns:w="http://schemas.openxmlformats.org/wordprocessingml/2006/main" xmlns:w14="http://schemas.microsoft.com/office/word/2010/wordml" xmlns:w15="http://schemas.microsoft.com/office/word/2012/wordml" xmlns:w16cex="http://schemas.microsoft.com/office/word/2018/wordml/cex" xmlns:w16cid="http://schemas.microsoft.com/office/word/2016/wordml/cid" xmlns:w16="http://schemas.microsoft.com/office/word/2018/wordml" xmlns:w16sdtdh="http://schemas.microsoft.com/office/word/2020/wordml/sdtdatahash" xmlns:w16se="http://schemas.microsoft.com/office/word/2015/wordml/symex" xmlns:wpg="http://schemas.microsoft.com/office/word/2010/wordprocessingGroup" xmlns:wpi="http://schemas.microsoft.com/office/word/2010/wordprocessingInk" xmlns:wne="http://schemas.microsoft.com/office/word/2006/wordml" xmlns:wps="http://schemas.microsoft.com/office/word/2010/wordprocessingShape" mc:Ignorable="w14 w15 w16se w16cid w16 w16cex w16sdtdh wp14">
   <w:body>
+    <w:p>
+      <w:pPr>
+        <w:spacing w:line="259" w:lineRule="auto"/>
+        <w:ind w:left="-90"/>
+        <w:rPr>
+          <w:rFonts w:asciiTheme="minorHAnsi" w:eastAsia="Calibri" w:hAnsiTheme="minorHAnsi" w:cstheme="minorBidi"/>
+          <w:sz w:val="24"/>
+          <w:szCs w:val="24"/>
+        </w:rPr>
+      </w:pPr>
+      <w:r>
+        <w:rPr>
+          <w:rFonts w:asciiTheme="minorHAnsi" w:eastAsia="Calibri" w:hAnsiTheme="minorHAnsi" w:cstheme="minorBidi"/>
+          <w:b/>
+          <w:bCs/>
+          <w:sz w:val="24"/>
+          <w:szCs w:val="24"/>
+        </w:rPr>
+        <w:t xml:space="preserve">CERTIFICATE OF </w:t>
+      </w:r>
+      <w:r>
+        <w:rPr>
+          <w:rFonts w:ascii="Calibri" w:eastAsia="Calibri" w:hAnsi="Calibri" w:cs="Calibri"/>
+          <w:b/>
+          <w:bCs/>
+          <w:sz w:val="24"/>
+          <w:szCs w:val="24"/>
+        </w:rPr>
+        <w:t>INSTALLATION</w:t>
+      </w:r>
+      <w:r>
+        <w:br/>
+      </w:r>
+      <w:r>
+        <w:rPr>
+          <w:rFonts w:asciiTheme="minorHAnsi" w:eastAsia="Calibri" w:hAnsiTheme="minorHAnsi" w:cstheme="minorBidi"/>
+          <w:b/>
+          <w:bCs/>
+          <w:sz w:val="24"/>
+          <w:szCs w:val="24"/>
+        </w:rPr>
+        <w:t>Note:</w:t>
+      </w:r>
+      <w:r>
+        <w:rPr>
+          <w:rFonts w:asciiTheme="minorHAnsi" w:eastAsia="Calibri" w:hAnsiTheme="minorHAnsi" w:cstheme="minorBidi"/>
+          <w:sz w:val="24"/>
+          <w:szCs w:val="24"/>
+        </w:rPr>
+        <w:t xml:space="preserve"> This table completed by HERS Registry</w:t>
+      </w:r>
+      <w:r>
+        <w:rPr>
+          <w:rFonts w:asciiTheme="minorHAnsi" w:eastAsia="Calibri" w:hAnsiTheme="minorHAnsi" w:cstheme="minorBidi"/>
+          <w:sz w:val="24"/>
+          <w:szCs w:val="24"/>
+        </w:rPr>
+        <w:t>.</w:t>
+      </w:r>
+    </w:p>
+    <w:tbl>
+      <w:tblPr>
+        <w:tblStyle w:val="TableGrid1"/>
+        <w:tblW w:w="5000" w:type="pct"/>
+        <w:tblInd w:w="18" w:type="dxa"/>
+        <w:tblLook w:val="0020" w:firstRow="1" w:lastRow="0" w:firstColumn="0" w:lastColumn="0" w:noHBand="0" w:noVBand="0"/>
+      </w:tblPr>
+      <w:tblGrid>
+        <w:gridCol w:w="5520"/>
+        <w:gridCol w:w="5496"/>
+      </w:tblGrid>
+      <w:tr>
+        <w:trPr>
+          <w:trHeight w:val="284"/>
+        </w:trPr>
+        <w:tc>
+          <w:tcPr>
+            <w:tcW w:w="5548" w:type="dxa"/>
+          </w:tcPr>
+          <w:p>
+            <w:pPr>
+              <w:rPr>
+                <w:rFonts w:asciiTheme="minorHAnsi" w:hAnsiTheme="minorHAnsi" w:cstheme="minorHAnsi"/>
+                <w:sz w:val="24"/>
+                <w:szCs w:val="24"/>
+              </w:rPr>
+            </w:pPr>
+            <w:r>
+              <w:rPr>
+                <w:rFonts w:asciiTheme="minorHAnsi" w:hAnsiTheme="minorHAnsi" w:cstheme="minorHAnsi"/>
+                <w:sz w:val="24"/>
+                <w:szCs w:val="24"/>
+              </w:rPr>
+              <w:t>Project Name:</w:t>
+            </w:r>
+          </w:p>
+        </w:tc>
+        <w:tc>
+          <w:tcPr>
+            <w:tcW w:w="5522" w:type="dxa"/>
+          </w:tcPr>
+          <w:p>
+            <w:pPr>
+              <w:rPr>
+                <w:rFonts w:asciiTheme="minorHAnsi" w:hAnsiTheme="minorHAnsi" w:cstheme="minorHAnsi"/>
+                <w:sz w:val="24"/>
+                <w:szCs w:val="24"/>
+              </w:rPr>
+            </w:pPr>
+            <w:r>
+              <w:rPr>
+                <w:rFonts w:asciiTheme="minorHAnsi" w:hAnsiTheme="minorHAnsi" w:cstheme="minorHAnsi"/>
+                <w:sz w:val="24"/>
+                <w:szCs w:val="24"/>
+              </w:rPr>
+              <w:t>Enforcement Agency:</w:t>
+            </w:r>
+          </w:p>
+        </w:tc>
+      </w:tr>
+      <w:tr>
+        <w:trPr>
+          <w:trHeight w:val="284"/>
+        </w:trPr>
+        <w:tc>
+          <w:tcPr>
+            <w:tcW w:w="5548" w:type="dxa"/>
+          </w:tcPr>
+          <w:p>
+            <w:pPr>
+              <w:rPr>
+                <w:rFonts w:asciiTheme="minorHAnsi" w:hAnsiTheme="minorHAnsi" w:cstheme="minorHAnsi"/>
+                <w:sz w:val="24"/>
+                <w:szCs w:val="24"/>
+                <w:vertAlign w:val="superscript"/>
+              </w:rPr>
+            </w:pPr>
+            <w:r>
+              <w:rPr>
+                <w:rFonts w:asciiTheme="minorHAnsi" w:hAnsiTheme="minorHAnsi" w:cstheme="minorHAnsi"/>
+                <w:sz w:val="24"/>
+                <w:szCs w:val="24"/>
+              </w:rPr>
+              <w:t>Dwelling Address:</w:t>
+            </w:r>
+          </w:p>
+        </w:tc>
+        <w:tc>
+          <w:tcPr>
+            <w:tcW w:w="5522" w:type="dxa"/>
+          </w:tcPr>
+          <w:p>
+            <w:pPr>
+              <w:rPr>
+                <w:rFonts w:asciiTheme="minorHAnsi" w:hAnsiTheme="minorHAnsi" w:cstheme="minorHAnsi"/>
+                <w:sz w:val="24"/>
+                <w:szCs w:val="24"/>
+                <w:vertAlign w:val="superscript"/>
+              </w:rPr>
+            </w:pPr>
+            <w:r>
+              <w:rPr>
+                <w:rFonts w:asciiTheme="minorHAnsi" w:hAnsiTheme="minorHAnsi" w:cstheme="minorHAnsi"/>
+                <w:sz w:val="24"/>
+                <w:szCs w:val="24"/>
+              </w:rPr>
+              <w:t>Permit Number:</w:t>
+            </w:r>
+          </w:p>
+        </w:tc>
+      </w:tr>
+      <w:tr>
+        <w:trPr>
+          <w:trHeight w:val="284"/>
+        </w:trPr>
+        <w:tc>
+          <w:tcPr>
+            <w:tcW w:w="5548" w:type="dxa"/>
+          </w:tcPr>
+          <w:p>
+            <w:pPr>
+              <w:rPr>
+                <w:rFonts w:asciiTheme="minorHAnsi" w:hAnsiTheme="minorHAnsi" w:cstheme="minorHAnsi"/>
+                <w:sz w:val="24"/>
+                <w:szCs w:val="24"/>
+              </w:rPr>
+            </w:pPr>
+            <w:r>
+              <w:rPr>
+                <w:rFonts w:asciiTheme="minorHAnsi" w:hAnsiTheme="minorHAnsi" w:cstheme="minorHAnsi"/>
+                <w:sz w:val="24"/>
+                <w:szCs w:val="24"/>
+              </w:rPr>
+              <w:t>City and Zip Code:</w:t>
+            </w:r>
+          </w:p>
+        </w:tc>
+        <w:tc>
+          <w:tcPr>
+            <w:tcW w:w="5522" w:type="dxa"/>
+          </w:tcPr>
+          <w:p>
+            <w:pPr>
+              <w:rPr>
+                <w:rFonts w:asciiTheme="minorHAnsi" w:hAnsiTheme="minorHAnsi" w:cstheme="minorBidi"/>
+                <w:sz w:val="24"/>
+                <w:szCs w:val="24"/>
+              </w:rPr>
+            </w:pPr>
+            <w:r>
+              <w:rPr>
+                <w:rFonts w:ascii="Calibri" w:eastAsia="Calibri" w:hAnsi="Calibri" w:cs="Calibri"/>
+                <w:color w:val="000000" w:themeColor="text1"/>
+                <w:sz w:val="24"/>
+                <w:szCs w:val="24"/>
+              </w:rPr>
+              <w:t>Permit Application Date</w:t>
+            </w:r>
+            <w:r>
+              <w:rPr>
+                <w:rFonts w:asciiTheme="minorHAnsi" w:hAnsiTheme="minorHAnsi" w:cstheme="minorBidi"/>
+                <w:sz w:val="24"/>
+                <w:szCs w:val="24"/>
+              </w:rPr>
+              <w:t>:</w:t>
+            </w:r>
+          </w:p>
+        </w:tc>
+      </w:tr>
+    </w:tbl>
+    <w:p/>
     <w:tbl>
       <w:tblPr>
         <w:tblW w:w="5000" w:type="pct"/>
@@ -949,6 +1180,7 @@
         <w:trPr>
           <w:cantSplit/>
           <w:trHeight w:val="144"/>
+          <w:del w:id="0" w:author="Alhabibi, Haider@Energy" w:date="2023-11-02T09:08:00Z"/>
         </w:trPr>
         <w:tc>
           <w:tcPr>
@@ -960,19 +1192,22 @@
               <w:pStyle w:val="FootnoteText"/>
               <w:jc w:val="center"/>
               <w:rPr>
-                <w:rFonts w:asciiTheme="minorHAnsi" w:hAnsiTheme="minorHAnsi"/>
-                <w:sz w:val="18"/>
-                <w:szCs w:val="18"/>
-              </w:rPr>
-            </w:pPr>
-            <w:r>
-              <w:rPr>
-                <w:rFonts w:asciiTheme="minorHAnsi" w:hAnsiTheme="minorHAnsi"/>
-                <w:sz w:val="18"/>
-                <w:szCs w:val="18"/>
-              </w:rPr>
-              <w:t>12</w:t>
-            </w:r>
+                <w:del w:id="1" w:author="Alhabibi, Haider@Energy" w:date="2023-11-02T09:08:00Z"/>
+                <w:rFonts w:asciiTheme="minorHAnsi" w:hAnsiTheme="minorHAnsi"/>
+                <w:sz w:val="18"/>
+                <w:szCs w:val="18"/>
+              </w:rPr>
+            </w:pPr>
+            <w:del w:id="2" w:author="Alhabibi, Haider@Energy" w:date="2023-11-02T09:08:00Z">
+              <w:r>
+                <w:rPr>
+                  <w:rFonts w:asciiTheme="minorHAnsi" w:hAnsiTheme="minorHAnsi"/>
+                  <w:sz w:val="18"/>
+                  <w:szCs w:val="18"/>
+                </w:rPr>
+                <w:delText>12</w:delText>
+              </w:r>
+            </w:del>
           </w:p>
         </w:tc>
         <w:tc>
@@ -984,19 +1219,22 @@
             <w:pPr>
               <w:keepNext/>
               <w:rPr>
-                <w:rFonts w:asciiTheme="minorHAnsi" w:hAnsiTheme="minorHAnsi"/>
-                <w:sz w:val="18"/>
-                <w:szCs w:val="18"/>
-              </w:rPr>
-            </w:pPr>
-            <w:r>
-              <w:rPr>
-                <w:rFonts w:asciiTheme="minorHAnsi" w:hAnsiTheme="minorHAnsi"/>
-                <w:sz w:val="18"/>
-                <w:szCs w:val="18"/>
-              </w:rPr>
-              <w:t>Central Fan Ventilation Cooling System Status</w:t>
-            </w:r>
+                <w:del w:id="3" w:author="Alhabibi, Haider@Energy" w:date="2023-11-02T09:08:00Z"/>
+                <w:rFonts w:asciiTheme="minorHAnsi" w:hAnsiTheme="minorHAnsi"/>
+                <w:sz w:val="18"/>
+                <w:szCs w:val="18"/>
+              </w:rPr>
+            </w:pPr>
+            <w:del w:id="4" w:author="Alhabibi, Haider@Energy" w:date="2023-11-02T09:08:00Z">
+              <w:r>
+                <w:rPr>
+                  <w:rFonts w:asciiTheme="minorHAnsi" w:hAnsiTheme="minorHAnsi"/>
+                  <w:sz w:val="18"/>
+                  <w:szCs w:val="18"/>
+                </w:rPr>
+                <w:delText>Central Fan Ventilation Cooling System Status</w:delText>
+              </w:r>
+            </w:del>
           </w:p>
         </w:tc>
         <w:tc>
@@ -1008,6 +1246,7 @@
             <w:pPr>
               <w:keepNext/>
               <w:rPr>
+                <w:del w:id="5" w:author="Alhabibi, Haider@Energy" w:date="2023-11-02T09:08:00Z"/>
                 <w:rFonts w:asciiTheme="minorHAnsi" w:hAnsiTheme="minorHAnsi"/>
                 <w:sz w:val="18"/>
                 <w:szCs w:val="18"/>
@@ -2351,8 +2590,7 @@
     </w:p>
     <w:tbl>
       <w:tblPr>
-        <w:tblW w:w="4990" w:type="pct"/>
-        <w:tblInd w:w="-1" w:type="dxa"/>
+        <w:tblW w:w="5000" w:type="pct"/>
         <w:tblBorders>
           <w:top w:val="single" w:sz="4" w:space="0" w:color="auto"/>
           <w:left w:val="single" w:sz="4" w:space="0" w:color="auto"/>
@@ -2365,30 +2603,23 @@
           <w:left w:w="86" w:type="dxa"/>
           <w:right w:w="86" w:type="dxa"/>
         </w:tblCellMar>
-        <w:tblLook w:val="04A0" w:firstRow="1" w:lastRow="0" w:firstColumn="1" w:lastColumn="0" w:noHBand="0" w:noVBand="1"/>
+        <w:tblLook w:val="0000" w:firstRow="0" w:lastRow="0" w:firstColumn="0" w:lastColumn="0" w:noHBand="0" w:noVBand="0"/>
       </w:tblPr>
       <w:tblGrid>
-        <w:gridCol w:w="5307"/>
-        <w:gridCol w:w="270"/>
-        <w:gridCol w:w="2551"/>
-        <w:gridCol w:w="2822"/>
+        <w:gridCol w:w="5256"/>
+        <w:gridCol w:w="268"/>
+        <w:gridCol w:w="2528"/>
+        <w:gridCol w:w="2920"/>
       </w:tblGrid>
       <w:tr>
         <w:trPr>
-          <w:trHeight w:val="305"/>
+          <w:trHeight w:val="206"/>
         </w:trPr>
         <w:tc>
           <w:tcPr>
-            <w:tcW w:w="10950" w:type="dxa"/>
+            <w:tcW w:w="10885" w:type="dxa"/>
             <w:gridSpan w:val="4"/>
-            <w:tcBorders>
-              <w:top w:val="single" w:sz="4" w:space="0" w:color="auto"/>
-              <w:left w:val="single" w:sz="4" w:space="0" w:color="auto"/>
-              <w:bottom w:val="single" w:sz="4" w:space="0" w:color="auto"/>
-              <w:right w:val="single" w:sz="4" w:space="0" w:color="auto"/>
-            </w:tcBorders>
             <w:vAlign w:val="center"/>
-            <w:hideMark/>
           </w:tcPr>
           <w:p>
             <w:pPr>
@@ -2418,35 +2649,17 @@
               </w:tabs>
               <w:suppressAutoHyphens/>
               <w:rPr>
-                <w:rFonts w:asciiTheme="minorHAnsi" w:hAnsiTheme="minorHAnsi" w:cs="Arial"/>
+                <w:rFonts w:cs="Arial"/>
                 <w:b/>
               </w:rPr>
             </w:pPr>
             <w:r>
               <w:rPr>
-                <w:rFonts w:asciiTheme="minorHAnsi" w:hAnsiTheme="minorHAnsi"/>
-                <w:sz w:val="18"/>
-                <w:szCs w:val="18"/>
-              </w:rPr>
-              <w:lastRenderedPageBreak/>
-              <w:br w:type="page"/>
-            </w:r>
-            <w:r>
-              <w:rPr>
-                <w:rFonts w:asciiTheme="minorHAnsi" w:hAnsiTheme="minorHAnsi"/>
-                <w:sz w:val="18"/>
-                <w:szCs w:val="18"/>
-              </w:rPr>
-              <w:br w:type="page"/>
-            </w:r>
-            <w:r>
-              <w:rPr>
-                <w:rFonts w:asciiTheme="minorHAnsi" w:hAnsiTheme="minorHAnsi" w:cs="Arial"/>
+                <w:rFonts w:ascii="Calibri" w:hAnsi="Calibri" w:cs="Arial"/>
                 <w:b/>
                 <w:caps/>
-                <w:sz w:val="18"/>
-                <w:szCs w:val="18"/>
-              </w:rPr>
+              </w:rPr>
+              <w:lastRenderedPageBreak/>
               <w:t>Documentation Author's Declaration Statement</w:t>
             </w:r>
           </w:p>
@@ -2458,36 +2671,25 @@
         </w:trPr>
         <w:tc>
           <w:tcPr>
-            <w:tcW w:w="10950" w:type="dxa"/>
+            <w:tcW w:w="10885" w:type="dxa"/>
             <w:gridSpan w:val="4"/>
-            <w:tcBorders>
-              <w:top w:val="single" w:sz="4" w:space="0" w:color="auto"/>
-              <w:left w:val="single" w:sz="4" w:space="0" w:color="auto"/>
-              <w:bottom w:val="single" w:sz="4" w:space="0" w:color="auto"/>
-              <w:right w:val="single" w:sz="4" w:space="0" w:color="auto"/>
-            </w:tcBorders>
             <w:vAlign w:val="center"/>
-            <w:hideMark/>
           </w:tcPr>
           <w:p>
             <w:pPr>
               <w:keepNext/>
               <w:numPr>
                 <w:ilvl w:val="0"/>
-                <w:numId w:val="32"/>
+                <w:numId w:val="42"/>
               </w:numPr>
-              <w:ind w:left="271" w:hanging="270"/>
-              <w:rPr>
-                <w:rFonts w:asciiTheme="minorHAnsi" w:hAnsiTheme="minorHAnsi"/>
-                <w:sz w:val="18"/>
-                <w:szCs w:val="18"/>
-              </w:rPr>
-            </w:pPr>
-            <w:r>
-              <w:rPr>
-                <w:rFonts w:asciiTheme="minorHAnsi" w:hAnsiTheme="minorHAnsi"/>
-                <w:sz w:val="18"/>
-                <w:szCs w:val="18"/>
+              <w:ind w:left="360" w:hanging="270"/>
+              <w:rPr>
+                <w:rFonts w:ascii="Calibri" w:hAnsi="Calibri"/>
+              </w:rPr>
+            </w:pPr>
+            <w:r>
+              <w:rPr>
+                <w:rFonts w:ascii="Calibri" w:hAnsi="Calibri"/>
               </w:rPr>
               <w:t>I certify that this Certificate of Installation documentation is accurate and complete.</w:t>
             </w:r>
@@ -2500,30 +2702,19 @@
         </w:trPr>
         <w:tc>
           <w:tcPr>
-            <w:tcW w:w="5577" w:type="dxa"/>
+            <w:tcW w:w="5480" w:type="dxa"/>
             <w:gridSpan w:val="2"/>
-            <w:tcBorders>
-              <w:top w:val="single" w:sz="4" w:space="0" w:color="auto"/>
-              <w:left w:val="single" w:sz="4" w:space="0" w:color="auto"/>
-              <w:bottom w:val="single" w:sz="4" w:space="0" w:color="auto"/>
-              <w:right w:val="single" w:sz="4" w:space="0" w:color="auto"/>
-            </w:tcBorders>
-            <w:hideMark/>
           </w:tcPr>
           <w:p>
             <w:pPr>
               <w:keepNext/>
               <w:rPr>
-                <w:rFonts w:asciiTheme="minorHAnsi" w:hAnsiTheme="minorHAnsi"/>
-                <w:sz w:val="14"/>
-                <w:szCs w:val="14"/>
-              </w:rPr>
-            </w:pPr>
-            <w:r>
-              <w:rPr>
-                <w:rFonts w:asciiTheme="minorHAnsi" w:hAnsiTheme="minorHAnsi"/>
-                <w:sz w:val="14"/>
-                <w:szCs w:val="14"/>
+                <w:rFonts w:ascii="Calibri" w:hAnsi="Calibri"/>
+              </w:rPr>
+            </w:pPr>
+            <w:r>
+              <w:rPr>
+                <w:rFonts w:ascii="Calibri" w:hAnsi="Calibri"/>
               </w:rPr>
               <w:t>Documentation Author Name:</w:t>
             </w:r>
@@ -2531,30 +2722,19 @@
         </w:tc>
         <w:tc>
           <w:tcPr>
-            <w:tcW w:w="5373" w:type="dxa"/>
+            <w:tcW w:w="5405" w:type="dxa"/>
             <w:gridSpan w:val="2"/>
-            <w:tcBorders>
-              <w:top w:val="single" w:sz="4" w:space="0" w:color="auto"/>
-              <w:left w:val="single" w:sz="4" w:space="0" w:color="auto"/>
-              <w:bottom w:val="single" w:sz="4" w:space="0" w:color="auto"/>
-              <w:right w:val="single" w:sz="4" w:space="0" w:color="auto"/>
-            </w:tcBorders>
-            <w:hideMark/>
           </w:tcPr>
           <w:p>
             <w:pPr>
               <w:keepNext/>
               <w:rPr>
-                <w:rFonts w:asciiTheme="minorHAnsi" w:hAnsiTheme="minorHAnsi"/>
-                <w:sz w:val="14"/>
-                <w:szCs w:val="14"/>
-              </w:rPr>
-            </w:pPr>
-            <w:r>
-              <w:rPr>
-                <w:rFonts w:asciiTheme="minorHAnsi" w:hAnsiTheme="minorHAnsi"/>
-                <w:sz w:val="14"/>
-                <w:szCs w:val="14"/>
+                <w:rFonts w:ascii="Calibri" w:hAnsi="Calibri"/>
+              </w:rPr>
+            </w:pPr>
+            <w:r>
+              <w:rPr>
+                <w:rFonts w:ascii="Calibri" w:hAnsi="Calibri"/>
               </w:rPr>
               <w:t>Documentation Author Signature:</w:t>
             </w:r>
@@ -2567,30 +2747,19 @@
         </w:trPr>
         <w:tc>
           <w:tcPr>
-            <w:tcW w:w="5577" w:type="dxa"/>
+            <w:tcW w:w="5480" w:type="dxa"/>
             <w:gridSpan w:val="2"/>
-            <w:tcBorders>
-              <w:top w:val="single" w:sz="4" w:space="0" w:color="auto"/>
-              <w:left w:val="single" w:sz="4" w:space="0" w:color="auto"/>
-              <w:bottom w:val="single" w:sz="4" w:space="0" w:color="auto"/>
-              <w:right w:val="single" w:sz="4" w:space="0" w:color="auto"/>
-            </w:tcBorders>
-            <w:hideMark/>
           </w:tcPr>
           <w:p>
             <w:pPr>
               <w:keepNext/>
               <w:rPr>
-                <w:rFonts w:asciiTheme="minorHAnsi" w:hAnsiTheme="minorHAnsi"/>
-                <w:sz w:val="14"/>
-                <w:szCs w:val="14"/>
-              </w:rPr>
-            </w:pPr>
-            <w:r>
-              <w:rPr>
-                <w:rFonts w:asciiTheme="minorHAnsi" w:hAnsiTheme="minorHAnsi"/>
-                <w:sz w:val="14"/>
-                <w:szCs w:val="14"/>
+                <w:rFonts w:ascii="Calibri" w:hAnsi="Calibri"/>
+              </w:rPr>
+            </w:pPr>
+            <w:r>
+              <w:rPr>
+                <w:rFonts w:ascii="Calibri" w:hAnsi="Calibri"/>
               </w:rPr>
               <w:t>Documentation Author Company Name:</w:t>
             </w:r>
@@ -2598,30 +2767,19 @@
         </w:tc>
         <w:tc>
           <w:tcPr>
-            <w:tcW w:w="5373" w:type="dxa"/>
+            <w:tcW w:w="5405" w:type="dxa"/>
             <w:gridSpan w:val="2"/>
-            <w:tcBorders>
-              <w:top w:val="single" w:sz="4" w:space="0" w:color="auto"/>
-              <w:left w:val="single" w:sz="4" w:space="0" w:color="auto"/>
-              <w:bottom w:val="single" w:sz="4" w:space="0" w:color="auto"/>
-              <w:right w:val="single" w:sz="4" w:space="0" w:color="auto"/>
-            </w:tcBorders>
-            <w:hideMark/>
           </w:tcPr>
           <w:p>
             <w:pPr>
               <w:keepNext/>
               <w:rPr>
-                <w:rFonts w:asciiTheme="minorHAnsi" w:hAnsiTheme="minorHAnsi"/>
-                <w:sz w:val="14"/>
-                <w:szCs w:val="14"/>
-              </w:rPr>
-            </w:pPr>
-            <w:r>
-              <w:rPr>
-                <w:rFonts w:asciiTheme="minorHAnsi" w:hAnsiTheme="minorHAnsi"/>
-                <w:sz w:val="14"/>
-                <w:szCs w:val="14"/>
+                <w:rFonts w:ascii="Calibri" w:hAnsi="Calibri"/>
+              </w:rPr>
+            </w:pPr>
+            <w:r>
+              <w:rPr>
+                <w:rFonts w:ascii="Calibri" w:hAnsi="Calibri"/>
               </w:rPr>
               <w:t>Date Signed:</w:t>
             </w:r>
@@ -2634,30 +2792,19 @@
         </w:trPr>
         <w:tc>
           <w:tcPr>
-            <w:tcW w:w="5577" w:type="dxa"/>
+            <w:tcW w:w="5480" w:type="dxa"/>
             <w:gridSpan w:val="2"/>
-            <w:tcBorders>
-              <w:top w:val="single" w:sz="4" w:space="0" w:color="auto"/>
-              <w:left w:val="single" w:sz="4" w:space="0" w:color="auto"/>
-              <w:bottom w:val="single" w:sz="4" w:space="0" w:color="auto"/>
-              <w:right w:val="single" w:sz="4" w:space="0" w:color="auto"/>
-            </w:tcBorders>
-            <w:hideMark/>
           </w:tcPr>
           <w:p>
             <w:pPr>
               <w:keepNext/>
               <w:rPr>
-                <w:rFonts w:asciiTheme="minorHAnsi" w:hAnsiTheme="minorHAnsi"/>
-                <w:sz w:val="14"/>
-                <w:szCs w:val="14"/>
-              </w:rPr>
-            </w:pPr>
-            <w:r>
-              <w:rPr>
-                <w:rFonts w:asciiTheme="minorHAnsi" w:hAnsiTheme="minorHAnsi"/>
-                <w:sz w:val="14"/>
-                <w:szCs w:val="14"/>
+                <w:rFonts w:ascii="Calibri" w:hAnsi="Calibri"/>
+              </w:rPr>
+            </w:pPr>
+            <w:r>
+              <w:rPr>
+                <w:rFonts w:ascii="Calibri" w:hAnsi="Calibri"/>
               </w:rPr>
               <w:t>Address:</w:t>
             </w:r>
@@ -2665,48 +2812,21 @@
         </w:tc>
         <w:tc>
           <w:tcPr>
-            <w:tcW w:w="5373" w:type="dxa"/>
+            <w:tcW w:w="5405" w:type="dxa"/>
             <w:gridSpan w:val="2"/>
-            <w:tcBorders>
-              <w:top w:val="single" w:sz="4" w:space="0" w:color="auto"/>
-              <w:left w:val="single" w:sz="4" w:space="0" w:color="auto"/>
-              <w:bottom w:val="single" w:sz="4" w:space="0" w:color="auto"/>
-              <w:right w:val="single" w:sz="4" w:space="0" w:color="auto"/>
-            </w:tcBorders>
-            <w:hideMark/>
           </w:tcPr>
           <w:p>
             <w:pPr>
               <w:keepNext/>
               <w:rPr>
-                <w:rFonts w:asciiTheme="minorHAnsi" w:hAnsiTheme="minorHAnsi"/>
-                <w:sz w:val="14"/>
-                <w:szCs w:val="14"/>
-              </w:rPr>
-            </w:pPr>
-            <w:r>
-              <w:rPr>
-                <w:rFonts w:asciiTheme="minorHAnsi" w:hAnsiTheme="minorHAnsi"/>
-                <w:sz w:val="14"/>
-                <w:szCs w:val="14"/>
-              </w:rPr>
-              <w:t>CEA/HERS Certification Identification (</w:t>
-            </w:r>
-            <w:r>
-              <w:rPr>
-                <w:rFonts w:asciiTheme="minorHAnsi" w:hAnsiTheme="minorHAnsi"/>
-                <w:sz w:val="14"/>
-                <w:szCs w:val="14"/>
-              </w:rPr>
-              <w:t>i</w:t>
-            </w:r>
-            <w:r>
-              <w:rPr>
-                <w:rFonts w:asciiTheme="minorHAnsi" w:hAnsiTheme="minorHAnsi"/>
-                <w:sz w:val="14"/>
-                <w:szCs w:val="14"/>
-              </w:rPr>
-              <w:t>f applicable):</w:t>
+                <w:rFonts w:ascii="Calibri" w:hAnsi="Calibri"/>
+              </w:rPr>
+            </w:pPr>
+            <w:r>
+              <w:rPr>
+                <w:rFonts w:ascii="Calibri" w:hAnsi="Calibri"/>
+              </w:rPr>
+              <w:t>CEA/HERS Certification Identification (If applicable):</w:t>
             </w:r>
           </w:p>
         </w:tc>
@@ -2717,30 +2837,19 @@
         </w:trPr>
         <w:tc>
           <w:tcPr>
-            <w:tcW w:w="5577" w:type="dxa"/>
+            <w:tcW w:w="5480" w:type="dxa"/>
             <w:gridSpan w:val="2"/>
-            <w:tcBorders>
-              <w:top w:val="single" w:sz="4" w:space="0" w:color="auto"/>
-              <w:left w:val="single" w:sz="4" w:space="0" w:color="auto"/>
-              <w:bottom w:val="single" w:sz="4" w:space="0" w:color="auto"/>
-              <w:right w:val="single" w:sz="4" w:space="0" w:color="auto"/>
-            </w:tcBorders>
-            <w:hideMark/>
           </w:tcPr>
           <w:p>
             <w:pPr>
               <w:keepNext/>
               <w:rPr>
-                <w:rFonts w:asciiTheme="minorHAnsi" w:hAnsiTheme="minorHAnsi"/>
-                <w:sz w:val="14"/>
-                <w:szCs w:val="14"/>
-              </w:rPr>
-            </w:pPr>
-            <w:r>
-              <w:rPr>
-                <w:rFonts w:asciiTheme="minorHAnsi" w:hAnsiTheme="minorHAnsi"/>
-                <w:sz w:val="14"/>
-                <w:szCs w:val="14"/>
+                <w:rFonts w:ascii="Calibri" w:hAnsi="Calibri"/>
+              </w:rPr>
+            </w:pPr>
+            <w:r>
+              <w:rPr>
+                <w:rFonts w:ascii="Calibri" w:hAnsi="Calibri"/>
               </w:rPr>
               <w:t>City/State/Zip:</w:t>
             </w:r>
@@ -2748,30 +2857,19 @@
         </w:tc>
         <w:tc>
           <w:tcPr>
-            <w:tcW w:w="5373" w:type="dxa"/>
+            <w:tcW w:w="5405" w:type="dxa"/>
             <w:gridSpan w:val="2"/>
-            <w:tcBorders>
-              <w:top w:val="single" w:sz="4" w:space="0" w:color="auto"/>
-              <w:left w:val="single" w:sz="4" w:space="0" w:color="auto"/>
-              <w:bottom w:val="single" w:sz="4" w:space="0" w:color="auto"/>
-              <w:right w:val="single" w:sz="4" w:space="0" w:color="auto"/>
-            </w:tcBorders>
-            <w:hideMark/>
           </w:tcPr>
           <w:p>
             <w:pPr>
               <w:keepNext/>
               <w:rPr>
-                <w:rFonts w:asciiTheme="minorHAnsi" w:hAnsiTheme="minorHAnsi"/>
-                <w:sz w:val="14"/>
-                <w:szCs w:val="14"/>
-              </w:rPr>
-            </w:pPr>
-            <w:r>
-              <w:rPr>
-                <w:rFonts w:asciiTheme="minorHAnsi" w:hAnsiTheme="minorHAnsi"/>
-                <w:sz w:val="14"/>
-                <w:szCs w:val="14"/>
+                <w:rFonts w:ascii="Calibri" w:hAnsi="Calibri"/>
+              </w:rPr>
+            </w:pPr>
+            <w:r>
+              <w:rPr>
+                <w:rFonts w:ascii="Calibri" w:hAnsi="Calibri"/>
               </w:rPr>
               <w:t>Phone:</w:t>
             </w:r>
@@ -2779,27 +2877,20 @@
         </w:tc>
       </w:tr>
       <w:tr>
+        <w:tblPrEx>
+          <w:tblCellMar>
+            <w:left w:w="115" w:type="dxa"/>
+            <w:right w:w="115" w:type="dxa"/>
+          </w:tblCellMar>
+        </w:tblPrEx>
         <w:trPr>
           <w:trHeight w:val="296"/>
         </w:trPr>
         <w:tc>
           <w:tcPr>
-            <w:tcW w:w="10950" w:type="dxa"/>
+            <w:tcW w:w="10885" w:type="dxa"/>
             <w:gridSpan w:val="4"/>
-            <w:tcBorders>
-              <w:top w:val="single" w:sz="4" w:space="0" w:color="auto"/>
-              <w:left w:val="single" w:sz="4" w:space="0" w:color="auto"/>
-              <w:bottom w:val="single" w:sz="4" w:space="0" w:color="auto"/>
-              <w:right w:val="single" w:sz="4" w:space="0" w:color="auto"/>
-            </w:tcBorders>
-            <w:tcMar>
-              <w:top w:w="0" w:type="dxa"/>
-              <w:left w:w="115" w:type="dxa"/>
-              <w:bottom w:w="0" w:type="dxa"/>
-              <w:right w:w="115" w:type="dxa"/>
-            </w:tcMar>
             <w:vAlign w:val="center"/>
-            <w:hideMark/>
           </w:tcPr>
           <w:p>
             <w:pPr>
@@ -2829,18 +2920,14 @@
               </w:tabs>
               <w:suppressAutoHyphens/>
               <w:rPr>
-                <w:rFonts w:asciiTheme="minorHAnsi" w:hAnsiTheme="minorHAnsi"/>
-                <w:sz w:val="18"/>
-                <w:szCs w:val="18"/>
-              </w:rPr>
-            </w:pPr>
-            <w:r>
-              <w:rPr>
-                <w:rFonts w:asciiTheme="minorHAnsi" w:hAnsiTheme="minorHAnsi" w:cs="Arial"/>
+                <w:rFonts w:ascii="Calibri" w:hAnsi="Calibri"/>
+              </w:rPr>
+            </w:pPr>
+            <w:r>
+              <w:rPr>
+                <w:rFonts w:ascii="Calibri" w:hAnsi="Calibri" w:cs="Arial"/>
                 <w:b/>
                 <w:caps/>
-                <w:sz w:val="18"/>
-                <w:szCs w:val="18"/>
               </w:rPr>
               <w:t xml:space="preserve">Responsible Person's Declaration statement  </w:t>
             </w:r>
@@ -2848,294 +2935,183 @@
         </w:tc>
       </w:tr>
       <w:tr>
+        <w:tblPrEx>
+          <w:tblCellMar>
+            <w:left w:w="115" w:type="dxa"/>
+            <w:right w:w="115" w:type="dxa"/>
+          </w:tblCellMar>
+        </w:tblPrEx>
         <w:trPr>
           <w:trHeight w:val="504"/>
         </w:trPr>
         <w:tc>
           <w:tcPr>
-            <w:tcW w:w="10950" w:type="dxa"/>
+            <w:tcW w:w="10885" w:type="dxa"/>
             <w:gridSpan w:val="4"/>
-            <w:tcBorders>
-              <w:top w:val="single" w:sz="4" w:space="0" w:color="auto"/>
-              <w:left w:val="single" w:sz="4" w:space="0" w:color="auto"/>
-              <w:bottom w:val="single" w:sz="4" w:space="0" w:color="auto"/>
-              <w:right w:val="single" w:sz="4" w:space="0" w:color="auto"/>
-            </w:tcBorders>
-            <w:tcMar>
-              <w:top w:w="0" w:type="dxa"/>
-              <w:left w:w="115" w:type="dxa"/>
-              <w:bottom w:w="0" w:type="dxa"/>
-              <w:right w:w="115" w:type="dxa"/>
-            </w:tcMar>
-            <w:hideMark/>
           </w:tcPr>
           <w:p>
             <w:pPr>
               <w:keepNext/>
-              <w:tabs>
-                <w:tab w:val="left" w:pos="-2600"/>
-              </w:tabs>
-              <w:ind w:right="86"/>
-              <w:outlineLvl w:val="2"/>
-              <w:rPr>
-                <w:rFonts w:asciiTheme="minorHAnsi" w:hAnsiTheme="minorHAnsi"/>
-                <w:sz w:val="18"/>
-                <w:szCs w:val="18"/>
-              </w:rPr>
-            </w:pPr>
-            <w:r>
-              <w:rPr>
-                <w:rFonts w:asciiTheme="minorHAnsi" w:hAnsiTheme="minorHAnsi"/>
-                <w:sz w:val="18"/>
-                <w:szCs w:val="18"/>
-              </w:rPr>
-              <w:t xml:space="preserve">I certify the following under penalty of perjury, under the laws of the State of California: </w:t>
-            </w:r>
-          </w:p>
-          <w:p>
-            <w:pPr>
-              <w:pStyle w:val="Heading3"/>
+              <w:rPr>
+                <w:rFonts w:ascii="Calibri" w:hAnsi="Calibri"/>
+              </w:rPr>
+            </w:pPr>
+            <w:r>
+              <w:rPr>
+                <w:rFonts w:ascii="Calibri" w:hAnsi="Calibri"/>
+              </w:rPr>
+              <w:t>I certify the following under penalty of perjury, under the laws of the State of California:</w:t>
+            </w:r>
+          </w:p>
+          <w:p>
+            <w:pPr>
               <w:numPr>
                 <w:ilvl w:val="0"/>
-                <w:numId w:val="39"/>
+                <w:numId w:val="43"/>
               </w:numPr>
-              <w:spacing w:before="0"/>
-              <w:ind w:right="90"/>
-              <w:rPr>
-                <w:rFonts w:asciiTheme="minorHAnsi" w:hAnsiTheme="minorHAnsi"/>
-                <w:b/>
+              <w:ind w:left="865" w:hanging="360"/>
+              <w:contextualSpacing/>
+              <w:rPr>
+                <w:rFonts w:asciiTheme="minorHAnsi" w:hAnsiTheme="minorHAnsi" w:cstheme="minorBidi"/>
                 <w:caps/>
-                <w:sz w:val="18"/>
-                <w:szCs w:val="18"/>
-              </w:rPr>
-            </w:pPr>
-            <w:r>
-              <w:rPr>
-                <w:rFonts w:asciiTheme="minorHAnsi" w:hAnsiTheme="minorHAnsi"/>
-                <w:sz w:val="18"/>
-                <w:szCs w:val="18"/>
-              </w:rPr>
-              <w:t xml:space="preserve">The information provided on this Certificate of Installation is true and correct. </w:t>
-            </w:r>
-          </w:p>
-          <w:p>
-            <w:pPr>
-              <w:pStyle w:val="Heading3"/>
+              </w:rPr>
+            </w:pPr>
+            <w:r>
+              <w:rPr>
+                <w:rFonts w:asciiTheme="minorHAnsi" w:hAnsiTheme="minorHAnsi" w:cstheme="minorBidi"/>
+              </w:rPr>
+              <w:t xml:space="preserve">The information provided on this certificate of installation is true and correct. </w:t>
+            </w:r>
+          </w:p>
+          <w:p>
+            <w:pPr>
               <w:numPr>
                 <w:ilvl w:val="0"/>
-                <w:numId w:val="39"/>
+                <w:numId w:val="43"/>
               </w:numPr>
-              <w:spacing w:before="0"/>
-              <w:ind w:right="90"/>
-              <w:rPr>
-                <w:rFonts w:asciiTheme="minorHAnsi" w:hAnsiTheme="minorHAnsi"/>
-                <w:b/>
+              <w:ind w:left="865" w:hanging="360"/>
+              <w:contextualSpacing/>
+              <w:rPr>
+                <w:rFonts w:asciiTheme="minorHAnsi" w:hAnsiTheme="minorHAnsi" w:cstheme="minorHAnsi"/>
                 <w:caps/>
-                <w:sz w:val="18"/>
-              </w:rPr>
-            </w:pPr>
-            <w:r>
-              <w:rPr>
-                <w:rFonts w:asciiTheme="minorHAnsi" w:hAnsiTheme="minorHAnsi"/>
-                <w:snapToGrid w:val="0"/>
-                <w:sz w:val="18"/>
-                <w:szCs w:val="18"/>
-              </w:rPr>
-              <w:t xml:space="preserve">I am either: a) a responsible person eligible under Division 3 of the Business and Professions Code </w:t>
-            </w:r>
-            <w:r>
-              <w:rPr>
-                <w:rFonts w:asciiTheme="minorHAnsi" w:hAnsiTheme="minorHAnsi"/>
-                <w:sz w:val="18"/>
-                <w:szCs w:val="18"/>
-              </w:rPr>
-              <w:t xml:space="preserve">in the applicable classification to accept responsibility for the system design, construction, or installation </w:t>
-            </w:r>
-            <w:r>
-              <w:rPr>
-                <w:rFonts w:asciiTheme="minorHAnsi" w:hAnsiTheme="minorHAnsi"/>
-                <w:snapToGrid w:val="0"/>
-                <w:sz w:val="18"/>
-                <w:szCs w:val="18"/>
-              </w:rPr>
-              <w:t xml:space="preserve">of features, materials, components, or manufactured devices </w:t>
-            </w:r>
-            <w:r>
-              <w:rPr>
-                <w:rFonts w:asciiTheme="minorHAnsi" w:hAnsiTheme="minorHAnsi"/>
-                <w:sz w:val="18"/>
-                <w:szCs w:val="18"/>
-              </w:rPr>
-              <w:t xml:space="preserve">for the scope of work identified on this Certificate of Installation </w:t>
-            </w:r>
-            <w:r>
-              <w:rPr>
-                <w:rFonts w:asciiTheme="minorHAnsi" w:hAnsiTheme="minorHAnsi"/>
-                <w:snapToGrid w:val="0"/>
-                <w:sz w:val="18"/>
-                <w:szCs w:val="18"/>
-              </w:rPr>
-              <w:t>and attest to the declarations in this statement</w:t>
-            </w:r>
-            <w:r>
-              <w:rPr>
-                <w:rFonts w:asciiTheme="minorHAnsi" w:hAnsiTheme="minorHAnsi"/>
-                <w:sz w:val="18"/>
-                <w:szCs w:val="18"/>
-              </w:rPr>
-              <w:t>, or b) I am an authorized representative of the responsible person and attest to the declarations in this statement on the responsible person’s behalf</w:t>
-            </w:r>
-            <w:r>
-              <w:rPr>
-                <w:rFonts w:asciiTheme="minorHAnsi" w:eastAsia="Calibri" w:hAnsiTheme="minorHAnsi"/>
-                <w:sz w:val="18"/>
-                <w:szCs w:val="18"/>
-              </w:rPr>
-              <w:t>.</w:t>
-            </w:r>
-          </w:p>
-          <w:p>
-            <w:pPr>
-              <w:keepNext/>
+              </w:rPr>
+            </w:pPr>
+            <w:r>
+              <w:rPr>
+                <w:rFonts w:asciiTheme="minorHAnsi" w:hAnsiTheme="minorHAnsi" w:cstheme="minorHAnsi"/>
+              </w:rPr>
+              <w:t>I am either: a) a responsible person eligible under division 3 of the business and professions code in the applicable classification to accept responsibility for the system design, construction, or installation of features, materials, components, or manufactured devices for the scope of work identified on this certificate of installation, and attest to the declarations in this statement, or b) I am an authorized representative of the responsible person and attest to the declarations in this statement on the responsible person’s behalf.</w:t>
+            </w:r>
+          </w:p>
+          <w:p>
+            <w:pPr>
               <w:numPr>
                 <w:ilvl w:val="0"/>
-                <w:numId w:val="39"/>
+                <w:numId w:val="43"/>
               </w:numPr>
-              <w:autoSpaceDE w:val="0"/>
-              <w:autoSpaceDN w:val="0"/>
-              <w:adjustRightInd w:val="0"/>
-              <w:ind w:right="90"/>
-              <w:rPr>
-                <w:rFonts w:asciiTheme="minorHAnsi" w:hAnsiTheme="minorHAnsi"/>
-                <w:sz w:val="18"/>
-                <w:szCs w:val="18"/>
-              </w:rPr>
-            </w:pPr>
-            <w:r>
-              <w:rPr>
-                <w:rFonts w:asciiTheme="minorHAnsi" w:hAnsiTheme="minorHAnsi"/>
-                <w:sz w:val="18"/>
-                <w:szCs w:val="18"/>
+              <w:ind w:left="865" w:hanging="360"/>
+              <w:contextualSpacing/>
+              <w:rPr>
+                <w:rFonts w:asciiTheme="minorHAnsi" w:hAnsiTheme="minorHAnsi" w:cstheme="minorHAnsi"/>
+                <w:caps/>
+              </w:rPr>
+            </w:pPr>
+            <w:r>
+              <w:rPr>
+                <w:rFonts w:asciiTheme="minorHAnsi" w:hAnsiTheme="minorHAnsi" w:cstheme="minorHAnsi"/>
               </w:rPr>
               <w:t xml:space="preserve">The constructed or installed features, materials, </w:t>
             </w:r>
             <w:proofErr w:type="gramStart"/>
             <w:r>
               <w:rPr>
-                <w:rFonts w:asciiTheme="minorHAnsi" w:hAnsiTheme="minorHAnsi"/>
-                <w:sz w:val="18"/>
-                <w:szCs w:val="18"/>
+                <w:rFonts w:asciiTheme="minorHAnsi" w:hAnsiTheme="minorHAnsi" w:cstheme="minorHAnsi"/>
               </w:rPr>
               <w:t>components</w:t>
             </w:r>
             <w:proofErr w:type="gramEnd"/>
             <w:r>
               <w:rPr>
-                <w:rFonts w:asciiTheme="minorHAnsi" w:hAnsiTheme="minorHAnsi"/>
-                <w:sz w:val="18"/>
-                <w:szCs w:val="18"/>
-              </w:rPr>
-              <w:t xml:space="preserve"> or manufactured devices (the installation) identified on this Certificate of Installation conforms to all applicable codes and regulations and the installation conforms to the requirements given on the Certificate of Compliance, plans, and specifications approved by the enforcement agency</w:t>
-            </w:r>
-            <w:r>
-              <w:rPr>
-                <w:rFonts w:asciiTheme="minorHAnsi" w:eastAsia="Calibri" w:hAnsiTheme="minorHAnsi" w:cs="TimesNewRomanPSMT"/>
-                <w:sz w:val="18"/>
-                <w:szCs w:val="18"/>
-              </w:rPr>
-              <w:t>.</w:t>
-            </w:r>
-          </w:p>
-          <w:p>
-            <w:pPr>
-              <w:pStyle w:val="ListParagraph"/>
-              <w:keepNext/>
+                <w:rFonts w:asciiTheme="minorHAnsi" w:hAnsiTheme="minorHAnsi" w:cstheme="minorHAnsi"/>
+              </w:rPr>
+              <w:t xml:space="preserve"> or manufactured devices (the installation) identified on this certificate of installation conforms to all applicable codes and regulations and the installation conforms to the requirements given on the certificate of compliance, plans, and specifications approved by the enforcement agency.</w:t>
+            </w:r>
+          </w:p>
+          <w:p>
+            <w:pPr>
               <w:numPr>
                 <w:ilvl w:val="0"/>
-                <w:numId w:val="39"/>
+                <w:numId w:val="43"/>
               </w:numPr>
-              <w:autoSpaceDE w:val="0"/>
-              <w:autoSpaceDN w:val="0"/>
-              <w:adjustRightInd w:val="0"/>
-              <w:rPr>
-                <w:rFonts w:asciiTheme="minorHAnsi" w:hAnsiTheme="minorHAnsi"/>
-                <w:sz w:val="18"/>
-              </w:rPr>
-            </w:pPr>
-            <w:r>
-              <w:rPr>
-                <w:rFonts w:asciiTheme="minorHAnsi" w:hAnsiTheme="minorHAnsi"/>
-                <w:sz w:val="18"/>
-                <w:szCs w:val="18"/>
+              <w:ind w:left="865" w:hanging="360"/>
+              <w:contextualSpacing/>
+              <w:rPr>
+                <w:rFonts w:asciiTheme="minorHAnsi" w:hAnsiTheme="minorHAnsi" w:cstheme="minorHAnsi"/>
+                <w:caps/>
+              </w:rPr>
+            </w:pPr>
+            <w:r>
+              <w:rPr>
+                <w:rFonts w:asciiTheme="minorHAnsi" w:hAnsiTheme="minorHAnsi" w:cstheme="minorHAnsi"/>
               </w:rPr>
               <w:t xml:space="preserve">I understand that a HERS rater will check the installation to verify compliance and if such checking determines the installation fails to comply, I am required to offer any necessary corrective action at no charge to the building owner.  </w:t>
             </w:r>
           </w:p>
           <w:p>
             <w:pPr>
-              <w:pStyle w:val="ListParagraph"/>
-              <w:keepNext/>
               <w:numPr>
                 <w:ilvl w:val="0"/>
-                <w:numId w:val="39"/>
+                <w:numId w:val="43"/>
               </w:numPr>
-              <w:autoSpaceDE w:val="0"/>
-              <w:autoSpaceDN w:val="0"/>
-              <w:adjustRightInd w:val="0"/>
-              <w:rPr>
-                <w:rFonts w:asciiTheme="minorHAnsi" w:hAnsiTheme="minorHAnsi"/>
+              <w:ind w:left="865" w:hanging="360"/>
+              <w:contextualSpacing/>
+              <w:rPr>
+                <w:rFonts w:asciiTheme="minorHAnsi" w:hAnsiTheme="minorHAnsi" w:cstheme="minorBidi"/>
+                <w:caps/>
+              </w:rPr>
+            </w:pPr>
+            <w:r>
+              <w:rPr>
+                <w:rFonts w:asciiTheme="minorHAnsi" w:hAnsiTheme="minorHAnsi" w:cstheme="minorBidi"/>
+              </w:rPr>
+              <w:t xml:space="preserve">I understand that a registered copy of this certificate of installation shall be posted or made available with the building permit(s) issued for the building and made available to the enforcement agency for all applicable inspections, and I will take the necessary steps to ensure this requirement is accomplished. </w:t>
+            </w:r>
+          </w:p>
+          <w:p>
+            <w:pPr>
+              <w:numPr>
+                <w:ilvl w:val="0"/>
+                <w:numId w:val="43"/>
+              </w:numPr>
+              <w:ind w:left="865" w:hanging="360"/>
+              <w:contextualSpacing/>
+              <w:rPr>
+                <w:rFonts w:ascii="Calibri" w:hAnsi="Calibri"/>
                 <w:b/>
               </w:rPr>
             </w:pPr>
             <w:r>
               <w:rPr>
-                <w:rFonts w:asciiTheme="minorHAnsi" w:hAnsiTheme="minorHAnsi"/>
-                <w:sz w:val="18"/>
-                <w:szCs w:val="18"/>
-              </w:rPr>
-              <w:t xml:space="preserve">I will ensure that a registered copy of this Certificate of Installation shall be </w:t>
-            </w:r>
-            <w:proofErr w:type="gramStart"/>
-            <w:r>
-              <w:rPr>
-                <w:rFonts w:asciiTheme="minorHAnsi" w:hAnsiTheme="minorHAnsi"/>
-                <w:sz w:val="18"/>
-                <w:szCs w:val="18"/>
-              </w:rPr>
-              <w:t>posted, or</w:t>
-            </w:r>
-            <w:proofErr w:type="gramEnd"/>
-            <w:r>
-              <w:rPr>
-                <w:rFonts w:asciiTheme="minorHAnsi" w:hAnsiTheme="minorHAnsi"/>
-                <w:sz w:val="18"/>
-                <w:szCs w:val="18"/>
-              </w:rPr>
-              <w:t xml:space="preserve"> made available with the building permit(s) issued for the building, and made available to the enforcement agency for all applicable inspections. I understand that a registered copy of this Certificate of Installation is required to be included with the documentation the builder provides to the building owner at occupancy.</w:t>
+                <w:rFonts w:asciiTheme="minorHAnsi" w:hAnsiTheme="minorHAnsi" w:cstheme="minorBidi"/>
+              </w:rPr>
+              <w:t>I understand that a registered copy of this certificate of installation is required to be included with the documentation the builder provides to the building owner at occupancy, and I will take the necessary steps to ensure this requirement is accomplished.</w:t>
             </w:r>
           </w:p>
         </w:tc>
       </w:tr>
       <w:tr>
+        <w:tblPrEx>
+          <w:tblCellMar>
+            <w:left w:w="108" w:type="dxa"/>
+            <w:right w:w="108" w:type="dxa"/>
+          </w:tblCellMar>
+        </w:tblPrEx>
         <w:trPr>
           <w:trHeight w:val="360"/>
         </w:trPr>
         <w:tc>
           <w:tcPr>
-            <w:tcW w:w="5307" w:type="dxa"/>
-            <w:tcBorders>
-              <w:top w:val="single" w:sz="4" w:space="0" w:color="auto"/>
-              <w:left w:val="single" w:sz="4" w:space="0" w:color="auto"/>
-              <w:bottom w:val="single" w:sz="4" w:space="0" w:color="auto"/>
-              <w:right w:val="single" w:sz="4" w:space="0" w:color="auto"/>
-            </w:tcBorders>
-            <w:tcMar>
-              <w:top w:w="0" w:type="dxa"/>
-              <w:left w:w="108" w:type="dxa"/>
-              <w:bottom w:w="0" w:type="dxa"/>
-              <w:right w:w="108" w:type="dxa"/>
-            </w:tcMar>
-            <w:hideMark/>
+            <w:tcW w:w="5214" w:type="dxa"/>
           </w:tcPr>
           <w:p>
             <w:pPr>
@@ -3167,16 +3143,12 @@
               <w:spacing w:after="60"/>
               <w:ind w:right="90"/>
               <w:rPr>
-                <w:rFonts w:asciiTheme="minorHAnsi" w:hAnsiTheme="minorHAnsi"/>
-                <w:sz w:val="14"/>
-                <w:szCs w:val="14"/>
-              </w:rPr>
-            </w:pPr>
-            <w:r>
-              <w:rPr>
-                <w:rFonts w:asciiTheme="minorHAnsi" w:hAnsiTheme="minorHAnsi"/>
-                <w:sz w:val="14"/>
-                <w:szCs w:val="14"/>
+                <w:rFonts w:ascii="Calibri" w:hAnsi="Calibri"/>
+              </w:rPr>
+            </w:pPr>
+            <w:r>
+              <w:rPr>
+                <w:rFonts w:ascii="Calibri" w:hAnsi="Calibri"/>
               </w:rPr>
               <w:t>Responsible Builder/Installer Name:</w:t>
             </w:r>
@@ -3184,21 +3156,8 @@
         </w:tc>
         <w:tc>
           <w:tcPr>
-            <w:tcW w:w="5643" w:type="dxa"/>
+            <w:tcW w:w="5671" w:type="dxa"/>
             <w:gridSpan w:val="3"/>
-            <w:tcBorders>
-              <w:top w:val="single" w:sz="4" w:space="0" w:color="auto"/>
-              <w:left w:val="single" w:sz="4" w:space="0" w:color="auto"/>
-              <w:bottom w:val="single" w:sz="4" w:space="0" w:color="auto"/>
-              <w:right w:val="single" w:sz="4" w:space="0" w:color="auto"/>
-            </w:tcBorders>
-            <w:tcMar>
-              <w:top w:w="0" w:type="dxa"/>
-              <w:left w:w="108" w:type="dxa"/>
-              <w:bottom w:w="0" w:type="dxa"/>
-              <w:right w:w="108" w:type="dxa"/>
-            </w:tcMar>
-            <w:hideMark/>
           </w:tcPr>
           <w:p>
             <w:pPr>
@@ -3230,16 +3189,12 @@
               <w:spacing w:after="60"/>
               <w:ind w:right="90"/>
               <w:rPr>
-                <w:rFonts w:asciiTheme="minorHAnsi" w:hAnsiTheme="minorHAnsi"/>
-                <w:sz w:val="14"/>
-                <w:szCs w:val="14"/>
-              </w:rPr>
-            </w:pPr>
-            <w:r>
-              <w:rPr>
-                <w:rFonts w:asciiTheme="minorHAnsi" w:hAnsiTheme="minorHAnsi"/>
-                <w:sz w:val="14"/>
-                <w:szCs w:val="14"/>
+                <w:rFonts w:ascii="Calibri" w:hAnsi="Calibri"/>
+              </w:rPr>
+            </w:pPr>
+            <w:r>
+              <w:rPr>
+                <w:rFonts w:ascii="Calibri" w:hAnsi="Calibri"/>
               </w:rPr>
               <w:t>Responsible Builder/Installer Signature:</w:t>
             </w:r>
@@ -3247,25 +3202,18 @@
         </w:tc>
       </w:tr>
       <w:tr>
+        <w:tblPrEx>
+          <w:tblCellMar>
+            <w:left w:w="108" w:type="dxa"/>
+            <w:right w:w="108" w:type="dxa"/>
+          </w:tblCellMar>
+        </w:tblPrEx>
         <w:trPr>
           <w:trHeight w:val="360"/>
         </w:trPr>
         <w:tc>
           <w:tcPr>
-            <w:tcW w:w="5307" w:type="dxa"/>
-            <w:tcBorders>
-              <w:top w:val="single" w:sz="4" w:space="0" w:color="auto"/>
-              <w:left w:val="single" w:sz="4" w:space="0" w:color="auto"/>
-              <w:bottom w:val="single" w:sz="4" w:space="0" w:color="auto"/>
-              <w:right w:val="single" w:sz="4" w:space="0" w:color="auto"/>
-            </w:tcBorders>
-            <w:tcMar>
-              <w:top w:w="0" w:type="dxa"/>
-              <w:left w:w="108" w:type="dxa"/>
-              <w:bottom w:w="0" w:type="dxa"/>
-              <w:right w:w="108" w:type="dxa"/>
-            </w:tcMar>
-            <w:hideMark/>
+            <w:tcW w:w="5214" w:type="dxa"/>
           </w:tcPr>
           <w:p>
             <w:pPr>
@@ -3297,38 +3245,35 @@
               <w:spacing w:after="60"/>
               <w:ind w:right="90"/>
               <w:rPr>
-                <w:rFonts w:asciiTheme="minorHAnsi" w:hAnsiTheme="minorHAnsi"/>
-                <w:sz w:val="14"/>
-                <w:szCs w:val="14"/>
-              </w:rPr>
-            </w:pPr>
-            <w:r>
-              <w:rPr>
-                <w:rFonts w:asciiTheme="minorHAnsi" w:hAnsiTheme="minorHAnsi"/>
-                <w:sz w:val="14"/>
-                <w:szCs w:val="14"/>
-              </w:rPr>
-              <w:t>Company Name: (Installing Subcontractor or General Contractor or Builder/Owner)</w:t>
-            </w:r>
-          </w:p>
-        </w:tc>
-        <w:tc>
-          <w:tcPr>
-            <w:tcW w:w="5643" w:type="dxa"/>
+                <w:rFonts w:ascii="Calibri" w:hAnsi="Calibri"/>
+              </w:rPr>
+            </w:pPr>
+            <w:r>
+              <w:rPr>
+                <w:rFonts w:ascii="Calibri" w:hAnsi="Calibri"/>
+              </w:rPr>
+              <w:t>Company Name</w:t>
+            </w:r>
+            <w:proofErr w:type="gramStart"/>
+            <w:r>
+              <w:rPr>
+                <w:rFonts w:ascii="Calibri" w:hAnsi="Calibri"/>
+              </w:rPr>
+              <w:t>:  (</w:t>
+            </w:r>
+            <w:proofErr w:type="gramEnd"/>
+            <w:r>
+              <w:rPr>
+                <w:rFonts w:ascii="Calibri" w:hAnsi="Calibri"/>
+              </w:rPr>
+              <w:t>Installing Subcontractor or General Contractor or Builder/Owner)</w:t>
+            </w:r>
+          </w:p>
+        </w:tc>
+        <w:tc>
+          <w:tcPr>
+            <w:tcW w:w="5671" w:type="dxa"/>
             <w:gridSpan w:val="3"/>
-            <w:tcBorders>
-              <w:top w:val="single" w:sz="4" w:space="0" w:color="auto"/>
-              <w:left w:val="single" w:sz="4" w:space="0" w:color="auto"/>
-              <w:bottom w:val="single" w:sz="4" w:space="0" w:color="auto"/>
-              <w:right w:val="single" w:sz="4" w:space="0" w:color="auto"/>
-            </w:tcBorders>
-            <w:tcMar>
-              <w:top w:w="0" w:type="dxa"/>
-              <w:left w:w="108" w:type="dxa"/>
-              <w:bottom w:w="0" w:type="dxa"/>
-              <w:right w:w="108" w:type="dxa"/>
-            </w:tcMar>
-            <w:hideMark/>
           </w:tcPr>
           <w:p>
             <w:pPr>
@@ -3360,16 +3305,12 @@
               <w:spacing w:after="60"/>
               <w:ind w:right="90"/>
               <w:rPr>
-                <w:rFonts w:asciiTheme="minorHAnsi" w:hAnsiTheme="minorHAnsi"/>
-                <w:sz w:val="14"/>
-                <w:szCs w:val="14"/>
-              </w:rPr>
-            </w:pPr>
-            <w:r>
-              <w:rPr>
-                <w:rFonts w:asciiTheme="minorHAnsi" w:hAnsiTheme="minorHAnsi"/>
-                <w:sz w:val="14"/>
-                <w:szCs w:val="14"/>
+                <w:rFonts w:ascii="Calibri" w:hAnsi="Calibri"/>
+              </w:rPr>
+            </w:pPr>
+            <w:r>
+              <w:rPr>
+                <w:rFonts w:ascii="Calibri" w:hAnsi="Calibri"/>
               </w:rPr>
               <w:t>Position With Company (Title):</w:t>
             </w:r>
@@ -3377,25 +3318,18 @@
         </w:tc>
       </w:tr>
       <w:tr>
+        <w:tblPrEx>
+          <w:tblCellMar>
+            <w:left w:w="108" w:type="dxa"/>
+            <w:right w:w="108" w:type="dxa"/>
+          </w:tblCellMar>
+        </w:tblPrEx>
         <w:trPr>
           <w:trHeight w:val="360"/>
         </w:trPr>
         <w:tc>
           <w:tcPr>
-            <w:tcW w:w="5307" w:type="dxa"/>
-            <w:tcBorders>
-              <w:top w:val="single" w:sz="4" w:space="0" w:color="auto"/>
-              <w:left w:val="single" w:sz="4" w:space="0" w:color="auto"/>
-              <w:bottom w:val="single" w:sz="4" w:space="0" w:color="auto"/>
-              <w:right w:val="single" w:sz="4" w:space="0" w:color="auto"/>
-            </w:tcBorders>
-            <w:tcMar>
-              <w:top w:w="0" w:type="dxa"/>
-              <w:left w:w="108" w:type="dxa"/>
-              <w:bottom w:w="0" w:type="dxa"/>
-              <w:right w:w="108" w:type="dxa"/>
-            </w:tcMar>
-            <w:hideMark/>
+            <w:tcW w:w="5214" w:type="dxa"/>
           </w:tcPr>
           <w:p>
             <w:pPr>
@@ -3427,16 +3361,12 @@
               <w:spacing w:after="60"/>
               <w:ind w:right="90"/>
               <w:rPr>
-                <w:rFonts w:asciiTheme="minorHAnsi" w:hAnsiTheme="minorHAnsi"/>
-                <w:sz w:val="14"/>
-                <w:szCs w:val="14"/>
-              </w:rPr>
-            </w:pPr>
-            <w:r>
-              <w:rPr>
-                <w:rFonts w:asciiTheme="minorHAnsi" w:hAnsiTheme="minorHAnsi"/>
-                <w:sz w:val="14"/>
-                <w:szCs w:val="14"/>
+                <w:rFonts w:ascii="Calibri" w:hAnsi="Calibri"/>
+              </w:rPr>
+            </w:pPr>
+            <w:r>
+              <w:rPr>
+                <w:rFonts w:ascii="Calibri" w:hAnsi="Calibri"/>
               </w:rPr>
               <w:t>Address:</w:t>
             </w:r>
@@ -3444,21 +3374,8 @@
         </w:tc>
         <w:tc>
           <w:tcPr>
-            <w:tcW w:w="5643" w:type="dxa"/>
+            <w:tcW w:w="5671" w:type="dxa"/>
             <w:gridSpan w:val="3"/>
-            <w:tcBorders>
-              <w:top w:val="single" w:sz="4" w:space="0" w:color="auto"/>
-              <w:left w:val="single" w:sz="4" w:space="0" w:color="auto"/>
-              <w:bottom w:val="single" w:sz="4" w:space="0" w:color="auto"/>
-              <w:right w:val="single" w:sz="4" w:space="0" w:color="auto"/>
-            </w:tcBorders>
-            <w:tcMar>
-              <w:top w:w="0" w:type="dxa"/>
-              <w:left w:w="108" w:type="dxa"/>
-              <w:bottom w:w="0" w:type="dxa"/>
-              <w:right w:w="108" w:type="dxa"/>
-            </w:tcMar>
-            <w:hideMark/>
           </w:tcPr>
           <w:p>
             <w:pPr>
@@ -3490,16 +3407,12 @@
               <w:spacing w:after="60"/>
               <w:ind w:right="90"/>
               <w:rPr>
-                <w:rFonts w:asciiTheme="minorHAnsi" w:hAnsiTheme="minorHAnsi"/>
-                <w:sz w:val="14"/>
-                <w:szCs w:val="14"/>
-              </w:rPr>
-            </w:pPr>
-            <w:r>
-              <w:rPr>
-                <w:rFonts w:asciiTheme="minorHAnsi" w:hAnsiTheme="minorHAnsi"/>
-                <w:sz w:val="14"/>
-                <w:szCs w:val="14"/>
+                <w:rFonts w:ascii="Calibri" w:hAnsi="Calibri"/>
+              </w:rPr>
+            </w:pPr>
+            <w:r>
+              <w:rPr>
+                <w:rFonts w:ascii="Calibri" w:hAnsi="Calibri"/>
               </w:rPr>
               <w:t>CSLB License:</w:t>
             </w:r>
@@ -3507,25 +3420,18 @@
         </w:tc>
       </w:tr>
       <w:tr>
+        <w:tblPrEx>
+          <w:tblCellMar>
+            <w:left w:w="108" w:type="dxa"/>
+            <w:right w:w="108" w:type="dxa"/>
+          </w:tblCellMar>
+        </w:tblPrEx>
         <w:trPr>
           <w:trHeight w:val="360"/>
         </w:trPr>
         <w:tc>
           <w:tcPr>
-            <w:tcW w:w="5307" w:type="dxa"/>
-            <w:tcBorders>
-              <w:top w:val="single" w:sz="4" w:space="0" w:color="auto"/>
-              <w:left w:val="single" w:sz="4" w:space="0" w:color="auto"/>
-              <w:bottom w:val="single" w:sz="4" w:space="0" w:color="auto"/>
-              <w:right w:val="single" w:sz="4" w:space="0" w:color="auto"/>
-            </w:tcBorders>
-            <w:tcMar>
-              <w:top w:w="0" w:type="dxa"/>
-              <w:left w:w="108" w:type="dxa"/>
-              <w:bottom w:w="0" w:type="dxa"/>
-              <w:right w:w="108" w:type="dxa"/>
-            </w:tcMar>
-            <w:hideMark/>
+            <w:tcW w:w="5214" w:type="dxa"/>
           </w:tcPr>
           <w:p>
             <w:pPr>
@@ -3557,16 +3463,12 @@
               <w:spacing w:after="60"/>
               <w:ind w:right="90"/>
               <w:rPr>
-                <w:rFonts w:asciiTheme="minorHAnsi" w:hAnsiTheme="minorHAnsi"/>
-                <w:sz w:val="14"/>
-                <w:szCs w:val="14"/>
-              </w:rPr>
-            </w:pPr>
-            <w:r>
-              <w:rPr>
-                <w:rFonts w:asciiTheme="minorHAnsi" w:hAnsiTheme="minorHAnsi"/>
-                <w:sz w:val="14"/>
-                <w:szCs w:val="14"/>
+                <w:rFonts w:ascii="Calibri" w:hAnsi="Calibri"/>
+              </w:rPr>
+            </w:pPr>
+            <w:r>
+              <w:rPr>
+                <w:rFonts w:ascii="Calibri" w:hAnsi="Calibri"/>
               </w:rPr>
               <w:t>City/State/Zip:</w:t>
             </w:r>
@@ -3574,21 +3476,8 @@
         </w:tc>
         <w:tc>
           <w:tcPr>
-            <w:tcW w:w="2821" w:type="dxa"/>
+            <w:tcW w:w="2774" w:type="dxa"/>
             <w:gridSpan w:val="2"/>
-            <w:tcBorders>
-              <w:top w:val="single" w:sz="4" w:space="0" w:color="auto"/>
-              <w:left w:val="single" w:sz="4" w:space="0" w:color="auto"/>
-              <w:bottom w:val="single" w:sz="4" w:space="0" w:color="auto"/>
-              <w:right w:val="single" w:sz="4" w:space="0" w:color="auto"/>
-            </w:tcBorders>
-            <w:tcMar>
-              <w:top w:w="0" w:type="dxa"/>
-              <w:left w:w="108" w:type="dxa"/>
-              <w:bottom w:w="0" w:type="dxa"/>
-              <w:right w:w="108" w:type="dxa"/>
-            </w:tcMar>
-            <w:hideMark/>
           </w:tcPr>
           <w:p>
             <w:pPr>
@@ -3620,45 +3509,20 @@
               <w:spacing w:after="60"/>
               <w:ind w:right="90"/>
               <w:rPr>
-                <w:rFonts w:asciiTheme="minorHAnsi" w:hAnsiTheme="minorHAnsi"/>
-                <w:sz w:val="14"/>
-                <w:szCs w:val="14"/>
-              </w:rPr>
-            </w:pPr>
-            <w:r>
-              <w:rPr>
-                <w:rFonts w:asciiTheme="minorHAnsi" w:hAnsiTheme="minorHAnsi"/>
-                <w:sz w:val="14"/>
-                <w:szCs w:val="14"/>
-              </w:rPr>
-              <w:t>Phone</w:t>
-            </w:r>
-            <w:r>
-              <w:rPr>
-                <w:rFonts w:asciiTheme="minorHAnsi" w:hAnsiTheme="minorHAnsi"/>
-                <w:sz w:val="14"/>
-                <w:szCs w:val="14"/>
-              </w:rPr>
-              <w:t>:</w:t>
-            </w:r>
-          </w:p>
-        </w:tc>
-        <w:tc>
-          <w:tcPr>
-            <w:tcW w:w="2822" w:type="dxa"/>
-            <w:tcBorders>
-              <w:top w:val="single" w:sz="4" w:space="0" w:color="auto"/>
-              <w:left w:val="single" w:sz="4" w:space="0" w:color="auto"/>
-              <w:bottom w:val="single" w:sz="4" w:space="0" w:color="auto"/>
-              <w:right w:val="single" w:sz="4" w:space="0" w:color="auto"/>
-            </w:tcBorders>
-            <w:tcMar>
-              <w:top w:w="0" w:type="dxa"/>
-              <w:left w:w="108" w:type="dxa"/>
-              <w:bottom w:w="0" w:type="dxa"/>
-              <w:right w:w="108" w:type="dxa"/>
-            </w:tcMar>
-            <w:hideMark/>
+                <w:rFonts w:ascii="Calibri" w:hAnsi="Calibri"/>
+              </w:rPr>
+            </w:pPr>
+            <w:r>
+              <w:rPr>
+                <w:rFonts w:ascii="Calibri" w:hAnsi="Calibri"/>
+              </w:rPr>
+              <w:t>Phone:</w:t>
+            </w:r>
+          </w:p>
+        </w:tc>
+        <w:tc>
+          <w:tcPr>
+            <w:tcW w:w="2897" w:type="dxa"/>
           </w:tcPr>
           <w:p>
             <w:pPr>
@@ -3690,16 +3554,12 @@
               <w:spacing w:after="60"/>
               <w:ind w:right="90"/>
               <w:rPr>
-                <w:rFonts w:asciiTheme="minorHAnsi" w:hAnsiTheme="minorHAnsi"/>
-                <w:sz w:val="14"/>
-                <w:szCs w:val="14"/>
-              </w:rPr>
-            </w:pPr>
-            <w:r>
-              <w:rPr>
-                <w:rFonts w:asciiTheme="minorHAnsi" w:hAnsiTheme="minorHAnsi"/>
-                <w:sz w:val="14"/>
-                <w:szCs w:val="14"/>
+                <w:rFonts w:ascii="Calibri" w:hAnsi="Calibri"/>
+              </w:rPr>
+            </w:pPr>
+            <w:r>
+              <w:rPr>
+                <w:rFonts w:ascii="Calibri" w:hAnsi="Calibri"/>
               </w:rPr>
               <w:t>Date Signed:</w:t>
             </w:r>
@@ -3707,25 +3567,18 @@
         </w:tc>
       </w:tr>
       <w:tr>
+        <w:tblPrEx>
+          <w:tblCellMar>
+            <w:left w:w="108" w:type="dxa"/>
+            <w:right w:w="108" w:type="dxa"/>
+          </w:tblCellMar>
+        </w:tblPrEx>
         <w:trPr>
           <w:trHeight w:val="360"/>
         </w:trPr>
         <w:tc>
           <w:tcPr>
-            <w:tcW w:w="5307" w:type="dxa"/>
-            <w:tcBorders>
-              <w:top w:val="single" w:sz="4" w:space="0" w:color="auto"/>
-              <w:left w:val="single" w:sz="4" w:space="0" w:color="auto"/>
-              <w:bottom w:val="single" w:sz="4" w:space="0" w:color="auto"/>
-              <w:right w:val="single" w:sz="4" w:space="0" w:color="auto"/>
-            </w:tcBorders>
-            <w:tcMar>
-              <w:top w:w="0" w:type="dxa"/>
-              <w:left w:w="108" w:type="dxa"/>
-              <w:bottom w:w="0" w:type="dxa"/>
-              <w:right w:w="108" w:type="dxa"/>
-            </w:tcMar>
-            <w:hideMark/>
+            <w:tcW w:w="5214" w:type="dxa"/>
           </w:tcPr>
           <w:p>
             <w:pPr>
@@ -3757,16 +3610,12 @@
               <w:spacing w:after="60"/>
               <w:ind w:right="90"/>
               <w:rPr>
-                <w:rFonts w:asciiTheme="minorHAnsi" w:hAnsiTheme="minorHAnsi"/>
-                <w:sz w:val="14"/>
-                <w:szCs w:val="14"/>
-              </w:rPr>
-            </w:pPr>
-            <w:r>
-              <w:rPr>
-                <w:rFonts w:asciiTheme="minorHAnsi" w:hAnsiTheme="minorHAnsi"/>
-                <w:sz w:val="14"/>
-                <w:szCs w:val="14"/>
+                <w:rFonts w:ascii="Calibri" w:hAnsi="Calibri"/>
+              </w:rPr>
+            </w:pPr>
+            <w:r>
+              <w:rPr>
+                <w:rFonts w:ascii="Calibri" w:hAnsi="Calibri"/>
               </w:rPr>
               <w:t>Third Party Quality Control Program (TPQCP) Status:</w:t>
             </w:r>
@@ -3774,21 +3623,8 @@
         </w:tc>
         <w:tc>
           <w:tcPr>
-            <w:tcW w:w="5643" w:type="dxa"/>
+            <w:tcW w:w="5671" w:type="dxa"/>
             <w:gridSpan w:val="3"/>
-            <w:tcBorders>
-              <w:top w:val="single" w:sz="4" w:space="0" w:color="auto"/>
-              <w:left w:val="single" w:sz="4" w:space="0" w:color="auto"/>
-              <w:bottom w:val="single" w:sz="4" w:space="0" w:color="auto"/>
-              <w:right w:val="single" w:sz="4" w:space="0" w:color="auto"/>
-            </w:tcBorders>
-            <w:tcMar>
-              <w:top w:w="0" w:type="dxa"/>
-              <w:left w:w="108" w:type="dxa"/>
-              <w:bottom w:w="0" w:type="dxa"/>
-              <w:right w:w="108" w:type="dxa"/>
-            </w:tcMar>
-            <w:hideMark/>
           </w:tcPr>
           <w:p>
             <w:pPr>
@@ -3820,16 +3656,12 @@
               <w:spacing w:after="60"/>
               <w:ind w:right="90"/>
               <w:rPr>
-                <w:rFonts w:asciiTheme="minorHAnsi" w:hAnsiTheme="minorHAnsi"/>
-                <w:sz w:val="14"/>
-                <w:szCs w:val="14"/>
-              </w:rPr>
-            </w:pPr>
-            <w:r>
-              <w:rPr>
-                <w:rFonts w:asciiTheme="minorHAnsi" w:hAnsiTheme="minorHAnsi"/>
-                <w:sz w:val="14"/>
-                <w:szCs w:val="14"/>
+                <w:rFonts w:ascii="Calibri" w:hAnsi="Calibri"/>
+              </w:rPr>
+            </w:pPr>
+            <w:r>
+              <w:rPr>
+                <w:rFonts w:ascii="Calibri" w:hAnsi="Calibri"/>
               </w:rPr>
               <w:t xml:space="preserve">Name of TPQCP (if applicable): </w:t>
             </w:r>
@@ -3876,25 +3708,14 @@
           <w:b/>
         </w:rPr>
       </w:pPr>
-      <w:del w:id="16" w:author="Alhabibi, Haider@Energy" w:date="2022-02-23T17:37:00Z">
-        <w:r>
-          <w:rPr>
-            <w:rFonts w:ascii="Calibri" w:hAnsi="Calibri"/>
-            <w:b/>
-          </w:rPr>
-          <w:lastRenderedPageBreak/>
-          <w:delText>CF2R</w:delText>
-        </w:r>
-      </w:del>
-      <w:ins w:id="17" w:author="Alhabibi, Haider@Energy" w:date="2022-02-23T17:37:00Z">
-        <w:r>
-          <w:rPr>
-            <w:rFonts w:ascii="Calibri" w:hAnsi="Calibri"/>
-            <w:b/>
-          </w:rPr>
-          <w:t>LMCI</w:t>
-        </w:r>
-      </w:ins>
+      <w:r>
+        <w:rPr>
+          <w:rFonts w:ascii="Calibri" w:hAnsi="Calibri"/>
+          <w:b/>
+        </w:rPr>
+        <w:lastRenderedPageBreak/>
+        <w:t>LMCI</w:t>
+      </w:r>
       <w:r>
         <w:rPr>
           <w:rFonts w:ascii="Calibri" w:hAnsi="Calibri"/>
@@ -3909,13 +3730,6 @@
         </w:rPr>
         <w:t>-H User Instructions</w:t>
       </w:r>
-    </w:p>
-    <w:p>
-      <w:pPr>
-        <w:rPr>
-          <w:rFonts w:ascii="Calibri" w:hAnsi="Calibri"/>
-        </w:rPr>
-      </w:pPr>
     </w:p>
     <w:p>
       <w:pPr>
@@ -3965,22 +3779,12 @@
         </w:rPr>
         <w:t xml:space="preserve">This field is filled out automatically. It is referenced from the </w:t>
       </w:r>
-      <w:del w:id="18" w:author="Alhabibi, Haider@Energy" w:date="2022-02-23T17:37:00Z">
-        <w:r>
-          <w:rPr>
-            <w:rFonts w:ascii="Calibri" w:hAnsi="Calibri"/>
-          </w:rPr>
-          <w:delText>CF2R</w:delText>
-        </w:r>
-      </w:del>
-      <w:ins w:id="19" w:author="Alhabibi, Haider@Energy" w:date="2022-02-23T17:37:00Z">
-        <w:r>
-          <w:rPr>
-            <w:rFonts w:ascii="Calibri" w:hAnsi="Calibri"/>
-          </w:rPr>
-          <w:t>LMCI</w:t>
-        </w:r>
-      </w:ins>
+      <w:r>
+        <w:rPr>
+          <w:rFonts w:ascii="Calibri" w:hAnsi="Calibri"/>
+        </w:rPr>
+        <w:t>LMCI</w:t>
+      </w:r>
       <w:r>
         <w:rPr>
           <w:rFonts w:ascii="Calibri" w:hAnsi="Calibri"/>
@@ -4021,22 +3825,12 @@
         </w:rPr>
         <w:t xml:space="preserve">This field is filled out automatically. It is referenced from the </w:t>
       </w:r>
-      <w:del w:id="20" w:author="Alhabibi, Haider@Energy" w:date="2022-02-23T17:37:00Z">
-        <w:r>
-          <w:rPr>
-            <w:rFonts w:ascii="Calibri" w:hAnsi="Calibri"/>
-          </w:rPr>
-          <w:delText>CF2R</w:delText>
-        </w:r>
-      </w:del>
-      <w:ins w:id="21" w:author="Alhabibi, Haider@Energy" w:date="2022-02-23T17:37:00Z">
-        <w:r>
-          <w:rPr>
-            <w:rFonts w:ascii="Calibri" w:hAnsi="Calibri"/>
-          </w:rPr>
-          <w:t>LMCI</w:t>
-        </w:r>
-      </w:ins>
+      <w:r>
+        <w:rPr>
+          <w:rFonts w:ascii="Calibri" w:hAnsi="Calibri"/>
+        </w:rPr>
+        <w:t>LMCI</w:t>
+      </w:r>
       <w:r>
         <w:rPr>
           <w:rFonts w:ascii="Calibri" w:hAnsi="Calibri"/>
@@ -4070,28 +3864,12 @@
         </w:rPr>
         <w:t xml:space="preserve">This field is filled out automatically. It is referenced from the </w:t>
       </w:r>
-      <w:del w:id="22" w:author="Alhabibi, Haider@Energy" w:date="2022-02-23T17:37:00Z">
-        <w:r>
-          <w:rPr>
-            <w:rFonts w:ascii="Calibri" w:hAnsi="Calibri"/>
-          </w:rPr>
-          <w:delText>CF</w:delText>
-        </w:r>
-        <w:r>
-          <w:rPr>
-            <w:rFonts w:ascii="Calibri" w:hAnsi="Calibri"/>
-          </w:rPr>
-          <w:delText>2R</w:delText>
-        </w:r>
-      </w:del>
-      <w:ins w:id="23" w:author="Alhabibi, Haider@Energy" w:date="2022-02-23T17:37:00Z">
-        <w:r>
-          <w:rPr>
-            <w:rFonts w:ascii="Calibri" w:hAnsi="Calibri"/>
-          </w:rPr>
-          <w:t>LMCI</w:t>
-        </w:r>
-      </w:ins>
+      <w:r>
+        <w:rPr>
+          <w:rFonts w:ascii="Calibri" w:hAnsi="Calibri"/>
+        </w:rPr>
+        <w:t>LMCI</w:t>
+      </w:r>
       <w:r>
         <w:rPr>
           <w:rFonts w:ascii="Calibri" w:hAnsi="Calibri"/>
@@ -4138,22 +3916,12 @@
         </w:rPr>
         <w:t xml:space="preserve">This field is filled out automatically. It is referenced from the </w:t>
       </w:r>
-      <w:del w:id="24" w:author="Alhabibi, Haider@Energy" w:date="2022-02-23T17:37:00Z">
-        <w:r>
-          <w:rPr>
-            <w:rFonts w:ascii="Calibri" w:hAnsi="Calibri"/>
-          </w:rPr>
-          <w:delText>CF2R</w:delText>
-        </w:r>
-      </w:del>
-      <w:ins w:id="25" w:author="Alhabibi, Haider@Energy" w:date="2022-02-23T17:37:00Z">
-        <w:r>
-          <w:rPr>
-            <w:rFonts w:ascii="Calibri" w:hAnsi="Calibri"/>
-          </w:rPr>
-          <w:t>LMCI</w:t>
-        </w:r>
-      </w:ins>
+      <w:r>
+        <w:rPr>
+          <w:rFonts w:ascii="Calibri" w:hAnsi="Calibri"/>
+        </w:rPr>
+        <w:t>LMCI</w:t>
+      </w:r>
       <w:r>
         <w:rPr>
           <w:rFonts w:ascii="Calibri" w:hAnsi="Calibri"/>
@@ -4194,22 +3962,12 @@
         </w:rPr>
         <w:t xml:space="preserve">This field is filled out automatically. It is referenced from the </w:t>
       </w:r>
-      <w:del w:id="26" w:author="Alhabibi, Haider@Energy" w:date="2022-02-23T17:37:00Z">
-        <w:r>
-          <w:rPr>
-            <w:rFonts w:ascii="Calibri" w:hAnsi="Calibri"/>
-          </w:rPr>
-          <w:delText>CF2R</w:delText>
-        </w:r>
-      </w:del>
-      <w:ins w:id="27" w:author="Alhabibi, Haider@Energy" w:date="2022-02-23T17:37:00Z">
-        <w:r>
-          <w:rPr>
-            <w:rFonts w:ascii="Calibri" w:hAnsi="Calibri"/>
-          </w:rPr>
-          <w:t>LMCI</w:t>
-        </w:r>
-      </w:ins>
+      <w:r>
+        <w:rPr>
+          <w:rFonts w:ascii="Calibri" w:hAnsi="Calibri"/>
+        </w:rPr>
+        <w:t>LMCI</w:t>
+      </w:r>
       <w:r>
         <w:rPr>
           <w:rFonts w:ascii="Calibri" w:hAnsi="Calibri"/>
@@ -4250,22 +4008,12 @@
         </w:rPr>
         <w:t xml:space="preserve">This field is filled out automatically. It is referenced from the </w:t>
       </w:r>
-      <w:del w:id="28" w:author="Alhabibi, Haider@Energy" w:date="2022-02-23T17:37:00Z">
-        <w:r>
-          <w:rPr>
-            <w:rFonts w:ascii="Calibri" w:hAnsi="Calibri"/>
-          </w:rPr>
-          <w:delText>CF2R</w:delText>
-        </w:r>
-      </w:del>
-      <w:ins w:id="29" w:author="Alhabibi, Haider@Energy" w:date="2022-02-23T17:37:00Z">
-        <w:r>
-          <w:rPr>
-            <w:rFonts w:ascii="Calibri" w:hAnsi="Calibri"/>
-          </w:rPr>
-          <w:t>LMCI</w:t>
-        </w:r>
-      </w:ins>
+      <w:r>
+        <w:rPr>
+          <w:rFonts w:ascii="Calibri" w:hAnsi="Calibri"/>
+        </w:rPr>
+        <w:t>LMCI</w:t>
+      </w:r>
       <w:r>
         <w:rPr>
           <w:rFonts w:ascii="Calibri" w:hAnsi="Calibri"/>
@@ -4306,22 +4054,12 @@
         </w:rPr>
         <w:t xml:space="preserve">This field is filled out automatically. It is referenced from the </w:t>
       </w:r>
-      <w:del w:id="30" w:author="Alhabibi, Haider@Energy" w:date="2022-02-23T17:37:00Z">
-        <w:r>
-          <w:rPr>
-            <w:rFonts w:ascii="Calibri" w:hAnsi="Calibri"/>
-          </w:rPr>
-          <w:delText>CF2R</w:delText>
-        </w:r>
-      </w:del>
-      <w:ins w:id="31" w:author="Alhabibi, Haider@Energy" w:date="2022-02-23T17:37:00Z">
-        <w:r>
-          <w:rPr>
-            <w:rFonts w:ascii="Calibri" w:hAnsi="Calibri"/>
-          </w:rPr>
-          <w:t>LMCI</w:t>
-        </w:r>
-      </w:ins>
+      <w:r>
+        <w:rPr>
+          <w:rFonts w:ascii="Calibri" w:hAnsi="Calibri"/>
+        </w:rPr>
+        <w:t>LMCI</w:t>
+      </w:r>
       <w:r>
         <w:rPr>
           <w:rFonts w:ascii="Calibri" w:hAnsi="Calibri"/>
@@ -4362,22 +4100,12 @@
         </w:rPr>
         <w:t xml:space="preserve">This field is filled out automatically. It is referenced from the </w:t>
       </w:r>
-      <w:del w:id="32" w:author="Alhabibi, Haider@Energy" w:date="2022-02-23T17:37:00Z">
-        <w:r>
-          <w:rPr>
-            <w:rFonts w:ascii="Calibri" w:hAnsi="Calibri"/>
-          </w:rPr>
-          <w:delText>CF2R</w:delText>
-        </w:r>
-      </w:del>
-      <w:ins w:id="33" w:author="Alhabibi, Haider@Energy" w:date="2022-02-23T17:37:00Z">
-        <w:r>
-          <w:rPr>
-            <w:rFonts w:ascii="Calibri" w:hAnsi="Calibri"/>
-          </w:rPr>
-          <w:t>LMCI</w:t>
-        </w:r>
-      </w:ins>
+      <w:r>
+        <w:rPr>
+          <w:rFonts w:ascii="Calibri" w:hAnsi="Calibri"/>
+        </w:rPr>
+        <w:t>LMCI</w:t>
+      </w:r>
       <w:r>
         <w:rPr>
           <w:rFonts w:ascii="Calibri" w:hAnsi="Calibri"/>
@@ -4418,22 +4146,12 @@
         </w:rPr>
         <w:t xml:space="preserve">This field is filled out automatically. It is referenced from the </w:t>
       </w:r>
-      <w:del w:id="34" w:author="Alhabibi, Haider@Energy" w:date="2022-02-23T17:37:00Z">
-        <w:r>
-          <w:rPr>
-            <w:rFonts w:ascii="Calibri" w:hAnsi="Calibri"/>
-          </w:rPr>
-          <w:delText>CF2R</w:delText>
-        </w:r>
-      </w:del>
-      <w:ins w:id="35" w:author="Alhabibi, Haider@Energy" w:date="2022-02-23T17:37:00Z">
-        <w:r>
-          <w:rPr>
-            <w:rFonts w:ascii="Calibri" w:hAnsi="Calibri"/>
-          </w:rPr>
-          <w:t>LMCI</w:t>
-        </w:r>
-      </w:ins>
+      <w:r>
+        <w:rPr>
+          <w:rFonts w:ascii="Calibri" w:hAnsi="Calibri"/>
+        </w:rPr>
+        <w:t>LMCI</w:t>
+      </w:r>
       <w:r>
         <w:rPr>
           <w:rFonts w:ascii="Calibri" w:hAnsi="Calibri"/>
@@ -4474,22 +4192,12 @@
         </w:rPr>
         <w:t xml:space="preserve">This field is filled out automatically. It is referenced from the </w:t>
       </w:r>
-      <w:del w:id="36" w:author="Alhabibi, Haider@Energy" w:date="2022-02-23T17:37:00Z">
-        <w:r>
-          <w:rPr>
-            <w:rFonts w:ascii="Calibri" w:hAnsi="Calibri"/>
-          </w:rPr>
-          <w:delText>CF2R</w:delText>
-        </w:r>
-      </w:del>
-      <w:ins w:id="37" w:author="Alhabibi, Haider@Energy" w:date="2022-02-23T17:37:00Z">
-        <w:r>
-          <w:rPr>
-            <w:rFonts w:ascii="Calibri" w:hAnsi="Calibri"/>
-          </w:rPr>
-          <w:t>LMCI</w:t>
-        </w:r>
-      </w:ins>
+      <w:r>
+        <w:rPr>
+          <w:rFonts w:ascii="Calibri" w:hAnsi="Calibri"/>
+        </w:rPr>
+        <w:t>LMCI</w:t>
+      </w:r>
       <w:r>
         <w:rPr>
           <w:rFonts w:ascii="Calibri" w:hAnsi="Calibri"/>
@@ -4530,22 +4238,12 @@
         </w:rPr>
         <w:t xml:space="preserve">This field is filled out automatically. It is referenced from the </w:t>
       </w:r>
-      <w:del w:id="38" w:author="Alhabibi, Haider@Energy" w:date="2022-02-23T17:37:00Z">
-        <w:r>
-          <w:rPr>
-            <w:rFonts w:ascii="Calibri" w:hAnsi="Calibri"/>
-          </w:rPr>
-          <w:delText>CF2R</w:delText>
-        </w:r>
-      </w:del>
-      <w:ins w:id="39" w:author="Alhabibi, Haider@Energy" w:date="2022-02-23T17:37:00Z">
-        <w:r>
-          <w:rPr>
-            <w:rFonts w:ascii="Calibri" w:hAnsi="Calibri"/>
-          </w:rPr>
-          <w:t>LMCI</w:t>
-        </w:r>
-      </w:ins>
+      <w:r>
+        <w:rPr>
+          <w:rFonts w:ascii="Calibri" w:hAnsi="Calibri"/>
+        </w:rPr>
+        <w:t>LMCI</w:t>
+      </w:r>
       <w:r>
         <w:rPr>
           <w:rFonts w:ascii="Calibri" w:hAnsi="Calibri"/>
@@ -4562,44 +4260,37 @@
         </w:numPr>
         <w:ind w:left="360" w:hanging="360"/>
         <w:rPr>
+          <w:del w:id="6" w:author="Alhabibi, Haider@Energy" w:date="2023-11-02T09:09:00Z"/>
           <w:rFonts w:ascii="Calibri" w:hAnsi="Calibri"/>
           <w:i/>
         </w:rPr>
       </w:pPr>
-      <w:r>
-        <w:rPr>
-          <w:rFonts w:ascii="Calibri" w:hAnsi="Calibri"/>
-        </w:rPr>
-        <w:t xml:space="preserve">Central Fan Ventilation Cooling System (CFVCS) Status: </w:t>
-      </w:r>
-      <w:r>
-        <w:rPr>
-          <w:rFonts w:ascii="Calibri" w:hAnsi="Calibri"/>
-        </w:rPr>
-        <w:t xml:space="preserve">This field is filled out automatically. It is referenced from the </w:t>
-      </w:r>
-      <w:del w:id="40" w:author="Alhabibi, Haider@Energy" w:date="2022-02-23T17:37:00Z">
+      <w:del w:id="7" w:author="Alhabibi, Haider@Energy" w:date="2023-11-02T09:09:00Z">
         <w:r>
           <w:rPr>
             <w:rFonts w:ascii="Calibri" w:hAnsi="Calibri"/>
           </w:rPr>
-          <w:delText>CF2R</w:delText>
+          <w:delText xml:space="preserve">Central Fan Ventilation Cooling System (CFVCS) Status: </w:delText>
         </w:r>
-      </w:del>
-      <w:ins w:id="41" w:author="Alhabibi, Haider@Energy" w:date="2022-02-23T17:37:00Z">
         <w:r>
           <w:rPr>
             <w:rFonts w:ascii="Calibri" w:hAnsi="Calibri"/>
           </w:rPr>
-          <w:t>LMCI</w:t>
+          <w:delText xml:space="preserve">This field is filled out automatically. It is referenced from the </w:delText>
         </w:r>
-      </w:ins>
-      <w:r>
-        <w:rPr>
-          <w:rFonts w:ascii="Calibri" w:hAnsi="Calibri"/>
-        </w:rPr>
-        <w:t>-MCH-23, which must be completed prior to this document.</w:t>
-      </w:r>
+        <w:r>
+          <w:rPr>
+            <w:rFonts w:ascii="Calibri" w:hAnsi="Calibri"/>
+          </w:rPr>
+          <w:delText>LMCI</w:delText>
+        </w:r>
+        <w:r>
+          <w:rPr>
+            <w:rFonts w:ascii="Calibri" w:hAnsi="Calibri"/>
+          </w:rPr>
+          <w:delText>-MCH-23, which must be completed prior to this document.</w:delText>
+        </w:r>
+      </w:del>
     </w:p>
     <w:p>
       <w:pPr>
@@ -4667,7 +4358,21 @@
         <w:rPr>
           <w:rFonts w:ascii="Calibri" w:hAnsi="Calibri"/>
         </w:rPr>
-        <w:t>If the device used to measure fan watts was a portable watt meter then select “Portable Watt Meter”. This can include plug-in devices such as a “Watts-Up” meter, or a “Kill-a-Watt” meter, or a clamp-on type meter that reads true power watts directly (must account for power factor – multiplying amps x volts is not adequate).</w:t>
+        <w:t xml:space="preserve">If the device used to measure fan watts was a portable watt </w:t>
+      </w:r>
+      <w:proofErr w:type="gramStart"/>
+      <w:r>
+        <w:rPr>
+          <w:rFonts w:ascii="Calibri" w:hAnsi="Calibri"/>
+        </w:rPr>
+        <w:t>meter</w:t>
+      </w:r>
+      <w:proofErr w:type="gramEnd"/>
+      <w:r>
+        <w:rPr>
+          <w:rFonts w:ascii="Calibri" w:hAnsi="Calibri"/>
+        </w:rPr>
+        <w:t xml:space="preserve"> then select “Portable Watt Meter”. This can include plug-in devices such as a “Watts-Up” meter, or a “Kill-a-Watt” meter, or a clamp-on type meter that reads true power watts directly (must account for power factor – multiplying amps x volts is not adequate).</w:t>
       </w:r>
     </w:p>
     <w:p>
@@ -4765,22 +4470,12 @@
         </w:rPr>
         <w:t xml:space="preserve">This field is filled out automatically. It is referenced from the </w:t>
       </w:r>
-      <w:del w:id="42" w:author="Alhabibi, Haider@Energy" w:date="2022-02-23T17:37:00Z">
-        <w:r>
-          <w:rPr>
-            <w:rFonts w:ascii="Calibri" w:hAnsi="Calibri"/>
-          </w:rPr>
-          <w:delText>CF2R</w:delText>
-        </w:r>
-      </w:del>
-      <w:ins w:id="43" w:author="Alhabibi, Haider@Energy" w:date="2022-02-23T17:37:00Z">
-        <w:r>
-          <w:rPr>
-            <w:rFonts w:ascii="Calibri" w:hAnsi="Calibri"/>
-          </w:rPr>
-          <w:t>LMCI</w:t>
-        </w:r>
-      </w:ins>
+      <w:r>
+        <w:rPr>
+          <w:rFonts w:ascii="Calibri" w:hAnsi="Calibri"/>
+        </w:rPr>
+        <w:t>LMCI</w:t>
+      </w:r>
       <w:r>
         <w:rPr>
           <w:rFonts w:ascii="Calibri" w:hAnsi="Calibri"/>
@@ -4851,22 +4546,12 @@
         </w:rPr>
         <w:t xml:space="preserve"> on the </w:t>
       </w:r>
-      <w:del w:id="44" w:author="Alhabibi, Haider@Energy" w:date="2022-02-23T17:36:00Z">
-        <w:r>
-          <w:rPr>
-            <w:rFonts w:ascii="Calibri" w:hAnsi="Calibri"/>
-          </w:rPr>
-          <w:delText>CF1R</w:delText>
-        </w:r>
-      </w:del>
-      <w:ins w:id="45" w:author="Alhabibi, Haider@Energy" w:date="2022-02-23T17:36:00Z">
-        <w:r>
-          <w:rPr>
-            <w:rFonts w:ascii="Calibri" w:hAnsi="Calibri"/>
-          </w:rPr>
-          <w:t>LMCC</w:t>
-        </w:r>
-      </w:ins>
+      <w:r>
+        <w:rPr>
+          <w:rFonts w:ascii="Calibri" w:hAnsi="Calibri"/>
+        </w:rPr>
+        <w:t>LMCC</w:t>
+      </w:r>
       <w:r>
         <w:rPr>
           <w:rFonts w:ascii="Calibri" w:hAnsi="Calibri"/>
@@ -5017,7 +4702,23 @@
           <w:rFonts w:asciiTheme="minorHAnsi" w:hAnsiTheme="minorHAnsi"/>
           <w:szCs w:val="18"/>
         </w:rPr>
-        <w:t>This field is filled out automatically based on whether or not the actual fan efficacy meets the required fan efficacy.</w:t>
+        <w:t xml:space="preserve">This field is filled out automatically based on </w:t>
+      </w:r>
+      <w:proofErr w:type="gramStart"/>
+      <w:r>
+        <w:rPr>
+          <w:rFonts w:asciiTheme="minorHAnsi" w:hAnsiTheme="minorHAnsi"/>
+          <w:szCs w:val="18"/>
+        </w:rPr>
+        <w:t>whether or not</w:t>
+      </w:r>
+      <w:proofErr w:type="gramEnd"/>
+      <w:r>
+        <w:rPr>
+          <w:rFonts w:asciiTheme="minorHAnsi" w:hAnsiTheme="minorHAnsi"/>
+          <w:szCs w:val="18"/>
+        </w:rPr>
+        <w:t xml:space="preserve"> the actual fan efficacy meets the required fan efficacy.</w:t>
       </w:r>
     </w:p>
     <w:p>
@@ -5147,7 +4848,6 @@
         <w:rPr>
           <w:rFonts w:asciiTheme="minorHAnsi" w:hAnsiTheme="minorHAnsi"/>
         </w:rPr>
-        <w:lastRenderedPageBreak/>
         <w:t>This field must be a true statement (or not applicable) for the system to comply.</w:t>
       </w:r>
     </w:p>
@@ -5164,7 +4864,8 @@
         <w:sectPr>
           <w:headerReference w:type="even" r:id="rId16"/>
           <w:headerReference w:type="default" r:id="rId17"/>
-          <w:headerReference w:type="first" r:id="rId18"/>
+          <w:footerReference w:type="default" r:id="rId18"/>
+          <w:headerReference w:type="first" r:id="rId19"/>
           <w:pgSz w:w="12240" w:h="15840" w:code="1"/>
           <w:pgMar w:top="720" w:right="720" w:bottom="720" w:left="720" w:header="720" w:footer="576" w:gutter="0"/>
           <w:pgNumType w:start="1"/>
@@ -5314,26 +5015,14 @@
               </w:rPr>
               <w:t xml:space="preserve">&lt;&lt;auto filled text: referenced from </w:t>
             </w:r>
-            <w:del w:id="48" w:author="Alhabibi, Haider@Energy" w:date="2022-02-23T17:37:00Z">
-              <w:r>
-                <w:rPr>
-                  <w:rFonts w:asciiTheme="minorHAnsi" w:hAnsiTheme="minorHAnsi"/>
-                  <w:sz w:val="18"/>
-                  <w:szCs w:val="18"/>
-                </w:rPr>
-                <w:delText>CF2R</w:delText>
-              </w:r>
-            </w:del>
-            <w:ins w:id="49" w:author="Alhabibi, Haider@Energy" w:date="2022-02-23T17:37:00Z">
-              <w:r>
-                <w:rPr>
-                  <w:rFonts w:asciiTheme="minorHAnsi" w:hAnsiTheme="minorHAnsi"/>
-                  <w:sz w:val="18"/>
-                  <w:szCs w:val="18"/>
-                </w:rPr>
-                <w:t>LMCI</w:t>
-              </w:r>
-            </w:ins>
+            <w:r>
+              <w:rPr>
+                <w:rFonts w:asciiTheme="minorHAnsi" w:hAnsiTheme="minorHAnsi"/>
+                <w:sz w:val="18"/>
+                <w:szCs w:val="18"/>
+              </w:rPr>
+              <w:t>LMCI</w:t>
+            </w:r>
             <w:r>
               <w:rPr>
                 <w:rFonts w:asciiTheme="minorHAnsi" w:hAnsiTheme="minorHAnsi"/>
@@ -5442,26 +5131,14 @@
               </w:rPr>
               <w:t xml:space="preserve">&lt;&lt;auto filled text: referenced from </w:t>
             </w:r>
-            <w:del w:id="50" w:author="Alhabibi, Haider@Energy" w:date="2022-02-23T17:37:00Z">
-              <w:r>
-                <w:rPr>
-                  <w:rFonts w:asciiTheme="minorHAnsi" w:hAnsiTheme="minorHAnsi"/>
-                  <w:sz w:val="18"/>
-                  <w:szCs w:val="18"/>
-                </w:rPr>
-                <w:delText>CF2R</w:delText>
-              </w:r>
-            </w:del>
-            <w:ins w:id="51" w:author="Alhabibi, Haider@Energy" w:date="2022-02-23T17:37:00Z">
-              <w:r>
-                <w:rPr>
-                  <w:rFonts w:asciiTheme="minorHAnsi" w:hAnsiTheme="minorHAnsi"/>
-                  <w:sz w:val="18"/>
-                  <w:szCs w:val="18"/>
-                </w:rPr>
-                <w:t>LMCI</w:t>
-              </w:r>
-            </w:ins>
+            <w:r>
+              <w:rPr>
+                <w:rFonts w:asciiTheme="minorHAnsi" w:hAnsiTheme="minorHAnsi"/>
+                <w:sz w:val="18"/>
+                <w:szCs w:val="18"/>
+              </w:rPr>
+              <w:t>LMCI</w:t>
+            </w:r>
             <w:r>
               <w:rPr>
                 <w:rFonts w:asciiTheme="minorHAnsi" w:hAnsiTheme="minorHAnsi"/>
@@ -5601,96 +5278,957 @@
               </w:rPr>
               <w:t xml:space="preserve">&lt;&lt;auto filled text: referenced from </w:t>
             </w:r>
-            <w:del w:id="52" w:author="Alhabibi, Haider@Energy" w:date="2022-02-23T17:37:00Z">
+            <w:r>
+              <w:rPr>
+                <w:rFonts w:asciiTheme="minorHAnsi" w:hAnsiTheme="minorHAnsi"/>
+                <w:sz w:val="18"/>
+                <w:szCs w:val="18"/>
+              </w:rPr>
+              <w:t>LMCI</w:t>
+            </w:r>
+            <w:r>
+              <w:rPr>
+                <w:rFonts w:asciiTheme="minorHAnsi" w:hAnsiTheme="minorHAnsi"/>
+                <w:sz w:val="18"/>
+                <w:szCs w:val="18"/>
+              </w:rPr>
+              <w:t>-</w:t>
+            </w:r>
+            <w:r>
+              <w:rPr>
+                <w:rFonts w:asciiTheme="minorHAnsi" w:hAnsiTheme="minorHAnsi"/>
+                <w:sz w:val="18"/>
+                <w:szCs w:val="18"/>
+              </w:rPr>
+              <w:t>MCH</w:t>
+            </w:r>
+            <w:r>
+              <w:rPr>
+                <w:rFonts w:asciiTheme="minorHAnsi" w:hAnsiTheme="minorHAnsi"/>
+                <w:sz w:val="18"/>
+                <w:szCs w:val="18"/>
+              </w:rPr>
+              <w:t>23</w:t>
+            </w:r>
+            <w:r>
+              <w:rPr>
+                <w:rFonts w:asciiTheme="minorHAnsi" w:hAnsiTheme="minorHAnsi"/>
+                <w:sz w:val="18"/>
+                <w:szCs w:val="18"/>
+              </w:rPr>
+              <w:t>&gt;&gt;</w:t>
+            </w:r>
+          </w:p>
+        </w:tc>
+      </w:tr>
+      <w:tr>
+        <w:trPr>
+          <w:cantSplit/>
+          <w:trHeight w:val="144"/>
+        </w:trPr>
+        <w:tc>
+          <w:tcPr>
+            <w:tcW w:w="475" w:type="dxa"/>
+            <w:vAlign w:val="center"/>
+          </w:tcPr>
+          <w:p>
+            <w:pPr>
+              <w:jc w:val="center"/>
+              <w:rPr>
+                <w:rFonts w:asciiTheme="minorHAnsi" w:hAnsiTheme="minorHAnsi"/>
+                <w:sz w:val="18"/>
+                <w:szCs w:val="18"/>
+              </w:rPr>
+            </w:pPr>
+            <w:r>
+              <w:rPr>
+                <w:rFonts w:asciiTheme="minorHAnsi" w:hAnsiTheme="minorHAnsi"/>
+                <w:sz w:val="18"/>
+                <w:szCs w:val="18"/>
+              </w:rPr>
+              <w:t>0</w:t>
+            </w:r>
+            <w:r>
+              <w:rPr>
+                <w:rFonts w:asciiTheme="minorHAnsi" w:hAnsiTheme="minorHAnsi"/>
+                <w:sz w:val="18"/>
+                <w:szCs w:val="18"/>
+              </w:rPr>
+              <w:t>4</w:t>
+            </w:r>
+          </w:p>
+        </w:tc>
+        <w:tc>
+          <w:tcPr>
+            <w:tcW w:w="4950" w:type="dxa"/>
+            <w:vAlign w:val="center"/>
+          </w:tcPr>
+          <w:p>
+            <w:pPr>
+              <w:rPr>
+                <w:rFonts w:asciiTheme="minorHAnsi" w:hAnsiTheme="minorHAnsi"/>
+                <w:sz w:val="18"/>
+                <w:szCs w:val="18"/>
+              </w:rPr>
+            </w:pPr>
+            <w:r>
+              <w:rPr>
+                <w:rFonts w:asciiTheme="minorHAnsi" w:hAnsiTheme="minorHAnsi"/>
+                <w:sz w:val="18"/>
+                <w:szCs w:val="18"/>
+              </w:rPr>
+              <w:t>System Installation Type</w:t>
+            </w:r>
+          </w:p>
+        </w:tc>
+        <w:tc>
+          <w:tcPr>
+            <w:tcW w:w="5605" w:type="dxa"/>
+            <w:vAlign w:val="center"/>
+          </w:tcPr>
+          <w:p>
+            <w:pPr>
+              <w:rPr>
+                <w:rFonts w:asciiTheme="minorHAnsi" w:hAnsiTheme="minorHAnsi"/>
+                <w:sz w:val="18"/>
+                <w:szCs w:val="18"/>
+              </w:rPr>
+            </w:pPr>
+            <w:r>
+              <w:rPr>
+                <w:rFonts w:asciiTheme="minorHAnsi" w:hAnsiTheme="minorHAnsi"/>
+                <w:sz w:val="18"/>
+                <w:szCs w:val="18"/>
+              </w:rPr>
+              <w:t>&lt;&lt;</w:t>
+            </w:r>
+            <w:r>
+              <w:rPr>
+                <w:rFonts w:asciiTheme="minorHAnsi" w:hAnsiTheme="minorHAnsi"/>
+                <w:sz w:val="18"/>
+                <w:szCs w:val="18"/>
+              </w:rPr>
+              <w:t xml:space="preserve"> auto filled text: referenced from </w:t>
+            </w:r>
+            <w:r>
+              <w:rPr>
+                <w:rFonts w:asciiTheme="minorHAnsi" w:hAnsiTheme="minorHAnsi"/>
+                <w:sz w:val="18"/>
+                <w:szCs w:val="18"/>
+              </w:rPr>
+              <w:t>LMCI</w:t>
+            </w:r>
+            <w:r>
+              <w:rPr>
+                <w:rFonts w:asciiTheme="minorHAnsi" w:hAnsiTheme="minorHAnsi"/>
+                <w:sz w:val="18"/>
+                <w:szCs w:val="18"/>
+              </w:rPr>
+              <w:t>-MCH23&gt;&gt;</w:t>
+            </w:r>
+            <w:r>
+              <w:rPr>
+                <w:rFonts w:asciiTheme="minorHAnsi" w:hAnsiTheme="minorHAnsi"/>
+                <w:sz w:val="18"/>
+                <w:szCs w:val="18"/>
+              </w:rPr>
+              <w:t xml:space="preserve"> </w:t>
+            </w:r>
+          </w:p>
+        </w:tc>
+      </w:tr>
+      <w:tr>
+        <w:trPr>
+          <w:cantSplit/>
+          <w:trHeight w:val="144"/>
+        </w:trPr>
+        <w:tc>
+          <w:tcPr>
+            <w:tcW w:w="475" w:type="dxa"/>
+            <w:vAlign w:val="center"/>
+          </w:tcPr>
+          <w:p>
+            <w:pPr>
+              <w:jc w:val="center"/>
+              <w:rPr>
+                <w:rFonts w:asciiTheme="minorHAnsi" w:hAnsiTheme="minorHAnsi"/>
+                <w:sz w:val="18"/>
+                <w:szCs w:val="18"/>
+              </w:rPr>
+            </w:pPr>
+            <w:r>
+              <w:rPr>
+                <w:rFonts w:asciiTheme="minorHAnsi" w:hAnsiTheme="minorHAnsi"/>
+                <w:sz w:val="18"/>
+                <w:szCs w:val="18"/>
+              </w:rPr>
+              <w:t>0</w:t>
+            </w:r>
+            <w:r>
+              <w:rPr>
+                <w:rFonts w:asciiTheme="minorHAnsi" w:hAnsiTheme="minorHAnsi"/>
+                <w:sz w:val="18"/>
+                <w:szCs w:val="18"/>
+              </w:rPr>
+              <w:t>5</w:t>
+            </w:r>
+          </w:p>
+        </w:tc>
+        <w:tc>
+          <w:tcPr>
+            <w:tcW w:w="4950" w:type="dxa"/>
+          </w:tcPr>
+          <w:p>
+            <w:pPr>
+              <w:rPr>
+                <w:rFonts w:asciiTheme="minorHAnsi" w:hAnsiTheme="minorHAnsi"/>
+                <w:sz w:val="18"/>
+                <w:szCs w:val="18"/>
+              </w:rPr>
+            </w:pPr>
+            <w:r>
+              <w:rPr>
+                <w:rFonts w:asciiTheme="minorHAnsi" w:hAnsiTheme="minorHAnsi"/>
+                <w:sz w:val="18"/>
+                <w:szCs w:val="18"/>
+              </w:rPr>
+              <w:t>Nominal Cooling Capacity (tons) of Condenser</w:t>
+            </w:r>
+          </w:p>
+        </w:tc>
+        <w:tc>
+          <w:tcPr>
+            <w:tcW w:w="5605" w:type="dxa"/>
+            <w:vAlign w:val="center"/>
+          </w:tcPr>
+          <w:p>
+            <w:pPr>
+              <w:rPr>
+                <w:rFonts w:asciiTheme="minorHAnsi" w:hAnsiTheme="minorHAnsi"/>
+                <w:sz w:val="18"/>
+                <w:szCs w:val="18"/>
+              </w:rPr>
+            </w:pPr>
+            <w:r>
+              <w:rPr>
+                <w:rFonts w:asciiTheme="minorHAnsi" w:hAnsiTheme="minorHAnsi"/>
+                <w:sz w:val="18"/>
+                <w:szCs w:val="18"/>
+              </w:rPr>
+              <w:t xml:space="preserve">&lt;&lt; auto filled text: referenced from </w:t>
+            </w:r>
+            <w:r>
+              <w:rPr>
+                <w:rFonts w:asciiTheme="minorHAnsi" w:hAnsiTheme="minorHAnsi"/>
+                <w:sz w:val="18"/>
+                <w:szCs w:val="18"/>
+              </w:rPr>
+              <w:t>LMCI</w:t>
+            </w:r>
+            <w:r>
+              <w:rPr>
+                <w:rFonts w:asciiTheme="minorHAnsi" w:hAnsiTheme="minorHAnsi"/>
+                <w:sz w:val="18"/>
+                <w:szCs w:val="18"/>
+              </w:rPr>
+              <w:t>-MCH23</w:t>
+            </w:r>
+            <w:r>
+              <w:rPr>
+                <w:rFonts w:asciiTheme="minorHAnsi" w:hAnsiTheme="minorHAnsi"/>
+                <w:sz w:val="18"/>
+                <w:szCs w:val="18"/>
+              </w:rPr>
+              <w:t>&gt;&gt;</w:t>
+            </w:r>
+          </w:p>
+        </w:tc>
+      </w:tr>
+      <w:tr>
+        <w:trPr>
+          <w:cantSplit/>
+          <w:trHeight w:val="144"/>
+        </w:trPr>
+        <w:tc>
+          <w:tcPr>
+            <w:tcW w:w="475" w:type="dxa"/>
+            <w:vAlign w:val="center"/>
+          </w:tcPr>
+          <w:p>
+            <w:pPr>
+              <w:jc w:val="center"/>
+              <w:rPr>
+                <w:rFonts w:asciiTheme="minorHAnsi" w:hAnsiTheme="minorHAnsi"/>
+                <w:sz w:val="18"/>
+                <w:szCs w:val="18"/>
+              </w:rPr>
+            </w:pPr>
+            <w:r>
+              <w:rPr>
+                <w:rFonts w:asciiTheme="minorHAnsi" w:hAnsiTheme="minorHAnsi"/>
+                <w:sz w:val="18"/>
+                <w:szCs w:val="18"/>
+              </w:rPr>
+              <w:t>0</w:t>
+            </w:r>
+            <w:r>
+              <w:rPr>
+                <w:rFonts w:asciiTheme="minorHAnsi" w:hAnsiTheme="minorHAnsi"/>
+                <w:sz w:val="18"/>
+                <w:szCs w:val="18"/>
+              </w:rPr>
+              <w:t>6</w:t>
+            </w:r>
+          </w:p>
+        </w:tc>
+        <w:tc>
+          <w:tcPr>
+            <w:tcW w:w="4950" w:type="dxa"/>
+            <w:vAlign w:val="center"/>
+          </w:tcPr>
+          <w:p>
+            <w:pPr>
+              <w:rPr>
+                <w:rFonts w:asciiTheme="minorHAnsi" w:hAnsiTheme="minorHAnsi"/>
+                <w:sz w:val="18"/>
+                <w:szCs w:val="18"/>
+              </w:rPr>
+            </w:pPr>
+            <w:r>
+              <w:rPr>
+                <w:rFonts w:asciiTheme="minorHAnsi" w:hAnsiTheme="minorHAnsi"/>
+                <w:sz w:val="18"/>
+                <w:szCs w:val="18"/>
+              </w:rPr>
+              <w:t>Condenser Speed Type</w:t>
+            </w:r>
+          </w:p>
+        </w:tc>
+        <w:tc>
+          <w:tcPr>
+            <w:tcW w:w="5605" w:type="dxa"/>
+            <w:vAlign w:val="center"/>
+          </w:tcPr>
+          <w:p>
+            <w:pPr>
+              <w:rPr>
+                <w:rFonts w:asciiTheme="minorHAnsi" w:hAnsiTheme="minorHAnsi"/>
+                <w:sz w:val="18"/>
+                <w:szCs w:val="18"/>
+              </w:rPr>
+            </w:pPr>
+            <w:r>
+              <w:rPr>
+                <w:rFonts w:asciiTheme="minorHAnsi" w:hAnsiTheme="minorHAnsi"/>
+                <w:sz w:val="18"/>
+                <w:szCs w:val="18"/>
+              </w:rPr>
+              <w:t xml:space="preserve">&lt;&lt; auto filled text: referenced from </w:t>
+            </w:r>
+            <w:r>
+              <w:rPr>
+                <w:rFonts w:asciiTheme="minorHAnsi" w:hAnsiTheme="minorHAnsi"/>
+                <w:sz w:val="18"/>
+                <w:szCs w:val="18"/>
+              </w:rPr>
+              <w:t>LMCI</w:t>
+            </w:r>
+            <w:r>
+              <w:rPr>
+                <w:rFonts w:asciiTheme="minorHAnsi" w:hAnsiTheme="minorHAnsi"/>
+                <w:sz w:val="18"/>
+                <w:szCs w:val="18"/>
+              </w:rPr>
+              <w:t>-MCH23&gt;&gt;</w:t>
+            </w:r>
+          </w:p>
+        </w:tc>
+      </w:tr>
+      <w:tr>
+        <w:trPr>
+          <w:cantSplit/>
+          <w:trHeight w:val="144"/>
+        </w:trPr>
+        <w:tc>
+          <w:tcPr>
+            <w:tcW w:w="475" w:type="dxa"/>
+            <w:vAlign w:val="center"/>
+          </w:tcPr>
+          <w:p>
+            <w:pPr>
+              <w:jc w:val="center"/>
+              <w:rPr>
+                <w:rFonts w:asciiTheme="minorHAnsi" w:hAnsiTheme="minorHAnsi"/>
+                <w:sz w:val="18"/>
+                <w:szCs w:val="18"/>
+              </w:rPr>
+            </w:pPr>
+            <w:r>
+              <w:rPr>
+                <w:rFonts w:asciiTheme="minorHAnsi" w:hAnsiTheme="minorHAnsi"/>
+                <w:sz w:val="18"/>
+                <w:szCs w:val="18"/>
+              </w:rPr>
+              <w:t>0</w:t>
+            </w:r>
+            <w:r>
+              <w:rPr>
+                <w:rFonts w:asciiTheme="minorHAnsi" w:hAnsiTheme="minorHAnsi"/>
+                <w:sz w:val="18"/>
+                <w:szCs w:val="18"/>
+              </w:rPr>
+              <w:t>7</w:t>
+            </w:r>
+          </w:p>
+        </w:tc>
+        <w:tc>
+          <w:tcPr>
+            <w:tcW w:w="4950" w:type="dxa"/>
+            <w:vAlign w:val="center"/>
+          </w:tcPr>
+          <w:p>
+            <w:pPr>
+              <w:rPr>
+                <w:rFonts w:asciiTheme="minorHAnsi" w:hAnsiTheme="minorHAnsi"/>
+                <w:sz w:val="18"/>
+                <w:szCs w:val="18"/>
+              </w:rPr>
+            </w:pPr>
+            <w:r>
+              <w:rPr>
+                <w:rFonts w:asciiTheme="minorHAnsi" w:hAnsiTheme="minorHAnsi"/>
+                <w:sz w:val="18"/>
+                <w:szCs w:val="18"/>
+              </w:rPr>
+              <w:t>Cooling System Zonal Control Type</w:t>
+            </w:r>
+          </w:p>
+        </w:tc>
+        <w:tc>
+          <w:tcPr>
+            <w:tcW w:w="5605" w:type="dxa"/>
+            <w:vAlign w:val="center"/>
+          </w:tcPr>
+          <w:p>
+            <w:pPr>
+              <w:rPr>
+                <w:rFonts w:asciiTheme="minorHAnsi" w:hAnsiTheme="minorHAnsi"/>
+                <w:sz w:val="18"/>
+                <w:szCs w:val="18"/>
+              </w:rPr>
+            </w:pPr>
+            <w:r>
+              <w:rPr>
+                <w:rFonts w:asciiTheme="minorHAnsi" w:hAnsiTheme="minorHAnsi"/>
+                <w:sz w:val="18"/>
+                <w:szCs w:val="18"/>
+              </w:rPr>
+              <w:t xml:space="preserve">&lt;&lt; auto filled text: referenced from </w:t>
+            </w:r>
+            <w:r>
+              <w:rPr>
+                <w:rFonts w:asciiTheme="minorHAnsi" w:hAnsiTheme="minorHAnsi"/>
+                <w:sz w:val="18"/>
+                <w:szCs w:val="18"/>
+              </w:rPr>
+              <w:t>LMCI</w:t>
+            </w:r>
+            <w:r>
+              <w:rPr>
+                <w:rFonts w:asciiTheme="minorHAnsi" w:hAnsiTheme="minorHAnsi"/>
+                <w:sz w:val="18"/>
+                <w:szCs w:val="18"/>
+              </w:rPr>
+              <w:t>-MCH23&gt;&gt;</w:t>
+            </w:r>
+          </w:p>
+        </w:tc>
+      </w:tr>
+      <w:tr>
+        <w:trPr>
+          <w:cantSplit/>
+          <w:trHeight w:val="144"/>
+        </w:trPr>
+        <w:tc>
+          <w:tcPr>
+            <w:tcW w:w="475" w:type="dxa"/>
+            <w:vAlign w:val="center"/>
+          </w:tcPr>
+          <w:p>
+            <w:pPr>
+              <w:jc w:val="center"/>
+              <w:rPr>
+                <w:rFonts w:asciiTheme="minorHAnsi" w:hAnsiTheme="minorHAnsi"/>
+                <w:sz w:val="18"/>
+                <w:szCs w:val="18"/>
+              </w:rPr>
+            </w:pPr>
+            <w:r>
+              <w:rPr>
+                <w:rFonts w:asciiTheme="minorHAnsi" w:hAnsiTheme="minorHAnsi"/>
+                <w:sz w:val="18"/>
+                <w:szCs w:val="18"/>
+              </w:rPr>
+              <w:t>0</w:t>
+            </w:r>
+            <w:r>
+              <w:rPr>
+                <w:rFonts w:asciiTheme="minorHAnsi" w:hAnsiTheme="minorHAnsi"/>
+                <w:sz w:val="18"/>
+                <w:szCs w:val="18"/>
+              </w:rPr>
+              <w:t>8</w:t>
+            </w:r>
+          </w:p>
+        </w:tc>
+        <w:tc>
+          <w:tcPr>
+            <w:tcW w:w="4950" w:type="dxa"/>
+            <w:vAlign w:val="center"/>
+          </w:tcPr>
+          <w:p>
+            <w:pPr>
+              <w:keepNext/>
+              <w:rPr>
+                <w:rFonts w:asciiTheme="minorHAnsi" w:hAnsiTheme="minorHAnsi"/>
+                <w:sz w:val="18"/>
+                <w:szCs w:val="18"/>
+              </w:rPr>
+            </w:pPr>
+            <w:r>
+              <w:rPr>
+                <w:rFonts w:asciiTheme="minorHAnsi" w:hAnsiTheme="minorHAnsi"/>
+                <w:sz w:val="18"/>
+                <w:szCs w:val="18"/>
+              </w:rPr>
+              <w:t>Central Fan Integrated (CFI) Ventilation System Status</w:t>
+            </w:r>
+          </w:p>
+        </w:tc>
+        <w:tc>
+          <w:tcPr>
+            <w:tcW w:w="5605" w:type="dxa"/>
+            <w:vAlign w:val="center"/>
+          </w:tcPr>
+          <w:p>
+            <w:pPr>
+              <w:rPr>
+                <w:rFonts w:asciiTheme="minorHAnsi" w:hAnsiTheme="minorHAnsi"/>
+                <w:sz w:val="18"/>
+                <w:szCs w:val="18"/>
+              </w:rPr>
+            </w:pPr>
+            <w:r>
+              <w:rPr>
+                <w:rFonts w:asciiTheme="minorHAnsi" w:hAnsiTheme="minorHAnsi"/>
+                <w:sz w:val="18"/>
+                <w:szCs w:val="18"/>
+              </w:rPr>
+              <w:t>&lt;&lt; auto filled text: reference</w:t>
+            </w:r>
+            <w:r>
+              <w:rPr>
+                <w:rFonts w:asciiTheme="minorHAnsi" w:hAnsiTheme="minorHAnsi"/>
+                <w:sz w:val="18"/>
+                <w:szCs w:val="18"/>
+              </w:rPr>
+              <w:t xml:space="preserve">d from </w:t>
+            </w:r>
+            <w:r>
+              <w:rPr>
+                <w:rFonts w:asciiTheme="minorHAnsi" w:hAnsiTheme="minorHAnsi"/>
+                <w:sz w:val="18"/>
+                <w:szCs w:val="18"/>
+              </w:rPr>
+              <w:t>LMCI</w:t>
+            </w:r>
+            <w:r>
+              <w:rPr>
+                <w:rFonts w:asciiTheme="minorHAnsi" w:hAnsiTheme="minorHAnsi"/>
+                <w:sz w:val="18"/>
+                <w:szCs w:val="18"/>
+              </w:rPr>
+              <w:t>-MCH23</w:t>
+            </w:r>
+            <w:r>
+              <w:rPr>
+                <w:rFonts w:asciiTheme="minorHAnsi" w:hAnsiTheme="minorHAnsi"/>
+                <w:sz w:val="18"/>
+                <w:szCs w:val="18"/>
+              </w:rPr>
+              <w:t>&gt;&gt;</w:t>
+            </w:r>
+          </w:p>
+        </w:tc>
+      </w:tr>
+      <w:tr>
+        <w:trPr>
+          <w:cantSplit/>
+          <w:trHeight w:val="144"/>
+        </w:trPr>
+        <w:tc>
+          <w:tcPr>
+            <w:tcW w:w="475" w:type="dxa"/>
+            <w:vAlign w:val="center"/>
+          </w:tcPr>
+          <w:p>
+            <w:pPr>
+              <w:jc w:val="center"/>
+              <w:rPr>
+                <w:rFonts w:asciiTheme="minorHAnsi" w:hAnsiTheme="minorHAnsi"/>
+                <w:sz w:val="18"/>
+                <w:szCs w:val="18"/>
+              </w:rPr>
+            </w:pPr>
+            <w:r>
+              <w:rPr>
+                <w:rFonts w:asciiTheme="minorHAnsi" w:hAnsiTheme="minorHAnsi"/>
+                <w:sz w:val="18"/>
+                <w:szCs w:val="18"/>
+              </w:rPr>
+              <w:t>0</w:t>
+            </w:r>
+            <w:r>
+              <w:rPr>
+                <w:rFonts w:asciiTheme="minorHAnsi" w:hAnsiTheme="minorHAnsi"/>
+                <w:sz w:val="18"/>
+                <w:szCs w:val="18"/>
+              </w:rPr>
+              <w:t>9</w:t>
+            </w:r>
+          </w:p>
+        </w:tc>
+        <w:tc>
+          <w:tcPr>
+            <w:tcW w:w="4950" w:type="dxa"/>
+            <w:vAlign w:val="center"/>
+          </w:tcPr>
+          <w:p>
+            <w:pPr>
+              <w:keepNext/>
+              <w:rPr>
+                <w:rFonts w:asciiTheme="minorHAnsi" w:hAnsiTheme="minorHAnsi"/>
+                <w:sz w:val="18"/>
+                <w:szCs w:val="18"/>
+              </w:rPr>
+            </w:pPr>
+            <w:r>
+              <w:rPr>
+                <w:rFonts w:asciiTheme="minorHAnsi" w:hAnsiTheme="minorHAnsi"/>
+                <w:sz w:val="18"/>
+                <w:szCs w:val="18"/>
+              </w:rPr>
+              <w:t>System Bypass Duct Status</w:t>
+            </w:r>
+          </w:p>
+        </w:tc>
+        <w:tc>
+          <w:tcPr>
+            <w:tcW w:w="5605" w:type="dxa"/>
+            <w:vAlign w:val="center"/>
+          </w:tcPr>
+          <w:p>
+            <w:pPr>
+              <w:rPr>
+                <w:rFonts w:asciiTheme="minorHAnsi" w:hAnsiTheme="minorHAnsi"/>
+                <w:sz w:val="18"/>
+                <w:szCs w:val="18"/>
+              </w:rPr>
+            </w:pPr>
+            <w:r>
+              <w:rPr>
+                <w:rFonts w:asciiTheme="minorHAnsi" w:hAnsiTheme="minorHAnsi"/>
+                <w:sz w:val="18"/>
+                <w:szCs w:val="18"/>
+              </w:rPr>
+              <w:t xml:space="preserve">&lt;&lt; auto filled text: referenced from </w:t>
+            </w:r>
+            <w:r>
+              <w:rPr>
+                <w:rFonts w:asciiTheme="minorHAnsi" w:hAnsiTheme="minorHAnsi"/>
+                <w:sz w:val="18"/>
+                <w:szCs w:val="18"/>
+              </w:rPr>
+              <w:t>LMCI</w:t>
+            </w:r>
+            <w:r>
+              <w:rPr>
+                <w:rFonts w:asciiTheme="minorHAnsi" w:hAnsiTheme="minorHAnsi"/>
+                <w:sz w:val="18"/>
+                <w:szCs w:val="18"/>
+              </w:rPr>
+              <w:t>-MCH23&gt;&gt;</w:t>
+            </w:r>
+          </w:p>
+        </w:tc>
+      </w:tr>
+      <w:tr>
+        <w:trPr>
+          <w:cantSplit/>
+          <w:trHeight w:val="144"/>
+        </w:trPr>
+        <w:tc>
+          <w:tcPr>
+            <w:tcW w:w="475" w:type="dxa"/>
+            <w:vAlign w:val="center"/>
+          </w:tcPr>
+          <w:p>
+            <w:pPr>
+              <w:jc w:val="center"/>
+              <w:rPr>
+                <w:rFonts w:asciiTheme="minorHAnsi" w:hAnsiTheme="minorHAnsi"/>
+                <w:sz w:val="18"/>
+                <w:szCs w:val="18"/>
+              </w:rPr>
+            </w:pPr>
+            <w:r>
+              <w:rPr>
+                <w:rFonts w:asciiTheme="minorHAnsi" w:hAnsiTheme="minorHAnsi"/>
+                <w:sz w:val="18"/>
+                <w:szCs w:val="18"/>
+              </w:rPr>
+              <w:t>10</w:t>
+            </w:r>
+          </w:p>
+        </w:tc>
+        <w:tc>
+          <w:tcPr>
+            <w:tcW w:w="4950" w:type="dxa"/>
+            <w:vAlign w:val="center"/>
+          </w:tcPr>
+          <w:p>
+            <w:pPr>
+              <w:keepNext/>
+              <w:rPr>
+                <w:rFonts w:asciiTheme="minorHAnsi" w:hAnsiTheme="minorHAnsi"/>
+                <w:sz w:val="18"/>
+                <w:szCs w:val="18"/>
+              </w:rPr>
+            </w:pPr>
+            <w:r>
+              <w:rPr>
+                <w:rFonts w:asciiTheme="minorHAnsi" w:hAnsiTheme="minorHAnsi"/>
+                <w:sz w:val="18"/>
+                <w:szCs w:val="18"/>
+              </w:rPr>
+              <w:t>Date of System Airflow Rate Measurement</w:t>
+            </w:r>
+          </w:p>
+        </w:tc>
+        <w:tc>
+          <w:tcPr>
+            <w:tcW w:w="5605" w:type="dxa"/>
+            <w:vAlign w:val="center"/>
+          </w:tcPr>
+          <w:p>
+            <w:pPr>
+              <w:keepNext/>
+              <w:rPr>
+                <w:rFonts w:asciiTheme="minorHAnsi" w:hAnsiTheme="minorHAnsi"/>
+                <w:sz w:val="18"/>
+                <w:szCs w:val="18"/>
+              </w:rPr>
+            </w:pPr>
+            <w:r>
+              <w:rPr>
+                <w:rFonts w:asciiTheme="minorHAnsi" w:hAnsiTheme="minorHAnsi"/>
+                <w:sz w:val="18"/>
+                <w:szCs w:val="18"/>
+              </w:rPr>
+              <w:t xml:space="preserve">&lt;&lt; auto filled text: referenced from </w:t>
+            </w:r>
+            <w:r>
+              <w:rPr>
+                <w:rFonts w:asciiTheme="minorHAnsi" w:hAnsiTheme="minorHAnsi"/>
+                <w:sz w:val="18"/>
+                <w:szCs w:val="18"/>
+              </w:rPr>
+              <w:t>LMCI</w:t>
+            </w:r>
+            <w:r>
+              <w:rPr>
+                <w:rFonts w:asciiTheme="minorHAnsi" w:hAnsiTheme="minorHAnsi"/>
+                <w:sz w:val="18"/>
+                <w:szCs w:val="18"/>
+              </w:rPr>
+              <w:t>-MCH23</w:t>
+            </w:r>
+            <w:r>
+              <w:rPr>
+                <w:rFonts w:asciiTheme="minorHAnsi" w:hAnsiTheme="minorHAnsi"/>
+                <w:sz w:val="18"/>
+                <w:szCs w:val="18"/>
+              </w:rPr>
+              <w:t>&gt;&gt;</w:t>
+            </w:r>
+          </w:p>
+        </w:tc>
+      </w:tr>
+      <w:tr>
+        <w:trPr>
+          <w:cantSplit/>
+          <w:trHeight w:val="144"/>
+        </w:trPr>
+        <w:tc>
+          <w:tcPr>
+            <w:tcW w:w="475" w:type="dxa"/>
+            <w:vAlign w:val="center"/>
+          </w:tcPr>
+          <w:p>
+            <w:pPr>
+              <w:jc w:val="center"/>
+              <w:rPr>
+                <w:rFonts w:asciiTheme="minorHAnsi" w:hAnsiTheme="minorHAnsi"/>
+                <w:sz w:val="18"/>
+                <w:szCs w:val="18"/>
+              </w:rPr>
+            </w:pPr>
+            <w:r>
+              <w:rPr>
+                <w:rFonts w:asciiTheme="minorHAnsi" w:hAnsiTheme="minorHAnsi"/>
+                <w:sz w:val="18"/>
+                <w:szCs w:val="18"/>
+              </w:rPr>
+              <w:t>1</w:t>
+            </w:r>
+            <w:r>
+              <w:rPr>
+                <w:rFonts w:asciiTheme="minorHAnsi" w:hAnsiTheme="minorHAnsi"/>
+                <w:sz w:val="18"/>
+                <w:szCs w:val="18"/>
+              </w:rPr>
+              <w:t>1</w:t>
+            </w:r>
+          </w:p>
+        </w:tc>
+        <w:tc>
+          <w:tcPr>
+            <w:tcW w:w="4950" w:type="dxa"/>
+            <w:vAlign w:val="center"/>
+          </w:tcPr>
+          <w:p>
+            <w:pPr>
+              <w:keepNext/>
+              <w:rPr>
+                <w:rFonts w:asciiTheme="minorHAnsi" w:hAnsiTheme="minorHAnsi"/>
+                <w:sz w:val="18"/>
+                <w:szCs w:val="18"/>
+              </w:rPr>
+            </w:pPr>
+            <w:r>
+              <w:rPr>
+                <w:rFonts w:asciiTheme="minorHAnsi" w:hAnsiTheme="minorHAnsi"/>
+                <w:sz w:val="18"/>
+                <w:szCs w:val="18"/>
+              </w:rPr>
+              <w:t xml:space="preserve">Airflow Rate Protocol </w:t>
+            </w:r>
+            <w:r>
+              <w:rPr>
+                <w:rFonts w:asciiTheme="minorHAnsi" w:hAnsiTheme="minorHAnsi"/>
+                <w:sz w:val="18"/>
+                <w:szCs w:val="18"/>
+              </w:rPr>
+              <w:t>U</w:t>
+            </w:r>
+            <w:r>
+              <w:rPr>
+                <w:rFonts w:asciiTheme="minorHAnsi" w:hAnsiTheme="minorHAnsi"/>
+                <w:sz w:val="18"/>
+                <w:szCs w:val="18"/>
+              </w:rPr>
+              <w:t>tilized</w:t>
+            </w:r>
+          </w:p>
+        </w:tc>
+        <w:tc>
+          <w:tcPr>
+            <w:tcW w:w="5605" w:type="dxa"/>
+            <w:vAlign w:val="center"/>
+          </w:tcPr>
+          <w:p>
+            <w:pPr>
+              <w:keepNext/>
+              <w:rPr>
+                <w:rFonts w:asciiTheme="minorHAnsi" w:hAnsiTheme="minorHAnsi"/>
+                <w:sz w:val="18"/>
+                <w:szCs w:val="18"/>
+              </w:rPr>
+            </w:pPr>
+            <w:r>
+              <w:rPr>
+                <w:rFonts w:asciiTheme="minorHAnsi" w:hAnsiTheme="minorHAnsi"/>
+                <w:sz w:val="18"/>
+                <w:szCs w:val="18"/>
+              </w:rPr>
+              <w:t xml:space="preserve">&lt;&lt; auto filled text: referenced from </w:t>
+            </w:r>
+            <w:r>
+              <w:rPr>
+                <w:rFonts w:asciiTheme="minorHAnsi" w:hAnsiTheme="minorHAnsi"/>
+                <w:sz w:val="18"/>
+                <w:szCs w:val="18"/>
+              </w:rPr>
+              <w:t>LMCI</w:t>
+            </w:r>
+            <w:r>
+              <w:rPr>
+                <w:rFonts w:asciiTheme="minorHAnsi" w:hAnsiTheme="minorHAnsi"/>
+                <w:sz w:val="18"/>
+                <w:szCs w:val="18"/>
+              </w:rPr>
+              <w:t>-MCH23</w:t>
+            </w:r>
+            <w:r>
+              <w:rPr>
+                <w:rFonts w:asciiTheme="minorHAnsi" w:hAnsiTheme="minorHAnsi"/>
+                <w:sz w:val="18"/>
+                <w:szCs w:val="18"/>
+              </w:rPr>
+              <w:t>&gt;&gt;</w:t>
+            </w:r>
+          </w:p>
+        </w:tc>
+      </w:tr>
+      <w:tr>
+        <w:trPr>
+          <w:cantSplit/>
+          <w:trHeight w:val="144"/>
+          <w:del w:id="8" w:author="Alhabibi, Haider@Energy" w:date="2023-11-02T09:11:00Z"/>
+        </w:trPr>
+        <w:tc>
+          <w:tcPr>
+            <w:tcW w:w="475" w:type="dxa"/>
+            <w:vAlign w:val="center"/>
+          </w:tcPr>
+          <w:p>
+            <w:pPr>
+              <w:jc w:val="center"/>
+              <w:rPr>
+                <w:del w:id="9" w:author="Alhabibi, Haider@Energy" w:date="2023-11-02T09:11:00Z"/>
+                <w:rFonts w:asciiTheme="minorHAnsi" w:hAnsiTheme="minorHAnsi"/>
+                <w:sz w:val="18"/>
+                <w:szCs w:val="18"/>
+              </w:rPr>
+            </w:pPr>
+            <w:del w:id="10" w:author="Alhabibi, Haider@Energy" w:date="2023-11-02T09:11:00Z">
               <w:r>
                 <w:rPr>
                   <w:rFonts w:asciiTheme="minorHAnsi" w:hAnsiTheme="minorHAnsi"/>
                   <w:sz w:val="18"/>
                   <w:szCs w:val="18"/>
                 </w:rPr>
-                <w:delText>CF2R</w:delText>
+                <w:delText>1</w:delText>
               </w:r>
-            </w:del>
-            <w:ins w:id="53" w:author="Alhabibi, Haider@Energy" w:date="2022-02-23T17:37:00Z">
               <w:r>
                 <w:rPr>
                   <w:rFonts w:asciiTheme="minorHAnsi" w:hAnsiTheme="minorHAnsi"/>
                   <w:sz w:val="18"/>
                   <w:szCs w:val="18"/>
                 </w:rPr>
-                <w:t>LMCI</w:t>
+                <w:delText>2</w:delText>
               </w:r>
-            </w:ins>
-            <w:r>
-              <w:rPr>
-                <w:rFonts w:asciiTheme="minorHAnsi" w:hAnsiTheme="minorHAnsi"/>
-                <w:sz w:val="18"/>
-                <w:szCs w:val="18"/>
-              </w:rPr>
-              <w:t>-</w:t>
-            </w:r>
-            <w:r>
-              <w:rPr>
-                <w:rFonts w:asciiTheme="minorHAnsi" w:hAnsiTheme="minorHAnsi"/>
-                <w:sz w:val="18"/>
-                <w:szCs w:val="18"/>
-              </w:rPr>
-              <w:t>MCH</w:t>
-            </w:r>
-            <w:r>
-              <w:rPr>
-                <w:rFonts w:asciiTheme="minorHAnsi" w:hAnsiTheme="minorHAnsi"/>
-                <w:sz w:val="18"/>
-                <w:szCs w:val="18"/>
-              </w:rPr>
-              <w:t>23</w:t>
-            </w:r>
-            <w:r>
-              <w:rPr>
-                <w:rFonts w:asciiTheme="minorHAnsi" w:hAnsiTheme="minorHAnsi"/>
-                <w:sz w:val="18"/>
-                <w:szCs w:val="18"/>
-              </w:rPr>
-              <w:t>&gt;&gt;</w:t>
-            </w:r>
-          </w:p>
-        </w:tc>
-      </w:tr>
-      <w:tr>
-        <w:trPr>
-          <w:cantSplit/>
-          <w:trHeight w:val="144"/>
-        </w:trPr>
-        <w:tc>
-          <w:tcPr>
-            <w:tcW w:w="475" w:type="dxa"/>
-            <w:vAlign w:val="center"/>
-          </w:tcPr>
-          <w:p>
-            <w:pPr>
-              <w:jc w:val="center"/>
-              <w:rPr>
-                <w:rFonts w:asciiTheme="minorHAnsi" w:hAnsiTheme="minorHAnsi"/>
-                <w:sz w:val="18"/>
-                <w:szCs w:val="18"/>
-              </w:rPr>
-            </w:pPr>
-            <w:r>
-              <w:rPr>
-                <w:rFonts w:asciiTheme="minorHAnsi" w:hAnsiTheme="minorHAnsi"/>
-                <w:sz w:val="18"/>
-                <w:szCs w:val="18"/>
-              </w:rPr>
-              <w:t>0</w:t>
-            </w:r>
-            <w:r>
-              <w:rPr>
-                <w:rFonts w:asciiTheme="minorHAnsi" w:hAnsiTheme="minorHAnsi"/>
-                <w:sz w:val="18"/>
-                <w:szCs w:val="18"/>
-              </w:rPr>
-              <w:t>4</w:t>
-            </w:r>
+            </w:del>
           </w:p>
         </w:tc>
         <w:tc>
@@ -5700,1038 +6238,67 @@
           </w:tcPr>
           <w:p>
             <w:pPr>
-              <w:rPr>
-                <w:rFonts w:asciiTheme="minorHAnsi" w:hAnsiTheme="minorHAnsi"/>
-                <w:sz w:val="18"/>
-                <w:szCs w:val="18"/>
-              </w:rPr>
-            </w:pPr>
-            <w:r>
-              <w:rPr>
-                <w:rFonts w:asciiTheme="minorHAnsi" w:hAnsiTheme="minorHAnsi"/>
-                <w:sz w:val="18"/>
-                <w:szCs w:val="18"/>
-              </w:rPr>
-              <w:t>System Installation Type</w:t>
-            </w:r>
-          </w:p>
-        </w:tc>
-        <w:tc>
-          <w:tcPr>
-            <w:tcW w:w="5605" w:type="dxa"/>
-            <w:vAlign w:val="center"/>
-          </w:tcPr>
-          <w:p>
-            <w:pPr>
-              <w:rPr>
-                <w:rFonts w:asciiTheme="minorHAnsi" w:hAnsiTheme="minorHAnsi"/>
-                <w:sz w:val="18"/>
-                <w:szCs w:val="18"/>
-              </w:rPr>
-            </w:pPr>
-            <w:r>
-              <w:rPr>
-                <w:rFonts w:asciiTheme="minorHAnsi" w:hAnsiTheme="minorHAnsi"/>
-                <w:sz w:val="18"/>
-                <w:szCs w:val="18"/>
-              </w:rPr>
-              <w:t>&lt;&lt;</w:t>
-            </w:r>
-            <w:r>
-              <w:rPr>
-                <w:rFonts w:asciiTheme="minorHAnsi" w:hAnsiTheme="minorHAnsi"/>
-                <w:sz w:val="18"/>
-                <w:szCs w:val="18"/>
-              </w:rPr>
-              <w:t xml:space="preserve"> auto filled text: referenced from </w:t>
-            </w:r>
-            <w:del w:id="54" w:author="Alhabibi, Haider@Energy" w:date="2022-02-23T17:37:00Z">
+              <w:keepNext/>
+              <w:rPr>
+                <w:del w:id="11" w:author="Alhabibi, Haider@Energy" w:date="2023-11-02T09:11:00Z"/>
+                <w:rFonts w:asciiTheme="minorHAnsi" w:hAnsiTheme="minorHAnsi"/>
+                <w:sz w:val="18"/>
+                <w:szCs w:val="18"/>
+              </w:rPr>
+            </w:pPr>
+            <w:del w:id="12" w:author="Alhabibi, Haider@Energy" w:date="2023-11-02T09:11:00Z">
               <w:r>
                 <w:rPr>
                   <w:rFonts w:asciiTheme="minorHAnsi" w:hAnsiTheme="minorHAnsi"/>
                   <w:sz w:val="18"/>
                   <w:szCs w:val="18"/>
                 </w:rPr>
-                <w:delText>CF2R</w:delText>
+                <w:delText>Central Fan Ventilation Cooling System Status</w:delText>
               </w:r>
             </w:del>
-            <w:ins w:id="55" w:author="Alhabibi, Haider@Energy" w:date="2022-02-23T17:37:00Z">
+          </w:p>
+        </w:tc>
+        <w:tc>
+          <w:tcPr>
+            <w:tcW w:w="5605" w:type="dxa"/>
+            <w:vAlign w:val="center"/>
+          </w:tcPr>
+          <w:p>
+            <w:pPr>
+              <w:keepNext/>
+              <w:rPr>
+                <w:del w:id="13" w:author="Alhabibi, Haider@Energy" w:date="2023-11-02T09:11:00Z"/>
+                <w:rFonts w:asciiTheme="minorHAnsi" w:hAnsiTheme="minorHAnsi"/>
+                <w:sz w:val="18"/>
+                <w:szCs w:val="18"/>
+              </w:rPr>
+            </w:pPr>
+            <w:del w:id="14" w:author="Alhabibi, Haider@Energy" w:date="2023-11-02T09:11:00Z">
               <w:r>
                 <w:rPr>
                   <w:rFonts w:asciiTheme="minorHAnsi" w:hAnsiTheme="minorHAnsi"/>
                   <w:sz w:val="18"/>
                   <w:szCs w:val="18"/>
                 </w:rPr>
-                <w:t>LMCI</w:t>
+                <w:delText xml:space="preserve">&lt;&lt; auto filled text: referenced from </w:delText>
               </w:r>
-            </w:ins>
-            <w:r>
-              <w:rPr>
-                <w:rFonts w:asciiTheme="minorHAnsi" w:hAnsiTheme="minorHAnsi"/>
-                <w:sz w:val="18"/>
-                <w:szCs w:val="18"/>
-              </w:rPr>
-              <w:t>-MCH23&gt;&gt;</w:t>
-            </w:r>
-            <w:r>
-              <w:rPr>
-                <w:rFonts w:asciiTheme="minorHAnsi" w:hAnsiTheme="minorHAnsi"/>
-                <w:sz w:val="18"/>
-                <w:szCs w:val="18"/>
-              </w:rPr>
-              <w:t xml:space="preserve"> </w:t>
-            </w:r>
-          </w:p>
-        </w:tc>
-      </w:tr>
-      <w:tr>
-        <w:trPr>
-          <w:cantSplit/>
-          <w:trHeight w:val="144"/>
-        </w:trPr>
-        <w:tc>
-          <w:tcPr>
-            <w:tcW w:w="475" w:type="dxa"/>
-            <w:vAlign w:val="center"/>
-          </w:tcPr>
-          <w:p>
-            <w:pPr>
-              <w:jc w:val="center"/>
-              <w:rPr>
-                <w:rFonts w:asciiTheme="minorHAnsi" w:hAnsiTheme="minorHAnsi"/>
-                <w:sz w:val="18"/>
-                <w:szCs w:val="18"/>
-              </w:rPr>
-            </w:pPr>
-            <w:r>
-              <w:rPr>
-                <w:rFonts w:asciiTheme="minorHAnsi" w:hAnsiTheme="minorHAnsi"/>
-                <w:sz w:val="18"/>
-                <w:szCs w:val="18"/>
-              </w:rPr>
-              <w:t>0</w:t>
-            </w:r>
-            <w:r>
-              <w:rPr>
-                <w:rFonts w:asciiTheme="minorHAnsi" w:hAnsiTheme="minorHAnsi"/>
-                <w:sz w:val="18"/>
-                <w:szCs w:val="18"/>
-              </w:rPr>
-              <w:t>5</w:t>
-            </w:r>
-          </w:p>
-        </w:tc>
-        <w:tc>
-          <w:tcPr>
-            <w:tcW w:w="4950" w:type="dxa"/>
-          </w:tcPr>
-          <w:p>
-            <w:pPr>
-              <w:rPr>
-                <w:rFonts w:asciiTheme="minorHAnsi" w:hAnsiTheme="minorHAnsi"/>
-                <w:sz w:val="18"/>
-                <w:szCs w:val="18"/>
-              </w:rPr>
-            </w:pPr>
-            <w:r>
-              <w:rPr>
-                <w:rFonts w:asciiTheme="minorHAnsi" w:hAnsiTheme="minorHAnsi"/>
-                <w:sz w:val="18"/>
-                <w:szCs w:val="18"/>
-              </w:rPr>
-              <w:t>Nominal Cooling Capacity (tons) of Condenser</w:t>
-            </w:r>
-          </w:p>
-        </w:tc>
-        <w:tc>
-          <w:tcPr>
-            <w:tcW w:w="5605" w:type="dxa"/>
-            <w:vAlign w:val="center"/>
-          </w:tcPr>
-          <w:p>
-            <w:pPr>
-              <w:rPr>
-                <w:rFonts w:asciiTheme="minorHAnsi" w:hAnsiTheme="minorHAnsi"/>
-                <w:sz w:val="18"/>
-                <w:szCs w:val="18"/>
-              </w:rPr>
-            </w:pPr>
-            <w:r>
-              <w:rPr>
-                <w:rFonts w:asciiTheme="minorHAnsi" w:hAnsiTheme="minorHAnsi"/>
-                <w:sz w:val="18"/>
-                <w:szCs w:val="18"/>
-              </w:rPr>
-              <w:t xml:space="preserve">&lt;&lt; auto filled text: referenced from </w:t>
-            </w:r>
-            <w:del w:id="56" w:author="Alhabibi, Haider@Energy" w:date="2022-02-23T17:37:00Z">
               <w:r>
                 <w:rPr>
                   <w:rFonts w:asciiTheme="minorHAnsi" w:hAnsiTheme="minorHAnsi"/>
                   <w:sz w:val="18"/>
                   <w:szCs w:val="18"/>
                 </w:rPr>
-                <w:delText>CF2R</w:delText>
+                <w:delText>LMCI</w:delText>
               </w:r>
-            </w:del>
-            <w:ins w:id="57" w:author="Alhabibi, Haider@Energy" w:date="2022-02-23T17:37:00Z">
               <w:r>
                 <w:rPr>
                   <w:rFonts w:asciiTheme="minorHAnsi" w:hAnsiTheme="minorHAnsi"/>
                   <w:sz w:val="18"/>
                   <w:szCs w:val="18"/>
                 </w:rPr>
-                <w:t>LMCI</w:t>
-              </w:r>
-            </w:ins>
-            <w:r>
-              <w:rPr>
-                <w:rFonts w:asciiTheme="minorHAnsi" w:hAnsiTheme="minorHAnsi"/>
-                <w:sz w:val="18"/>
-                <w:szCs w:val="18"/>
-              </w:rPr>
-              <w:t>-MCH23</w:t>
-            </w:r>
-            <w:r>
-              <w:rPr>
-                <w:rFonts w:asciiTheme="minorHAnsi" w:hAnsiTheme="minorHAnsi"/>
-                <w:sz w:val="18"/>
-                <w:szCs w:val="18"/>
-              </w:rPr>
-              <w:t>&gt;&gt;</w:t>
-            </w:r>
-          </w:p>
-        </w:tc>
-      </w:tr>
-      <w:tr>
-        <w:trPr>
-          <w:cantSplit/>
-          <w:trHeight w:val="144"/>
-        </w:trPr>
-        <w:tc>
-          <w:tcPr>
-            <w:tcW w:w="475" w:type="dxa"/>
-            <w:vAlign w:val="center"/>
-          </w:tcPr>
-          <w:p>
-            <w:pPr>
-              <w:jc w:val="center"/>
-              <w:rPr>
-                <w:rFonts w:asciiTheme="minorHAnsi" w:hAnsiTheme="minorHAnsi"/>
-                <w:sz w:val="18"/>
-                <w:szCs w:val="18"/>
-              </w:rPr>
-            </w:pPr>
-            <w:r>
-              <w:rPr>
-                <w:rFonts w:asciiTheme="minorHAnsi" w:hAnsiTheme="minorHAnsi"/>
-                <w:sz w:val="18"/>
-                <w:szCs w:val="18"/>
-              </w:rPr>
-              <w:t>0</w:t>
-            </w:r>
-            <w:r>
-              <w:rPr>
-                <w:rFonts w:asciiTheme="minorHAnsi" w:hAnsiTheme="minorHAnsi"/>
-                <w:sz w:val="18"/>
-                <w:szCs w:val="18"/>
-              </w:rPr>
-              <w:t>6</w:t>
-            </w:r>
-          </w:p>
-        </w:tc>
-        <w:tc>
-          <w:tcPr>
-            <w:tcW w:w="4950" w:type="dxa"/>
-            <w:vAlign w:val="center"/>
-          </w:tcPr>
-          <w:p>
-            <w:pPr>
-              <w:rPr>
-                <w:rFonts w:asciiTheme="minorHAnsi" w:hAnsiTheme="minorHAnsi"/>
-                <w:sz w:val="18"/>
-                <w:szCs w:val="18"/>
-              </w:rPr>
-            </w:pPr>
-            <w:r>
-              <w:rPr>
-                <w:rFonts w:asciiTheme="minorHAnsi" w:hAnsiTheme="minorHAnsi"/>
-                <w:sz w:val="18"/>
-                <w:szCs w:val="18"/>
-              </w:rPr>
-              <w:t>Condenser Speed Type</w:t>
-            </w:r>
-          </w:p>
-        </w:tc>
-        <w:tc>
-          <w:tcPr>
-            <w:tcW w:w="5605" w:type="dxa"/>
-            <w:vAlign w:val="center"/>
-          </w:tcPr>
-          <w:p>
-            <w:pPr>
-              <w:rPr>
-                <w:rFonts w:asciiTheme="minorHAnsi" w:hAnsiTheme="minorHAnsi"/>
-                <w:sz w:val="18"/>
-                <w:szCs w:val="18"/>
-              </w:rPr>
-            </w:pPr>
-            <w:r>
-              <w:rPr>
-                <w:rFonts w:asciiTheme="minorHAnsi" w:hAnsiTheme="minorHAnsi"/>
-                <w:sz w:val="18"/>
-                <w:szCs w:val="18"/>
-              </w:rPr>
-              <w:t xml:space="preserve">&lt;&lt; auto filled text: referenced from </w:t>
-            </w:r>
-            <w:del w:id="58" w:author="Alhabibi, Haider@Energy" w:date="2022-02-23T17:37:00Z">
-              <w:r>
-                <w:rPr>
-                  <w:rFonts w:asciiTheme="minorHAnsi" w:hAnsiTheme="minorHAnsi"/>
-                  <w:sz w:val="18"/>
-                  <w:szCs w:val="18"/>
-                </w:rPr>
-                <w:delText>CF2R</w:delText>
+                <w:delText>-MCH23&gt;&gt;</w:delText>
               </w:r>
             </w:del>
-            <w:ins w:id="59" w:author="Alhabibi, Haider@Energy" w:date="2022-02-23T17:37:00Z">
-              <w:r>
-                <w:rPr>
-                  <w:rFonts w:asciiTheme="minorHAnsi" w:hAnsiTheme="minorHAnsi"/>
-                  <w:sz w:val="18"/>
-                  <w:szCs w:val="18"/>
-                </w:rPr>
-                <w:t>LMCI</w:t>
-              </w:r>
-            </w:ins>
-            <w:r>
-              <w:rPr>
-                <w:rFonts w:asciiTheme="minorHAnsi" w:hAnsiTheme="minorHAnsi"/>
-                <w:sz w:val="18"/>
-                <w:szCs w:val="18"/>
-              </w:rPr>
-              <w:t>-MCH23&gt;&gt;</w:t>
-            </w:r>
-          </w:p>
-        </w:tc>
-      </w:tr>
-      <w:tr>
-        <w:trPr>
-          <w:cantSplit/>
-          <w:trHeight w:val="144"/>
-        </w:trPr>
-        <w:tc>
-          <w:tcPr>
-            <w:tcW w:w="475" w:type="dxa"/>
-            <w:vAlign w:val="center"/>
-          </w:tcPr>
-          <w:p>
-            <w:pPr>
-              <w:jc w:val="center"/>
-              <w:rPr>
-                <w:rFonts w:asciiTheme="minorHAnsi" w:hAnsiTheme="minorHAnsi"/>
-                <w:sz w:val="18"/>
-                <w:szCs w:val="18"/>
-              </w:rPr>
-            </w:pPr>
-            <w:r>
-              <w:rPr>
-                <w:rFonts w:asciiTheme="minorHAnsi" w:hAnsiTheme="minorHAnsi"/>
-                <w:sz w:val="18"/>
-                <w:szCs w:val="18"/>
-              </w:rPr>
-              <w:t>0</w:t>
-            </w:r>
-            <w:r>
-              <w:rPr>
-                <w:rFonts w:asciiTheme="minorHAnsi" w:hAnsiTheme="minorHAnsi"/>
-                <w:sz w:val="18"/>
-                <w:szCs w:val="18"/>
-              </w:rPr>
-              <w:t>7</w:t>
-            </w:r>
-          </w:p>
-        </w:tc>
-        <w:tc>
-          <w:tcPr>
-            <w:tcW w:w="4950" w:type="dxa"/>
-            <w:vAlign w:val="center"/>
-          </w:tcPr>
-          <w:p>
-            <w:pPr>
-              <w:rPr>
-                <w:rFonts w:asciiTheme="minorHAnsi" w:hAnsiTheme="minorHAnsi"/>
-                <w:sz w:val="18"/>
-                <w:szCs w:val="18"/>
-              </w:rPr>
-            </w:pPr>
-            <w:r>
-              <w:rPr>
-                <w:rFonts w:asciiTheme="minorHAnsi" w:hAnsiTheme="minorHAnsi"/>
-                <w:sz w:val="18"/>
-                <w:szCs w:val="18"/>
-              </w:rPr>
-              <w:t>Cooling System Zonal Control Type</w:t>
-            </w:r>
-          </w:p>
-        </w:tc>
-        <w:tc>
-          <w:tcPr>
-            <w:tcW w:w="5605" w:type="dxa"/>
-            <w:vAlign w:val="center"/>
-          </w:tcPr>
-          <w:p>
-            <w:pPr>
-              <w:rPr>
-                <w:rFonts w:asciiTheme="minorHAnsi" w:hAnsiTheme="minorHAnsi"/>
-                <w:sz w:val="18"/>
-                <w:szCs w:val="18"/>
-              </w:rPr>
-            </w:pPr>
-            <w:r>
-              <w:rPr>
-                <w:rFonts w:asciiTheme="minorHAnsi" w:hAnsiTheme="minorHAnsi"/>
-                <w:sz w:val="18"/>
-                <w:szCs w:val="18"/>
-              </w:rPr>
-              <w:t xml:space="preserve">&lt;&lt; auto filled text: referenced from </w:t>
-            </w:r>
-            <w:del w:id="60" w:author="Alhabibi, Haider@Energy" w:date="2022-02-23T17:37:00Z">
-              <w:r>
-                <w:rPr>
-                  <w:rFonts w:asciiTheme="minorHAnsi" w:hAnsiTheme="minorHAnsi"/>
-                  <w:sz w:val="18"/>
-                  <w:szCs w:val="18"/>
-                </w:rPr>
-                <w:delText>CF2R</w:delText>
-              </w:r>
-            </w:del>
-            <w:ins w:id="61" w:author="Alhabibi, Haider@Energy" w:date="2022-02-23T17:37:00Z">
-              <w:r>
-                <w:rPr>
-                  <w:rFonts w:asciiTheme="minorHAnsi" w:hAnsiTheme="minorHAnsi"/>
-                  <w:sz w:val="18"/>
-                  <w:szCs w:val="18"/>
-                </w:rPr>
-                <w:t>LMCI</w:t>
-              </w:r>
-            </w:ins>
-            <w:r>
-              <w:rPr>
-                <w:rFonts w:asciiTheme="minorHAnsi" w:hAnsiTheme="minorHAnsi"/>
-                <w:sz w:val="18"/>
-                <w:szCs w:val="18"/>
-              </w:rPr>
-              <w:t>-MCH23&gt;&gt;</w:t>
-            </w:r>
-          </w:p>
-        </w:tc>
-      </w:tr>
-      <w:tr>
-        <w:trPr>
-          <w:cantSplit/>
-          <w:trHeight w:val="144"/>
-        </w:trPr>
-        <w:tc>
-          <w:tcPr>
-            <w:tcW w:w="475" w:type="dxa"/>
-            <w:vAlign w:val="center"/>
-          </w:tcPr>
-          <w:p>
-            <w:pPr>
-              <w:jc w:val="center"/>
-              <w:rPr>
-                <w:rFonts w:asciiTheme="minorHAnsi" w:hAnsiTheme="minorHAnsi"/>
-                <w:sz w:val="18"/>
-                <w:szCs w:val="18"/>
-              </w:rPr>
-            </w:pPr>
-            <w:r>
-              <w:rPr>
-                <w:rFonts w:asciiTheme="minorHAnsi" w:hAnsiTheme="minorHAnsi"/>
-                <w:sz w:val="18"/>
-                <w:szCs w:val="18"/>
-              </w:rPr>
-              <w:t>0</w:t>
-            </w:r>
-            <w:r>
-              <w:rPr>
-                <w:rFonts w:asciiTheme="minorHAnsi" w:hAnsiTheme="minorHAnsi"/>
-                <w:sz w:val="18"/>
-                <w:szCs w:val="18"/>
-              </w:rPr>
-              <w:t>8</w:t>
-            </w:r>
-          </w:p>
-        </w:tc>
-        <w:tc>
-          <w:tcPr>
-            <w:tcW w:w="4950" w:type="dxa"/>
-            <w:vAlign w:val="center"/>
-          </w:tcPr>
-          <w:p>
-            <w:pPr>
-              <w:keepNext/>
-              <w:rPr>
-                <w:rFonts w:asciiTheme="minorHAnsi" w:hAnsiTheme="minorHAnsi"/>
-                <w:sz w:val="18"/>
-                <w:szCs w:val="18"/>
-              </w:rPr>
-            </w:pPr>
-            <w:r>
-              <w:rPr>
-                <w:rFonts w:asciiTheme="minorHAnsi" w:hAnsiTheme="minorHAnsi"/>
-                <w:sz w:val="18"/>
-                <w:szCs w:val="18"/>
-              </w:rPr>
-              <w:t>Central Fan Integrated (CFI) Ventilation System Status</w:t>
-            </w:r>
-          </w:p>
-        </w:tc>
-        <w:tc>
-          <w:tcPr>
-            <w:tcW w:w="5605" w:type="dxa"/>
-            <w:vAlign w:val="center"/>
-          </w:tcPr>
-          <w:p>
-            <w:pPr>
-              <w:rPr>
-                <w:rFonts w:asciiTheme="minorHAnsi" w:hAnsiTheme="minorHAnsi"/>
-                <w:sz w:val="18"/>
-                <w:szCs w:val="18"/>
-              </w:rPr>
-            </w:pPr>
-            <w:r>
-              <w:rPr>
-                <w:rFonts w:asciiTheme="minorHAnsi" w:hAnsiTheme="minorHAnsi"/>
-                <w:sz w:val="18"/>
-                <w:szCs w:val="18"/>
-              </w:rPr>
-              <w:t>&lt;&lt; auto filled text: reference</w:t>
-            </w:r>
-            <w:r>
-              <w:rPr>
-                <w:rFonts w:asciiTheme="minorHAnsi" w:hAnsiTheme="minorHAnsi"/>
-                <w:sz w:val="18"/>
-                <w:szCs w:val="18"/>
-              </w:rPr>
-              <w:t xml:space="preserve">d from </w:t>
-            </w:r>
-            <w:del w:id="62" w:author="Alhabibi, Haider@Energy" w:date="2022-02-23T17:37:00Z">
-              <w:r>
-                <w:rPr>
-                  <w:rFonts w:asciiTheme="minorHAnsi" w:hAnsiTheme="minorHAnsi"/>
-                  <w:sz w:val="18"/>
-                  <w:szCs w:val="18"/>
-                </w:rPr>
-                <w:delText>CF2R</w:delText>
-              </w:r>
-            </w:del>
-            <w:ins w:id="63" w:author="Alhabibi, Haider@Energy" w:date="2022-02-23T17:37:00Z">
-              <w:r>
-                <w:rPr>
-                  <w:rFonts w:asciiTheme="minorHAnsi" w:hAnsiTheme="minorHAnsi"/>
-                  <w:sz w:val="18"/>
-                  <w:szCs w:val="18"/>
-                </w:rPr>
-                <w:t>LMCI</w:t>
-              </w:r>
-            </w:ins>
-            <w:r>
-              <w:rPr>
-                <w:rFonts w:asciiTheme="minorHAnsi" w:hAnsiTheme="minorHAnsi"/>
-                <w:sz w:val="18"/>
-                <w:szCs w:val="18"/>
-              </w:rPr>
-              <w:t>-MCH23</w:t>
-            </w:r>
-            <w:r>
-              <w:rPr>
-                <w:rFonts w:asciiTheme="minorHAnsi" w:hAnsiTheme="minorHAnsi"/>
-                <w:sz w:val="18"/>
-                <w:szCs w:val="18"/>
-              </w:rPr>
-              <w:t>&gt;&gt;</w:t>
-            </w:r>
-          </w:p>
-        </w:tc>
-      </w:tr>
-      <w:tr>
-        <w:trPr>
-          <w:cantSplit/>
-          <w:trHeight w:val="144"/>
-        </w:trPr>
-        <w:tc>
-          <w:tcPr>
-            <w:tcW w:w="475" w:type="dxa"/>
-            <w:vAlign w:val="center"/>
-          </w:tcPr>
-          <w:p>
-            <w:pPr>
-              <w:jc w:val="center"/>
-              <w:rPr>
-                <w:rFonts w:asciiTheme="minorHAnsi" w:hAnsiTheme="minorHAnsi"/>
-                <w:sz w:val="18"/>
-                <w:szCs w:val="18"/>
-              </w:rPr>
-            </w:pPr>
-            <w:r>
-              <w:rPr>
-                <w:rFonts w:asciiTheme="minorHAnsi" w:hAnsiTheme="minorHAnsi"/>
-                <w:sz w:val="18"/>
-                <w:szCs w:val="18"/>
-              </w:rPr>
-              <w:t>0</w:t>
-            </w:r>
-            <w:r>
-              <w:rPr>
-                <w:rFonts w:asciiTheme="minorHAnsi" w:hAnsiTheme="minorHAnsi"/>
-                <w:sz w:val="18"/>
-                <w:szCs w:val="18"/>
-              </w:rPr>
-              <w:t>9</w:t>
-            </w:r>
-          </w:p>
-        </w:tc>
-        <w:tc>
-          <w:tcPr>
-            <w:tcW w:w="4950" w:type="dxa"/>
-            <w:vAlign w:val="center"/>
-          </w:tcPr>
-          <w:p>
-            <w:pPr>
-              <w:keepNext/>
-              <w:rPr>
-                <w:rFonts w:asciiTheme="minorHAnsi" w:hAnsiTheme="minorHAnsi"/>
-                <w:sz w:val="18"/>
-                <w:szCs w:val="18"/>
-              </w:rPr>
-            </w:pPr>
-            <w:r>
-              <w:rPr>
-                <w:rFonts w:asciiTheme="minorHAnsi" w:hAnsiTheme="minorHAnsi"/>
-                <w:sz w:val="18"/>
-                <w:szCs w:val="18"/>
-              </w:rPr>
-              <w:t>System Bypass Duct Status</w:t>
-            </w:r>
-          </w:p>
-        </w:tc>
-        <w:tc>
-          <w:tcPr>
-            <w:tcW w:w="5605" w:type="dxa"/>
-            <w:vAlign w:val="center"/>
-          </w:tcPr>
-          <w:p>
-            <w:pPr>
-              <w:rPr>
-                <w:rFonts w:asciiTheme="minorHAnsi" w:hAnsiTheme="minorHAnsi"/>
-                <w:sz w:val="18"/>
-                <w:szCs w:val="18"/>
-              </w:rPr>
-            </w:pPr>
-            <w:r>
-              <w:rPr>
-                <w:rFonts w:asciiTheme="minorHAnsi" w:hAnsiTheme="minorHAnsi"/>
-                <w:sz w:val="18"/>
-                <w:szCs w:val="18"/>
-              </w:rPr>
-              <w:t xml:space="preserve">&lt;&lt; auto filled text: referenced from </w:t>
-            </w:r>
-            <w:del w:id="64" w:author="Alhabibi, Haider@Energy" w:date="2022-02-23T17:37:00Z">
-              <w:r>
-                <w:rPr>
-                  <w:rFonts w:asciiTheme="minorHAnsi" w:hAnsiTheme="minorHAnsi"/>
-                  <w:sz w:val="18"/>
-                  <w:szCs w:val="18"/>
-                </w:rPr>
-                <w:delText>CF2R</w:delText>
-              </w:r>
-            </w:del>
-            <w:ins w:id="65" w:author="Alhabibi, Haider@Energy" w:date="2022-02-23T17:37:00Z">
-              <w:r>
-                <w:rPr>
-                  <w:rFonts w:asciiTheme="minorHAnsi" w:hAnsiTheme="minorHAnsi"/>
-                  <w:sz w:val="18"/>
-                  <w:szCs w:val="18"/>
-                </w:rPr>
-                <w:t>LMCI</w:t>
-              </w:r>
-            </w:ins>
-            <w:r>
-              <w:rPr>
-                <w:rFonts w:asciiTheme="minorHAnsi" w:hAnsiTheme="minorHAnsi"/>
-                <w:sz w:val="18"/>
-                <w:szCs w:val="18"/>
-              </w:rPr>
-              <w:t>-MCH23&gt;&gt;</w:t>
-            </w:r>
-          </w:p>
-        </w:tc>
-      </w:tr>
-      <w:tr>
-        <w:trPr>
-          <w:cantSplit/>
-          <w:trHeight w:val="144"/>
-        </w:trPr>
-        <w:tc>
-          <w:tcPr>
-            <w:tcW w:w="475" w:type="dxa"/>
-            <w:vAlign w:val="center"/>
-          </w:tcPr>
-          <w:p>
-            <w:pPr>
-              <w:jc w:val="center"/>
-              <w:rPr>
-                <w:rFonts w:asciiTheme="minorHAnsi" w:hAnsiTheme="minorHAnsi"/>
-                <w:sz w:val="18"/>
-                <w:szCs w:val="18"/>
-              </w:rPr>
-            </w:pPr>
-            <w:r>
-              <w:rPr>
-                <w:rFonts w:asciiTheme="minorHAnsi" w:hAnsiTheme="minorHAnsi"/>
-                <w:sz w:val="18"/>
-                <w:szCs w:val="18"/>
-              </w:rPr>
-              <w:t>10</w:t>
-            </w:r>
-          </w:p>
-        </w:tc>
-        <w:tc>
-          <w:tcPr>
-            <w:tcW w:w="4950" w:type="dxa"/>
-            <w:vAlign w:val="center"/>
-          </w:tcPr>
-          <w:p>
-            <w:pPr>
-              <w:keepNext/>
-              <w:rPr>
-                <w:rFonts w:asciiTheme="minorHAnsi" w:hAnsiTheme="minorHAnsi"/>
-                <w:sz w:val="18"/>
-                <w:szCs w:val="18"/>
-              </w:rPr>
-            </w:pPr>
-            <w:r>
-              <w:rPr>
-                <w:rFonts w:asciiTheme="minorHAnsi" w:hAnsiTheme="minorHAnsi"/>
-                <w:sz w:val="18"/>
-                <w:szCs w:val="18"/>
-              </w:rPr>
-              <w:t>Date of System Airflow Rate Measurement</w:t>
-            </w:r>
-          </w:p>
-        </w:tc>
-        <w:tc>
-          <w:tcPr>
-            <w:tcW w:w="5605" w:type="dxa"/>
-            <w:vAlign w:val="center"/>
-          </w:tcPr>
-          <w:p>
-            <w:pPr>
-              <w:keepNext/>
-              <w:rPr>
-                <w:rFonts w:asciiTheme="minorHAnsi" w:hAnsiTheme="minorHAnsi"/>
-                <w:sz w:val="18"/>
-                <w:szCs w:val="18"/>
-              </w:rPr>
-            </w:pPr>
-            <w:r>
-              <w:rPr>
-                <w:rFonts w:asciiTheme="minorHAnsi" w:hAnsiTheme="minorHAnsi"/>
-                <w:sz w:val="18"/>
-                <w:szCs w:val="18"/>
-              </w:rPr>
-              <w:t xml:space="preserve">&lt;&lt; auto filled text: referenced from </w:t>
-            </w:r>
-            <w:del w:id="66" w:author="Alhabibi, Haider@Energy" w:date="2022-02-23T17:37:00Z">
-              <w:r>
-                <w:rPr>
-                  <w:rFonts w:asciiTheme="minorHAnsi" w:hAnsiTheme="minorHAnsi"/>
-                  <w:sz w:val="18"/>
-                  <w:szCs w:val="18"/>
-                </w:rPr>
-                <w:delText>CF2R</w:delText>
-              </w:r>
-            </w:del>
-            <w:ins w:id="67" w:author="Alhabibi, Haider@Energy" w:date="2022-02-23T17:37:00Z">
-              <w:r>
-                <w:rPr>
-                  <w:rFonts w:asciiTheme="minorHAnsi" w:hAnsiTheme="minorHAnsi"/>
-                  <w:sz w:val="18"/>
-                  <w:szCs w:val="18"/>
-                </w:rPr>
-                <w:t>LMCI</w:t>
-              </w:r>
-            </w:ins>
-            <w:r>
-              <w:rPr>
-                <w:rFonts w:asciiTheme="minorHAnsi" w:hAnsiTheme="minorHAnsi"/>
-                <w:sz w:val="18"/>
-                <w:szCs w:val="18"/>
-              </w:rPr>
-              <w:t>-MCH23</w:t>
-            </w:r>
-            <w:r>
-              <w:rPr>
-                <w:rFonts w:asciiTheme="minorHAnsi" w:hAnsiTheme="minorHAnsi"/>
-                <w:sz w:val="18"/>
-                <w:szCs w:val="18"/>
-              </w:rPr>
-              <w:t>&gt;&gt;</w:t>
-            </w:r>
-          </w:p>
-        </w:tc>
-      </w:tr>
-      <w:tr>
-        <w:trPr>
-          <w:cantSplit/>
-          <w:trHeight w:val="144"/>
-        </w:trPr>
-        <w:tc>
-          <w:tcPr>
-            <w:tcW w:w="475" w:type="dxa"/>
-            <w:vAlign w:val="center"/>
-          </w:tcPr>
-          <w:p>
-            <w:pPr>
-              <w:jc w:val="center"/>
-              <w:rPr>
-                <w:rFonts w:asciiTheme="minorHAnsi" w:hAnsiTheme="minorHAnsi"/>
-                <w:sz w:val="18"/>
-                <w:szCs w:val="18"/>
-              </w:rPr>
-            </w:pPr>
-            <w:r>
-              <w:rPr>
-                <w:rFonts w:asciiTheme="minorHAnsi" w:hAnsiTheme="minorHAnsi"/>
-                <w:sz w:val="18"/>
-                <w:szCs w:val="18"/>
-              </w:rPr>
-              <w:t>1</w:t>
-            </w:r>
-            <w:r>
-              <w:rPr>
-                <w:rFonts w:asciiTheme="minorHAnsi" w:hAnsiTheme="minorHAnsi"/>
-                <w:sz w:val="18"/>
-                <w:szCs w:val="18"/>
-              </w:rPr>
-              <w:t>1</w:t>
-            </w:r>
-          </w:p>
-        </w:tc>
-        <w:tc>
-          <w:tcPr>
-            <w:tcW w:w="4950" w:type="dxa"/>
-            <w:vAlign w:val="center"/>
-          </w:tcPr>
-          <w:p>
-            <w:pPr>
-              <w:keepNext/>
-              <w:rPr>
-                <w:rFonts w:asciiTheme="minorHAnsi" w:hAnsiTheme="minorHAnsi"/>
-                <w:sz w:val="18"/>
-                <w:szCs w:val="18"/>
-              </w:rPr>
-            </w:pPr>
-            <w:r>
-              <w:rPr>
-                <w:rFonts w:asciiTheme="minorHAnsi" w:hAnsiTheme="minorHAnsi"/>
-                <w:sz w:val="18"/>
-                <w:szCs w:val="18"/>
-              </w:rPr>
-              <w:t xml:space="preserve">Airflow Rate Protocol </w:t>
-            </w:r>
-            <w:r>
-              <w:rPr>
-                <w:rFonts w:asciiTheme="minorHAnsi" w:hAnsiTheme="minorHAnsi"/>
-                <w:sz w:val="18"/>
-                <w:szCs w:val="18"/>
-              </w:rPr>
-              <w:t>U</w:t>
-            </w:r>
-            <w:r>
-              <w:rPr>
-                <w:rFonts w:asciiTheme="minorHAnsi" w:hAnsiTheme="minorHAnsi"/>
-                <w:sz w:val="18"/>
-                <w:szCs w:val="18"/>
-              </w:rPr>
-              <w:t>tilized</w:t>
-            </w:r>
-          </w:p>
-        </w:tc>
-        <w:tc>
-          <w:tcPr>
-            <w:tcW w:w="5605" w:type="dxa"/>
-            <w:vAlign w:val="center"/>
-          </w:tcPr>
-          <w:p>
-            <w:pPr>
-              <w:keepNext/>
-              <w:rPr>
-                <w:rFonts w:asciiTheme="minorHAnsi" w:hAnsiTheme="minorHAnsi"/>
-                <w:sz w:val="18"/>
-                <w:szCs w:val="18"/>
-              </w:rPr>
-            </w:pPr>
-            <w:r>
-              <w:rPr>
-                <w:rFonts w:asciiTheme="minorHAnsi" w:hAnsiTheme="minorHAnsi"/>
-                <w:sz w:val="18"/>
-                <w:szCs w:val="18"/>
-              </w:rPr>
-              <w:t xml:space="preserve">&lt;&lt; auto filled text: referenced from </w:t>
-            </w:r>
-            <w:del w:id="68" w:author="Alhabibi, Haider@Energy" w:date="2022-02-23T17:37:00Z">
-              <w:r>
-                <w:rPr>
-                  <w:rFonts w:asciiTheme="minorHAnsi" w:hAnsiTheme="minorHAnsi"/>
-                  <w:sz w:val="18"/>
-                  <w:szCs w:val="18"/>
-                </w:rPr>
-                <w:delText>CF2R</w:delText>
-              </w:r>
-            </w:del>
-            <w:ins w:id="69" w:author="Alhabibi, Haider@Energy" w:date="2022-02-23T17:37:00Z">
-              <w:r>
-                <w:rPr>
-                  <w:rFonts w:asciiTheme="minorHAnsi" w:hAnsiTheme="minorHAnsi"/>
-                  <w:sz w:val="18"/>
-                  <w:szCs w:val="18"/>
-                </w:rPr>
-                <w:t>LMCI</w:t>
-              </w:r>
-            </w:ins>
-            <w:r>
-              <w:rPr>
-                <w:rFonts w:asciiTheme="minorHAnsi" w:hAnsiTheme="minorHAnsi"/>
-                <w:sz w:val="18"/>
-                <w:szCs w:val="18"/>
-              </w:rPr>
-              <w:t>-MCH23</w:t>
-            </w:r>
-            <w:r>
-              <w:rPr>
-                <w:rFonts w:asciiTheme="minorHAnsi" w:hAnsiTheme="minorHAnsi"/>
-                <w:sz w:val="18"/>
-                <w:szCs w:val="18"/>
-              </w:rPr>
-              <w:t>&gt;&gt;</w:t>
-            </w:r>
-          </w:p>
-        </w:tc>
-      </w:tr>
-      <w:tr>
-        <w:trPr>
-          <w:cantSplit/>
-          <w:trHeight w:val="144"/>
-        </w:trPr>
-        <w:tc>
-          <w:tcPr>
-            <w:tcW w:w="475" w:type="dxa"/>
-            <w:vAlign w:val="center"/>
-          </w:tcPr>
-          <w:p>
-            <w:pPr>
-              <w:jc w:val="center"/>
-              <w:rPr>
-                <w:rFonts w:asciiTheme="minorHAnsi" w:hAnsiTheme="minorHAnsi"/>
-                <w:sz w:val="18"/>
-                <w:szCs w:val="18"/>
-              </w:rPr>
-            </w:pPr>
-            <w:r>
-              <w:rPr>
-                <w:rFonts w:asciiTheme="minorHAnsi" w:hAnsiTheme="minorHAnsi"/>
-                <w:sz w:val="18"/>
-                <w:szCs w:val="18"/>
-              </w:rPr>
-              <w:t>1</w:t>
-            </w:r>
-            <w:r>
-              <w:rPr>
-                <w:rFonts w:asciiTheme="minorHAnsi" w:hAnsiTheme="minorHAnsi"/>
-                <w:sz w:val="18"/>
-                <w:szCs w:val="18"/>
-              </w:rPr>
-              <w:t>2</w:t>
-            </w:r>
-          </w:p>
-        </w:tc>
-        <w:tc>
-          <w:tcPr>
-            <w:tcW w:w="4950" w:type="dxa"/>
-            <w:vAlign w:val="center"/>
-          </w:tcPr>
-          <w:p>
-            <w:pPr>
-              <w:keepNext/>
-              <w:rPr>
-                <w:rFonts w:asciiTheme="minorHAnsi" w:hAnsiTheme="minorHAnsi"/>
-                <w:sz w:val="18"/>
-                <w:szCs w:val="18"/>
-              </w:rPr>
-            </w:pPr>
-            <w:r>
-              <w:rPr>
-                <w:rFonts w:asciiTheme="minorHAnsi" w:hAnsiTheme="minorHAnsi"/>
-                <w:sz w:val="18"/>
-                <w:szCs w:val="18"/>
-              </w:rPr>
-              <w:t>Central Fan Ventilation Cooling System Status</w:t>
-            </w:r>
-          </w:p>
-        </w:tc>
-        <w:tc>
-          <w:tcPr>
-            <w:tcW w:w="5605" w:type="dxa"/>
-            <w:vAlign w:val="center"/>
-          </w:tcPr>
-          <w:p>
-            <w:pPr>
-              <w:keepNext/>
-              <w:rPr>
-                <w:rFonts w:asciiTheme="minorHAnsi" w:hAnsiTheme="minorHAnsi"/>
-                <w:sz w:val="18"/>
-                <w:szCs w:val="18"/>
-              </w:rPr>
-            </w:pPr>
-            <w:r>
-              <w:rPr>
-                <w:rFonts w:asciiTheme="minorHAnsi" w:hAnsiTheme="minorHAnsi"/>
-                <w:sz w:val="18"/>
-                <w:szCs w:val="18"/>
-              </w:rPr>
-              <w:t xml:space="preserve">&lt;&lt; auto filled text: referenced from </w:t>
-            </w:r>
-            <w:del w:id="70" w:author="Alhabibi, Haider@Energy" w:date="2022-02-23T17:37:00Z">
-              <w:r>
-                <w:rPr>
-                  <w:rFonts w:asciiTheme="minorHAnsi" w:hAnsiTheme="minorHAnsi"/>
-                  <w:sz w:val="18"/>
-                  <w:szCs w:val="18"/>
-                </w:rPr>
-                <w:delText>CF2R</w:delText>
-              </w:r>
-            </w:del>
-            <w:ins w:id="71" w:author="Alhabibi, Haider@Energy" w:date="2022-02-23T17:37:00Z">
-              <w:r>
-                <w:rPr>
-                  <w:rFonts w:asciiTheme="minorHAnsi" w:hAnsiTheme="minorHAnsi"/>
-                  <w:sz w:val="18"/>
-                  <w:szCs w:val="18"/>
-                </w:rPr>
-                <w:t>LMCI</w:t>
-              </w:r>
-            </w:ins>
-            <w:r>
-              <w:rPr>
-                <w:rFonts w:asciiTheme="minorHAnsi" w:hAnsiTheme="minorHAnsi"/>
-                <w:sz w:val="18"/>
-                <w:szCs w:val="18"/>
-              </w:rPr>
-              <w:t>-MCH23&gt;&gt;</w:t>
-            </w:r>
           </w:p>
         </w:tc>
       </w:tr>
@@ -6802,36 +6369,15 @@
                 <w:szCs w:val="18"/>
               </w:rPr>
             </w:pPr>
-            <w:ins w:id="72" w:author="Alhabibi, Haider@Energy" w:date="2022-03-08T08:09:00Z">
-              <w:r>
-                <w:rPr>
-                  <w:rFonts w:asciiTheme="minorHAnsi" w:hAnsiTheme="minorHAnsi"/>
-                  <w:iCs/>
-                  <w:sz w:val="18"/>
-                  <w:szCs w:val="18"/>
-                  <w:rPrChange w:id="73" w:author="Alhabibi, Haider@Energy" w:date="2022-03-08T08:09:00Z">
-                    <w:rPr>
-                      <w:rFonts w:asciiTheme="minorHAnsi" w:hAnsiTheme="minorHAnsi"/>
-                      <w:i/>
-                      <w:sz w:val="18"/>
-                      <w:szCs w:val="18"/>
-                    </w:rPr>
-                  </w:rPrChange>
-                </w:rPr>
-                <w:t>&lt;&lt;Static Text - see the top&gt;&gt;</w:t>
-              </w:r>
-            </w:ins>
-            <w:del w:id="74" w:author="Alhabibi, Haider@Energy" w:date="2022-03-08T08:09:00Z">
-              <w:r>
-                <w:rPr>
-                  <w:rFonts w:asciiTheme="minorHAnsi" w:hAnsiTheme="minorHAnsi"/>
-                  <w:i/>
-                  <w:sz w:val="18"/>
-                  <w:szCs w:val="18"/>
-                </w:rPr>
-                <w:delText>Instrument Specifications are given in RA3.3.1, and system fan watt measurement apparatus information is given in RA3.3.2.2.</w:delText>
-              </w:r>
-            </w:del>
+            <w:r>
+              <w:rPr>
+                <w:rFonts w:asciiTheme="minorHAnsi" w:hAnsiTheme="minorHAnsi"/>
+                <w:iCs/>
+                <w:sz w:val="18"/>
+                <w:szCs w:val="18"/>
+              </w:rPr>
+              <w:t>&lt;&lt;Static Text - see the top&gt;&gt;</w:t>
+            </w:r>
           </w:p>
         </w:tc>
       </w:tr>
@@ -6908,7 +6454,25 @@
                 <w:sz w:val="18"/>
                 <w:szCs w:val="18"/>
               </w:rPr>
-              <w:t xml:space="preserve">&lt;&lt; user select one from list: </w:t>
+              <w:t xml:space="preserve">&lt;&lt; </w:t>
+            </w:r>
+            <w:proofErr w:type="gramStart"/>
+            <w:r>
+              <w:rPr>
+                <w:rFonts w:asciiTheme="minorHAnsi" w:hAnsiTheme="minorHAnsi"/>
+                <w:sz w:val="18"/>
+                <w:szCs w:val="18"/>
+              </w:rPr>
+              <w:t>user</w:t>
+            </w:r>
+            <w:proofErr w:type="gramEnd"/>
+            <w:r>
+              <w:rPr>
+                <w:rFonts w:asciiTheme="minorHAnsi" w:hAnsiTheme="minorHAnsi"/>
+                <w:sz w:val="18"/>
+                <w:szCs w:val="18"/>
+              </w:rPr>
+              <w:t xml:space="preserve"> select one from list: </w:t>
             </w:r>
           </w:p>
           <w:p>
@@ -7096,8 +6660,18 @@
                 <w:sz w:val="18"/>
                 <w:szCs w:val="18"/>
               </w:rPr>
-              <w:t>If MCH-23 variant = MCH-23a, then display version MCH-22a;</w:t>
-            </w:r>
+              <w:t>If MCH-23 variant = MCH-23a, then display version MCH-</w:t>
+            </w:r>
+            <w:proofErr w:type="gramStart"/>
+            <w:r>
+              <w:rPr>
+                <w:rFonts w:ascii="Calibri" w:hAnsi="Calibri"/>
+                <w:sz w:val="18"/>
+                <w:szCs w:val="18"/>
+              </w:rPr>
+              <w:t>22a;</w:t>
+            </w:r>
+            <w:proofErr w:type="gramEnd"/>
           </w:p>
           <w:p>
             <w:pPr>
@@ -7116,16 +6690,26 @@
                 <w:sz w:val="18"/>
                 <w:szCs w:val="18"/>
               </w:rPr>
-              <w:t>If MCH-23 variant = MCH-23b, then display version MCH-22b</w:t>
-            </w:r>
+              <w:t>If MCH-23 variant = MCH-23b, then display version MCH-</w:t>
+            </w:r>
+            <w:proofErr w:type="gramStart"/>
             <w:r>
               <w:rPr>
                 <w:rFonts w:ascii="Calibri" w:hAnsi="Calibri"/>
                 <w:sz w:val="18"/>
                 <w:szCs w:val="18"/>
               </w:rPr>
+              <w:t>22b</w:t>
+            </w:r>
+            <w:r>
+              <w:rPr>
+                <w:rFonts w:ascii="Calibri" w:hAnsi="Calibri"/>
+                <w:sz w:val="18"/>
+                <w:szCs w:val="18"/>
+              </w:rPr>
               <w:t>;</w:t>
             </w:r>
+            <w:proofErr w:type="gramEnd"/>
           </w:p>
           <w:p>
             <w:pPr>
@@ -7208,16 +6792,26 @@
                 <w:sz w:val="18"/>
                 <w:szCs w:val="18"/>
               </w:rPr>
-              <w:t xml:space="preserve"> then display version MCH-22</w:t>
-            </w:r>
+              <w:t xml:space="preserve"> then display version MCH-</w:t>
+            </w:r>
+            <w:proofErr w:type="gramStart"/>
             <w:r>
               <w:rPr>
                 <w:rFonts w:ascii="Calibri" w:hAnsi="Calibri"/>
                 <w:sz w:val="18"/>
                 <w:szCs w:val="18"/>
               </w:rPr>
+              <w:t>22</w:t>
+            </w:r>
+            <w:r>
+              <w:rPr>
+                <w:rFonts w:ascii="Calibri" w:hAnsi="Calibri"/>
+                <w:sz w:val="18"/>
+                <w:szCs w:val="18"/>
+              </w:rPr>
               <w:t>c;</w:t>
             </w:r>
+            <w:proofErr w:type="gramEnd"/>
           </w:p>
           <w:p>
             <w:pPr>
@@ -7236,8 +6830,18 @@
                 <w:sz w:val="18"/>
                 <w:szCs w:val="18"/>
               </w:rPr>
-              <w:t>If MCH-23 variant = MCH-23f, then display version MCH-22d;</w:t>
-            </w:r>
+              <w:t>If MCH-23 variant = MCH-23f, then display version MCH-</w:t>
+            </w:r>
+            <w:proofErr w:type="gramStart"/>
+            <w:r>
+              <w:rPr>
+                <w:rFonts w:ascii="Calibri" w:hAnsi="Calibri"/>
+                <w:sz w:val="18"/>
+                <w:szCs w:val="18"/>
+              </w:rPr>
+              <w:t>22d;</w:t>
+            </w:r>
+            <w:proofErr w:type="gramEnd"/>
           </w:p>
           <w:p>
             <w:pPr>
@@ -7304,8 +6908,18 @@
                 <w:sz w:val="18"/>
                 <w:szCs w:val="18"/>
               </w:rPr>
-              <w:t>, then display MCH-22b; Else display version MCH-22a;</w:t>
-            </w:r>
+              <w:t>, then display MCH-22b; Else display version MCH-</w:t>
+            </w:r>
+            <w:proofErr w:type="gramStart"/>
+            <w:r>
+              <w:rPr>
+                <w:rFonts w:ascii="Calibri" w:hAnsi="Calibri"/>
+                <w:sz w:val="18"/>
+                <w:szCs w:val="18"/>
+              </w:rPr>
+              <w:t>22a;</w:t>
+            </w:r>
+            <w:proofErr w:type="gramEnd"/>
           </w:p>
           <w:p>
             <w:pPr>
@@ -7336,31 +6950,49 @@
                 <w:sz w:val="18"/>
                 <w:szCs w:val="18"/>
               </w:rPr>
-              <w:t>If MCH-23 variant = MCH-23d and A1</w:t>
-            </w:r>
-            <w:r>
-              <w:rPr>
-                <w:rFonts w:ascii="Calibri" w:hAnsi="Calibri"/>
-                <w:sz w:val="18"/>
-                <w:szCs w:val="18"/>
-              </w:rPr>
-              <w:t>2</w:t>
-            </w:r>
-            <w:r>
-              <w:rPr>
-                <w:rFonts w:ascii="Calibri" w:hAnsi="Calibri"/>
-                <w:sz w:val="18"/>
-                <w:szCs w:val="18"/>
-              </w:rPr>
-              <w:t xml:space="preserve"> = ‘</w:t>
-            </w:r>
-            <w:r>
-              <w:rPr>
-                <w:rFonts w:asciiTheme="minorHAnsi" w:hAnsiTheme="minorHAnsi"/>
-                <w:sz w:val="18"/>
-                <w:szCs w:val="18"/>
-              </w:rPr>
-              <w:t>Variable CFVCS’ or ‘Fixed CFVCS’, then display version MCH-22c; Else display version MCH-22a</w:t>
+              <w:t>If MCH-23 variant = MCH-23d</w:t>
+            </w:r>
+            <w:del w:id="15" w:author="Alhabibi, Haider@Energy" w:date="2023-11-02T09:11:00Z">
+              <w:r>
+                <w:rPr>
+                  <w:rFonts w:ascii="Calibri" w:hAnsi="Calibri"/>
+                  <w:sz w:val="18"/>
+                  <w:szCs w:val="18"/>
+                </w:rPr>
+                <w:delText xml:space="preserve"> and A1</w:delText>
+              </w:r>
+              <w:r>
+                <w:rPr>
+                  <w:rFonts w:ascii="Calibri" w:hAnsi="Calibri"/>
+                  <w:sz w:val="18"/>
+                  <w:szCs w:val="18"/>
+                </w:rPr>
+                <w:delText>2</w:delText>
+              </w:r>
+              <w:r>
+                <w:rPr>
+                  <w:rFonts w:ascii="Calibri" w:hAnsi="Calibri"/>
+                  <w:sz w:val="18"/>
+                  <w:szCs w:val="18"/>
+                </w:rPr>
+                <w:delText xml:space="preserve"> = ‘</w:delText>
+              </w:r>
+              <w:r>
+                <w:rPr>
+                  <w:rFonts w:asciiTheme="minorHAnsi" w:hAnsiTheme="minorHAnsi"/>
+                  <w:sz w:val="18"/>
+                  <w:szCs w:val="18"/>
+                </w:rPr>
+                <w:delText>Variable CFVCS’ or ‘Fixed CFVCS’</w:delText>
+              </w:r>
+            </w:del>
+            <w:r>
+              <w:rPr>
+                <w:rFonts w:asciiTheme="minorHAnsi" w:hAnsiTheme="minorHAnsi"/>
+                <w:sz w:val="18"/>
+                <w:szCs w:val="18"/>
+              </w:rPr>
+              <w:t>, then display version MCH-22c; Else display version MCH-22a</w:t>
             </w:r>
           </w:p>
           <w:p>
@@ -7524,36 +7156,15 @@
                 <w:szCs w:val="18"/>
               </w:rPr>
             </w:pPr>
-            <w:ins w:id="75" w:author="Alhabibi, Haider@Energy" w:date="2022-03-08T08:08:00Z">
-              <w:r>
-                <w:rPr>
-                  <w:rFonts w:asciiTheme="minorHAnsi" w:hAnsiTheme="minorHAnsi"/>
-                  <w:iCs/>
-                  <w:sz w:val="18"/>
-                  <w:szCs w:val="18"/>
-                  <w:rPrChange w:id="76" w:author="Alhabibi, Haider@Energy" w:date="2022-03-08T08:09:00Z">
-                    <w:rPr>
-                      <w:rFonts w:asciiTheme="minorHAnsi" w:hAnsiTheme="minorHAnsi"/>
-                      <w:i/>
-                      <w:sz w:val="18"/>
-                      <w:szCs w:val="18"/>
-                    </w:rPr>
-                  </w:rPrChange>
-                </w:rPr>
-                <w:t>&lt;&lt;Static Text - see the top&gt;&gt;</w:t>
-              </w:r>
-            </w:ins>
-            <w:del w:id="77" w:author="Alhabibi, Haider@Energy" w:date="2022-03-08T08:08:00Z">
-              <w:r>
-                <w:rPr>
-                  <w:rFonts w:asciiTheme="minorHAnsi" w:hAnsiTheme="minorHAnsi"/>
-                  <w:i/>
-                  <w:sz w:val="18"/>
-                  <w:szCs w:val="18"/>
-                </w:rPr>
-                <w:delText>The procedures for System Fan Watt Verification are specified in Reference Residential Appendix RA3.3.</w:delText>
-              </w:r>
-            </w:del>
+            <w:r>
+              <w:rPr>
+                <w:rFonts w:asciiTheme="minorHAnsi" w:hAnsiTheme="minorHAnsi"/>
+                <w:iCs/>
+                <w:sz w:val="18"/>
+                <w:szCs w:val="18"/>
+              </w:rPr>
+              <w:t>&lt;&lt;Static Text - see the top&gt;&gt;</w:t>
+            </w:r>
           </w:p>
         </w:tc>
       </w:tr>
@@ -7734,26 +7345,14 @@
               </w:rPr>
               <w:t xml:space="preserve">&lt;&lt;referenced from </w:t>
             </w:r>
-            <w:del w:id="78" w:author="Alhabibi, Haider@Energy" w:date="2022-02-23T17:37:00Z">
-              <w:r>
-                <w:rPr>
-                  <w:rFonts w:asciiTheme="minorHAnsi" w:hAnsiTheme="minorHAnsi"/>
-                  <w:sz w:val="18"/>
-                  <w:szCs w:val="18"/>
-                </w:rPr>
-                <w:delText>CF2R</w:delText>
-              </w:r>
-            </w:del>
-            <w:ins w:id="79" w:author="Alhabibi, Haider@Energy" w:date="2022-02-23T17:37:00Z">
-              <w:r>
-                <w:rPr>
-                  <w:rFonts w:asciiTheme="minorHAnsi" w:hAnsiTheme="minorHAnsi"/>
-                  <w:sz w:val="18"/>
-                  <w:szCs w:val="18"/>
-                </w:rPr>
-                <w:t>LMCI</w:t>
-              </w:r>
-            </w:ins>
+            <w:r>
+              <w:rPr>
+                <w:rFonts w:asciiTheme="minorHAnsi" w:hAnsiTheme="minorHAnsi"/>
+                <w:sz w:val="18"/>
+                <w:szCs w:val="18"/>
+              </w:rPr>
+              <w:t>LMCI</w:t>
+            </w:r>
             <w:r>
               <w:rPr>
                 <w:rFonts w:asciiTheme="minorHAnsi" w:hAnsiTheme="minorHAnsi"/>
@@ -7919,6 +7518,7 @@
               <w:t xml:space="preserve">C09 – </w:t>
             </w:r>
             <w:proofErr w:type="spellStart"/>
+            <w:proofErr w:type="gramStart"/>
             <w:r>
               <w:rPr>
                 <w:rFonts w:asciiTheme="minorHAnsi" w:hAnsiTheme="minorHAnsi"/>
@@ -7937,6 +7537,7 @@
               </w:rPr>
               <w:t>;</w:t>
             </w:r>
+            <w:proofErr w:type="gramEnd"/>
           </w:p>
           <w:p>
             <w:pPr>
@@ -7983,6 +7584,7 @@
               <w:t xml:space="preserve">Row C09 – </w:t>
             </w:r>
             <w:proofErr w:type="spellStart"/>
+            <w:proofErr w:type="gramStart"/>
             <w:r>
               <w:rPr>
                 <w:rFonts w:asciiTheme="minorHAnsi" w:hAnsiTheme="minorHAnsi"/>
@@ -8001,6 +7603,7 @@
               </w:rPr>
               <w:t>;</w:t>
             </w:r>
+            <w:proofErr w:type="gramEnd"/>
           </w:p>
           <w:p>
             <w:pPr>
@@ -8307,7 +7910,17 @@
                 <w:sz w:val="18"/>
                 <w:szCs w:val="18"/>
               </w:rPr>
-              <w:t>, else use value 0.58</w:t>
+              <w:t xml:space="preserve">, else use value </w:t>
+            </w:r>
+            <w:proofErr w:type="gramStart"/>
+            <w:r>
+              <w:rPr>
+                <w:rFonts w:asciiTheme="minorHAnsi" w:hAnsiTheme="minorHAnsi"/>
+                <w:i/>
+                <w:sz w:val="18"/>
+                <w:szCs w:val="18"/>
+              </w:rPr>
+              <w:t>0.58</w:t>
             </w:r>
             <w:r>
               <w:rPr>
@@ -8317,6 +7930,7 @@
               </w:rPr>
               <w:t>;</w:t>
             </w:r>
+            <w:proofErr w:type="gramEnd"/>
           </w:p>
           <w:p>
             <w:pPr>
@@ -8939,7 +8553,16 @@
                 <w:sz w:val="18"/>
                 <w:szCs w:val="18"/>
               </w:rPr>
-              <w:t>, the display text: system fan efficacy complies</w:t>
+              <w:t xml:space="preserve">, the display text: system fan efficacy </w:t>
+            </w:r>
+            <w:proofErr w:type="gramStart"/>
+            <w:r>
+              <w:rPr>
+                <w:rFonts w:asciiTheme="minorHAnsi" w:hAnsiTheme="minorHAnsi"/>
+                <w:sz w:val="18"/>
+                <w:szCs w:val="18"/>
+              </w:rPr>
+              <w:t>complies</w:t>
             </w:r>
             <w:r>
               <w:rPr>
@@ -8949,6 +8572,7 @@
               </w:rPr>
               <w:t>;</w:t>
             </w:r>
+            <w:proofErr w:type="gramEnd"/>
             <w:r>
               <w:rPr>
                 <w:rFonts w:asciiTheme="minorHAnsi" w:hAnsiTheme="minorHAnsi"/>
@@ -9001,8 +8625,7 @@
         <w:tblLook w:val="01E0" w:firstRow="1" w:lastRow="1" w:firstColumn="1" w:lastColumn="1" w:noHBand="0" w:noVBand="0"/>
       </w:tblPr>
       <w:tblGrid>
-        <w:gridCol w:w="468"/>
-        <w:gridCol w:w="10530"/>
+        <w:gridCol w:w="10998"/>
       </w:tblGrid>
       <w:tr>
         <w:trPr>
@@ -9011,14 +8634,12 @@
         <w:tc>
           <w:tcPr>
             <w:tcW w:w="10998" w:type="dxa"/>
-            <w:gridSpan w:val="2"/>
             <w:vAlign w:val="center"/>
           </w:tcPr>
           <w:p>
             <w:pPr>
               <w:keepNext/>
               <w:rPr>
-                <w:ins w:id="80" w:author="Alhabibi, Haider@Energy" w:date="2022-03-08T08:16:00Z"/>
                 <w:rFonts w:asciiTheme="minorHAnsi" w:hAnsiTheme="minorHAnsi"/>
                 <w:b/>
                 <w:szCs w:val="18"/>
@@ -9041,574 +8662,17 @@
                 <w:bCs/>
                 <w:sz w:val="18"/>
                 <w:szCs w:val="18"/>
-                <w:rPrChange w:id="81" w:author="Alhabibi, Haider@Energy" w:date="2022-03-08T08:16:00Z">
-                  <w:rPr>
-                    <w:rFonts w:asciiTheme="minorHAnsi" w:hAnsiTheme="minorHAnsi"/>
-                    <w:b/>
-                    <w:sz w:val="18"/>
-                    <w:szCs w:val="18"/>
-                  </w:rPr>
-                </w:rPrChange>
-              </w:rPr>
-            </w:pPr>
-            <w:ins w:id="82" w:author="Alhabibi, Haider@Energy" w:date="2022-03-08T08:16:00Z">
-              <w:r>
-                <w:rPr>
-                  <w:rFonts w:asciiTheme="minorHAnsi" w:hAnsiTheme="minorHAnsi"/>
-                  <w:bCs/>
-                  <w:sz w:val="18"/>
-                  <w:szCs w:val="18"/>
-                  <w:rPrChange w:id="83" w:author="Alhabibi, Haider@Energy" w:date="2022-03-08T08:16:00Z">
-                    <w:rPr>
-                      <w:rFonts w:asciiTheme="minorHAnsi" w:hAnsiTheme="minorHAnsi"/>
-                      <w:b/>
-                      <w:sz w:val="18"/>
-                      <w:szCs w:val="18"/>
-                    </w:rPr>
-                  </w:rPrChange>
-                </w:rPr>
-                <w:t>&lt;&lt;Static Text - see the top&gt;&gt;</w:t>
-              </w:r>
-            </w:ins>
-          </w:p>
-        </w:tc>
-      </w:tr>
-      <w:tr>
-        <w:trPr>
-          <w:trHeight w:val="144"/>
-          <w:del w:id="84" w:author="Alhabibi, Haider@Energy" w:date="2022-03-08T08:17:00Z"/>
-        </w:trPr>
-        <w:tc>
-          <w:tcPr>
-            <w:tcW w:w="468" w:type="dxa"/>
-            <w:vAlign w:val="center"/>
-          </w:tcPr>
-          <w:p>
-            <w:pPr>
-              <w:pStyle w:val="FootnoteText"/>
-              <w:keepNext/>
-              <w:jc w:val="center"/>
-              <w:rPr>
-                <w:del w:id="85" w:author="Alhabibi, Haider@Energy" w:date="2022-03-08T08:17:00Z"/>
-                <w:rFonts w:asciiTheme="minorHAnsi" w:hAnsiTheme="minorHAnsi"/>
-                <w:sz w:val="18"/>
-                <w:szCs w:val="18"/>
-              </w:rPr>
-            </w:pPr>
-            <w:del w:id="86" w:author="Alhabibi, Haider@Energy" w:date="2022-03-08T08:17:00Z">
-              <w:r>
-                <w:rPr>
-                  <w:rFonts w:asciiTheme="minorHAnsi" w:hAnsiTheme="minorHAnsi"/>
-                  <w:sz w:val="18"/>
-                  <w:szCs w:val="18"/>
-                </w:rPr>
-                <w:delText>01</w:delText>
-              </w:r>
-            </w:del>
-          </w:p>
-        </w:tc>
-        <w:tc>
-          <w:tcPr>
-            <w:tcW w:w="10530" w:type="dxa"/>
-            <w:vAlign w:val="center"/>
-          </w:tcPr>
-          <w:p>
-            <w:pPr>
-              <w:rPr>
-                <w:del w:id="87" w:author="Alhabibi, Haider@Energy" w:date="2022-03-08T08:17:00Z"/>
-                <w:rFonts w:asciiTheme="minorHAnsi" w:hAnsiTheme="minorHAnsi"/>
-                <w:sz w:val="18"/>
-                <w:szCs w:val="18"/>
-              </w:rPr>
-            </w:pPr>
-            <w:del w:id="88" w:author="Alhabibi, Haider@Energy" w:date="2022-03-08T08:17:00Z">
-              <w:r>
-                <w:rPr>
-                  <w:rFonts w:asciiTheme="minorHAnsi" w:hAnsiTheme="minorHAnsi"/>
-                  <w:sz w:val="18"/>
-                  <w:szCs w:val="18"/>
-                </w:rPr>
-                <w:delText>All registers were fully open during the diagnostic test.</w:delText>
-              </w:r>
-            </w:del>
-          </w:p>
-        </w:tc>
-      </w:tr>
-      <w:tr>
-        <w:trPr>
-          <w:trHeight w:val="144"/>
-          <w:del w:id="89" w:author="Alhabibi, Haider@Energy" w:date="2022-03-08T08:17:00Z"/>
-        </w:trPr>
-        <w:tc>
-          <w:tcPr>
-            <w:tcW w:w="468" w:type="dxa"/>
-            <w:vAlign w:val="center"/>
-          </w:tcPr>
-          <w:p>
-            <w:pPr>
-              <w:pStyle w:val="FootnoteText"/>
-              <w:keepNext/>
-              <w:jc w:val="center"/>
-              <w:rPr>
-                <w:del w:id="90" w:author="Alhabibi, Haider@Energy" w:date="2022-03-08T08:17:00Z"/>
-                <w:rFonts w:asciiTheme="minorHAnsi" w:hAnsiTheme="minorHAnsi"/>
-                <w:sz w:val="18"/>
-                <w:szCs w:val="18"/>
-              </w:rPr>
-            </w:pPr>
-            <w:del w:id="91" w:author="Alhabibi, Haider@Energy" w:date="2022-03-08T08:17:00Z">
-              <w:r>
-                <w:rPr>
-                  <w:rFonts w:asciiTheme="minorHAnsi" w:hAnsiTheme="minorHAnsi"/>
-                  <w:sz w:val="18"/>
-                  <w:szCs w:val="18"/>
-                </w:rPr>
-                <w:delText>02</w:delText>
-              </w:r>
-            </w:del>
-          </w:p>
-        </w:tc>
-        <w:tc>
-          <w:tcPr>
-            <w:tcW w:w="10530" w:type="dxa"/>
-            <w:vAlign w:val="center"/>
-          </w:tcPr>
-          <w:p>
-            <w:pPr>
-              <w:rPr>
-                <w:del w:id="92" w:author="Alhabibi, Haider@Energy" w:date="2022-03-08T08:17:00Z"/>
-                <w:rFonts w:asciiTheme="minorHAnsi" w:hAnsiTheme="minorHAnsi"/>
-                <w:sz w:val="18"/>
-                <w:szCs w:val="18"/>
-              </w:rPr>
-            </w:pPr>
-            <w:del w:id="93" w:author="Alhabibi, Haider@Energy" w:date="2022-03-08T08:17:00Z">
-              <w:r>
-                <w:rPr>
-                  <w:rFonts w:asciiTheme="minorHAnsi" w:hAnsiTheme="minorHAnsi"/>
-                  <w:sz w:val="18"/>
-                  <w:szCs w:val="18"/>
-                </w:rPr>
-                <w:delText>System fan was set at maximum speed during the diagnostic test.</w:delText>
-              </w:r>
-            </w:del>
-          </w:p>
-        </w:tc>
-      </w:tr>
-      <w:tr>
-        <w:trPr>
-          <w:trHeight w:val="144"/>
-          <w:del w:id="94" w:author="Alhabibi, Haider@Energy" w:date="2022-03-08T08:17:00Z"/>
-        </w:trPr>
-        <w:tc>
-          <w:tcPr>
-            <w:tcW w:w="468" w:type="dxa"/>
-            <w:vAlign w:val="center"/>
-          </w:tcPr>
-          <w:p>
-            <w:pPr>
-              <w:pStyle w:val="FootnoteText"/>
-              <w:keepNext/>
-              <w:jc w:val="center"/>
-              <w:rPr>
-                <w:del w:id="95" w:author="Alhabibi, Haider@Energy" w:date="2022-03-08T08:17:00Z"/>
-                <w:rFonts w:asciiTheme="minorHAnsi" w:hAnsiTheme="minorHAnsi"/>
-                <w:sz w:val="18"/>
-                <w:szCs w:val="18"/>
-              </w:rPr>
-            </w:pPr>
-            <w:del w:id="96" w:author="Alhabibi, Haider@Energy" w:date="2022-03-08T08:17:00Z">
-              <w:r>
-                <w:rPr>
-                  <w:rFonts w:asciiTheme="minorHAnsi" w:hAnsiTheme="minorHAnsi"/>
-                  <w:sz w:val="18"/>
-                  <w:szCs w:val="18"/>
-                </w:rPr>
-                <w:delText>03</w:delText>
-              </w:r>
-            </w:del>
-          </w:p>
-        </w:tc>
-        <w:tc>
-          <w:tcPr>
-            <w:tcW w:w="10530" w:type="dxa"/>
-            <w:vAlign w:val="center"/>
-          </w:tcPr>
-          <w:p>
-            <w:pPr>
-              <w:rPr>
-                <w:del w:id="97" w:author="Alhabibi, Haider@Energy" w:date="2022-03-08T08:17:00Z"/>
-                <w:rFonts w:asciiTheme="minorHAnsi" w:hAnsiTheme="minorHAnsi"/>
-                <w:sz w:val="18"/>
-                <w:szCs w:val="18"/>
-              </w:rPr>
-            </w:pPr>
-            <w:del w:id="98" w:author="Alhabibi, Haider@Energy" w:date="2022-03-08T08:17:00Z">
-              <w:r>
-                <w:rPr>
-                  <w:rFonts w:asciiTheme="minorHAnsi" w:hAnsiTheme="minorHAnsi"/>
-                  <w:sz w:val="18"/>
-                  <w:szCs w:val="18"/>
-                </w:rPr>
-                <w:delText>If fresh air duct is part of the HVAC system it was not closed during the diagnostic test.</w:delText>
-              </w:r>
-            </w:del>
-          </w:p>
-        </w:tc>
-      </w:tr>
-      <w:tr>
-        <w:trPr>
-          <w:trHeight w:val="144"/>
-          <w:del w:id="99" w:author="Alhabibi, Haider@Energy" w:date="2022-03-08T08:17:00Z"/>
-        </w:trPr>
-        <w:tc>
-          <w:tcPr>
-            <w:tcW w:w="468" w:type="dxa"/>
-            <w:vAlign w:val="center"/>
-          </w:tcPr>
-          <w:p>
-            <w:pPr>
-              <w:pStyle w:val="FootnoteText"/>
-              <w:keepNext/>
-              <w:jc w:val="center"/>
-              <w:rPr>
-                <w:del w:id="100" w:author="Alhabibi, Haider@Energy" w:date="2022-03-08T08:17:00Z"/>
-                <w:rFonts w:asciiTheme="minorHAnsi" w:hAnsiTheme="minorHAnsi"/>
-                <w:sz w:val="18"/>
-                <w:szCs w:val="18"/>
-              </w:rPr>
-            </w:pPr>
-            <w:del w:id="101" w:author="Alhabibi, Haider@Energy" w:date="2022-03-08T08:17:00Z">
-              <w:r>
-                <w:rPr>
-                  <w:rFonts w:asciiTheme="minorHAnsi" w:hAnsiTheme="minorHAnsi"/>
-                  <w:sz w:val="18"/>
-                  <w:szCs w:val="18"/>
-                </w:rPr>
-                <w:delText>04</w:delText>
-              </w:r>
-            </w:del>
-          </w:p>
-        </w:tc>
-        <w:tc>
-          <w:tcPr>
-            <w:tcW w:w="10530" w:type="dxa"/>
-            <w:vAlign w:val="center"/>
-          </w:tcPr>
-          <w:p>
-            <w:pPr>
-              <w:keepNext/>
-              <w:rPr>
-                <w:del w:id="102" w:author="Alhabibi, Haider@Energy" w:date="2022-03-08T08:17:00Z"/>
-                <w:rFonts w:asciiTheme="minorHAnsi" w:hAnsiTheme="minorHAnsi"/>
-                <w:sz w:val="18"/>
-                <w:szCs w:val="18"/>
-              </w:rPr>
-            </w:pPr>
-            <w:del w:id="103" w:author="Alhabibi, Haider@Energy" w:date="2022-03-08T08:17:00Z">
-              <w:r>
-                <w:rPr>
-                  <w:rFonts w:asciiTheme="minorHAnsi" w:hAnsiTheme="minorHAnsi"/>
-                  <w:sz w:val="18"/>
-                  <w:szCs w:val="18"/>
-                </w:rPr>
-                <w:delText>Airflow rate and fan watt draw shall be simultaneous measurements when used to calculate the Fan Efficacy tested value.</w:delText>
-              </w:r>
-            </w:del>
-          </w:p>
-        </w:tc>
-      </w:tr>
-      <w:tr>
-        <w:trPr>
-          <w:trHeight w:val="144"/>
-          <w:del w:id="104" w:author="Alhabibi, Haider@Energy" w:date="2022-03-08T08:17:00Z"/>
-        </w:trPr>
-        <w:tc>
-          <w:tcPr>
-            <w:tcW w:w="468" w:type="dxa"/>
-            <w:vAlign w:val="center"/>
-          </w:tcPr>
-          <w:p>
-            <w:pPr>
-              <w:pStyle w:val="FootnoteText"/>
-              <w:keepNext/>
-              <w:jc w:val="center"/>
-              <w:rPr>
-                <w:del w:id="105" w:author="Alhabibi, Haider@Energy" w:date="2022-03-08T08:17:00Z"/>
-                <w:rFonts w:asciiTheme="minorHAnsi" w:hAnsiTheme="minorHAnsi"/>
-                <w:sz w:val="18"/>
-                <w:szCs w:val="18"/>
-              </w:rPr>
-            </w:pPr>
-            <w:del w:id="106" w:author="Alhabibi, Haider@Energy" w:date="2022-03-08T08:17:00Z">
-              <w:r>
-                <w:rPr>
-                  <w:rFonts w:asciiTheme="minorHAnsi" w:hAnsiTheme="minorHAnsi"/>
-                  <w:sz w:val="18"/>
-                  <w:szCs w:val="18"/>
-                </w:rPr>
-                <w:delText>05</w:delText>
-              </w:r>
-            </w:del>
-          </w:p>
-        </w:tc>
-        <w:tc>
-          <w:tcPr>
-            <w:tcW w:w="10530" w:type="dxa"/>
-            <w:vAlign w:val="center"/>
-          </w:tcPr>
-          <w:p>
-            <w:pPr>
-              <w:pStyle w:val="NormalBullet"/>
-              <w:tabs>
-                <w:tab w:val="clear" w:pos="-2966"/>
-              </w:tabs>
-              <w:spacing w:before="0"/>
-              <w:ind w:left="0" w:firstLine="0"/>
-              <w:rPr>
-                <w:del w:id="107" w:author="Alhabibi, Haider@Energy" w:date="2022-03-08T08:17:00Z"/>
-                <w:rFonts w:asciiTheme="minorHAnsi" w:hAnsiTheme="minorHAnsi"/>
-                <w:sz w:val="18"/>
-                <w:szCs w:val="18"/>
-              </w:rPr>
-            </w:pPr>
-            <w:del w:id="108" w:author="Alhabibi, Haider@Energy" w:date="2022-03-08T08:17:00Z">
-              <w:r>
-                <w:rPr>
-                  <w:rFonts w:asciiTheme="minorHAnsi" w:hAnsiTheme="minorHAnsi"/>
-                  <w:sz w:val="18"/>
-                  <w:szCs w:val="18"/>
-                </w:rPr>
-                <w:delText>Multi-speed compressor space cooling systems or variable speed compressor systems shall verify air flow (cfm/ton) and fan efficacy (</w:delText>
-              </w:r>
-              <w:r>
-                <w:rPr>
-                  <w:rFonts w:asciiTheme="minorHAnsi" w:hAnsiTheme="minorHAnsi"/>
-                  <w:sz w:val="18"/>
-                  <w:szCs w:val="18"/>
-                </w:rPr>
-                <w:delText>w</w:delText>
-              </w:r>
-              <w:r>
-                <w:rPr>
-                  <w:rFonts w:asciiTheme="minorHAnsi" w:hAnsiTheme="minorHAnsi"/>
-                  <w:sz w:val="18"/>
-                  <w:szCs w:val="18"/>
-                </w:rPr>
-                <w:delText>att</w:delText>
-              </w:r>
-              <w:r>
-                <w:rPr>
-                  <w:rFonts w:asciiTheme="minorHAnsi" w:hAnsiTheme="minorHAnsi"/>
-                  <w:sz w:val="18"/>
-                  <w:szCs w:val="18"/>
-                </w:rPr>
-                <w:delText>s</w:delText>
-              </w:r>
-              <w:r>
-                <w:rPr>
-                  <w:rFonts w:asciiTheme="minorHAnsi" w:hAnsiTheme="minorHAnsi"/>
-                  <w:sz w:val="18"/>
-                  <w:szCs w:val="18"/>
-                </w:rPr>
-                <w:delText>/cfm) with system operating in cooling mode at the maximum compressor speed and the maximum air handler fan speed.</w:delText>
-              </w:r>
-            </w:del>
-          </w:p>
-        </w:tc>
-      </w:tr>
-      <w:tr>
-        <w:trPr>
-          <w:trHeight w:val="144"/>
-          <w:del w:id="109" w:author="Alhabibi, Haider@Energy" w:date="2022-03-08T08:17:00Z"/>
-        </w:trPr>
-        <w:tc>
-          <w:tcPr>
-            <w:tcW w:w="468" w:type="dxa"/>
-            <w:vAlign w:val="center"/>
-          </w:tcPr>
-          <w:p>
-            <w:pPr>
-              <w:pStyle w:val="FootnoteText"/>
-              <w:keepNext/>
-              <w:jc w:val="center"/>
-              <w:rPr>
-                <w:del w:id="110" w:author="Alhabibi, Haider@Energy" w:date="2022-03-08T08:17:00Z"/>
-                <w:rFonts w:asciiTheme="minorHAnsi" w:hAnsiTheme="minorHAnsi"/>
-                <w:sz w:val="18"/>
-                <w:szCs w:val="18"/>
-              </w:rPr>
-            </w:pPr>
-            <w:del w:id="111" w:author="Alhabibi, Haider@Energy" w:date="2022-03-08T08:17:00Z">
-              <w:r>
-                <w:rPr>
-                  <w:rFonts w:asciiTheme="minorHAnsi" w:hAnsiTheme="minorHAnsi"/>
-                  <w:sz w:val="18"/>
-                  <w:szCs w:val="18"/>
-                </w:rPr>
-                <w:delText>06</w:delText>
-              </w:r>
-            </w:del>
-          </w:p>
-        </w:tc>
-        <w:tc>
-          <w:tcPr>
-            <w:tcW w:w="10530" w:type="dxa"/>
-            <w:vAlign w:val="center"/>
-          </w:tcPr>
-          <w:p>
-            <w:pPr>
-              <w:keepNext/>
-              <w:rPr>
-                <w:del w:id="112" w:author="Alhabibi, Haider@Energy" w:date="2022-03-08T08:17:00Z"/>
-                <w:rFonts w:asciiTheme="minorHAnsi" w:hAnsiTheme="minorHAnsi"/>
-                <w:sz w:val="18"/>
-                <w:szCs w:val="18"/>
-              </w:rPr>
-            </w:pPr>
-            <w:del w:id="113" w:author="Alhabibi, Haider@Energy" w:date="2022-03-08T08:17:00Z">
-              <w:r>
-                <w:rPr>
-                  <w:rFonts w:asciiTheme="minorHAnsi" w:hAnsiTheme="minorHAnsi"/>
-                  <w:sz w:val="18"/>
-                  <w:szCs w:val="18"/>
-                </w:rPr>
-                <w:delText>Zoned cooling air distribution systems with single speed compressors shall meet both the airflow (cfm/ton) and fan efficacy (</w:delText>
-              </w:r>
-              <w:r>
-                <w:rPr>
-                  <w:rFonts w:asciiTheme="minorHAnsi" w:hAnsiTheme="minorHAnsi"/>
-                  <w:sz w:val="18"/>
-                  <w:szCs w:val="18"/>
-                </w:rPr>
-                <w:delText>w</w:delText>
-              </w:r>
-              <w:r>
-                <w:rPr>
-                  <w:rFonts w:asciiTheme="minorHAnsi" w:hAnsiTheme="minorHAnsi"/>
-                  <w:sz w:val="18"/>
-                  <w:szCs w:val="18"/>
-                </w:rPr>
-                <w:delText>att</w:delText>
-              </w:r>
-              <w:r>
-                <w:rPr>
-                  <w:rFonts w:asciiTheme="minorHAnsi" w:hAnsiTheme="minorHAnsi"/>
-                  <w:sz w:val="18"/>
-                  <w:szCs w:val="18"/>
-                </w:rPr>
-                <w:delText>s</w:delText>
-              </w:r>
-              <w:r>
-                <w:rPr>
-                  <w:rFonts w:asciiTheme="minorHAnsi" w:hAnsiTheme="minorHAnsi"/>
-                  <w:sz w:val="18"/>
-                  <w:szCs w:val="18"/>
-                </w:rPr>
-                <w:delText>/cfm) criteria in every zonal control mode.</w:delText>
-              </w:r>
-            </w:del>
-          </w:p>
-        </w:tc>
-      </w:tr>
-      <w:tr>
-        <w:trPr>
-          <w:trHeight w:val="144"/>
-          <w:del w:id="114" w:author="Alhabibi, Haider@Energy" w:date="2022-03-08T08:17:00Z"/>
-        </w:trPr>
-        <w:tc>
-          <w:tcPr>
-            <w:tcW w:w="468" w:type="dxa"/>
-            <w:vAlign w:val="center"/>
-          </w:tcPr>
-          <w:p>
-            <w:pPr>
-              <w:pStyle w:val="FootnoteText"/>
-              <w:keepNext/>
-              <w:jc w:val="center"/>
-              <w:rPr>
-                <w:del w:id="115" w:author="Alhabibi, Haider@Energy" w:date="2022-03-08T08:17:00Z"/>
-                <w:rFonts w:asciiTheme="minorHAnsi" w:hAnsiTheme="minorHAnsi"/>
-                <w:sz w:val="18"/>
-                <w:szCs w:val="18"/>
-              </w:rPr>
-            </w:pPr>
-            <w:del w:id="116" w:author="Alhabibi, Haider@Energy" w:date="2022-03-08T08:17:00Z">
-              <w:r>
-                <w:rPr>
-                  <w:rFonts w:asciiTheme="minorHAnsi" w:hAnsiTheme="minorHAnsi"/>
-                  <w:sz w:val="18"/>
-                  <w:szCs w:val="18"/>
-                </w:rPr>
-                <w:delText>07</w:delText>
-              </w:r>
-            </w:del>
-          </w:p>
-        </w:tc>
-        <w:tc>
-          <w:tcPr>
-            <w:tcW w:w="10530" w:type="dxa"/>
-          </w:tcPr>
-          <w:p>
-            <w:pPr>
-              <w:keepNext/>
-              <w:rPr>
-                <w:del w:id="117" w:author="Alhabibi, Haider@Energy" w:date="2022-03-08T08:17:00Z"/>
-                <w:rFonts w:asciiTheme="minorHAnsi" w:hAnsiTheme="minorHAnsi"/>
-                <w:sz w:val="18"/>
-                <w:szCs w:val="18"/>
-              </w:rPr>
-            </w:pPr>
-            <w:del w:id="118" w:author="Alhabibi, Haider@Energy" w:date="2022-03-08T08:17:00Z">
-              <w:r>
-                <w:rPr>
-                  <w:rFonts w:asciiTheme="minorHAnsi" w:hAnsiTheme="minorHAnsi"/>
-                  <w:sz w:val="18"/>
-                  <w:szCs w:val="18"/>
-                </w:rPr>
-                <w:delText>Portable w</w:delText>
-              </w:r>
-              <w:r>
-                <w:rPr>
-                  <w:rFonts w:asciiTheme="minorHAnsi" w:hAnsiTheme="minorHAnsi"/>
-                  <w:sz w:val="18"/>
-                  <w:szCs w:val="18"/>
-                </w:rPr>
-                <w:delText>att meters used f</w:delText>
-              </w:r>
-              <w:r>
-                <w:rPr>
-                  <w:rFonts w:asciiTheme="minorHAnsi" w:hAnsiTheme="minorHAnsi"/>
-                  <w:sz w:val="18"/>
-                  <w:szCs w:val="18"/>
-                </w:rPr>
-                <w:delText>or measurements of air handler w</w:delText>
-              </w:r>
-              <w:r>
-                <w:rPr>
-                  <w:rFonts w:asciiTheme="minorHAnsi" w:hAnsiTheme="minorHAnsi"/>
-                  <w:sz w:val="18"/>
-                  <w:szCs w:val="18"/>
-                </w:rPr>
-                <w:delText xml:space="preserve">att draws shall be true power measurement systems (i.e., sensor plus data acquisition system) having an accuracy of ± 2% of reading or ± 10 </w:delText>
-              </w:r>
-              <w:r>
-                <w:rPr>
-                  <w:rFonts w:asciiTheme="minorHAnsi" w:hAnsiTheme="minorHAnsi"/>
-                  <w:sz w:val="18"/>
-                  <w:szCs w:val="18"/>
-                </w:rPr>
-                <w:delText>w</w:delText>
-              </w:r>
-              <w:r>
-                <w:rPr>
-                  <w:rFonts w:asciiTheme="minorHAnsi" w:hAnsiTheme="minorHAnsi"/>
-                  <w:sz w:val="18"/>
-                  <w:szCs w:val="18"/>
-                </w:rPr>
-                <w:delText>atts whichever is greater</w:delText>
-              </w:r>
-            </w:del>
+              </w:rPr>
+            </w:pPr>
+            <w:r>
+              <w:rPr>
+                <w:rFonts w:asciiTheme="minorHAnsi" w:hAnsiTheme="minorHAnsi"/>
+                <w:bCs/>
+                <w:sz w:val="18"/>
+                <w:szCs w:val="18"/>
+              </w:rPr>
+              <w:t>&lt;&lt;Static Text - see the top&gt;&gt;</w:t>
+            </w:r>
           </w:p>
         </w:tc>
       </w:tr>
@@ -9619,7 +8683,6 @@
         <w:tc>
           <w:tcPr>
             <w:tcW w:w="10998" w:type="dxa"/>
-            <w:gridSpan w:val="2"/>
           </w:tcPr>
           <w:p>
             <w:pPr>
@@ -9660,7 +8723,7 @@
       </w:pPr>
     </w:p>
     <w:sectPr>
-      <w:headerReference w:type="default" r:id="rId19"/>
+      <w:headerReference w:type="default" r:id="rId20"/>
       <w:pgSz w:w="12240" w:h="15840" w:code="1"/>
       <w:pgMar w:top="720" w:right="720" w:bottom="720" w:left="720" w:header="720" w:footer="576" w:gutter="0"/>
       <w:pgNumType w:start="1"/>
@@ -9672,7 +8735,7 @@
 </file>
 
 <file path=word/endnotes.xml><?xml version="1.0" encoding="utf-8"?>
-<w:endnotes xmlns:wpc="http://schemas.microsoft.com/office/word/2010/wordprocessingCanvas" xmlns:cx="http://schemas.microsoft.com/office/drawing/2014/chartex" xmlns:cx1="http://schemas.microsoft.com/office/drawing/2015/9/8/chartex" xmlns:cx2="http://schemas.microsoft.com/office/drawing/2015/10/21/chartex" xmlns:cx3="http://schemas.microsoft.com/office/drawing/2016/5/9/chartex" xmlns:cx4="http://schemas.microsoft.com/office/drawing/2016/5/10/chartex" xmlns:cx5="http://schemas.microsoft.com/office/drawing/2016/5/11/chartex" xmlns:cx6="http://schemas.microsoft.com/office/drawing/2016/5/12/chartex" xmlns:cx7="http://schemas.microsoft.com/office/drawing/2016/5/13/chartex" xmlns:cx8="http://schemas.microsoft.com/office/drawing/2016/5/14/chartex" xmlns:mc="http://schemas.openxmlformats.org/markup-compatibility/2006" xmlns:aink="http://schemas.microsoft.com/office/drawing/2016/ink" xmlns:am3d="http://schemas.microsoft.com/office/drawing/2017/model3d" xmlns:o="urn:schemas-microsoft-com:office:office" xmlns:r="http://schemas.openxmlformats.org/officeDocument/2006/relationships" xmlns:m="http://schemas.openxmlformats.org/officeDocument/2006/math" xmlns:v="urn:schemas-microsoft-com:vml" xmlns:wp14="http://schemas.microsoft.com/office/word/2010/wordprocessingDrawing" xmlns:wp="http://schemas.openxmlformats.org/drawingml/2006/wordprocessingDrawing" xmlns:w10="urn:schemas-microsoft-com:office:word" xmlns:w="http://schemas.openxmlformats.org/wordprocessingml/2006/main" xmlns:w14="http://schemas.microsoft.com/office/word/2010/wordml" xmlns:w15="http://schemas.microsoft.com/office/word/2012/wordml" xmlns:w16cex="http://schemas.microsoft.com/office/word/2018/wordml/cex" xmlns:w16cid="http://schemas.microsoft.com/office/word/2016/wordml/cid" xmlns:w16="http://schemas.microsoft.com/office/word/2018/wordml" xmlns:w16sdtdh="http://schemas.microsoft.com/office/word/2020/wordml/sdtdatahash" xmlns:w16se="http://schemas.microsoft.com/office/word/2015/wordml/symex" xmlns:wpg="http://schemas.microsoft.com/office/word/2010/wordprocessingGroup" xmlns:wpi="http://schemas.microsoft.com/office/word/2010/wordprocessingInk" xmlns:wne="http://schemas.microsoft.com/office/word/2006/wordml" xmlns:wps="http://schemas.microsoft.com/office/word/2010/wordprocessingShape" mc:Ignorable="w14 w15 w16se w16cid w16 w16cex w16sdtdh wp14">
+<w:endnotes xmlns:wpc="http://schemas.microsoft.com/office/word/2010/wordprocessingCanvas" xmlns:cx="http://schemas.microsoft.com/office/drawing/2014/chartex" xmlns:cx1="http://schemas.microsoft.com/office/drawing/2015/9/8/chartex" xmlns:cx2="http://schemas.microsoft.com/office/drawing/2015/10/21/chartex" xmlns:cx3="http://schemas.microsoft.com/office/drawing/2016/5/9/chartex" xmlns:cx4="http://schemas.microsoft.com/office/drawing/2016/5/10/chartex" xmlns:cx5="http://schemas.microsoft.com/office/drawing/2016/5/11/chartex" xmlns:cx6="http://schemas.microsoft.com/office/drawing/2016/5/12/chartex" xmlns:cx7="http://schemas.microsoft.com/office/drawing/2016/5/13/chartex" xmlns:cx8="http://schemas.microsoft.com/office/drawing/2016/5/14/chartex" xmlns:mc="http://schemas.openxmlformats.org/markup-compatibility/2006" xmlns:aink="http://schemas.microsoft.com/office/drawing/2016/ink" xmlns:am3d="http://schemas.microsoft.com/office/drawing/2017/model3d" xmlns:o="urn:schemas-microsoft-com:office:office" xmlns:oel="http://schemas.microsoft.com/office/2019/extlst" xmlns:r="http://schemas.openxmlformats.org/officeDocument/2006/relationships" xmlns:m="http://schemas.openxmlformats.org/officeDocument/2006/math" xmlns:v="urn:schemas-microsoft-com:vml" xmlns:wp14="http://schemas.microsoft.com/office/word/2010/wordprocessingDrawing" xmlns:wp="http://schemas.openxmlformats.org/drawingml/2006/wordprocessingDrawing" xmlns:w10="urn:schemas-microsoft-com:office:word" xmlns:w="http://schemas.openxmlformats.org/wordprocessingml/2006/main" xmlns:w14="http://schemas.microsoft.com/office/word/2010/wordml" xmlns:w15="http://schemas.microsoft.com/office/word/2012/wordml" xmlns:w16cex="http://schemas.microsoft.com/office/word/2018/wordml/cex" xmlns:w16cid="http://schemas.microsoft.com/office/word/2016/wordml/cid" xmlns:w16="http://schemas.microsoft.com/office/word/2018/wordml" xmlns:w16sdtdh="http://schemas.microsoft.com/office/word/2020/wordml/sdtdatahash" xmlns:w16se="http://schemas.microsoft.com/office/word/2015/wordml/symex" xmlns:wpg="http://schemas.microsoft.com/office/word/2010/wordprocessingGroup" xmlns:wpi="http://schemas.microsoft.com/office/word/2010/wordprocessingInk" xmlns:wne="http://schemas.microsoft.com/office/word/2006/wordml" xmlns:wps="http://schemas.microsoft.com/office/word/2010/wordprocessingShape" mc:Ignorable="w14 w15 w16se w16cid w16 w16cex w16sdtdh wp14">
   <w:endnote w:type="separator" w:id="-1">
     <w:p>
       <w:r>
@@ -9694,7 +8757,7 @@
 </file>
 
 <file path=word/footer1.xml><?xml version="1.0" encoding="utf-8"?>
-<w:ftr xmlns:wpc="http://schemas.microsoft.com/office/word/2010/wordprocessingCanvas" xmlns:cx="http://schemas.microsoft.com/office/drawing/2014/chartex" xmlns:cx1="http://schemas.microsoft.com/office/drawing/2015/9/8/chartex" xmlns:cx2="http://schemas.microsoft.com/office/drawing/2015/10/21/chartex" xmlns:cx3="http://schemas.microsoft.com/office/drawing/2016/5/9/chartex" xmlns:cx4="http://schemas.microsoft.com/office/drawing/2016/5/10/chartex" xmlns:cx5="http://schemas.microsoft.com/office/drawing/2016/5/11/chartex" xmlns:cx6="http://schemas.microsoft.com/office/drawing/2016/5/12/chartex" xmlns:cx7="http://schemas.microsoft.com/office/drawing/2016/5/13/chartex" xmlns:cx8="http://schemas.microsoft.com/office/drawing/2016/5/14/chartex" xmlns:mc="http://schemas.openxmlformats.org/markup-compatibility/2006" xmlns:aink="http://schemas.microsoft.com/office/drawing/2016/ink" xmlns:am3d="http://schemas.microsoft.com/office/drawing/2017/model3d" xmlns:o="urn:schemas-microsoft-com:office:office" xmlns:r="http://schemas.openxmlformats.org/officeDocument/2006/relationships" xmlns:m="http://schemas.openxmlformats.org/officeDocument/2006/math" xmlns:v="urn:schemas-microsoft-com:vml" xmlns:wp14="http://schemas.microsoft.com/office/word/2010/wordprocessingDrawing" xmlns:wp="http://schemas.openxmlformats.org/drawingml/2006/wordprocessingDrawing" xmlns:w10="urn:schemas-microsoft-com:office:word" xmlns:w="http://schemas.openxmlformats.org/wordprocessingml/2006/main" xmlns:w14="http://schemas.microsoft.com/office/word/2010/wordml" xmlns:w15="http://schemas.microsoft.com/office/word/2012/wordml" xmlns:w16cex="http://schemas.microsoft.com/office/word/2018/wordml/cex" xmlns:w16cid="http://schemas.microsoft.com/office/word/2016/wordml/cid" xmlns:w16="http://schemas.microsoft.com/office/word/2018/wordml" xmlns:w16sdtdh="http://schemas.microsoft.com/office/word/2020/wordml/sdtdatahash" xmlns:w16se="http://schemas.microsoft.com/office/word/2015/wordml/symex" xmlns:wpg="http://schemas.microsoft.com/office/word/2010/wordprocessingGroup" xmlns:wpi="http://schemas.microsoft.com/office/word/2010/wordprocessingInk" xmlns:wne="http://schemas.microsoft.com/office/word/2006/wordml" xmlns:wps="http://schemas.microsoft.com/office/word/2010/wordprocessingShape" mc:Ignorable="w14 w15 w16se w16cid w16 w16cex w16sdtdh wp14">
+<w:ftr xmlns:wpc="http://schemas.microsoft.com/office/word/2010/wordprocessingCanvas" xmlns:cx="http://schemas.microsoft.com/office/drawing/2014/chartex" xmlns:cx1="http://schemas.microsoft.com/office/drawing/2015/9/8/chartex" xmlns:cx2="http://schemas.microsoft.com/office/drawing/2015/10/21/chartex" xmlns:cx3="http://schemas.microsoft.com/office/drawing/2016/5/9/chartex" xmlns:cx4="http://schemas.microsoft.com/office/drawing/2016/5/10/chartex" xmlns:cx5="http://schemas.microsoft.com/office/drawing/2016/5/11/chartex" xmlns:cx6="http://schemas.microsoft.com/office/drawing/2016/5/12/chartex" xmlns:cx7="http://schemas.microsoft.com/office/drawing/2016/5/13/chartex" xmlns:cx8="http://schemas.microsoft.com/office/drawing/2016/5/14/chartex" xmlns:mc="http://schemas.openxmlformats.org/markup-compatibility/2006" xmlns:aink="http://schemas.microsoft.com/office/drawing/2016/ink" xmlns:am3d="http://schemas.microsoft.com/office/drawing/2017/model3d" xmlns:o="urn:schemas-microsoft-com:office:office" xmlns:oel="http://schemas.microsoft.com/office/2019/extlst" xmlns:r="http://schemas.openxmlformats.org/officeDocument/2006/relationships" xmlns:m="http://schemas.openxmlformats.org/officeDocument/2006/math" xmlns:v="urn:schemas-microsoft-com:vml" xmlns:wp14="http://schemas.microsoft.com/office/word/2010/wordprocessingDrawing" xmlns:wp="http://schemas.openxmlformats.org/drawingml/2006/wordprocessingDrawing" xmlns:w10="urn:schemas-microsoft-com:office:word" xmlns:w="http://schemas.openxmlformats.org/wordprocessingml/2006/main" xmlns:w14="http://schemas.microsoft.com/office/word/2010/wordml" xmlns:w15="http://schemas.microsoft.com/office/word/2012/wordml" xmlns:w16cex="http://schemas.microsoft.com/office/word/2018/wordml/cex" xmlns:w16cid="http://schemas.microsoft.com/office/word/2016/wordml/cid" xmlns:w16="http://schemas.microsoft.com/office/word/2018/wordml" xmlns:w16sdtdh="http://schemas.microsoft.com/office/word/2020/wordml/sdtdatahash" xmlns:w16se="http://schemas.microsoft.com/office/word/2015/wordml/symex" xmlns:wpg="http://schemas.microsoft.com/office/word/2010/wordprocessingGroup" xmlns:wpi="http://schemas.microsoft.com/office/word/2010/wordprocessingInk" xmlns:wne="http://schemas.microsoft.com/office/word/2006/wordml" xmlns:wps="http://schemas.microsoft.com/office/word/2010/wordprocessingShape" mc:Ignorable="w14 w15 w16se w16cid w16 w16cex w16sdtdh wp14">
   <w:p>
     <w:pPr>
       <w:pStyle w:val="Footer"/>
@@ -9710,42 +8773,24 @@
     <w:r>
       <w:t>CA Building Energy Efficiency Standards - 20</w:t>
     </w:r>
-    <w:ins w:id="6" w:author="Alhabibi, Haider@Energy" w:date="2021-08-24T13:14:00Z">
-      <w:r>
-        <w:t>22</w:t>
-      </w:r>
-    </w:ins>
-    <w:del w:id="7" w:author="Alhabibi, Haider@Energy" w:date="2021-08-24T13:14:00Z">
-      <w:r>
-        <w:delText>1</w:delText>
-      </w:r>
-      <w:r>
-        <w:delText>9</w:delText>
-      </w:r>
-    </w:del>
+    <w:r>
+      <w:t>22</w:t>
+    </w:r>
     <w:r>
       <w:t xml:space="preserve"> </w:t>
     </w:r>
-    <w:del w:id="8" w:author="Alhabibi, Haider@Energy" w:date="2022-02-23T17:37:00Z">
-      <w:r>
-        <w:delText xml:space="preserve">Residential </w:delText>
-      </w:r>
-    </w:del>
-    <w:ins w:id="9" w:author="Alhabibi, Haider@Energy" w:date="2022-02-23T17:37:00Z">
-      <w:r>
-        <w:t>Low</w:t>
-      </w:r>
-    </w:ins>
-    <w:ins w:id="10" w:author="Alhabibi, Haider@Energy" w:date="2022-02-23T17:38:00Z">
-      <w:r>
-        <w:t>-rise Multifamily</w:t>
-      </w:r>
-    </w:ins>
-    <w:ins w:id="11" w:author="Alhabibi, Haider@Energy" w:date="2022-02-23T17:37:00Z">
-      <w:r>
-        <w:t xml:space="preserve"> </w:t>
-      </w:r>
-    </w:ins>
+    <w:r>
+      <w:t>Low-</w:t>
+    </w:r>
+    <w:r>
+      <w:t>R</w:t>
+    </w:r>
+    <w:r>
+      <w:t>ise Multifamily</w:t>
+    </w:r>
+    <w:r>
+      <w:t xml:space="preserve"> </w:t>
+    </w:r>
     <w:r>
       <w:t>Compliance</w:t>
     </w:r>
@@ -9755,22 +8800,15 @@
     <w:r>
       <w:t>January 20</w:t>
     </w:r>
-    <w:ins w:id="12" w:author="Alhabibi, Haider@Energy" w:date="2021-08-24T13:14:00Z">
-      <w:r>
-        <w:t>22</w:t>
-      </w:r>
-    </w:ins>
-    <w:del w:id="13" w:author="Alhabibi, Haider@Energy" w:date="2021-08-24T13:14:00Z">
-      <w:r>
-        <w:delText>19</w:delText>
-      </w:r>
-    </w:del>
+    <w:r>
+      <w:t>22</w:t>
+    </w:r>
   </w:p>
 </w:ftr>
 </file>
 
 <file path=word/footer2.xml><?xml version="1.0" encoding="utf-8"?>
-<w:ftr xmlns:wpc="http://schemas.microsoft.com/office/word/2010/wordprocessingCanvas" xmlns:cx="http://schemas.microsoft.com/office/drawing/2014/chartex" xmlns:cx1="http://schemas.microsoft.com/office/drawing/2015/9/8/chartex" xmlns:cx2="http://schemas.microsoft.com/office/drawing/2015/10/21/chartex" xmlns:cx3="http://schemas.microsoft.com/office/drawing/2016/5/9/chartex" xmlns:cx4="http://schemas.microsoft.com/office/drawing/2016/5/10/chartex" xmlns:cx5="http://schemas.microsoft.com/office/drawing/2016/5/11/chartex" xmlns:cx6="http://schemas.microsoft.com/office/drawing/2016/5/12/chartex" xmlns:cx7="http://schemas.microsoft.com/office/drawing/2016/5/13/chartex" xmlns:cx8="http://schemas.microsoft.com/office/drawing/2016/5/14/chartex" xmlns:mc="http://schemas.openxmlformats.org/markup-compatibility/2006" xmlns:aink="http://schemas.microsoft.com/office/drawing/2016/ink" xmlns:am3d="http://schemas.microsoft.com/office/drawing/2017/model3d" xmlns:o="urn:schemas-microsoft-com:office:office" xmlns:r="http://schemas.openxmlformats.org/officeDocument/2006/relationships" xmlns:m="http://schemas.openxmlformats.org/officeDocument/2006/math" xmlns:v="urn:schemas-microsoft-com:vml" xmlns:wp14="http://schemas.microsoft.com/office/word/2010/wordprocessingDrawing" xmlns:wp="http://schemas.openxmlformats.org/drawingml/2006/wordprocessingDrawing" xmlns:w10="urn:schemas-microsoft-com:office:word" xmlns:w="http://schemas.openxmlformats.org/wordprocessingml/2006/main" xmlns:w14="http://schemas.microsoft.com/office/word/2010/wordml" xmlns:w15="http://schemas.microsoft.com/office/word/2012/wordml" xmlns:w16cex="http://schemas.microsoft.com/office/word/2018/wordml/cex" xmlns:w16cid="http://schemas.microsoft.com/office/word/2016/wordml/cid" xmlns:w16="http://schemas.microsoft.com/office/word/2018/wordml" xmlns:w16sdtdh="http://schemas.microsoft.com/office/word/2020/wordml/sdtdatahash" xmlns:w16se="http://schemas.microsoft.com/office/word/2015/wordml/symex" xmlns:wpg="http://schemas.microsoft.com/office/word/2010/wordprocessingGroup" xmlns:wpi="http://schemas.microsoft.com/office/word/2010/wordprocessingInk" xmlns:wne="http://schemas.microsoft.com/office/word/2006/wordml" xmlns:wps="http://schemas.microsoft.com/office/word/2010/wordprocessingShape" mc:Ignorable="w14 w15 w16se w16cid w16 w16cex w16sdtdh wp14">
+<w:ftr xmlns:wpc="http://schemas.microsoft.com/office/word/2010/wordprocessingCanvas" xmlns:cx="http://schemas.microsoft.com/office/drawing/2014/chartex" xmlns:cx1="http://schemas.microsoft.com/office/drawing/2015/9/8/chartex" xmlns:cx2="http://schemas.microsoft.com/office/drawing/2015/10/21/chartex" xmlns:cx3="http://schemas.microsoft.com/office/drawing/2016/5/9/chartex" xmlns:cx4="http://schemas.microsoft.com/office/drawing/2016/5/10/chartex" xmlns:cx5="http://schemas.microsoft.com/office/drawing/2016/5/11/chartex" xmlns:cx6="http://schemas.microsoft.com/office/drawing/2016/5/12/chartex" xmlns:cx7="http://schemas.microsoft.com/office/drawing/2016/5/13/chartex" xmlns:cx8="http://schemas.microsoft.com/office/drawing/2016/5/14/chartex" xmlns:mc="http://schemas.openxmlformats.org/markup-compatibility/2006" xmlns:aink="http://schemas.microsoft.com/office/drawing/2016/ink" xmlns:am3d="http://schemas.microsoft.com/office/drawing/2017/model3d" xmlns:o="urn:schemas-microsoft-com:office:office" xmlns:oel="http://schemas.microsoft.com/office/2019/extlst" xmlns:r="http://schemas.openxmlformats.org/officeDocument/2006/relationships" xmlns:m="http://schemas.openxmlformats.org/officeDocument/2006/math" xmlns:v="urn:schemas-microsoft-com:vml" xmlns:wp14="http://schemas.microsoft.com/office/word/2010/wordprocessingDrawing" xmlns:wp="http://schemas.openxmlformats.org/drawingml/2006/wordprocessingDrawing" xmlns:w10="urn:schemas-microsoft-com:office:word" xmlns:w="http://schemas.openxmlformats.org/wordprocessingml/2006/main" xmlns:w14="http://schemas.microsoft.com/office/word/2010/wordml" xmlns:w15="http://schemas.microsoft.com/office/word/2012/wordml" xmlns:w16cex="http://schemas.microsoft.com/office/word/2018/wordml/cex" xmlns:w16cid="http://schemas.microsoft.com/office/word/2016/wordml/cid" xmlns:w16="http://schemas.microsoft.com/office/word/2018/wordml" xmlns:w16sdtdh="http://schemas.microsoft.com/office/word/2020/wordml/sdtdatahash" xmlns:w16se="http://schemas.microsoft.com/office/word/2015/wordml/symex" xmlns:wpg="http://schemas.microsoft.com/office/word/2010/wordprocessingGroup" xmlns:wpi="http://schemas.microsoft.com/office/word/2010/wordprocessingInk" xmlns:wne="http://schemas.microsoft.com/office/word/2006/wordml" xmlns:wps="http://schemas.microsoft.com/office/word/2010/wordprocessingShape" mc:Ignorable="w14 w15 w16se w16cid w16 w16cex w16sdtdh wp14">
   <w:p>
     <w:pPr>
       <w:pStyle w:val="Footer"/>
@@ -9794,8 +8832,39 @@
 </w:ftr>
 </file>
 
+<file path=word/footer3.xml><?xml version="1.0" encoding="utf-8"?>
+<w:ftr xmlns:wpc="http://schemas.microsoft.com/office/word/2010/wordprocessingCanvas" xmlns:cx="http://schemas.microsoft.com/office/drawing/2014/chartex" xmlns:cx1="http://schemas.microsoft.com/office/drawing/2015/9/8/chartex" xmlns:cx2="http://schemas.microsoft.com/office/drawing/2015/10/21/chartex" xmlns:cx3="http://schemas.microsoft.com/office/drawing/2016/5/9/chartex" xmlns:cx4="http://schemas.microsoft.com/office/drawing/2016/5/10/chartex" xmlns:cx5="http://schemas.microsoft.com/office/drawing/2016/5/11/chartex" xmlns:cx6="http://schemas.microsoft.com/office/drawing/2016/5/12/chartex" xmlns:cx7="http://schemas.microsoft.com/office/drawing/2016/5/13/chartex" xmlns:cx8="http://schemas.microsoft.com/office/drawing/2016/5/14/chartex" xmlns:mc="http://schemas.openxmlformats.org/markup-compatibility/2006" xmlns:aink="http://schemas.microsoft.com/office/drawing/2016/ink" xmlns:am3d="http://schemas.microsoft.com/office/drawing/2017/model3d" xmlns:o="urn:schemas-microsoft-com:office:office" xmlns:oel="http://schemas.microsoft.com/office/2019/extlst" xmlns:r="http://schemas.openxmlformats.org/officeDocument/2006/relationships" xmlns:m="http://schemas.openxmlformats.org/officeDocument/2006/math" xmlns:v="urn:schemas-microsoft-com:vml" xmlns:wp14="http://schemas.microsoft.com/office/word/2010/wordprocessingDrawing" xmlns:wp="http://schemas.openxmlformats.org/drawingml/2006/wordprocessingDrawing" xmlns:w10="urn:schemas-microsoft-com:office:word" xmlns:w="http://schemas.openxmlformats.org/wordprocessingml/2006/main" xmlns:w14="http://schemas.microsoft.com/office/word/2010/wordml" xmlns:w15="http://schemas.microsoft.com/office/word/2012/wordml" xmlns:w16cex="http://schemas.microsoft.com/office/word/2018/wordml/cex" xmlns:w16cid="http://schemas.microsoft.com/office/word/2016/wordml/cid" xmlns:w16="http://schemas.microsoft.com/office/word/2018/wordml" xmlns:w16sdtdh="http://schemas.microsoft.com/office/word/2020/wordml/sdtdatahash" xmlns:w16se="http://schemas.microsoft.com/office/word/2015/wordml/symex" xmlns:wpg="http://schemas.microsoft.com/office/word/2010/wordprocessingGroup" xmlns:wpi="http://schemas.microsoft.com/office/word/2010/wordprocessingInk" xmlns:wne="http://schemas.microsoft.com/office/word/2006/wordml" xmlns:wps="http://schemas.microsoft.com/office/word/2010/wordprocessingShape" mc:Ignorable="w14 w15 w16se w16cid w16 w16cex w16sdtdh wp14">
+  <w:p>
+    <w:pPr>
+      <w:pStyle w:val="Footer"/>
+    </w:pPr>
+    <w:r>
+      <w:t>CA Building Energy Efficiency Standards - 20</w:t>
+    </w:r>
+    <w:r>
+      <w:t>22</w:t>
+    </w:r>
+    <w:r>
+      <w:t xml:space="preserve"> </w:t>
+    </w:r>
+    <w:r>
+      <w:t>Low-Rise Multifamily</w:t>
+    </w:r>
+    <w:r>
+      <w:t xml:space="preserve"> Compliance</w:t>
+    </w:r>
+    <w:r>
+      <w:tab/>
+    </w:r>
+    <w:r>
+      <w:t>January 2022</w:t>
+    </w:r>
+  </w:p>
+</w:ftr>
+</file>
+
 <file path=word/footnotes.xml><?xml version="1.0" encoding="utf-8"?>
-<w:footnotes xmlns:wpc="http://schemas.microsoft.com/office/word/2010/wordprocessingCanvas" xmlns:cx="http://schemas.microsoft.com/office/drawing/2014/chartex" xmlns:cx1="http://schemas.microsoft.com/office/drawing/2015/9/8/chartex" xmlns:cx2="http://schemas.microsoft.com/office/drawing/2015/10/21/chartex" xmlns:cx3="http://schemas.microsoft.com/office/drawing/2016/5/9/chartex" xmlns:cx4="http://schemas.microsoft.com/office/drawing/2016/5/10/chartex" xmlns:cx5="http://schemas.microsoft.com/office/drawing/2016/5/11/chartex" xmlns:cx6="http://schemas.microsoft.com/office/drawing/2016/5/12/chartex" xmlns:cx7="http://schemas.microsoft.com/office/drawing/2016/5/13/chartex" xmlns:cx8="http://schemas.microsoft.com/office/drawing/2016/5/14/chartex" xmlns:mc="http://schemas.openxmlformats.org/markup-compatibility/2006" xmlns:aink="http://schemas.microsoft.com/office/drawing/2016/ink" xmlns:am3d="http://schemas.microsoft.com/office/drawing/2017/model3d" xmlns:o="urn:schemas-microsoft-com:office:office" xmlns:r="http://schemas.openxmlformats.org/officeDocument/2006/relationships" xmlns:m="http://schemas.openxmlformats.org/officeDocument/2006/math" xmlns:v="urn:schemas-microsoft-com:vml" xmlns:wp14="http://schemas.microsoft.com/office/word/2010/wordprocessingDrawing" xmlns:wp="http://schemas.openxmlformats.org/drawingml/2006/wordprocessingDrawing" xmlns:w10="urn:schemas-microsoft-com:office:word" xmlns:w="http://schemas.openxmlformats.org/wordprocessingml/2006/main" xmlns:w14="http://schemas.microsoft.com/office/word/2010/wordml" xmlns:w15="http://schemas.microsoft.com/office/word/2012/wordml" xmlns:w16cex="http://schemas.microsoft.com/office/word/2018/wordml/cex" xmlns:w16cid="http://schemas.microsoft.com/office/word/2016/wordml/cid" xmlns:w16="http://schemas.microsoft.com/office/word/2018/wordml" xmlns:w16sdtdh="http://schemas.microsoft.com/office/word/2020/wordml/sdtdatahash" xmlns:w16se="http://schemas.microsoft.com/office/word/2015/wordml/symex" xmlns:wpg="http://schemas.microsoft.com/office/word/2010/wordprocessingGroup" xmlns:wpi="http://schemas.microsoft.com/office/word/2010/wordprocessingInk" xmlns:wne="http://schemas.microsoft.com/office/word/2006/wordml" xmlns:wps="http://schemas.microsoft.com/office/word/2010/wordprocessingShape" mc:Ignorable="w14 w15 w16se w16cid w16 w16cex w16sdtdh wp14">
+<w:footnotes xmlns:wpc="http://schemas.microsoft.com/office/word/2010/wordprocessingCanvas" xmlns:cx="http://schemas.microsoft.com/office/drawing/2014/chartex" xmlns:cx1="http://schemas.microsoft.com/office/drawing/2015/9/8/chartex" xmlns:cx2="http://schemas.microsoft.com/office/drawing/2015/10/21/chartex" xmlns:cx3="http://schemas.microsoft.com/office/drawing/2016/5/9/chartex" xmlns:cx4="http://schemas.microsoft.com/office/drawing/2016/5/10/chartex" xmlns:cx5="http://schemas.microsoft.com/office/drawing/2016/5/11/chartex" xmlns:cx6="http://schemas.microsoft.com/office/drawing/2016/5/12/chartex" xmlns:cx7="http://schemas.microsoft.com/office/drawing/2016/5/13/chartex" xmlns:cx8="http://schemas.microsoft.com/office/drawing/2016/5/14/chartex" xmlns:mc="http://schemas.openxmlformats.org/markup-compatibility/2006" xmlns:aink="http://schemas.microsoft.com/office/drawing/2016/ink" xmlns:am3d="http://schemas.microsoft.com/office/drawing/2017/model3d" xmlns:o="urn:schemas-microsoft-com:office:office" xmlns:oel="http://schemas.microsoft.com/office/2019/extlst" xmlns:r="http://schemas.openxmlformats.org/officeDocument/2006/relationships" xmlns:m="http://schemas.openxmlformats.org/officeDocument/2006/math" xmlns:v="urn:schemas-microsoft-com:vml" xmlns:wp14="http://schemas.microsoft.com/office/word/2010/wordprocessingDrawing" xmlns:wp="http://schemas.openxmlformats.org/drawingml/2006/wordprocessingDrawing" xmlns:w10="urn:schemas-microsoft-com:office:word" xmlns:w="http://schemas.openxmlformats.org/wordprocessingml/2006/main" xmlns:w14="http://schemas.microsoft.com/office/word/2010/wordml" xmlns:w15="http://schemas.microsoft.com/office/word/2012/wordml" xmlns:w16cex="http://schemas.microsoft.com/office/word/2018/wordml/cex" xmlns:w16cid="http://schemas.microsoft.com/office/word/2016/wordml/cid" xmlns:w16="http://schemas.microsoft.com/office/word/2018/wordml" xmlns:w16sdtdh="http://schemas.microsoft.com/office/word/2020/wordml/sdtdatahash" xmlns:w16se="http://schemas.microsoft.com/office/word/2015/wordml/symex" xmlns:wpg="http://schemas.microsoft.com/office/word/2010/wordprocessingGroup" xmlns:wpi="http://schemas.microsoft.com/office/word/2010/wordprocessingInk" xmlns:wne="http://schemas.microsoft.com/office/word/2006/wordml" xmlns:wps="http://schemas.microsoft.com/office/word/2010/wordprocessingShape" mc:Ignorable="w14 w15 w16se w16cid w16 w16cex w16sdtdh wp14">
   <w:footnote w:type="separator" w:id="-1">
     <w:p>
       <w:r>
@@ -9817,7 +8886,7 @@
 </file>
 
 <file path=word/header1.xml><?xml version="1.0" encoding="utf-8"?>
-<w:hdr xmlns:wpc="http://schemas.microsoft.com/office/word/2010/wordprocessingCanvas" xmlns:cx="http://schemas.microsoft.com/office/drawing/2014/chartex" xmlns:cx1="http://schemas.microsoft.com/office/drawing/2015/9/8/chartex" xmlns:cx2="http://schemas.microsoft.com/office/drawing/2015/10/21/chartex" xmlns:cx3="http://schemas.microsoft.com/office/drawing/2016/5/9/chartex" xmlns:cx4="http://schemas.microsoft.com/office/drawing/2016/5/10/chartex" xmlns:cx5="http://schemas.microsoft.com/office/drawing/2016/5/11/chartex" xmlns:cx6="http://schemas.microsoft.com/office/drawing/2016/5/12/chartex" xmlns:cx7="http://schemas.microsoft.com/office/drawing/2016/5/13/chartex" xmlns:cx8="http://schemas.microsoft.com/office/drawing/2016/5/14/chartex" xmlns:mc="http://schemas.openxmlformats.org/markup-compatibility/2006" xmlns:aink="http://schemas.microsoft.com/office/drawing/2016/ink" xmlns:am3d="http://schemas.microsoft.com/office/drawing/2017/model3d" xmlns:o="urn:schemas-microsoft-com:office:office" xmlns:r="http://schemas.openxmlformats.org/officeDocument/2006/relationships" xmlns:m="http://schemas.openxmlformats.org/officeDocument/2006/math" xmlns:v="urn:schemas-microsoft-com:vml" xmlns:wp14="http://schemas.microsoft.com/office/word/2010/wordprocessingDrawing" xmlns:wp="http://schemas.openxmlformats.org/drawingml/2006/wordprocessingDrawing" xmlns:w10="urn:schemas-microsoft-com:office:word" xmlns:w="http://schemas.openxmlformats.org/wordprocessingml/2006/main" xmlns:w14="http://schemas.microsoft.com/office/word/2010/wordml" xmlns:w15="http://schemas.microsoft.com/office/word/2012/wordml" xmlns:w16cex="http://schemas.microsoft.com/office/word/2018/wordml/cex" xmlns:w16cid="http://schemas.microsoft.com/office/word/2016/wordml/cid" xmlns:w16="http://schemas.microsoft.com/office/word/2018/wordml" xmlns:w16sdtdh="http://schemas.microsoft.com/office/word/2020/wordml/sdtdatahash" xmlns:w16se="http://schemas.microsoft.com/office/word/2015/wordml/symex" xmlns:wpg="http://schemas.microsoft.com/office/word/2010/wordprocessingGroup" xmlns:wpi="http://schemas.microsoft.com/office/word/2010/wordprocessingInk" xmlns:wne="http://schemas.microsoft.com/office/word/2006/wordml" xmlns:wps="http://schemas.microsoft.com/office/word/2010/wordprocessingShape" mc:Ignorable="w14 w15 w16se w16cid w16 w16cex w16sdtdh wp14">
+<w:hdr xmlns:wpc="http://schemas.microsoft.com/office/word/2010/wordprocessingCanvas" xmlns:cx="http://schemas.microsoft.com/office/drawing/2014/chartex" xmlns:cx1="http://schemas.microsoft.com/office/drawing/2015/9/8/chartex" xmlns:cx2="http://schemas.microsoft.com/office/drawing/2015/10/21/chartex" xmlns:cx3="http://schemas.microsoft.com/office/drawing/2016/5/9/chartex" xmlns:cx4="http://schemas.microsoft.com/office/drawing/2016/5/10/chartex" xmlns:cx5="http://schemas.microsoft.com/office/drawing/2016/5/11/chartex" xmlns:cx6="http://schemas.microsoft.com/office/drawing/2016/5/12/chartex" xmlns:cx7="http://schemas.microsoft.com/office/drawing/2016/5/13/chartex" xmlns:cx8="http://schemas.microsoft.com/office/drawing/2016/5/14/chartex" xmlns:mc="http://schemas.openxmlformats.org/markup-compatibility/2006" xmlns:aink="http://schemas.microsoft.com/office/drawing/2016/ink" xmlns:am3d="http://schemas.microsoft.com/office/drawing/2017/model3d" xmlns:o="urn:schemas-microsoft-com:office:office" xmlns:oel="http://schemas.microsoft.com/office/2019/extlst" xmlns:r="http://schemas.openxmlformats.org/officeDocument/2006/relationships" xmlns:m="http://schemas.openxmlformats.org/officeDocument/2006/math" xmlns:v="urn:schemas-microsoft-com:vml" xmlns:wp14="http://schemas.microsoft.com/office/word/2010/wordprocessingDrawing" xmlns:wp="http://schemas.openxmlformats.org/drawingml/2006/wordprocessingDrawing" xmlns:w10="urn:schemas-microsoft-com:office:word" xmlns:w="http://schemas.openxmlformats.org/wordprocessingml/2006/main" xmlns:w14="http://schemas.microsoft.com/office/word/2010/wordml" xmlns:w15="http://schemas.microsoft.com/office/word/2012/wordml" xmlns:w16cex="http://schemas.microsoft.com/office/word/2018/wordml/cex" xmlns:w16cid="http://schemas.microsoft.com/office/word/2016/wordml/cid" xmlns:w16="http://schemas.microsoft.com/office/word/2018/wordml" xmlns:w16sdtdh="http://schemas.microsoft.com/office/word/2020/wordml/sdtdatahash" xmlns:w16se="http://schemas.microsoft.com/office/word/2015/wordml/symex" xmlns:wpg="http://schemas.microsoft.com/office/word/2010/wordprocessingGroup" xmlns:wpi="http://schemas.microsoft.com/office/word/2010/wordprocessingInk" xmlns:wne="http://schemas.microsoft.com/office/word/2006/wordml" xmlns:wps="http://schemas.microsoft.com/office/word/2010/wordprocessingShape" mc:Ignorable="w14 w15 w16se w16cid w16 w16cex w16sdtdh wp14">
   <w:p>
     <w:pPr>
       <w:pStyle w:val="Header"/>
@@ -9846,7 +8915,7 @@
           <v:path o:extrusionok="f" gradientshapeok="t" o:connecttype="rect"/>
           <o:lock v:ext="edit" aspectratio="t"/>
         </v:shapetype>
-        <v:shape id="WordPictureWatermark21215329" o:spid="_x0000_s2050" type="#_x0000_t75" style="position:absolute;margin-left:0;margin-top:0;width:10in;height:540pt;z-index:-251658238;mso-position-horizontal:center;mso-position-horizontal-relative:margin;mso-position-vertical:center;mso-position-vertical-relative:margin" o:allowincell="f">
+        <v:shape id="WordPictureWatermark21215329" o:spid="_x0000_s1026" type="#_x0000_t75" style="position:absolute;margin-left:0;margin-top:0;width:10in;height:540pt;z-index:-251658238;mso-position-horizontal:center;mso-position-horizontal-relative:margin;mso-position-vertical:center;mso-position-vertical-relative:margin" o:allowincell="f">
           <v:imagedata r:id="rId1" o:title="Watermark" gain="19661f" blacklevel="22938f"/>
           <w10:wrap anchorx="margin" anchory="margin"/>
         </v:shape>
@@ -9857,96 +8926,41 @@
 </file>
 
 <file path=word/header2.xml><?xml version="1.0" encoding="utf-8"?>
-<w:hdr xmlns:wpc="http://schemas.microsoft.com/office/word/2010/wordprocessingCanvas" xmlns:cx="http://schemas.microsoft.com/office/drawing/2014/chartex" xmlns:cx1="http://schemas.microsoft.com/office/drawing/2015/9/8/chartex" xmlns:cx2="http://schemas.microsoft.com/office/drawing/2015/10/21/chartex" xmlns:cx3="http://schemas.microsoft.com/office/drawing/2016/5/9/chartex" xmlns:cx4="http://schemas.microsoft.com/office/drawing/2016/5/10/chartex" xmlns:cx5="http://schemas.microsoft.com/office/drawing/2016/5/11/chartex" xmlns:cx6="http://schemas.microsoft.com/office/drawing/2016/5/12/chartex" xmlns:cx7="http://schemas.microsoft.com/office/drawing/2016/5/13/chartex" xmlns:cx8="http://schemas.microsoft.com/office/drawing/2016/5/14/chartex" xmlns:mc="http://schemas.openxmlformats.org/markup-compatibility/2006" xmlns:aink="http://schemas.microsoft.com/office/drawing/2016/ink" xmlns:am3d="http://schemas.microsoft.com/office/drawing/2017/model3d" xmlns:o="urn:schemas-microsoft-com:office:office" xmlns:r="http://schemas.openxmlformats.org/officeDocument/2006/relationships" xmlns:m="http://schemas.openxmlformats.org/officeDocument/2006/math" xmlns:v="urn:schemas-microsoft-com:vml" xmlns:wp14="http://schemas.microsoft.com/office/word/2010/wordprocessingDrawing" xmlns:wp="http://schemas.openxmlformats.org/drawingml/2006/wordprocessingDrawing" xmlns:w10="urn:schemas-microsoft-com:office:word" xmlns:w="http://schemas.openxmlformats.org/wordprocessingml/2006/main" xmlns:w14="http://schemas.microsoft.com/office/word/2010/wordml" xmlns:w15="http://schemas.microsoft.com/office/word/2012/wordml" xmlns:w16cex="http://schemas.microsoft.com/office/word/2018/wordml/cex" xmlns:w16cid="http://schemas.microsoft.com/office/word/2016/wordml/cid" xmlns:w16="http://schemas.microsoft.com/office/word/2018/wordml" xmlns:w16sdtdh="http://schemas.microsoft.com/office/word/2020/wordml/sdtdatahash" xmlns:w16se="http://schemas.microsoft.com/office/word/2015/wordml/symex" xmlns:wpg="http://schemas.microsoft.com/office/word/2010/wordprocessingGroup" xmlns:wpi="http://schemas.microsoft.com/office/word/2010/wordprocessingInk" xmlns:wne="http://schemas.microsoft.com/office/word/2006/wordml" xmlns:wps="http://schemas.microsoft.com/office/word/2010/wordprocessingShape" mc:Ignorable="w14 w15 w16se w16cid w16 w16cex w16sdtdh wp14">
+<w:hdr xmlns:wpc="http://schemas.microsoft.com/office/word/2010/wordprocessingCanvas" xmlns:cx="http://schemas.microsoft.com/office/drawing/2014/chartex" xmlns:cx1="http://schemas.microsoft.com/office/drawing/2015/9/8/chartex" xmlns:cx2="http://schemas.microsoft.com/office/drawing/2015/10/21/chartex" xmlns:cx3="http://schemas.microsoft.com/office/drawing/2016/5/9/chartex" xmlns:cx4="http://schemas.microsoft.com/office/drawing/2016/5/10/chartex" xmlns:cx5="http://schemas.microsoft.com/office/drawing/2016/5/11/chartex" xmlns:cx6="http://schemas.microsoft.com/office/drawing/2016/5/12/chartex" xmlns:cx7="http://schemas.microsoft.com/office/drawing/2016/5/13/chartex" xmlns:cx8="http://schemas.microsoft.com/office/drawing/2016/5/14/chartex" xmlns:mc="http://schemas.openxmlformats.org/markup-compatibility/2006" xmlns:aink="http://schemas.microsoft.com/office/drawing/2016/ink" xmlns:am3d="http://schemas.microsoft.com/office/drawing/2017/model3d" xmlns:o="urn:schemas-microsoft-com:office:office" xmlns:oel="http://schemas.microsoft.com/office/2019/extlst" xmlns:r="http://schemas.openxmlformats.org/officeDocument/2006/relationships" xmlns:m="http://schemas.openxmlformats.org/officeDocument/2006/math" xmlns:v="urn:schemas-microsoft-com:vml" xmlns:wp14="http://schemas.microsoft.com/office/word/2010/wordprocessingDrawing" xmlns:wp="http://schemas.openxmlformats.org/drawingml/2006/wordprocessingDrawing" xmlns:w10="urn:schemas-microsoft-com:office:word" xmlns:w="http://schemas.openxmlformats.org/wordprocessingml/2006/main" xmlns:w14="http://schemas.microsoft.com/office/word/2010/wordml" xmlns:w15="http://schemas.microsoft.com/office/word/2012/wordml" xmlns:w16cex="http://schemas.microsoft.com/office/word/2018/wordml/cex" xmlns:w16cid="http://schemas.microsoft.com/office/word/2016/wordml/cid" xmlns:w16="http://schemas.microsoft.com/office/word/2018/wordml" xmlns:w16sdtdh="http://schemas.microsoft.com/office/word/2020/wordml/sdtdatahash" xmlns:w16se="http://schemas.microsoft.com/office/word/2015/wordml/symex" xmlns:wpg="http://schemas.microsoft.com/office/word/2010/wordprocessingGroup" xmlns:wpi="http://schemas.microsoft.com/office/word/2010/wordprocessingInk" xmlns:wne="http://schemas.microsoft.com/office/word/2006/wordml" xmlns:wps="http://schemas.microsoft.com/office/word/2010/wordprocessingShape" mc:Ignorable="w14 w15 w16se w16cid w16 w16cex w16sdtdh wp14">
   <w:p>
     <w:pPr>
-      <w:suppressAutoHyphens/>
-      <w:ind w:left="-90"/>
+      <w:tabs>
+        <w:tab w:val="center" w:pos="4320"/>
+        <w:tab w:val="right" w:pos="8640"/>
+      </w:tabs>
+      <w:ind w:left="360"/>
+      <w:jc w:val="center"/>
       <w:rPr>
         <w:rFonts w:ascii="Arial" w:hAnsi="Arial" w:cs="Arial"/>
-        <w:sz w:val="14"/>
-        <w:szCs w:val="14"/>
+        <w:sz w:val="24"/>
+        <w:szCs w:val="24"/>
       </w:rPr>
     </w:pPr>
     <w:r>
       <w:rPr>
+        <w:rFonts w:ascii="Calibri" w:hAnsi="Calibri" w:cs="Calibri"/>
         <w:noProof/>
-      </w:rPr>
-      <w:pict w14:anchorId="4BAA832B">
-        <v:shapetype id="_x0000_t75" coordsize="21600,21600" o:spt="75" o:preferrelative="t" path="m@4@5l@4@11@9@11@9@5xe" filled="f" stroked="f">
-          <v:stroke joinstyle="miter"/>
-          <v:formulas>
-            <v:f eqn="if lineDrawn pixelLineWidth 0"/>
-            <v:f eqn="sum @0 1 0"/>
-            <v:f eqn="sum 0 0 @1"/>
-            <v:f eqn="prod @2 1 2"/>
-            <v:f eqn="prod @3 21600 pixelWidth"/>
-            <v:f eqn="prod @3 21600 pixelHeight"/>
-            <v:f eqn="sum @0 0 1"/>
-            <v:f eqn="prod @6 1 2"/>
-            <v:f eqn="prod @7 21600 pixelWidth"/>
-            <v:f eqn="sum @8 21600 0"/>
-            <v:f eqn="prod @7 21600 pixelHeight"/>
-            <v:f eqn="sum @10 21600 0"/>
-          </v:formulas>
-          <v:path o:extrusionok="f" gradientshapeok="t" o:connecttype="rect"/>
-          <o:lock v:ext="edit" aspectratio="t"/>
-        </v:shapetype>
-        <v:shape id="WordPictureWatermark21215330" o:spid="_x0000_s2051" type="#_x0000_t75" style="position:absolute;left:0;text-align:left;margin-left:0;margin-top:0;width:10in;height:540pt;z-index:-251658237;mso-position-horizontal:center;mso-position-horizontal-relative:margin;mso-position-vertical:center;mso-position-vertical-relative:margin" o:allowincell="f">
-          <v:imagedata r:id="rId1" o:title="Watermark" gain="19661f" blacklevel="22938f"/>
-          <w10:wrap anchorx="margin" anchory="margin"/>
-        </v:shape>
-      </w:pict>
-    </w:r>
-    <w:r>
-      <w:rPr>
-        <w:rFonts w:ascii="Arial" w:hAnsi="Arial" w:cs="Arial"/>
-        <w:sz w:val="14"/>
-        <w:szCs w:val="14"/>
-      </w:rPr>
-      <w:t xml:space="preserve">STATE OF </w:t>
-    </w:r>
-    <w:smartTag w:uri="urn:schemas-microsoft-com:office:smarttags" w:element="place">
-      <w:smartTag w:uri="urn:schemas-microsoft-com:office:smarttags" w:element="State">
-        <w:r>
-          <w:rPr>
-            <w:rFonts w:ascii="Arial" w:hAnsi="Arial" w:cs="Arial"/>
-            <w:sz w:val="14"/>
-            <w:szCs w:val="14"/>
-          </w:rPr>
-          <w:t>CALIFORNIA</w:t>
-        </w:r>
-      </w:smartTag>
-    </w:smartTag>
-  </w:p>
-  <w:p>
-    <w:pPr>
-      <w:suppressAutoHyphens/>
-      <w:ind w:left="-90"/>
-      <w:rPr>
-        <w:rFonts w:ascii="Arial" w:hAnsi="Arial" w:cs="Arial"/>
-        <w:b/>
-        <w:sz w:val="24"/>
-        <w:szCs w:val="24"/>
-      </w:rPr>
-    </w:pPr>
-    <w:r>
-      <w:rPr>
-        <w:noProof/>
+        <w:sz w:val="28"/>
+        <w:szCs w:val="28"/>
       </w:rPr>
       <w:drawing>
-        <wp:anchor distT="0" distB="0" distL="114300" distR="114300" simplePos="0" relativeHeight="251658240" behindDoc="0" locked="0" layoutInCell="1" allowOverlap="1" wp14:anchorId="4BAA832C" wp14:editId="09D72628">
+        <wp:anchor distT="0" distB="0" distL="114300" distR="114300" simplePos="0" relativeHeight="251658240" behindDoc="0" locked="0" layoutInCell="1" allowOverlap="1" wp14:anchorId="06CC2EA1" wp14:editId="62257953">
           <wp:simplePos x="0" y="0"/>
-          <wp:positionH relativeFrom="margin">
-            <wp:posOffset>6629400</wp:posOffset>
+          <wp:positionH relativeFrom="column">
+            <wp:posOffset>0</wp:posOffset>
           </wp:positionH>
-          <wp:positionV relativeFrom="margin">
-            <wp:posOffset>-1207770</wp:posOffset>
+          <wp:positionV relativeFrom="paragraph">
+            <wp:posOffset>47625</wp:posOffset>
           </wp:positionV>
-          <wp:extent cx="311785" cy="273685"/>
+          <wp:extent cx="2532380" cy="566420"/>
           <wp:effectExtent l="0" t="0" r="0" b="0"/>
-          <wp:wrapSquare wrapText="bothSides"/>
-          <wp:docPr id="1" name="Picture 12"/>
+          <wp:wrapNone/>
+          <wp:docPr id="4" name="Picture 4" descr="California Energy Commission Logo"/>
           <wp:cNvGraphicFramePr>
             <a:graphicFrameLocks xmlns:a="http://schemas.openxmlformats.org/drawingml/2006/main" noChangeAspect="1"/>
           </wp:cNvGraphicFramePr>
@@ -9954,13 +8968,11 @@
             <a:graphicData uri="http://schemas.openxmlformats.org/drawingml/2006/picture">
               <pic:pic xmlns:pic="http://schemas.openxmlformats.org/drawingml/2006/picture">
                 <pic:nvPicPr>
-                  <pic:cNvPr id="0" name="Picture 12" descr="CEC_Seal-75x72"/>
-                  <pic:cNvPicPr>
-                    <a:picLocks noChangeAspect="1" noChangeArrowheads="1"/>
-                  </pic:cNvPicPr>
+                  <pic:cNvPr id="6" name="Picture 6" descr="California Energy Commission Logo"/>
+                  <pic:cNvPicPr/>
                 </pic:nvPicPr>
                 <pic:blipFill>
-                  <a:blip r:embed="rId2">
+                  <a:blip r:embed="rId1">
                     <a:extLst>
                       <a:ext uri="{28A0092B-C50C-407E-A947-70E740481C1C}">
                         <a14:useLocalDpi xmlns:a14="http://schemas.microsoft.com/office/drawing/2010/main" val="0"/>
@@ -9971,20 +8983,22 @@
                     <a:fillRect/>
                   </a:stretch>
                 </pic:blipFill>
-                <pic:spPr bwMode="auto">
+                <pic:spPr>
                   <a:xfrm>
                     <a:off x="0" y="0"/>
-                    <a:ext cx="311785" cy="273685"/>
+                    <a:ext cx="2532380" cy="566420"/>
                   </a:xfrm>
                   <a:prstGeom prst="rect">
                     <a:avLst/>
                   </a:prstGeom>
-                  <a:noFill/>
                 </pic:spPr>
               </pic:pic>
             </a:graphicData>
           </a:graphic>
-          <wp14:sizeRelV relativeFrom="margin">
+          <wp14:sizeRelH relativeFrom="page">
+            <wp14:pctWidth>0</wp14:pctWidth>
+          </wp14:sizeRelH>
+          <wp14:sizeRelV relativeFrom="page">
             <wp14:pctHeight>0</wp14:pctHeight>
           </wp14:sizeRelV>
         </wp:anchor>
@@ -9992,564 +9006,101 @@
     </w:r>
     <w:r>
       <w:rPr>
-        <w:rFonts w:ascii="Arial" w:hAnsi="Arial" w:cs="Arial"/>
+        <w:rFonts w:ascii="Calibri" w:hAnsi="Calibri" w:cs="Calibri"/>
         <w:b/>
-        <w:sz w:val="24"/>
-        <w:szCs w:val="24"/>
+        <w:noProof/>
+        <w:sz w:val="28"/>
+        <w:szCs w:val="28"/>
       </w:rPr>
       <w:t>SPACE CONDITIONING SYSTEM FAN EFFICACY</w:t>
     </w:r>
   </w:p>
   <w:p>
     <w:pPr>
-      <w:suppressAutoHyphens/>
-      <w:ind w:left="-90"/>
+      <w:tabs>
+        <w:tab w:val="center" w:pos="4320"/>
+        <w:tab w:val="right" w:pos="8640"/>
+      </w:tabs>
+      <w:ind w:left="360"/>
       <w:rPr>
         <w:rFonts w:ascii="Arial" w:hAnsi="Arial" w:cs="Arial"/>
-        <w:sz w:val="14"/>
-        <w:szCs w:val="14"/>
+        <w:sz w:val="24"/>
+        <w:szCs w:val="24"/>
       </w:rPr>
     </w:pPr>
     <w:r>
       <w:rPr>
         <w:rFonts w:ascii="Arial" w:hAnsi="Arial" w:cs="Arial"/>
-        <w:sz w:val="14"/>
-        <w:szCs w:val="14"/>
+        <w:sz w:val="24"/>
+        <w:szCs w:val="24"/>
+      </w:rPr>
+      <w:ptab w:relativeTo="margin" w:alignment="center" w:leader="none"/>
+    </w:r>
+    <w:r>
+      <w:rPr>
+        <w:rFonts w:ascii="Arial" w:hAnsi="Arial" w:cs="Arial"/>
+        <w:sz w:val="24"/>
+        <w:szCs w:val="24"/>
+      </w:rPr>
+      <w:ptab w:relativeTo="margin" w:alignment="right" w:leader="none"/>
+    </w:r>
+    <w:r>
+      <w:rPr>
+        <w:rFonts w:ascii="Calibri" w:hAnsi="Calibri" w:cs="Calibri"/>
+        <w:sz w:val="28"/>
+        <w:szCs w:val="28"/>
       </w:rPr>
       <w:t>CEC-</w:t>
     </w:r>
-    <w:del w:id="0" w:author="Alhabibi, Haider@Energy" w:date="2022-02-23T17:37:00Z">
-      <w:r>
-        <w:rPr>
-          <w:rFonts w:ascii="Arial" w:hAnsi="Arial" w:cs="Arial"/>
-          <w:sz w:val="14"/>
-          <w:szCs w:val="14"/>
-        </w:rPr>
-        <w:delText>CF2R</w:delText>
-      </w:r>
-    </w:del>
-    <w:ins w:id="1" w:author="Alhabibi, Haider@Energy" w:date="2022-02-23T17:37:00Z">
-      <w:r>
-        <w:rPr>
-          <w:rFonts w:ascii="Arial" w:hAnsi="Arial" w:cs="Arial"/>
-          <w:sz w:val="14"/>
-          <w:szCs w:val="14"/>
-        </w:rPr>
-        <w:t>LMCI</w:t>
-      </w:r>
-    </w:ins>
     <w:r>
       <w:rPr>
-        <w:rFonts w:ascii="Arial" w:hAnsi="Arial" w:cs="Arial"/>
-        <w:sz w:val="14"/>
-        <w:szCs w:val="14"/>
-      </w:rPr>
-      <w:t>-MCH-22-H</w:t>
+        <w:rFonts w:ascii="Calibri" w:hAnsi="Calibri" w:cs="Calibri"/>
+        <w:sz w:val="28"/>
+        <w:szCs w:val="28"/>
+      </w:rPr>
+      <w:t>LMCI-MCH-22-H</w:t>
+    </w:r>
+  </w:p>
+  <w:p>
+    <w:pPr>
+      <w:spacing w:after="160" w:line="259" w:lineRule="auto"/>
+      <w:ind w:left="360"/>
+      <w:rPr>
+        <w:rFonts w:ascii="Calibri" w:eastAsia="Calibri" w:hAnsi="Calibri" w:cs="Calibri"/>
+        <w:b/>
+        <w:bCs/>
+        <w:i/>
+        <w:iCs/>
+        <w:sz w:val="28"/>
+        <w:szCs w:val="28"/>
+      </w:rPr>
+    </w:pPr>
+    <w:r>
+      <w:rPr>
+        <w:rFonts w:ascii="Arial" w:eastAsia="Calibri" w:hAnsi="Arial" w:cs="Arial"/>
+        <w:sz w:val="24"/>
+        <w:szCs w:val="22"/>
+      </w:rPr>
+      <w:ptab w:relativeTo="margin" w:alignment="center" w:leader="none"/>
     </w:r>
     <w:r>
       <w:rPr>
-        <w:rFonts w:ascii="Arial" w:hAnsi="Arial" w:cs="Arial"/>
-        <w:sz w:val="14"/>
-        <w:szCs w:val="14"/>
-      </w:rPr>
-      <w:t xml:space="preserve"> (Revised </w:t>
+        <w:rFonts w:ascii="Calibri" w:eastAsia="Calibri" w:hAnsi="Calibri" w:cs="Calibri"/>
+        <w:b/>
+        <w:bCs/>
+        <w:i/>
+        <w:iCs/>
+        <w:sz w:val="28"/>
+        <w:szCs w:val="28"/>
+      </w:rPr>
+      <w:t>SAMPLE FORM – NOT VALID FOR SUBMISSION TO BUILDING DEPARTMENTS</w:t>
     </w:r>
-    <w:r>
-      <w:rPr>
-        <w:rFonts w:ascii="Arial" w:hAnsi="Arial" w:cs="Arial"/>
-        <w:sz w:val="14"/>
-        <w:szCs w:val="14"/>
-      </w:rPr>
-      <w:t>01/</w:t>
-    </w:r>
-    <w:ins w:id="2" w:author="Alhabibi, Haider@Energy" w:date="2021-08-24T13:13:00Z">
-      <w:r>
-        <w:rPr>
-          <w:rFonts w:ascii="Arial" w:hAnsi="Arial" w:cs="Arial"/>
-          <w:sz w:val="14"/>
-          <w:szCs w:val="14"/>
-        </w:rPr>
-        <w:t>22</w:t>
-      </w:r>
-    </w:ins>
-    <w:del w:id="3" w:author="Alhabibi, Haider@Energy" w:date="2021-08-24T13:13:00Z">
-      <w:r>
-        <w:rPr>
-          <w:rFonts w:ascii="Arial" w:hAnsi="Arial" w:cs="Arial"/>
-          <w:sz w:val="14"/>
-          <w:szCs w:val="14"/>
-        </w:rPr>
-        <w:delText>19</w:delText>
-      </w:r>
-    </w:del>
-    <w:r>
-      <w:rPr>
-        <w:rFonts w:ascii="Arial" w:hAnsi="Arial" w:cs="Arial"/>
-        <w:sz w:val="14"/>
-        <w:szCs w:val="14"/>
-      </w:rPr>
-      <w:t xml:space="preserve">)                                                                                                                                   </w:t>
-    </w:r>
-    <w:r>
-      <w:rPr>
-        <w:rFonts w:ascii="Arial" w:hAnsi="Arial" w:cs="Arial"/>
-        <w:sz w:val="14"/>
-        <w:szCs w:val="14"/>
-      </w:rPr>
-      <w:t xml:space="preserve">             </w:t>
-    </w:r>
-    <w:r>
-      <w:rPr>
-        <w:rFonts w:ascii="Arial" w:hAnsi="Arial" w:cs="Arial"/>
-        <w:sz w:val="14"/>
-        <w:szCs w:val="14"/>
-      </w:rPr>
-      <w:t>CALIFORNIA ENERGY COMMISSION</w:t>
-    </w:r>
-  </w:p>
-  <w:tbl>
-    <w:tblPr>
-      <w:tblW w:w="5004" w:type="pct"/>
-      <w:tblBorders>
-        <w:top w:val="single" w:sz="4" w:space="0" w:color="auto"/>
-        <w:left w:val="single" w:sz="4" w:space="0" w:color="auto"/>
-        <w:bottom w:val="single" w:sz="4" w:space="0" w:color="auto"/>
-        <w:right w:val="single" w:sz="4" w:space="0" w:color="auto"/>
-        <w:insideH w:val="single" w:sz="4" w:space="0" w:color="auto"/>
-        <w:insideV w:val="single" w:sz="4" w:space="0" w:color="auto"/>
-      </w:tblBorders>
-      <w:tblCellMar>
-        <w:left w:w="115" w:type="dxa"/>
-        <w:right w:w="115" w:type="dxa"/>
-      </w:tblCellMar>
-      <w:tblLook w:val="0000" w:firstRow="0" w:lastRow="0" w:firstColumn="0" w:lastColumn="0" w:noHBand="0" w:noVBand="0"/>
-    </w:tblPr>
-    <w:tblGrid>
-      <w:gridCol w:w="5519"/>
-      <w:gridCol w:w="3654"/>
-      <w:gridCol w:w="1866"/>
-    </w:tblGrid>
-    <w:tr>
-      <w:trPr>
-        <w:cantSplit/>
-        <w:trHeight w:val="288"/>
-      </w:trPr>
-      <w:tc>
-        <w:tcPr>
-          <w:tcW w:w="4016" w:type="pct"/>
-          <w:gridSpan w:val="2"/>
-          <w:tcBorders>
-            <w:right w:val="nil"/>
-          </w:tcBorders>
-          <w:vAlign w:val="center"/>
-        </w:tcPr>
-        <w:p>
-          <w:pPr>
-            <w:pStyle w:val="Heading1"/>
-            <w:rPr>
-              <w:rFonts w:ascii="Calibri" w:hAnsi="Calibri"/>
-              <w:b w:val="0"/>
-              <w:bCs/>
-              <w:sz w:val="20"/>
-            </w:rPr>
-          </w:pPr>
-          <w:r>
-            <w:rPr>
-              <w:rFonts w:ascii="Calibri" w:hAnsi="Calibri"/>
-              <w:b w:val="0"/>
-              <w:bCs/>
-              <w:sz w:val="20"/>
-            </w:rPr>
-            <w:t>CERTIFICATE OF INSTALLATION</w:t>
-          </w:r>
-        </w:p>
-      </w:tc>
-      <w:tc>
-        <w:tcPr>
-          <w:tcW w:w="984" w:type="pct"/>
-          <w:tcBorders>
-            <w:left w:val="nil"/>
-          </w:tcBorders>
-          <w:tcMar>
-            <w:left w:w="115" w:type="dxa"/>
-            <w:right w:w="115" w:type="dxa"/>
-          </w:tcMar>
-          <w:vAlign w:val="center"/>
-        </w:tcPr>
-        <w:p>
-          <w:pPr>
-            <w:pStyle w:val="Heading1"/>
-            <w:jc w:val="right"/>
-            <w:rPr>
-              <w:rFonts w:ascii="Calibri" w:hAnsi="Calibri"/>
-              <w:b w:val="0"/>
-              <w:bCs/>
-              <w:sz w:val="20"/>
-            </w:rPr>
-          </w:pPr>
-          <w:del w:id="4" w:author="Alhabibi, Haider@Energy" w:date="2022-02-23T17:37:00Z">
-            <w:r>
-              <w:rPr>
-                <w:rFonts w:ascii="Calibri" w:hAnsi="Calibri"/>
-                <w:b w:val="0"/>
-                <w:bCs/>
-                <w:sz w:val="20"/>
-              </w:rPr>
-              <w:delText>CF2R</w:delText>
-            </w:r>
-          </w:del>
-          <w:ins w:id="5" w:author="Alhabibi, Haider@Energy" w:date="2022-02-23T17:37:00Z">
-            <w:r>
-              <w:rPr>
-                <w:rFonts w:ascii="Calibri" w:hAnsi="Calibri"/>
-                <w:b w:val="0"/>
-                <w:bCs/>
-                <w:sz w:val="20"/>
-              </w:rPr>
-              <w:t>LMCI</w:t>
-            </w:r>
-          </w:ins>
-          <w:r>
-            <w:rPr>
-              <w:rFonts w:ascii="Calibri" w:hAnsi="Calibri"/>
-              <w:b w:val="0"/>
-              <w:bCs/>
-              <w:sz w:val="20"/>
-            </w:rPr>
-            <w:t>-MCH-22-H</w:t>
-          </w:r>
-        </w:p>
-      </w:tc>
-    </w:tr>
-    <w:tr>
-      <w:trPr>
-        <w:cantSplit/>
-        <w:trHeight w:val="288"/>
-      </w:trPr>
-      <w:tc>
-        <w:tcPr>
-          <w:tcW w:w="2500" w:type="pct"/>
-          <w:tcBorders>
-            <w:right w:val="nil"/>
-          </w:tcBorders>
-        </w:tcPr>
-        <w:p>
-          <w:pPr>
-            <w:tabs>
-              <w:tab w:val="right" w:pos="10543"/>
-            </w:tabs>
-            <w:rPr>
-              <w:rFonts w:ascii="Calibri" w:hAnsi="Calibri"/>
-              <w:sz w:val="12"/>
-              <w:szCs w:val="12"/>
-            </w:rPr>
-          </w:pPr>
-          <w:r>
-            <w:rPr>
-              <w:rFonts w:ascii="Calibri" w:hAnsi="Calibri"/>
-              <w:bCs/>
-            </w:rPr>
-            <w:t xml:space="preserve">Space Conditioning </w:t>
-          </w:r>
-          <w:r>
-            <w:rPr>
-              <w:rFonts w:ascii="Calibri" w:hAnsi="Calibri"/>
-              <w:bCs/>
-            </w:rPr>
-            <w:t xml:space="preserve">System </w:t>
-          </w:r>
-          <w:r>
-            <w:rPr>
-              <w:rFonts w:ascii="Calibri" w:hAnsi="Calibri"/>
-              <w:bCs/>
-            </w:rPr>
-            <w:t>Fan Efficacy</w:t>
-          </w:r>
-        </w:p>
-      </w:tc>
-      <w:tc>
-        <w:tcPr>
-          <w:tcW w:w="2500" w:type="pct"/>
-          <w:gridSpan w:val="2"/>
-          <w:tcBorders>
-            <w:left w:val="nil"/>
-          </w:tcBorders>
-        </w:tcPr>
-        <w:p>
-          <w:pPr>
-            <w:tabs>
-              <w:tab w:val="right" w:pos="10543"/>
-            </w:tabs>
-            <w:jc w:val="right"/>
-            <w:rPr>
-              <w:rFonts w:ascii="Calibri" w:hAnsi="Calibri"/>
-              <w:sz w:val="12"/>
-              <w:szCs w:val="12"/>
-            </w:rPr>
-          </w:pPr>
-          <w:r>
-            <w:rPr>
-              <w:rFonts w:ascii="Calibri" w:hAnsi="Calibri"/>
-              <w:bCs/>
-            </w:rPr>
-            <w:t xml:space="preserve">(Page </w:t>
-          </w:r>
-          <w:r>
-            <w:fldChar w:fldCharType="begin"/>
-          </w:r>
-          <w:r>
-            <w:instrText xml:space="preserve"> PAGE   \* MERGEFORMAT </w:instrText>
-          </w:r>
-          <w:r>
-            <w:fldChar w:fldCharType="separate"/>
-          </w:r>
-          <w:r>
-            <w:rPr>
-              <w:rFonts w:ascii="Calibri" w:hAnsi="Calibri"/>
-              <w:bCs/>
-              <w:noProof/>
-            </w:rPr>
-            <w:t>1</w:t>
-          </w:r>
-          <w:r>
-            <w:rPr>
-              <w:rFonts w:ascii="Calibri" w:hAnsi="Calibri"/>
-              <w:bCs/>
-              <w:noProof/>
-            </w:rPr>
-            <w:fldChar w:fldCharType="end"/>
-          </w:r>
-          <w:r>
-            <w:rPr>
-              <w:rFonts w:ascii="Calibri" w:hAnsi="Calibri"/>
-              <w:bCs/>
-            </w:rPr>
-            <w:t xml:space="preserve"> of </w:t>
-          </w:r>
-          <w:r>
-            <w:rPr>
-              <w:rFonts w:ascii="Calibri" w:hAnsi="Calibri"/>
-              <w:bCs/>
-              <w:noProof/>
-            </w:rPr>
-            <w:fldChar w:fldCharType="begin"/>
-          </w:r>
-          <w:r>
-            <w:rPr>
-              <w:rFonts w:ascii="Calibri" w:hAnsi="Calibri"/>
-              <w:bCs/>
-              <w:noProof/>
-            </w:rPr>
-            <w:instrText xml:space="preserve"> SECTIONPAGES   \* MERGEFORMAT </w:instrText>
-          </w:r>
-          <w:r>
-            <w:rPr>
-              <w:rFonts w:ascii="Calibri" w:hAnsi="Calibri"/>
-              <w:bCs/>
-              <w:noProof/>
-            </w:rPr>
-            <w:fldChar w:fldCharType="separate"/>
-          </w:r>
-          <w:r>
-            <w:rPr>
-              <w:rFonts w:ascii="Calibri" w:hAnsi="Calibri"/>
-              <w:bCs/>
-              <w:noProof/>
-            </w:rPr>
-            <w:t>2</w:t>
-          </w:r>
-          <w:r>
-            <w:rPr>
-              <w:rFonts w:ascii="Calibri" w:hAnsi="Calibri"/>
-              <w:bCs/>
-              <w:noProof/>
-            </w:rPr>
-            <w:fldChar w:fldCharType="end"/>
-          </w:r>
-          <w:r>
-            <w:rPr>
-              <w:rFonts w:ascii="Calibri" w:hAnsi="Calibri"/>
-              <w:bCs/>
-            </w:rPr>
-            <w:t>)</w:t>
-          </w:r>
-        </w:p>
-      </w:tc>
-    </w:tr>
-    <w:tr>
-      <w:trPr>
-        <w:cantSplit/>
-        <w:trHeight w:val="288"/>
-      </w:trPr>
-      <w:tc>
-        <w:tcPr>
-          <w:tcW w:w="0" w:type="auto"/>
-        </w:tcPr>
-        <w:p>
-          <w:pPr>
-            <w:rPr>
-              <w:rFonts w:ascii="Calibri" w:hAnsi="Calibri"/>
-              <w:sz w:val="12"/>
-              <w:szCs w:val="12"/>
-            </w:rPr>
-          </w:pPr>
-          <w:r>
-            <w:rPr>
-              <w:rFonts w:ascii="Calibri" w:hAnsi="Calibri"/>
-              <w:sz w:val="12"/>
-              <w:szCs w:val="12"/>
-            </w:rPr>
-            <w:t>Project Name:</w:t>
-          </w:r>
-        </w:p>
-      </w:tc>
-      <w:tc>
-        <w:tcPr>
-          <w:tcW w:w="1655" w:type="pct"/>
-        </w:tcPr>
-        <w:p>
-          <w:pPr>
-            <w:rPr>
-              <w:rFonts w:ascii="Calibri" w:hAnsi="Calibri"/>
-              <w:sz w:val="12"/>
-              <w:szCs w:val="12"/>
-            </w:rPr>
-          </w:pPr>
-          <w:r>
-            <w:rPr>
-              <w:rFonts w:ascii="Calibri" w:hAnsi="Calibri"/>
-              <w:sz w:val="12"/>
-              <w:szCs w:val="12"/>
-            </w:rPr>
-            <w:t>Enforcement Agency:</w:t>
-          </w:r>
-        </w:p>
-      </w:tc>
-      <w:tc>
-        <w:tcPr>
-          <w:tcW w:w="984" w:type="pct"/>
-        </w:tcPr>
-        <w:p>
-          <w:pPr>
-            <w:rPr>
-              <w:rFonts w:ascii="Calibri" w:hAnsi="Calibri"/>
-              <w:sz w:val="12"/>
-              <w:szCs w:val="12"/>
-            </w:rPr>
-          </w:pPr>
-          <w:r>
-            <w:rPr>
-              <w:rFonts w:ascii="Calibri" w:hAnsi="Calibri"/>
-              <w:sz w:val="12"/>
-              <w:szCs w:val="12"/>
-            </w:rPr>
-            <w:t>Permit Number:</w:t>
-          </w:r>
-        </w:p>
-      </w:tc>
-    </w:tr>
-    <w:tr>
-      <w:trPr>
-        <w:cantSplit/>
-        <w:trHeight w:val="288"/>
-      </w:trPr>
-      <w:tc>
-        <w:tcPr>
-          <w:tcW w:w="0" w:type="auto"/>
-        </w:tcPr>
-        <w:p>
-          <w:pPr>
-            <w:rPr>
-              <w:rFonts w:ascii="Calibri" w:hAnsi="Calibri"/>
-              <w:sz w:val="12"/>
-              <w:szCs w:val="12"/>
-              <w:vertAlign w:val="superscript"/>
-            </w:rPr>
-          </w:pPr>
-          <w:r>
-            <w:rPr>
-              <w:rFonts w:ascii="Calibri" w:hAnsi="Calibri"/>
-              <w:sz w:val="12"/>
-              <w:szCs w:val="12"/>
-            </w:rPr>
-            <w:t>Dwelling Address:</w:t>
-          </w:r>
-        </w:p>
-      </w:tc>
-      <w:tc>
-        <w:tcPr>
-          <w:tcW w:w="1655" w:type="pct"/>
-        </w:tcPr>
-        <w:p>
-          <w:pPr>
-            <w:rPr>
-              <w:rFonts w:ascii="Calibri" w:hAnsi="Calibri"/>
-              <w:sz w:val="12"/>
-              <w:szCs w:val="12"/>
-              <w:vertAlign w:val="superscript"/>
-            </w:rPr>
-          </w:pPr>
-          <w:r>
-            <w:rPr>
-              <w:rFonts w:ascii="Calibri" w:hAnsi="Calibri"/>
-              <w:sz w:val="12"/>
-              <w:szCs w:val="12"/>
-            </w:rPr>
-            <w:t>City</w:t>
-          </w:r>
-          <w:r>
-            <w:rPr>
-              <w:rFonts w:ascii="Calibri" w:hAnsi="Calibri"/>
-              <w:sz w:val="12"/>
-              <w:szCs w:val="12"/>
-            </w:rPr>
-            <w:t>:</w:t>
-          </w:r>
-        </w:p>
-      </w:tc>
-      <w:tc>
-        <w:tcPr>
-          <w:tcW w:w="984" w:type="pct"/>
-        </w:tcPr>
-        <w:p>
-          <w:pPr>
-            <w:rPr>
-              <w:rFonts w:ascii="Calibri" w:hAnsi="Calibri"/>
-              <w:sz w:val="12"/>
-              <w:szCs w:val="12"/>
-              <w:vertAlign w:val="superscript"/>
-            </w:rPr>
-          </w:pPr>
-          <w:r>
-            <w:rPr>
-              <w:rFonts w:ascii="Calibri" w:hAnsi="Calibri"/>
-              <w:sz w:val="12"/>
-              <w:szCs w:val="12"/>
-            </w:rPr>
-            <w:t>Zip Code</w:t>
-          </w:r>
-          <w:r>
-            <w:rPr>
-              <w:rFonts w:ascii="Calibri" w:hAnsi="Calibri"/>
-              <w:sz w:val="12"/>
-              <w:szCs w:val="12"/>
-            </w:rPr>
-            <w:t>:</w:t>
-          </w:r>
-        </w:p>
-      </w:tc>
-    </w:tr>
-  </w:tbl>
-  <w:p>
-    <w:pPr>
-      <w:pStyle w:val="Header"/>
-    </w:pPr>
   </w:p>
 </w:hdr>
 </file>
 
 <file path=word/header3.xml><?xml version="1.0" encoding="utf-8"?>
-<w:hdr xmlns:wpc="http://schemas.microsoft.com/office/word/2010/wordprocessingCanvas" xmlns:cx="http://schemas.microsoft.com/office/drawing/2014/chartex" xmlns:cx1="http://schemas.microsoft.com/office/drawing/2015/9/8/chartex" xmlns:cx2="http://schemas.microsoft.com/office/drawing/2015/10/21/chartex" xmlns:cx3="http://schemas.microsoft.com/office/drawing/2016/5/9/chartex" xmlns:cx4="http://schemas.microsoft.com/office/drawing/2016/5/10/chartex" xmlns:cx5="http://schemas.microsoft.com/office/drawing/2016/5/11/chartex" xmlns:cx6="http://schemas.microsoft.com/office/drawing/2016/5/12/chartex" xmlns:cx7="http://schemas.microsoft.com/office/drawing/2016/5/13/chartex" xmlns:cx8="http://schemas.microsoft.com/office/drawing/2016/5/14/chartex" xmlns:mc="http://schemas.openxmlformats.org/markup-compatibility/2006" xmlns:aink="http://schemas.microsoft.com/office/drawing/2016/ink" xmlns:am3d="http://schemas.microsoft.com/office/drawing/2017/model3d" xmlns:o="urn:schemas-microsoft-com:office:office" xmlns:r="http://schemas.openxmlformats.org/officeDocument/2006/relationships" xmlns:m="http://schemas.openxmlformats.org/officeDocument/2006/math" xmlns:v="urn:schemas-microsoft-com:vml" xmlns:wp14="http://schemas.microsoft.com/office/word/2010/wordprocessingDrawing" xmlns:wp="http://schemas.openxmlformats.org/drawingml/2006/wordprocessingDrawing" xmlns:w10="urn:schemas-microsoft-com:office:word" xmlns:w="http://schemas.openxmlformats.org/wordprocessingml/2006/main" xmlns:w14="http://schemas.microsoft.com/office/word/2010/wordml" xmlns:w15="http://schemas.microsoft.com/office/word/2012/wordml" xmlns:w16cex="http://schemas.microsoft.com/office/word/2018/wordml/cex" xmlns:w16cid="http://schemas.microsoft.com/office/word/2016/wordml/cid" xmlns:w16="http://schemas.microsoft.com/office/word/2018/wordml" xmlns:w16sdtdh="http://schemas.microsoft.com/office/word/2020/wordml/sdtdatahash" xmlns:w16se="http://schemas.microsoft.com/office/word/2015/wordml/symex" xmlns:wpg="http://schemas.microsoft.com/office/word/2010/wordprocessingGroup" xmlns:wpi="http://schemas.microsoft.com/office/word/2010/wordprocessingInk" xmlns:wne="http://schemas.microsoft.com/office/word/2006/wordml" xmlns:wps="http://schemas.microsoft.com/office/word/2010/wordprocessingShape" mc:Ignorable="w14 w15 w16se w16cid w16 w16cex w16sdtdh wp14">
+<w:hdr xmlns:wpc="http://schemas.microsoft.com/office/word/2010/wordprocessingCanvas" xmlns:cx="http://schemas.microsoft.com/office/drawing/2014/chartex" xmlns:cx1="http://schemas.microsoft.com/office/drawing/2015/9/8/chartex" xmlns:cx2="http://schemas.microsoft.com/office/drawing/2015/10/21/chartex" xmlns:cx3="http://schemas.microsoft.com/office/drawing/2016/5/9/chartex" xmlns:cx4="http://schemas.microsoft.com/office/drawing/2016/5/10/chartex" xmlns:cx5="http://schemas.microsoft.com/office/drawing/2016/5/11/chartex" xmlns:cx6="http://schemas.microsoft.com/office/drawing/2016/5/12/chartex" xmlns:cx7="http://schemas.microsoft.com/office/drawing/2016/5/13/chartex" xmlns:cx8="http://schemas.microsoft.com/office/drawing/2016/5/14/chartex" xmlns:mc="http://schemas.openxmlformats.org/markup-compatibility/2006" xmlns:aink="http://schemas.microsoft.com/office/drawing/2016/ink" xmlns:am3d="http://schemas.microsoft.com/office/drawing/2017/model3d" xmlns:o="urn:schemas-microsoft-com:office:office" xmlns:oel="http://schemas.microsoft.com/office/2019/extlst" xmlns:r="http://schemas.openxmlformats.org/officeDocument/2006/relationships" xmlns:m="http://schemas.openxmlformats.org/officeDocument/2006/math" xmlns:v="urn:schemas-microsoft-com:vml" xmlns:wp14="http://schemas.microsoft.com/office/word/2010/wordprocessingDrawing" xmlns:wp="http://schemas.openxmlformats.org/drawingml/2006/wordprocessingDrawing" xmlns:w10="urn:schemas-microsoft-com:office:word" xmlns:w="http://schemas.openxmlformats.org/wordprocessingml/2006/main" xmlns:w14="http://schemas.microsoft.com/office/word/2010/wordml" xmlns:w15="http://schemas.microsoft.com/office/word/2012/wordml" xmlns:w16cex="http://schemas.microsoft.com/office/word/2018/wordml/cex" xmlns:w16cid="http://schemas.microsoft.com/office/word/2016/wordml/cid" xmlns:w16="http://schemas.microsoft.com/office/word/2018/wordml" xmlns:w16sdtdh="http://schemas.microsoft.com/office/word/2020/wordml/sdtdatahash" xmlns:w16se="http://schemas.microsoft.com/office/word/2015/wordml/symex" xmlns:wpg="http://schemas.microsoft.com/office/word/2010/wordprocessingGroup" xmlns:wpi="http://schemas.microsoft.com/office/word/2010/wordprocessingInk" xmlns:wne="http://schemas.microsoft.com/office/word/2006/wordml" xmlns:wps="http://schemas.microsoft.com/office/word/2010/wordprocessingShape" mc:Ignorable="w14 w15 w16se w16cid w16 w16cex w16sdtdh wp14">
   <w:tbl>
     <w:tblPr>
       <w:tblW w:w="5004" w:type="pct"/>
@@ -10624,7 +9175,7 @@
                 <v:path o:extrusionok="f" gradientshapeok="t" o:connecttype="rect"/>
                 <o:lock v:ext="edit" aspectratio="t"/>
               </v:shapetype>
-              <v:shape id="WordPictureWatermark21215328" o:spid="_x0000_s2049" type="#_x0000_t75" style="position:absolute;margin-left:0;margin-top:0;width:10in;height:540pt;z-index:-251658239;mso-position-horizontal:center;mso-position-horizontal-relative:margin;mso-position-vertical:center;mso-position-vertical-relative:margin" o:allowincell="f">
+              <v:shape id="WordPictureWatermark21215328" o:spid="_x0000_s1025" type="#_x0000_t75" style="position:absolute;margin-left:0;margin-top:0;width:10in;height:540pt;z-index:-251658239;mso-position-horizontal:center;mso-position-horizontal-relative:margin;mso-position-vertical:center;mso-position-vertical-relative:margin" o:allowincell="f">
                 <v:imagedata r:id="rId1" o:title="Watermark" gain="19661f" blacklevel="22938f"/>
                 <w10:wrap anchorx="margin" anchory="margin"/>
               </v:shape>
@@ -10664,28 +9215,15 @@
               <w:sz w:val="20"/>
             </w:rPr>
           </w:pPr>
-          <w:del w:id="14" w:author="Alhabibi, Haider@Energy" w:date="2022-02-23T17:37:00Z">
-            <w:r>
-              <w:rPr>
-                <w:rFonts w:ascii="Calibri" w:hAnsi="Calibri"/>
-                <w:b w:val="0"/>
-                <w:bCs/>
-                <w:sz w:val="20"/>
-              </w:rPr>
-              <w:delText>CF2R</w:delText>
-            </w:r>
-          </w:del>
-          <w:ins w:id="15" w:author="Alhabibi, Haider@Energy" w:date="2022-02-23T17:37:00Z">
-            <w:r>
-              <w:rPr>
-                <w:rFonts w:ascii="Calibri" w:hAnsi="Calibri"/>
-                <w:b w:val="0"/>
-                <w:bCs/>
-                <w:sz w:val="20"/>
-              </w:rPr>
-              <w:t>LMCI</w:t>
-            </w:r>
-          </w:ins>
+          <w:r>
+            <w:rPr>
+              <w:rFonts w:ascii="Calibri" w:hAnsi="Calibri"/>
+              <w:b w:val="0"/>
+              <w:bCs/>
+              <w:sz w:val="20"/>
+            </w:rPr>
+            <w:t>LMCI</w:t>
+          </w:r>
           <w:r>
             <w:rPr>
               <w:rFonts w:ascii="Calibri" w:hAnsi="Calibri"/>
@@ -10996,7 +9534,7 @@
 </file>
 
 <file path=word/header4.xml><?xml version="1.0" encoding="utf-8"?>
-<w:hdr xmlns:wpc="http://schemas.microsoft.com/office/word/2010/wordprocessingCanvas" xmlns:cx="http://schemas.microsoft.com/office/drawing/2014/chartex" xmlns:cx1="http://schemas.microsoft.com/office/drawing/2015/9/8/chartex" xmlns:cx2="http://schemas.microsoft.com/office/drawing/2015/10/21/chartex" xmlns:cx3="http://schemas.microsoft.com/office/drawing/2016/5/9/chartex" xmlns:cx4="http://schemas.microsoft.com/office/drawing/2016/5/10/chartex" xmlns:cx5="http://schemas.microsoft.com/office/drawing/2016/5/11/chartex" xmlns:cx6="http://schemas.microsoft.com/office/drawing/2016/5/12/chartex" xmlns:cx7="http://schemas.microsoft.com/office/drawing/2016/5/13/chartex" xmlns:cx8="http://schemas.microsoft.com/office/drawing/2016/5/14/chartex" xmlns:mc="http://schemas.openxmlformats.org/markup-compatibility/2006" xmlns:aink="http://schemas.microsoft.com/office/drawing/2016/ink" xmlns:am3d="http://schemas.microsoft.com/office/drawing/2017/model3d" xmlns:o="urn:schemas-microsoft-com:office:office" xmlns:r="http://schemas.openxmlformats.org/officeDocument/2006/relationships" xmlns:m="http://schemas.openxmlformats.org/officeDocument/2006/math" xmlns:v="urn:schemas-microsoft-com:vml" xmlns:wp14="http://schemas.microsoft.com/office/word/2010/wordprocessingDrawing" xmlns:wp="http://schemas.openxmlformats.org/drawingml/2006/wordprocessingDrawing" xmlns:w10="urn:schemas-microsoft-com:office:word" xmlns:w="http://schemas.openxmlformats.org/wordprocessingml/2006/main" xmlns:w14="http://schemas.microsoft.com/office/word/2010/wordml" xmlns:w15="http://schemas.microsoft.com/office/word/2012/wordml" xmlns:w16cex="http://schemas.microsoft.com/office/word/2018/wordml/cex" xmlns:w16cid="http://schemas.microsoft.com/office/word/2016/wordml/cid" xmlns:w16="http://schemas.microsoft.com/office/word/2018/wordml" xmlns:w16sdtdh="http://schemas.microsoft.com/office/word/2020/wordml/sdtdatahash" xmlns:w16se="http://schemas.microsoft.com/office/word/2015/wordml/symex" xmlns:wpg="http://schemas.microsoft.com/office/word/2010/wordprocessingGroup" xmlns:wpi="http://schemas.microsoft.com/office/word/2010/wordprocessingInk" xmlns:wne="http://schemas.microsoft.com/office/word/2006/wordml" xmlns:wps="http://schemas.microsoft.com/office/word/2010/wordprocessingShape" mc:Ignorable="w14 w15 w16se w16cid w16 w16cex w16sdtdh wp14">
+<w:hdr xmlns:wpc="http://schemas.microsoft.com/office/word/2010/wordprocessingCanvas" xmlns:cx="http://schemas.microsoft.com/office/drawing/2014/chartex" xmlns:cx1="http://schemas.microsoft.com/office/drawing/2015/9/8/chartex" xmlns:cx2="http://schemas.microsoft.com/office/drawing/2015/10/21/chartex" xmlns:cx3="http://schemas.microsoft.com/office/drawing/2016/5/9/chartex" xmlns:cx4="http://schemas.microsoft.com/office/drawing/2016/5/10/chartex" xmlns:cx5="http://schemas.microsoft.com/office/drawing/2016/5/11/chartex" xmlns:cx6="http://schemas.microsoft.com/office/drawing/2016/5/12/chartex" xmlns:cx7="http://schemas.microsoft.com/office/drawing/2016/5/13/chartex" xmlns:cx8="http://schemas.microsoft.com/office/drawing/2016/5/14/chartex" xmlns:mc="http://schemas.openxmlformats.org/markup-compatibility/2006" xmlns:aink="http://schemas.microsoft.com/office/drawing/2016/ink" xmlns:am3d="http://schemas.microsoft.com/office/drawing/2017/model3d" xmlns:o="urn:schemas-microsoft-com:office:office" xmlns:oel="http://schemas.microsoft.com/office/2019/extlst" xmlns:r="http://schemas.openxmlformats.org/officeDocument/2006/relationships" xmlns:m="http://schemas.openxmlformats.org/officeDocument/2006/math" xmlns:v="urn:schemas-microsoft-com:vml" xmlns:wp14="http://schemas.microsoft.com/office/word/2010/wordprocessingDrawing" xmlns:wp="http://schemas.openxmlformats.org/drawingml/2006/wordprocessingDrawing" xmlns:w10="urn:schemas-microsoft-com:office:word" xmlns:w="http://schemas.openxmlformats.org/wordprocessingml/2006/main" xmlns:w14="http://schemas.microsoft.com/office/word/2010/wordml" xmlns:w15="http://schemas.microsoft.com/office/word/2012/wordml" xmlns:w16cex="http://schemas.microsoft.com/office/word/2018/wordml/cex" xmlns:w16cid="http://schemas.microsoft.com/office/word/2016/wordml/cid" xmlns:w16="http://schemas.microsoft.com/office/word/2018/wordml" xmlns:w16sdtdh="http://schemas.microsoft.com/office/word/2020/wordml/sdtdatahash" xmlns:w16se="http://schemas.microsoft.com/office/word/2015/wordml/symex" xmlns:wpg="http://schemas.microsoft.com/office/word/2010/wordprocessingGroup" xmlns:wpi="http://schemas.microsoft.com/office/word/2010/wordprocessingInk" xmlns:wne="http://schemas.microsoft.com/office/word/2006/wordml" xmlns:wps="http://schemas.microsoft.com/office/word/2010/wordprocessingShape" mc:Ignorable="w14 w15 w16se w16cid w16 w16cex w16sdtdh wp14">
   <w:p>
     <w:pPr>
       <w:pStyle w:val="Header"/>
@@ -11025,7 +9563,7 @@
           <v:path o:extrusionok="f" gradientshapeok="t" o:connecttype="rect"/>
           <o:lock v:ext="edit" aspectratio="t"/>
         </v:shapetype>
-        <v:shape id="WordPictureWatermark21215335" o:spid="_x0000_s2056" type="#_x0000_t75" style="position:absolute;margin-left:0;margin-top:0;width:10in;height:540pt;z-index:-251658235;mso-position-horizontal:center;mso-position-horizontal-relative:margin;mso-position-vertical:center;mso-position-vertical-relative:margin" o:allowincell="f">
+        <v:shape id="WordPictureWatermark21215335" o:spid="_x0000_s1032" type="#_x0000_t75" style="position:absolute;margin-left:0;margin-top:0;width:10in;height:540pt;z-index:-251658235;mso-position-horizontal:center;mso-position-horizontal-relative:margin;mso-position-vertical:center;mso-position-vertical-relative:margin" o:allowincell="f">
           <v:imagedata r:id="rId1" o:title="Watermark" gain="19661f" blacklevel="22938f"/>
           <w10:wrap anchorx="margin" anchory="margin"/>
         </v:shape>
@@ -11036,7 +9574,7 @@
 </file>
 
 <file path=word/header5.xml><?xml version="1.0" encoding="utf-8"?>
-<w:hdr xmlns:wpc="http://schemas.microsoft.com/office/word/2010/wordprocessingCanvas" xmlns:cx="http://schemas.microsoft.com/office/drawing/2014/chartex" xmlns:cx1="http://schemas.microsoft.com/office/drawing/2015/9/8/chartex" xmlns:cx2="http://schemas.microsoft.com/office/drawing/2015/10/21/chartex" xmlns:cx3="http://schemas.microsoft.com/office/drawing/2016/5/9/chartex" xmlns:cx4="http://schemas.microsoft.com/office/drawing/2016/5/10/chartex" xmlns:cx5="http://schemas.microsoft.com/office/drawing/2016/5/11/chartex" xmlns:cx6="http://schemas.microsoft.com/office/drawing/2016/5/12/chartex" xmlns:cx7="http://schemas.microsoft.com/office/drawing/2016/5/13/chartex" xmlns:cx8="http://schemas.microsoft.com/office/drawing/2016/5/14/chartex" xmlns:mc="http://schemas.openxmlformats.org/markup-compatibility/2006" xmlns:aink="http://schemas.microsoft.com/office/drawing/2016/ink" xmlns:am3d="http://schemas.microsoft.com/office/drawing/2017/model3d" xmlns:o="urn:schemas-microsoft-com:office:office" xmlns:r="http://schemas.openxmlformats.org/officeDocument/2006/relationships" xmlns:m="http://schemas.openxmlformats.org/officeDocument/2006/math" xmlns:v="urn:schemas-microsoft-com:vml" xmlns:wp14="http://schemas.microsoft.com/office/word/2010/wordprocessingDrawing" xmlns:wp="http://schemas.openxmlformats.org/drawingml/2006/wordprocessingDrawing" xmlns:w10="urn:schemas-microsoft-com:office:word" xmlns:w="http://schemas.openxmlformats.org/wordprocessingml/2006/main" xmlns:w14="http://schemas.microsoft.com/office/word/2010/wordml" xmlns:w15="http://schemas.microsoft.com/office/word/2012/wordml" xmlns:w16cex="http://schemas.microsoft.com/office/word/2018/wordml/cex" xmlns:w16cid="http://schemas.microsoft.com/office/word/2016/wordml/cid" xmlns:w16="http://schemas.microsoft.com/office/word/2018/wordml" xmlns:w16sdtdh="http://schemas.microsoft.com/office/word/2020/wordml/sdtdatahash" xmlns:w16se="http://schemas.microsoft.com/office/word/2015/wordml/symex" xmlns:wpg="http://schemas.microsoft.com/office/word/2010/wordprocessingGroup" xmlns:wpi="http://schemas.microsoft.com/office/word/2010/wordprocessingInk" xmlns:wne="http://schemas.microsoft.com/office/word/2006/wordml" xmlns:wps="http://schemas.microsoft.com/office/word/2010/wordprocessingShape" mc:Ignorable="w14 w15 w16se w16cid w16 w16cex w16sdtdh wp14">
+<w:hdr xmlns:wpc="http://schemas.microsoft.com/office/word/2010/wordprocessingCanvas" xmlns:cx="http://schemas.microsoft.com/office/drawing/2014/chartex" xmlns:cx1="http://schemas.microsoft.com/office/drawing/2015/9/8/chartex" xmlns:cx2="http://schemas.microsoft.com/office/drawing/2015/10/21/chartex" xmlns:cx3="http://schemas.microsoft.com/office/drawing/2016/5/9/chartex" xmlns:cx4="http://schemas.microsoft.com/office/drawing/2016/5/10/chartex" xmlns:cx5="http://schemas.microsoft.com/office/drawing/2016/5/11/chartex" xmlns:cx6="http://schemas.microsoft.com/office/drawing/2016/5/12/chartex" xmlns:cx7="http://schemas.microsoft.com/office/drawing/2016/5/13/chartex" xmlns:cx8="http://schemas.microsoft.com/office/drawing/2016/5/14/chartex" xmlns:mc="http://schemas.openxmlformats.org/markup-compatibility/2006" xmlns:aink="http://schemas.microsoft.com/office/drawing/2016/ink" xmlns:am3d="http://schemas.microsoft.com/office/drawing/2017/model3d" xmlns:o="urn:schemas-microsoft-com:office:office" xmlns:oel="http://schemas.microsoft.com/office/2019/extlst" xmlns:r="http://schemas.openxmlformats.org/officeDocument/2006/relationships" xmlns:m="http://schemas.openxmlformats.org/officeDocument/2006/math" xmlns:v="urn:schemas-microsoft-com:vml" xmlns:wp14="http://schemas.microsoft.com/office/word/2010/wordprocessingDrawing" xmlns:wp="http://schemas.openxmlformats.org/drawingml/2006/wordprocessingDrawing" xmlns:w10="urn:schemas-microsoft-com:office:word" xmlns:w="http://schemas.openxmlformats.org/wordprocessingml/2006/main" xmlns:w14="http://schemas.microsoft.com/office/word/2010/wordml" xmlns:w15="http://schemas.microsoft.com/office/word/2012/wordml" xmlns:w16cex="http://schemas.microsoft.com/office/word/2018/wordml/cex" xmlns:w16cid="http://schemas.microsoft.com/office/word/2016/wordml/cid" xmlns:w16="http://schemas.microsoft.com/office/word/2018/wordml" xmlns:w16sdtdh="http://schemas.microsoft.com/office/word/2020/wordml/sdtdatahash" xmlns:w16se="http://schemas.microsoft.com/office/word/2015/wordml/symex" xmlns:wpg="http://schemas.microsoft.com/office/word/2010/wordprocessingGroup" xmlns:wpi="http://schemas.microsoft.com/office/word/2010/wordprocessingInk" xmlns:wne="http://schemas.microsoft.com/office/word/2006/wordml" xmlns:wps="http://schemas.microsoft.com/office/word/2010/wordprocessingShape" mc:Ignorable="w14 w15 w16se w16cid w16 w16cex w16sdtdh wp14">
   <w:tbl>
     <w:tblPr>
       <w:tblW w:w="5004" w:type="pct"/>
@@ -11111,7 +9649,7 @@
                 <v:path o:extrusionok="f" gradientshapeok="t" o:connecttype="rect"/>
                 <o:lock v:ext="edit" aspectratio="t"/>
               </v:shapetype>
-              <v:shape id="WordPictureWatermark21215336" o:spid="_x0000_s2057" type="#_x0000_t75" style="position:absolute;margin-left:0;margin-top:0;width:10in;height:540pt;z-index:-251658234;mso-position-horizontal:center;mso-position-horizontal-relative:margin;mso-position-vertical:center;mso-position-vertical-relative:margin" o:allowincell="f">
+              <v:shape id="WordPictureWatermark21215336" o:spid="_x0000_s1033" type="#_x0000_t75" style="position:absolute;margin-left:0;margin-top:0;width:10in;height:540pt;z-index:-251658234;mso-position-horizontal:center;mso-position-horizontal-relative:margin;mso-position-vertical:center;mso-position-vertical-relative:margin" o:allowincell="f">
                 <v:imagedata r:id="rId1" o:title="Watermark" gain="19661f" blacklevel="22938f"/>
                 <w10:wrap anchorx="margin" anchory="margin"/>
               </v:shape>
@@ -11151,28 +9689,15 @@
               <w:sz w:val="20"/>
             </w:rPr>
           </w:pPr>
-          <w:del w:id="46" w:author="Alhabibi, Haider@Energy" w:date="2022-02-23T17:37:00Z">
-            <w:r>
-              <w:rPr>
-                <w:rFonts w:ascii="Calibri" w:hAnsi="Calibri"/>
-                <w:b w:val="0"/>
-                <w:bCs/>
-                <w:sz w:val="20"/>
-              </w:rPr>
-              <w:delText>CF2R</w:delText>
-            </w:r>
-          </w:del>
-          <w:ins w:id="47" w:author="Alhabibi, Haider@Energy" w:date="2022-02-23T17:37:00Z">
-            <w:r>
-              <w:rPr>
-                <w:rFonts w:ascii="Calibri" w:hAnsi="Calibri"/>
-                <w:b w:val="0"/>
-                <w:bCs/>
-                <w:sz w:val="20"/>
-              </w:rPr>
-              <w:t>LMCI</w:t>
-            </w:r>
-          </w:ins>
+          <w:r>
+            <w:rPr>
+              <w:rFonts w:ascii="Calibri" w:hAnsi="Calibri"/>
+              <w:b w:val="0"/>
+              <w:bCs/>
+              <w:sz w:val="20"/>
+            </w:rPr>
+            <w:t>LMCI</w:t>
+          </w:r>
           <w:r>
             <w:rPr>
               <w:rFonts w:ascii="Calibri" w:hAnsi="Calibri"/>
@@ -11320,7 +9845,7 @@
               <w:bCs/>
               <w:noProof/>
             </w:rPr>
-            <w:t>2</w:t>
+            <w:t>1</w:t>
           </w:r>
           <w:r>
             <w:rPr>
@@ -11350,7 +9875,7 @@
 </file>
 
 <file path=word/header6.xml><?xml version="1.0" encoding="utf-8"?>
-<w:hdr xmlns:wpc="http://schemas.microsoft.com/office/word/2010/wordprocessingCanvas" xmlns:cx="http://schemas.microsoft.com/office/drawing/2014/chartex" xmlns:cx1="http://schemas.microsoft.com/office/drawing/2015/9/8/chartex" xmlns:cx2="http://schemas.microsoft.com/office/drawing/2015/10/21/chartex" xmlns:cx3="http://schemas.microsoft.com/office/drawing/2016/5/9/chartex" xmlns:cx4="http://schemas.microsoft.com/office/drawing/2016/5/10/chartex" xmlns:cx5="http://schemas.microsoft.com/office/drawing/2016/5/11/chartex" xmlns:cx6="http://schemas.microsoft.com/office/drawing/2016/5/12/chartex" xmlns:cx7="http://schemas.microsoft.com/office/drawing/2016/5/13/chartex" xmlns:cx8="http://schemas.microsoft.com/office/drawing/2016/5/14/chartex" xmlns:mc="http://schemas.openxmlformats.org/markup-compatibility/2006" xmlns:aink="http://schemas.microsoft.com/office/drawing/2016/ink" xmlns:am3d="http://schemas.microsoft.com/office/drawing/2017/model3d" xmlns:o="urn:schemas-microsoft-com:office:office" xmlns:r="http://schemas.openxmlformats.org/officeDocument/2006/relationships" xmlns:m="http://schemas.openxmlformats.org/officeDocument/2006/math" xmlns:v="urn:schemas-microsoft-com:vml" xmlns:wp14="http://schemas.microsoft.com/office/word/2010/wordprocessingDrawing" xmlns:wp="http://schemas.openxmlformats.org/drawingml/2006/wordprocessingDrawing" xmlns:w10="urn:schemas-microsoft-com:office:word" xmlns:w="http://schemas.openxmlformats.org/wordprocessingml/2006/main" xmlns:w14="http://schemas.microsoft.com/office/word/2010/wordml" xmlns:w15="http://schemas.microsoft.com/office/word/2012/wordml" xmlns:w16cex="http://schemas.microsoft.com/office/word/2018/wordml/cex" xmlns:w16cid="http://schemas.microsoft.com/office/word/2016/wordml/cid" xmlns:w16="http://schemas.microsoft.com/office/word/2018/wordml" xmlns:w16sdtdh="http://schemas.microsoft.com/office/word/2020/wordml/sdtdatahash" xmlns:w16se="http://schemas.microsoft.com/office/word/2015/wordml/symex" xmlns:wpg="http://schemas.microsoft.com/office/word/2010/wordprocessingGroup" xmlns:wpi="http://schemas.microsoft.com/office/word/2010/wordprocessingInk" xmlns:wne="http://schemas.microsoft.com/office/word/2006/wordml" xmlns:wps="http://schemas.microsoft.com/office/word/2010/wordprocessingShape" mc:Ignorable="w14 w15 w16se w16cid w16 w16cex w16sdtdh wp14">
+<w:hdr xmlns:wpc="http://schemas.microsoft.com/office/word/2010/wordprocessingCanvas" xmlns:cx="http://schemas.microsoft.com/office/drawing/2014/chartex" xmlns:cx1="http://schemas.microsoft.com/office/drawing/2015/9/8/chartex" xmlns:cx2="http://schemas.microsoft.com/office/drawing/2015/10/21/chartex" xmlns:cx3="http://schemas.microsoft.com/office/drawing/2016/5/9/chartex" xmlns:cx4="http://schemas.microsoft.com/office/drawing/2016/5/10/chartex" xmlns:cx5="http://schemas.microsoft.com/office/drawing/2016/5/11/chartex" xmlns:cx6="http://schemas.microsoft.com/office/drawing/2016/5/12/chartex" xmlns:cx7="http://schemas.microsoft.com/office/drawing/2016/5/13/chartex" xmlns:cx8="http://schemas.microsoft.com/office/drawing/2016/5/14/chartex" xmlns:mc="http://schemas.openxmlformats.org/markup-compatibility/2006" xmlns:aink="http://schemas.microsoft.com/office/drawing/2016/ink" xmlns:am3d="http://schemas.microsoft.com/office/drawing/2017/model3d" xmlns:o="urn:schemas-microsoft-com:office:office" xmlns:oel="http://schemas.microsoft.com/office/2019/extlst" xmlns:r="http://schemas.openxmlformats.org/officeDocument/2006/relationships" xmlns:m="http://schemas.openxmlformats.org/officeDocument/2006/math" xmlns:v="urn:schemas-microsoft-com:vml" xmlns:wp14="http://schemas.microsoft.com/office/word/2010/wordprocessingDrawing" xmlns:wp="http://schemas.openxmlformats.org/drawingml/2006/wordprocessingDrawing" xmlns:w10="urn:schemas-microsoft-com:office:word" xmlns:w="http://schemas.openxmlformats.org/wordprocessingml/2006/main" xmlns:w14="http://schemas.microsoft.com/office/word/2010/wordml" xmlns:w15="http://schemas.microsoft.com/office/word/2012/wordml" xmlns:w16cex="http://schemas.microsoft.com/office/word/2018/wordml/cex" xmlns:w16cid="http://schemas.microsoft.com/office/word/2016/wordml/cid" xmlns:w16="http://schemas.microsoft.com/office/word/2018/wordml" xmlns:w16sdtdh="http://schemas.microsoft.com/office/word/2020/wordml/sdtdatahash" xmlns:w16se="http://schemas.microsoft.com/office/word/2015/wordml/symex" xmlns:wpg="http://schemas.microsoft.com/office/word/2010/wordprocessingGroup" xmlns:wpi="http://schemas.microsoft.com/office/word/2010/wordprocessingInk" xmlns:wne="http://schemas.microsoft.com/office/word/2006/wordml" xmlns:wps="http://schemas.microsoft.com/office/word/2010/wordprocessingShape" mc:Ignorable="w14 w15 w16se w16cid w16 w16cex w16sdtdh wp14">
   <w:p>
     <w:pPr>
       <w:pStyle w:val="Header"/>
@@ -11379,7 +9904,7 @@
           <v:path o:extrusionok="f" gradientshapeok="t" o:connecttype="rect"/>
           <o:lock v:ext="edit" aspectratio="t"/>
         </v:shapetype>
-        <v:shape id="WordPictureWatermark21215334" o:spid="_x0000_s2055" type="#_x0000_t75" style="position:absolute;margin-left:0;margin-top:0;width:10in;height:540pt;z-index:-251658236;mso-position-horizontal:center;mso-position-horizontal-relative:margin;mso-position-vertical:center;mso-position-vertical-relative:margin" o:allowincell="f">
+        <v:shape id="WordPictureWatermark21215334" o:spid="_x0000_s1031" type="#_x0000_t75" style="position:absolute;margin-left:0;margin-top:0;width:10in;height:540pt;z-index:-251658236;mso-position-horizontal:center;mso-position-horizontal-relative:margin;mso-position-vertical:center;mso-position-vertical-relative:margin" o:allowincell="f">
           <v:imagedata r:id="rId1" o:title="Watermark" gain="19661f" blacklevel="22938f"/>
           <w10:wrap anchorx="margin" anchory="margin"/>
         </v:shape>
@@ -11390,7 +9915,7 @@
 </file>
 
 <file path=word/header7.xml><?xml version="1.0" encoding="utf-8"?>
-<w:hdr xmlns:wpc="http://schemas.microsoft.com/office/word/2010/wordprocessingCanvas" xmlns:cx="http://schemas.microsoft.com/office/drawing/2014/chartex" xmlns:cx1="http://schemas.microsoft.com/office/drawing/2015/9/8/chartex" xmlns:cx2="http://schemas.microsoft.com/office/drawing/2015/10/21/chartex" xmlns:cx3="http://schemas.microsoft.com/office/drawing/2016/5/9/chartex" xmlns:cx4="http://schemas.microsoft.com/office/drawing/2016/5/10/chartex" xmlns:cx5="http://schemas.microsoft.com/office/drawing/2016/5/11/chartex" xmlns:cx6="http://schemas.microsoft.com/office/drawing/2016/5/12/chartex" xmlns:cx7="http://schemas.microsoft.com/office/drawing/2016/5/13/chartex" xmlns:cx8="http://schemas.microsoft.com/office/drawing/2016/5/14/chartex" xmlns:mc="http://schemas.openxmlformats.org/markup-compatibility/2006" xmlns:aink="http://schemas.microsoft.com/office/drawing/2016/ink" xmlns:am3d="http://schemas.microsoft.com/office/drawing/2017/model3d" xmlns:o="urn:schemas-microsoft-com:office:office" xmlns:r="http://schemas.openxmlformats.org/officeDocument/2006/relationships" xmlns:m="http://schemas.openxmlformats.org/officeDocument/2006/math" xmlns:v="urn:schemas-microsoft-com:vml" xmlns:wp14="http://schemas.microsoft.com/office/word/2010/wordprocessingDrawing" xmlns:wp="http://schemas.openxmlformats.org/drawingml/2006/wordprocessingDrawing" xmlns:w10="urn:schemas-microsoft-com:office:word" xmlns:w="http://schemas.openxmlformats.org/wordprocessingml/2006/main" xmlns:w14="http://schemas.microsoft.com/office/word/2010/wordml" xmlns:w15="http://schemas.microsoft.com/office/word/2012/wordml" xmlns:w16cex="http://schemas.microsoft.com/office/word/2018/wordml/cex" xmlns:w16cid="http://schemas.microsoft.com/office/word/2016/wordml/cid" xmlns:w16="http://schemas.microsoft.com/office/word/2018/wordml" xmlns:w16sdtdh="http://schemas.microsoft.com/office/word/2020/wordml/sdtdatahash" xmlns:w16se="http://schemas.microsoft.com/office/word/2015/wordml/symex" xmlns:wpg="http://schemas.microsoft.com/office/word/2010/wordprocessingGroup" xmlns:wpi="http://schemas.microsoft.com/office/word/2010/wordprocessingInk" xmlns:wne="http://schemas.microsoft.com/office/word/2006/wordml" xmlns:wps="http://schemas.microsoft.com/office/word/2010/wordprocessingShape" mc:Ignorable="w14 w15 w16se w16cid w16 w16cex w16sdtdh wp14">
+<w:hdr xmlns:wpc="http://schemas.microsoft.com/office/word/2010/wordprocessingCanvas" xmlns:cx="http://schemas.microsoft.com/office/drawing/2014/chartex" xmlns:cx1="http://schemas.microsoft.com/office/drawing/2015/9/8/chartex" xmlns:cx2="http://schemas.microsoft.com/office/drawing/2015/10/21/chartex" xmlns:cx3="http://schemas.microsoft.com/office/drawing/2016/5/9/chartex" xmlns:cx4="http://schemas.microsoft.com/office/drawing/2016/5/10/chartex" xmlns:cx5="http://schemas.microsoft.com/office/drawing/2016/5/11/chartex" xmlns:cx6="http://schemas.microsoft.com/office/drawing/2016/5/12/chartex" xmlns:cx7="http://schemas.microsoft.com/office/drawing/2016/5/13/chartex" xmlns:cx8="http://schemas.microsoft.com/office/drawing/2016/5/14/chartex" xmlns:mc="http://schemas.openxmlformats.org/markup-compatibility/2006" xmlns:aink="http://schemas.microsoft.com/office/drawing/2016/ink" xmlns:am3d="http://schemas.microsoft.com/office/drawing/2017/model3d" xmlns:o="urn:schemas-microsoft-com:office:office" xmlns:oel="http://schemas.microsoft.com/office/2019/extlst" xmlns:r="http://schemas.openxmlformats.org/officeDocument/2006/relationships" xmlns:m="http://schemas.openxmlformats.org/officeDocument/2006/math" xmlns:v="urn:schemas-microsoft-com:vml" xmlns:wp14="http://schemas.microsoft.com/office/word/2010/wordprocessingDrawing" xmlns:wp="http://schemas.openxmlformats.org/drawingml/2006/wordprocessingDrawing" xmlns:w10="urn:schemas-microsoft-com:office:word" xmlns:w="http://schemas.openxmlformats.org/wordprocessingml/2006/main" xmlns:w14="http://schemas.microsoft.com/office/word/2010/wordml" xmlns:w15="http://schemas.microsoft.com/office/word/2012/wordml" xmlns:w16cex="http://schemas.microsoft.com/office/word/2018/wordml/cex" xmlns:w16cid="http://schemas.microsoft.com/office/word/2016/wordml/cid" xmlns:w16="http://schemas.microsoft.com/office/word/2018/wordml" xmlns:w16sdtdh="http://schemas.microsoft.com/office/word/2020/wordml/sdtdatahash" xmlns:w16se="http://schemas.microsoft.com/office/word/2015/wordml/symex" xmlns:wpg="http://schemas.microsoft.com/office/word/2010/wordprocessingGroup" xmlns:wpi="http://schemas.microsoft.com/office/word/2010/wordprocessingInk" xmlns:wne="http://schemas.microsoft.com/office/word/2006/wordml" xmlns:wps="http://schemas.microsoft.com/office/word/2010/wordprocessingShape" mc:Ignorable="w14 w15 w16se w16cid w16 w16cex w16sdtdh wp14">
   <w:tbl>
     <w:tblPr>
       <w:tblW w:w="5004" w:type="pct"/>
@@ -11465,7 +9990,7 @@
                 <v:path o:extrusionok="f" gradientshapeok="t" o:connecttype="rect"/>
                 <o:lock v:ext="edit" aspectratio="t"/>
               </v:shapetype>
-              <v:shape id="_x0000_s2058" type="#_x0000_t75" style="position:absolute;margin-left:0;margin-top:0;width:10in;height:540pt;z-index:-251658233;mso-position-horizontal:center;mso-position-horizontal-relative:margin;mso-position-vertical:center;mso-position-vertical-relative:margin" o:allowincell="f">
+              <v:shape id="_x0000_s1034" type="#_x0000_t75" style="position:absolute;margin-left:0;margin-top:0;width:10in;height:540pt;z-index:-251658233;mso-position-horizontal:center;mso-position-horizontal-relative:margin;mso-position-vertical:center;mso-position-vertical-relative:margin" o:allowincell="f">
                 <v:imagedata r:id="rId1" o:title="Watermark" gain="19661f" blacklevel="22938f"/>
                 <w10:wrap anchorx="margin" anchory="margin"/>
               </v:shape>
@@ -11514,28 +10039,15 @@
               <w:sz w:val="20"/>
             </w:rPr>
           </w:pPr>
-          <w:del w:id="119" w:author="Alhabibi, Haider@Energy" w:date="2022-02-23T17:37:00Z">
-            <w:r>
-              <w:rPr>
-                <w:rFonts w:ascii="Calibri" w:hAnsi="Calibri"/>
-                <w:b w:val="0"/>
-                <w:bCs/>
-                <w:sz w:val="20"/>
-              </w:rPr>
-              <w:delText>CF2R</w:delText>
-            </w:r>
-          </w:del>
-          <w:ins w:id="120" w:author="Alhabibi, Haider@Energy" w:date="2022-02-23T17:37:00Z">
-            <w:r>
-              <w:rPr>
-                <w:rFonts w:ascii="Calibri" w:hAnsi="Calibri"/>
-                <w:b w:val="0"/>
-                <w:bCs/>
-                <w:sz w:val="20"/>
-              </w:rPr>
-              <w:t>LMCI</w:t>
-            </w:r>
-          </w:ins>
+          <w:r>
+            <w:rPr>
+              <w:rFonts w:ascii="Calibri" w:hAnsi="Calibri"/>
+              <w:b w:val="0"/>
+              <w:bCs/>
+              <w:sz w:val="20"/>
+            </w:rPr>
+            <w:t>LMCI</w:t>
+          </w:r>
           <w:r>
             <w:rPr>
               <w:rFonts w:ascii="Calibri" w:hAnsi="Calibri"/>
@@ -11713,7 +10225,7 @@
 </file>
 
 <file path=word/numbering.xml><?xml version="1.0" encoding="utf-8"?>
-<w:numbering xmlns:wpc="http://schemas.microsoft.com/office/word/2010/wordprocessingCanvas" xmlns:cx="http://schemas.microsoft.com/office/drawing/2014/chartex" xmlns:cx1="http://schemas.microsoft.com/office/drawing/2015/9/8/chartex" xmlns:cx2="http://schemas.microsoft.com/office/drawing/2015/10/21/chartex" xmlns:cx3="http://schemas.microsoft.com/office/drawing/2016/5/9/chartex" xmlns:cx4="http://schemas.microsoft.com/office/drawing/2016/5/10/chartex" xmlns:cx5="http://schemas.microsoft.com/office/drawing/2016/5/11/chartex" xmlns:cx6="http://schemas.microsoft.com/office/drawing/2016/5/12/chartex" xmlns:cx7="http://schemas.microsoft.com/office/drawing/2016/5/13/chartex" xmlns:cx8="http://schemas.microsoft.com/office/drawing/2016/5/14/chartex" xmlns:mc="http://schemas.openxmlformats.org/markup-compatibility/2006" xmlns:aink="http://schemas.microsoft.com/office/drawing/2016/ink" xmlns:am3d="http://schemas.microsoft.com/office/drawing/2017/model3d" xmlns:o="urn:schemas-microsoft-com:office:office" xmlns:r="http://schemas.openxmlformats.org/officeDocument/2006/relationships" xmlns:m="http://schemas.openxmlformats.org/officeDocument/2006/math" xmlns:v="urn:schemas-microsoft-com:vml" xmlns:wp14="http://schemas.microsoft.com/office/word/2010/wordprocessingDrawing" xmlns:wp="http://schemas.openxmlformats.org/drawingml/2006/wordprocessingDrawing" xmlns:w10="urn:schemas-microsoft-com:office:word" xmlns:w="http://schemas.openxmlformats.org/wordprocessingml/2006/main" xmlns:w14="http://schemas.microsoft.com/office/word/2010/wordml" xmlns:w15="http://schemas.microsoft.com/office/word/2012/wordml" xmlns:w16cex="http://schemas.microsoft.com/office/word/2018/wordml/cex" xmlns:w16cid="http://schemas.microsoft.com/office/word/2016/wordml/cid" xmlns:w16="http://schemas.microsoft.com/office/word/2018/wordml" xmlns:w16sdtdh="http://schemas.microsoft.com/office/word/2020/wordml/sdtdatahash" xmlns:w16se="http://schemas.microsoft.com/office/word/2015/wordml/symex" xmlns:wpg="http://schemas.microsoft.com/office/word/2010/wordprocessingGroup" xmlns:wpi="http://schemas.microsoft.com/office/word/2010/wordprocessingInk" xmlns:wne="http://schemas.microsoft.com/office/word/2006/wordml" xmlns:wps="http://schemas.microsoft.com/office/word/2010/wordprocessingShape" mc:Ignorable="w14 w15 w16se w16cid w16 w16cex w16sdtdh wp14">
+<w:numbering xmlns:wpc="http://schemas.microsoft.com/office/word/2010/wordprocessingCanvas" xmlns:cx="http://schemas.microsoft.com/office/drawing/2014/chartex" xmlns:cx1="http://schemas.microsoft.com/office/drawing/2015/9/8/chartex" xmlns:cx2="http://schemas.microsoft.com/office/drawing/2015/10/21/chartex" xmlns:cx3="http://schemas.microsoft.com/office/drawing/2016/5/9/chartex" xmlns:cx4="http://schemas.microsoft.com/office/drawing/2016/5/10/chartex" xmlns:cx5="http://schemas.microsoft.com/office/drawing/2016/5/11/chartex" xmlns:cx6="http://schemas.microsoft.com/office/drawing/2016/5/12/chartex" xmlns:cx7="http://schemas.microsoft.com/office/drawing/2016/5/13/chartex" xmlns:cx8="http://schemas.microsoft.com/office/drawing/2016/5/14/chartex" xmlns:mc="http://schemas.openxmlformats.org/markup-compatibility/2006" xmlns:aink="http://schemas.microsoft.com/office/drawing/2016/ink" xmlns:am3d="http://schemas.microsoft.com/office/drawing/2017/model3d" xmlns:o="urn:schemas-microsoft-com:office:office" xmlns:oel="http://schemas.microsoft.com/office/2019/extlst" xmlns:r="http://schemas.openxmlformats.org/officeDocument/2006/relationships" xmlns:m="http://schemas.openxmlformats.org/officeDocument/2006/math" xmlns:v="urn:schemas-microsoft-com:vml" xmlns:wp14="http://schemas.microsoft.com/office/word/2010/wordprocessingDrawing" xmlns:wp="http://schemas.openxmlformats.org/drawingml/2006/wordprocessingDrawing" xmlns:w10="urn:schemas-microsoft-com:office:word" xmlns:w="http://schemas.openxmlformats.org/wordprocessingml/2006/main" xmlns:w14="http://schemas.microsoft.com/office/word/2010/wordml" xmlns:w15="http://schemas.microsoft.com/office/word/2012/wordml" xmlns:w16cex="http://schemas.microsoft.com/office/word/2018/wordml/cex" xmlns:w16cid="http://schemas.microsoft.com/office/word/2016/wordml/cid" xmlns:w16="http://schemas.microsoft.com/office/word/2018/wordml" xmlns:w16sdtdh="http://schemas.microsoft.com/office/word/2020/wordml/sdtdatahash" xmlns:w16se="http://schemas.microsoft.com/office/word/2015/wordml/symex" xmlns:wpg="http://schemas.microsoft.com/office/word/2010/wordprocessingGroup" xmlns:wpi="http://schemas.microsoft.com/office/word/2010/wordprocessingInk" xmlns:wne="http://schemas.microsoft.com/office/word/2006/wordml" xmlns:wps="http://schemas.microsoft.com/office/word/2010/wordprocessingShape" mc:Ignorable="w14 w15 w16se w16cid w16 w16cex w16sdtdh wp14">
   <w:abstractNum w:abstractNumId="0" w15:restartNumberingAfterBreak="0">
     <w:nsid w:val="FFFFFF7E"/>
     <w:multiLevelType w:val="singleLevel"/>
@@ -11974,17 +10486,19 @@
   <w:abstractNum w:abstractNumId="4" w15:restartNumberingAfterBreak="0">
     <w:nsid w:val="17B77CDA"/>
     <w:multiLevelType w:val="hybridMultilevel"/>
-    <w:tmpl w:val="FC72407C"/>
-    <w:lvl w:ilvl="0" w:tplc="B84E1034">
+    <w:tmpl w:val="63E4AEEE"/>
+    <w:lvl w:ilvl="0" w:tplc="0409000F">
       <w:start w:val="1"/>
       <w:numFmt w:val="decimal"/>
-      <w:lvlText w:val="%1"/>
+      <w:lvlText w:val="%1."/>
       <w:lvlJc w:val="left"/>
       <w:pPr>
         <w:ind w:left="720" w:hanging="720"/>
       </w:pPr>
       <w:rPr>
         <w:rFonts w:hint="default"/>
+        <w:i w:val="0"/>
+        <w:iCs/>
       </w:rPr>
     </w:lvl>
     <w:lvl w:ilvl="1" w:tplc="04090019" w:tentative="1">
@@ -12063,11 +10577,11 @@
   <w:abstractNum w:abstractNumId="5" w15:restartNumberingAfterBreak="0">
     <w:nsid w:val="1860609F"/>
     <w:multiLevelType w:val="hybridMultilevel"/>
-    <w:tmpl w:val="0AE2F2F6"/>
-    <w:lvl w:ilvl="0" w:tplc="A7469F62">
+    <w:tmpl w:val="58D08374"/>
+    <w:lvl w:ilvl="0" w:tplc="0409000F">
       <w:start w:val="1"/>
       <w:numFmt w:val="decimal"/>
-      <w:lvlText w:val="%1"/>
+      <w:lvlText w:val="%1."/>
       <w:lvlJc w:val="left"/>
       <w:pPr>
         <w:ind w:left="720" w:hanging="720"/>
@@ -12622,11 +11136,11 @@
   <w:abstractNum w:abstractNumId="10" w15:restartNumberingAfterBreak="0">
     <w:nsid w:val="27C43ABD"/>
     <w:multiLevelType w:val="hybridMultilevel"/>
-    <w:tmpl w:val="40567A32"/>
-    <w:lvl w:ilvl="0" w:tplc="75C81306">
+    <w:tmpl w:val="B6EADC6E"/>
+    <w:lvl w:ilvl="0" w:tplc="0409000F">
       <w:start w:val="1"/>
       <w:numFmt w:val="decimal"/>
-      <w:lvlText w:val="%1"/>
+      <w:lvlText w:val="%1."/>
       <w:lvlJc w:val="left"/>
       <w:pPr>
         <w:ind w:left="720" w:hanging="720"/>
@@ -13421,6 +11935,99 @@
     </w:lvl>
   </w:abstractNum>
   <w:abstractNum w:abstractNumId="17" w15:restartNumberingAfterBreak="0">
+    <w:nsid w:val="3EA80728"/>
+    <w:multiLevelType w:val="hybridMultilevel"/>
+    <w:tmpl w:val="4560CBAA"/>
+    <w:lvl w:ilvl="0" w:tplc="ED2A2C7A">
+      <w:start w:val="1"/>
+      <w:numFmt w:val="decimal"/>
+      <w:lvlText w:val="%1."/>
+      <w:lvlJc w:val="left"/>
+      <w:pPr>
+        <w:ind w:left="1080" w:hanging="720"/>
+      </w:pPr>
+      <w:rPr>
+        <w:rFonts w:hint="default"/>
+        <w:b w:val="0"/>
+        <w:bCs w:val="0"/>
+        <w:sz w:val="20"/>
+        <w:szCs w:val="20"/>
+      </w:rPr>
+    </w:lvl>
+    <w:lvl w:ilvl="1" w:tplc="04090019" w:tentative="1">
+      <w:start w:val="1"/>
+      <w:numFmt w:val="lowerLetter"/>
+      <w:lvlText w:val="%2."/>
+      <w:lvlJc w:val="left"/>
+      <w:pPr>
+        <w:ind w:left="1440" w:hanging="360"/>
+      </w:pPr>
+    </w:lvl>
+    <w:lvl w:ilvl="2" w:tplc="0409001B" w:tentative="1">
+      <w:start w:val="1"/>
+      <w:numFmt w:val="lowerRoman"/>
+      <w:lvlText w:val="%3."/>
+      <w:lvlJc w:val="right"/>
+      <w:pPr>
+        <w:ind w:left="2160" w:hanging="180"/>
+      </w:pPr>
+    </w:lvl>
+    <w:lvl w:ilvl="3" w:tplc="0409000F" w:tentative="1">
+      <w:start w:val="1"/>
+      <w:numFmt w:val="decimal"/>
+      <w:lvlText w:val="%4."/>
+      <w:lvlJc w:val="left"/>
+      <w:pPr>
+        <w:ind w:left="2880" w:hanging="360"/>
+      </w:pPr>
+    </w:lvl>
+    <w:lvl w:ilvl="4" w:tplc="04090019" w:tentative="1">
+      <w:start w:val="1"/>
+      <w:numFmt w:val="lowerLetter"/>
+      <w:lvlText w:val="%5."/>
+      <w:lvlJc w:val="left"/>
+      <w:pPr>
+        <w:ind w:left="3600" w:hanging="360"/>
+      </w:pPr>
+    </w:lvl>
+    <w:lvl w:ilvl="5" w:tplc="0409001B" w:tentative="1">
+      <w:start w:val="1"/>
+      <w:numFmt w:val="lowerRoman"/>
+      <w:lvlText w:val="%6."/>
+      <w:lvlJc w:val="right"/>
+      <w:pPr>
+        <w:ind w:left="4320" w:hanging="180"/>
+      </w:pPr>
+    </w:lvl>
+    <w:lvl w:ilvl="6" w:tplc="0409000F" w:tentative="1">
+      <w:start w:val="1"/>
+      <w:numFmt w:val="decimal"/>
+      <w:lvlText w:val="%7."/>
+      <w:lvlJc w:val="left"/>
+      <w:pPr>
+        <w:ind w:left="5040" w:hanging="360"/>
+      </w:pPr>
+    </w:lvl>
+    <w:lvl w:ilvl="7" w:tplc="04090019" w:tentative="1">
+      <w:start w:val="1"/>
+      <w:numFmt w:val="lowerLetter"/>
+      <w:lvlText w:val="%8."/>
+      <w:lvlJc w:val="left"/>
+      <w:pPr>
+        <w:ind w:left="5760" w:hanging="360"/>
+      </w:pPr>
+    </w:lvl>
+    <w:lvl w:ilvl="8" w:tplc="0409001B" w:tentative="1">
+      <w:start w:val="1"/>
+      <w:numFmt w:val="lowerRoman"/>
+      <w:lvlText w:val="%9."/>
+      <w:lvlJc w:val="right"/>
+      <w:pPr>
+        <w:ind w:left="6480" w:hanging="180"/>
+      </w:pPr>
+    </w:lvl>
+  </w:abstractNum>
+  <w:abstractNum w:abstractNumId="18" w15:restartNumberingAfterBreak="0">
     <w:nsid w:val="504D5A9E"/>
     <w:multiLevelType w:val="hybridMultilevel"/>
     <w:tmpl w:val="A40A97EC"/>
@@ -13561,11 +12168,11 @@
       </w:rPr>
     </w:lvl>
   </w:abstractNum>
-  <w:abstractNum w:abstractNumId="18" w15:restartNumberingAfterBreak="0">
+  <w:abstractNum w:abstractNumId="19" w15:restartNumberingAfterBreak="0">
     <w:nsid w:val="51B3090A"/>
     <w:multiLevelType w:val="hybridMultilevel"/>
-    <w:tmpl w:val="55EEF3DC"/>
-    <w:lvl w:ilvl="0" w:tplc="D4289014">
+    <w:tmpl w:val="BBDC95B0"/>
+    <w:lvl w:ilvl="0" w:tplc="0E5054D2">
       <w:start w:val="1"/>
       <w:numFmt w:val="decimal"/>
       <w:lvlText w:val="%1."/>
@@ -13574,7 +12181,7 @@
         <w:ind w:left="630" w:hanging="360"/>
       </w:pPr>
       <w:rPr>
-        <w:sz w:val="18"/>
+        <w:sz w:val="20"/>
         <w:szCs w:val="20"/>
       </w:rPr>
     </w:lvl>
@@ -13675,7 +12282,7 @@
       </w:pPr>
     </w:lvl>
   </w:abstractNum>
-  <w:abstractNum w:abstractNumId="19" w15:restartNumberingAfterBreak="0">
+  <w:abstractNum w:abstractNumId="20" w15:restartNumberingAfterBreak="0">
     <w:nsid w:val="606F3F92"/>
     <w:multiLevelType w:val="hybridMultilevel"/>
     <w:tmpl w:val="21761CC4"/>
@@ -13788,7 +12395,7 @@
       </w:rPr>
     </w:lvl>
   </w:abstractNum>
-  <w:abstractNum w:abstractNumId="20" w15:restartNumberingAfterBreak="0">
+  <w:abstractNum w:abstractNumId="21" w15:restartNumberingAfterBreak="0">
     <w:nsid w:val="6E6A2E87"/>
     <w:multiLevelType w:val="hybridMultilevel"/>
     <w:tmpl w:val="CF5A3E5C"/>
@@ -13904,7 +12511,7 @@
       </w:rPr>
     </w:lvl>
   </w:abstractNum>
-  <w:abstractNum w:abstractNumId="21" w15:restartNumberingAfterBreak="0">
+  <w:abstractNum w:abstractNumId="22" w15:restartNumberingAfterBreak="0">
     <w:nsid w:val="6FA01B51"/>
     <w:multiLevelType w:val="hybridMultilevel"/>
     <w:tmpl w:val="EA2E844A"/>
@@ -14017,7 +12624,7 @@
       </w:rPr>
     </w:lvl>
   </w:abstractNum>
-  <w:abstractNum w:abstractNumId="22" w15:restartNumberingAfterBreak="0">
+  <w:abstractNum w:abstractNumId="23" w15:restartNumberingAfterBreak="0">
     <w:nsid w:val="71581D4F"/>
     <w:multiLevelType w:val="hybridMultilevel"/>
     <w:tmpl w:val="AED6DED2"/>
@@ -14132,7 +12739,7 @@
       </w:rPr>
     </w:lvl>
   </w:abstractNum>
-  <w:abstractNum w:abstractNumId="23" w15:restartNumberingAfterBreak="0">
+  <w:abstractNum w:abstractNumId="24" w15:restartNumberingAfterBreak="0">
     <w:nsid w:val="72767747"/>
     <w:multiLevelType w:val="hybridMultilevel"/>
     <w:tmpl w:val="57CCC6C6"/>
@@ -14245,7 +12852,7 @@
       </w:rPr>
     </w:lvl>
   </w:abstractNum>
-  <w:abstractNum w:abstractNumId="24" w15:restartNumberingAfterBreak="0">
+  <w:abstractNum w:abstractNumId="25" w15:restartNumberingAfterBreak="0">
     <w:nsid w:val="7B3E4888"/>
     <w:multiLevelType w:val="hybridMultilevel"/>
     <w:tmpl w:val="B20E7872"/>
@@ -14358,7 +12965,7 @@
       </w:rPr>
     </w:lvl>
   </w:abstractNum>
-  <w:abstractNum w:abstractNumId="25" w15:restartNumberingAfterBreak="0">
+  <w:abstractNum w:abstractNumId="26" w15:restartNumberingAfterBreak="0">
     <w:nsid w:val="7B6D48CB"/>
     <w:multiLevelType w:val="hybridMultilevel"/>
     <w:tmpl w:val="4B7A0870"/>
@@ -14499,21 +13106,22 @@
       </w:rPr>
     </w:lvl>
   </w:abstractNum>
-  <w:abstractNum w:abstractNumId="26" w15:restartNumberingAfterBreak="0">
+  <w:abstractNum w:abstractNumId="27" w15:restartNumberingAfterBreak="0">
     <w:nsid w:val="7F3730D4"/>
     <w:multiLevelType w:val="hybridMultilevel"/>
-    <w:tmpl w:val="A46AE8F8"/>
-    <w:lvl w:ilvl="0" w:tplc="99C0DBC4">
+    <w:tmpl w:val="274C1D32"/>
+    <w:lvl w:ilvl="0" w:tplc="0409000F">
       <w:start w:val="1"/>
       <w:numFmt w:val="decimal"/>
-      <w:lvlText w:val="%1"/>
+      <w:lvlText w:val="%1."/>
       <w:lvlJc w:val="left"/>
       <w:pPr>
         <w:ind w:left="720" w:hanging="720"/>
       </w:pPr>
       <w:rPr>
-        <w:rFonts w:asciiTheme="minorHAnsi" w:hAnsiTheme="minorHAnsi" w:hint="default"/>
-        <w:i/>
+        <w:rFonts w:hint="default"/>
+        <w:i w:val="0"/>
+        <w:iCs/>
       </w:rPr>
     </w:lvl>
     <w:lvl w:ilvl="1" w:tplc="04090019">
@@ -14589,101 +13197,101 @@
       </w:pPr>
     </w:lvl>
   </w:abstractNum>
-  <w:num w:numId="1">
+  <w:num w:numId="1" w16cid:durableId="1849253772">
     <w:abstractNumId w:val="1"/>
   </w:num>
-  <w:num w:numId="2">
+  <w:num w:numId="2" w16cid:durableId="846948305">
     <w:abstractNumId w:val="0"/>
   </w:num>
-  <w:num w:numId="3">
+  <w:num w:numId="3" w16cid:durableId="485391771">
     <w:abstractNumId w:val="1"/>
   </w:num>
-  <w:num w:numId="4">
+  <w:num w:numId="4" w16cid:durableId="1842426670">
     <w:abstractNumId w:val="0"/>
   </w:num>
-  <w:num w:numId="5">
+  <w:num w:numId="5" w16cid:durableId="179781168">
     <w:abstractNumId w:val="1"/>
   </w:num>
-  <w:num w:numId="6">
+  <w:num w:numId="6" w16cid:durableId="674309784">
     <w:abstractNumId w:val="0"/>
   </w:num>
-  <w:num w:numId="7">
+  <w:num w:numId="7" w16cid:durableId="472715209">
     <w:abstractNumId w:val="1"/>
   </w:num>
-  <w:num w:numId="8">
+  <w:num w:numId="8" w16cid:durableId="1942494614">
     <w:abstractNumId w:val="0"/>
   </w:num>
-  <w:num w:numId="9">
+  <w:num w:numId="9" w16cid:durableId="1092510981">
     <w:abstractNumId w:val="1"/>
   </w:num>
-  <w:num w:numId="10">
+  <w:num w:numId="10" w16cid:durableId="101145971">
     <w:abstractNumId w:val="0"/>
   </w:num>
-  <w:num w:numId="11">
+  <w:num w:numId="11" w16cid:durableId="1669168480">
     <w:abstractNumId w:val="0"/>
   </w:num>
-  <w:num w:numId="12">
+  <w:num w:numId="12" w16cid:durableId="495387672">
     <w:abstractNumId w:val="1"/>
   </w:num>
-  <w:num w:numId="13">
+  <w:num w:numId="13" w16cid:durableId="1381325805">
     <w:abstractNumId w:val="9"/>
   </w:num>
-  <w:num w:numId="14">
+  <w:num w:numId="14" w16cid:durableId="1017734817">
     <w:abstractNumId w:val="9"/>
   </w:num>
-  <w:num w:numId="15">
+  <w:num w:numId="15" w16cid:durableId="395664149">
     <w:abstractNumId w:val="2"/>
   </w:num>
-  <w:num w:numId="16">
-    <w:abstractNumId w:val="17"/>
+  <w:num w:numId="16" w16cid:durableId="1214267364">
+    <w:abstractNumId w:val="18"/>
   </w:num>
-  <w:num w:numId="17">
+  <w:num w:numId="17" w16cid:durableId="1925457716">
     <w:abstractNumId w:val="14"/>
   </w:num>
-  <w:num w:numId="18">
+  <w:num w:numId="18" w16cid:durableId="168571113">
+    <w:abstractNumId w:val="26"/>
+  </w:num>
+  <w:num w:numId="19" w16cid:durableId="828137833">
+    <w:abstractNumId w:val="16"/>
+  </w:num>
+  <w:num w:numId="20" w16cid:durableId="1399597287">
+    <w:abstractNumId w:val="23"/>
+  </w:num>
+  <w:num w:numId="21" w16cid:durableId="855776556">
+    <w:abstractNumId w:val="22"/>
+  </w:num>
+  <w:num w:numId="22" w16cid:durableId="1400909657">
+    <w:abstractNumId w:val="21"/>
+  </w:num>
+  <w:num w:numId="23" w16cid:durableId="197940294">
+    <w:abstractNumId w:val="6"/>
+  </w:num>
+  <w:num w:numId="24" w16cid:durableId="286856049">
+    <w:abstractNumId w:val="13"/>
+  </w:num>
+  <w:num w:numId="25" w16cid:durableId="823741592">
+    <w:abstractNumId w:val="24"/>
+  </w:num>
+  <w:num w:numId="26" w16cid:durableId="120392487">
+    <w:abstractNumId w:val="20"/>
+  </w:num>
+  <w:num w:numId="27" w16cid:durableId="1484420959">
+    <w:abstractNumId w:val="15"/>
+  </w:num>
+  <w:num w:numId="28" w16cid:durableId="626162969">
+    <w:abstractNumId w:val="11"/>
+  </w:num>
+  <w:num w:numId="29" w16cid:durableId="2008942017">
     <w:abstractNumId w:val="25"/>
   </w:num>
-  <w:num w:numId="19">
-    <w:abstractNumId w:val="16"/>
-  </w:num>
-  <w:num w:numId="20">
-    <w:abstractNumId w:val="22"/>
-  </w:num>
-  <w:num w:numId="21">
-    <w:abstractNumId w:val="21"/>
-  </w:num>
-  <w:num w:numId="22">
-    <w:abstractNumId w:val="20"/>
-  </w:num>
-  <w:num w:numId="23">
-    <w:abstractNumId w:val="6"/>
-  </w:num>
-  <w:num w:numId="24">
-    <w:abstractNumId w:val="13"/>
-  </w:num>
-  <w:num w:numId="25">
-    <w:abstractNumId w:val="23"/>
-  </w:num>
-  <w:num w:numId="26">
-    <w:abstractNumId w:val="19"/>
-  </w:num>
-  <w:num w:numId="27">
-    <w:abstractNumId w:val="15"/>
-  </w:num>
-  <w:num w:numId="28">
-    <w:abstractNumId w:val="11"/>
-  </w:num>
-  <w:num w:numId="29">
-    <w:abstractNumId w:val="24"/>
-  </w:num>
-  <w:num w:numId="30">
+  <w:num w:numId="30" w16cid:durableId="1391342182">
     <w:abstractNumId w:val="7"/>
   </w:num>
-  <w:num w:numId="31">
+  <w:num w:numId="31" w16cid:durableId="461582381">
     <w:abstractNumId w:val="12"/>
   </w:num>
-  <w:num w:numId="32">
-    <w:abstractNumId w:val="18"/>
+  <w:num w:numId="32" w16cid:durableId="631980641">
+    <w:abstractNumId w:val="19"/>
     <w:lvlOverride w:ilvl="0">
       <w:startOverride w:val="1"/>
     </w:lvlOverride>
@@ -14712,7 +13320,7 @@
       <w:startOverride w:val="1"/>
     </w:lvlOverride>
   </w:num>
-  <w:num w:numId="33">
+  <w:num w:numId="33" w16cid:durableId="2051801121">
     <w:abstractNumId w:val="8"/>
     <w:lvlOverride w:ilvl="0">
       <w:startOverride w:val="1"/>
@@ -14742,19 +13350,19 @@
       <w:startOverride w:val="1"/>
     </w:lvlOverride>
   </w:num>
-  <w:num w:numId="34">
+  <w:num w:numId="34" w16cid:durableId="140081160">
     <w:abstractNumId w:val="4"/>
   </w:num>
-  <w:num w:numId="35">
+  <w:num w:numId="35" w16cid:durableId="1220749203">
     <w:abstractNumId w:val="10"/>
   </w:num>
-  <w:num w:numId="36">
-    <w:abstractNumId w:val="26"/>
+  <w:num w:numId="36" w16cid:durableId="1504783903">
+    <w:abstractNumId w:val="27"/>
   </w:num>
-  <w:num w:numId="37">
+  <w:num w:numId="37" w16cid:durableId="1006130566">
     <w:abstractNumId w:val="5"/>
   </w:num>
-  <w:num w:numId="38">
+  <w:num w:numId="38" w16cid:durableId="1325357239">
     <w:abstractNumId w:val="2"/>
     <w:lvlOverride w:ilvl="0">
       <w:startOverride w:val="3"/>
@@ -14782,21 +13390,27 @@
       <w:startOverride w:val="1"/>
     </w:lvlOverride>
   </w:num>
-  <w:num w:numId="39">
+  <w:num w:numId="39" w16cid:durableId="1324508675">
     <w:abstractNumId w:val="8"/>
   </w:num>
-  <w:num w:numId="40">
+  <w:num w:numId="40" w16cid:durableId="1458989596">
     <w:abstractNumId w:val="8"/>
   </w:num>
-  <w:num w:numId="41">
+  <w:num w:numId="41" w16cid:durableId="1236818747">
     <w:abstractNumId w:val="3"/>
+  </w:num>
+  <w:num w:numId="42" w16cid:durableId="1729261462">
+    <w:abstractNumId w:val="19"/>
+  </w:num>
+  <w:num w:numId="43" w16cid:durableId="397677567">
+    <w:abstractNumId w:val="17"/>
   </w:num>
   <w:numIdMacAtCleanup w:val="21"/>
 </w:numbering>
 </file>
 
 <file path=word/people.xml><?xml version="1.0" encoding="utf-8"?>
-<w15:people xmlns:wpc="http://schemas.microsoft.com/office/word/2010/wordprocessingCanvas" xmlns:cx="http://schemas.microsoft.com/office/drawing/2014/chartex" xmlns:cx1="http://schemas.microsoft.com/office/drawing/2015/9/8/chartex" xmlns:cx2="http://schemas.microsoft.com/office/drawing/2015/10/21/chartex" xmlns:cx3="http://schemas.microsoft.com/office/drawing/2016/5/9/chartex" xmlns:cx4="http://schemas.microsoft.com/office/drawing/2016/5/10/chartex" xmlns:cx5="http://schemas.microsoft.com/office/drawing/2016/5/11/chartex" xmlns:cx6="http://schemas.microsoft.com/office/drawing/2016/5/12/chartex" xmlns:cx7="http://schemas.microsoft.com/office/drawing/2016/5/13/chartex" xmlns:cx8="http://schemas.microsoft.com/office/drawing/2016/5/14/chartex" xmlns:mc="http://schemas.openxmlformats.org/markup-compatibility/2006" xmlns:aink="http://schemas.microsoft.com/office/drawing/2016/ink" xmlns:am3d="http://schemas.microsoft.com/office/drawing/2017/model3d" xmlns:o="urn:schemas-microsoft-com:office:office" xmlns:r="http://schemas.openxmlformats.org/officeDocument/2006/relationships" xmlns:m="http://schemas.openxmlformats.org/officeDocument/2006/math" xmlns:v="urn:schemas-microsoft-com:vml" xmlns:wp14="http://schemas.microsoft.com/office/word/2010/wordprocessingDrawing" xmlns:wp="http://schemas.openxmlformats.org/drawingml/2006/wordprocessingDrawing" xmlns:w10="urn:schemas-microsoft-com:office:word" xmlns:w="http://schemas.openxmlformats.org/wordprocessingml/2006/main" xmlns:w14="http://schemas.microsoft.com/office/word/2010/wordml" xmlns:w15="http://schemas.microsoft.com/office/word/2012/wordml" xmlns:w16cex="http://schemas.microsoft.com/office/word/2018/wordml/cex" xmlns:w16cid="http://schemas.microsoft.com/office/word/2016/wordml/cid" xmlns:w16="http://schemas.microsoft.com/office/word/2018/wordml" xmlns:w16sdtdh="http://schemas.microsoft.com/office/word/2020/wordml/sdtdatahash" xmlns:w16se="http://schemas.microsoft.com/office/word/2015/wordml/symex" xmlns:wpg="http://schemas.microsoft.com/office/word/2010/wordprocessingGroup" xmlns:wpi="http://schemas.microsoft.com/office/word/2010/wordprocessingInk" xmlns:wne="http://schemas.microsoft.com/office/word/2006/wordml" xmlns:wps="http://schemas.microsoft.com/office/word/2010/wordprocessingShape" mc:Ignorable="w14 w15 w16se w16cid w16 w16cex w16sdtdh wp14">
+<w15:people xmlns:wpc="http://schemas.microsoft.com/office/word/2010/wordprocessingCanvas" xmlns:cx="http://schemas.microsoft.com/office/drawing/2014/chartex" xmlns:cx1="http://schemas.microsoft.com/office/drawing/2015/9/8/chartex" xmlns:cx2="http://schemas.microsoft.com/office/drawing/2015/10/21/chartex" xmlns:cx3="http://schemas.microsoft.com/office/drawing/2016/5/9/chartex" xmlns:cx4="http://schemas.microsoft.com/office/drawing/2016/5/10/chartex" xmlns:cx5="http://schemas.microsoft.com/office/drawing/2016/5/11/chartex" xmlns:cx6="http://schemas.microsoft.com/office/drawing/2016/5/12/chartex" xmlns:cx7="http://schemas.microsoft.com/office/drawing/2016/5/13/chartex" xmlns:cx8="http://schemas.microsoft.com/office/drawing/2016/5/14/chartex" xmlns:mc="http://schemas.openxmlformats.org/markup-compatibility/2006" xmlns:aink="http://schemas.microsoft.com/office/drawing/2016/ink" xmlns:am3d="http://schemas.microsoft.com/office/drawing/2017/model3d" xmlns:o="urn:schemas-microsoft-com:office:office" xmlns:oel="http://schemas.microsoft.com/office/2019/extlst" xmlns:r="http://schemas.openxmlformats.org/officeDocument/2006/relationships" xmlns:m="http://schemas.openxmlformats.org/officeDocument/2006/math" xmlns:v="urn:schemas-microsoft-com:vml" xmlns:wp14="http://schemas.microsoft.com/office/word/2010/wordprocessingDrawing" xmlns:wp="http://schemas.openxmlformats.org/drawingml/2006/wordprocessingDrawing" xmlns:w10="urn:schemas-microsoft-com:office:word" xmlns:w="http://schemas.openxmlformats.org/wordprocessingml/2006/main" xmlns:w14="http://schemas.microsoft.com/office/word/2010/wordml" xmlns:w15="http://schemas.microsoft.com/office/word/2012/wordml" xmlns:w16cex="http://schemas.microsoft.com/office/word/2018/wordml/cex" xmlns:w16cid="http://schemas.microsoft.com/office/word/2016/wordml/cid" xmlns:w16="http://schemas.microsoft.com/office/word/2018/wordml" xmlns:w16sdtdh="http://schemas.microsoft.com/office/word/2020/wordml/sdtdatahash" xmlns:w16se="http://schemas.microsoft.com/office/word/2015/wordml/symex" xmlns:wpg="http://schemas.microsoft.com/office/word/2010/wordprocessingGroup" xmlns:wpi="http://schemas.microsoft.com/office/word/2010/wordprocessingInk" xmlns:wne="http://schemas.microsoft.com/office/word/2006/wordml" xmlns:wps="http://schemas.microsoft.com/office/word/2010/wordprocessingShape" mc:Ignorable="w14 w15 w16se w16cid w16 w16cex w16sdtdh wp14">
   <w15:person w15:author="Alhabibi, Haider@Energy">
     <w15:presenceInfo w15:providerId="AD" w15:userId="S::Haider.Alhabibi@energy.ca.gov::9decb8d2-95ad-4b7d-9bf6-d4373f69254c"/>
   </w15:person>
@@ -16017,6 +14631,27 @@
       </w:numPr>
     </w:pPr>
   </w:style>
+  <w:style w:type="table" w:customStyle="1" w:styleId="TableGrid1">
+    <w:name w:val="Table Grid1"/>
+    <w:basedOn w:val="TableNormal"/>
+    <w:next w:val="TableGrid"/>
+    <w:uiPriority w:val="39"/>
+    <w:rsid w:val="005F2DDD"/>
+    <w:rPr>
+      <w:sz w:val="20"/>
+      <w:szCs w:val="20"/>
+    </w:rPr>
+    <w:tblPr>
+      <w:tblBorders>
+        <w:top w:val="single" w:sz="4" w:space="0" w:color="auto"/>
+        <w:left w:val="single" w:sz="4" w:space="0" w:color="auto"/>
+        <w:bottom w:val="single" w:sz="4" w:space="0" w:color="auto"/>
+        <w:right w:val="single" w:sz="4" w:space="0" w:color="auto"/>
+        <w:insideH w:val="single" w:sz="4" w:space="0" w:color="auto"/>
+        <w:insideV w:val="single" w:sz="4" w:space="0" w:color="auto"/>
+      </w:tblBorders>
+    </w:tblPr>
+  </w:style>
 </w:styles>
 </file>
 
@@ -16304,8 +14939,44 @@
 </file>
 
 <file path=customXml/item1.xml><?xml version="1.0" encoding="utf-8"?>
-<ct:contentTypeSchema xmlns:ct="http://schemas.microsoft.com/office/2006/metadata/contentType" xmlns:ma="http://schemas.microsoft.com/office/2006/metadata/properties/metaAttributes" ct:_="" ma:_="" ma:contentTypeName="Document" ma:contentTypeID="0x01010061DC9A153AAEEE45BACE06E01F8272AC" ma:contentTypeVersion="17" ma:contentTypeDescription="Create a new document." ma:contentTypeScope="" ma:versionID="fc2579ad1970445b0ba1f5954956792b">
-  <xsd:schema xmlns:xsd="http://www.w3.org/2001/XMLSchema" xmlns:xs="http://www.w3.org/2001/XMLSchema" xmlns:p="http://schemas.microsoft.com/office/2006/metadata/properties" xmlns:ns2="785685f2-c2e1-4352-89aa-3faca8eaba52" xmlns:ns3="5067c814-4b34-462c-a21d-c185ff6548d2" targetNamespace="http://schemas.microsoft.com/office/2006/metadata/properties" ma:root="true" ma:fieldsID="864106e033a537969187528b3c0914e2" ns2:_="" ns3:_="">
+<p:properties xmlns:p="http://schemas.microsoft.com/office/2006/metadata/properties" xmlns:xsi="http://www.w3.org/2001/XMLSchema-instance" xmlns:pc="http://schemas.microsoft.com/office/infopath/2007/PartnerControls">
+  <documentManagement>
+    <b26d xmlns="785685f2-c2e1-4352-89aa-3faca8eaba52" xsi:nil="true"/>
+    <DateCCOReviewed xmlns="785685f2-c2e1-4352-89aa-3faca8eaba52" xsi:nil="true"/>
+    <oawc xmlns="785685f2-c2e1-4352-89aa-3faca8eaba52" xsi:nil="true"/>
+    <sipv xmlns="785685f2-c2e1-4352-89aa-3faca8eaba52" xsi:nil="true"/>
+    <_x0074_mv6 xmlns="785685f2-c2e1-4352-89aa-3faca8eaba52">
+      <UserInfo>
+        <DisplayName/>
+        <AccountId xsi:nil="true"/>
+        <AccountType/>
+      </UserInfo>
+    </_x0074_mv6>
+    <CCOReviewr xmlns="785685f2-c2e1-4352-89aa-3faca8eaba52" xsi:nil="true"/>
+    <TaxCatchAll xmlns="5067c814-4b34-462c-a21d-c185ff6548d2" xsi:nil="true"/>
+    <lcf76f155ced4ddcb4097134ff3c332f xmlns="785685f2-c2e1-4352-89aa-3faca8eaba52">
+      <Terms xmlns="http://schemas.microsoft.com/office/infopath/2007/PartnerControls"/>
+    </lcf76f155ced4ddcb4097134ff3c332f>
+  </documentManagement>
+</p:properties>
+</file>
+
+<file path=customXml/item2.xml><?xml version="1.0" encoding="utf-8"?>
+<?mso-contentType ?>
+<FormTemplates xmlns="http://schemas.microsoft.com/sharepoint/v3/contenttype/forms">
+  <Display>DocumentLibraryForm</Display>
+  <Edit>DocumentLibraryForm</Edit>
+  <New>DocumentLibraryForm</New>
+</FormTemplates>
+</file>
+
+<file path=customXml/item3.xml><?xml version="1.0" encoding="utf-8"?>
+<b:Sources xmlns:b="http://schemas.openxmlformats.org/officeDocument/2006/bibliography" xmlns="http://schemas.openxmlformats.org/officeDocument/2006/bibliography" SelectedStyle="\APA.XSL" StyleName="APA"/>
+</file>
+
+<file path=customXml/item4.xml><?xml version="1.0" encoding="utf-8"?>
+<ct:contentTypeSchema xmlns:ct="http://schemas.microsoft.com/office/2006/metadata/contentType" xmlns:ma="http://schemas.microsoft.com/office/2006/metadata/properties/metaAttributes" ct:_="" ma:_="" ma:contentTypeName="Document" ma:contentTypeID="0x01010061DC9A153AAEEE45BACE06E01F8272AC" ma:contentTypeVersion="21" ma:contentTypeDescription="Create a new document." ma:contentTypeScope="" ma:versionID="88efdf97b65d09c9d0c7bbf944c2dedf">
+  <xsd:schema xmlns:xsd="http://www.w3.org/2001/XMLSchema" xmlns:xs="http://www.w3.org/2001/XMLSchema" xmlns:p="http://schemas.microsoft.com/office/2006/metadata/properties" xmlns:ns2="785685f2-c2e1-4352-89aa-3faca8eaba52" xmlns:ns3="5067c814-4b34-462c-a21d-c185ff6548d2" targetNamespace="http://schemas.microsoft.com/office/2006/metadata/properties" ma:root="true" ma:fieldsID="ea7966bcb5d37bb36b188e4d473f173a" ns2:_="" ns3:_="">
     <xsd:import namespace="785685f2-c2e1-4352-89aa-3faca8eaba52"/>
     <xsd:import namespace="5067c814-4b34-462c-a21d-c185ff6548d2"/>
     <xsd:element name="properties">
@@ -16331,6 +15002,9 @@
                 <xsd:element ref="ns2:MediaServiceEventHashCode" minOccurs="0"/>
                 <xsd:element ref="ns2:MediaLengthInSeconds" minOccurs="0"/>
                 <xsd:element ref="ns2:MediaServiceLocation" minOccurs="0"/>
+                <xsd:element ref="ns2:lcf76f155ced4ddcb4097134ff3c332f" minOccurs="0"/>
+                <xsd:element ref="ns3:TaxCatchAll" minOccurs="0"/>
+                <xsd:element ref="ns2:MediaServiceObjectDetectorVersions" minOccurs="0"/>
               </xsd:all>
             </xsd:complexType>
           </xsd:element>
@@ -16436,6 +15110,18 @@
         <xsd:restriction base="dms:Text"/>
       </xsd:simpleType>
     </xsd:element>
+    <xsd:element name="lcf76f155ced4ddcb4097134ff3c332f" ma:index="26" nillable="true" ma:taxonomy="true" ma:internalName="lcf76f155ced4ddcb4097134ff3c332f" ma:taxonomyFieldName="MediaServiceImageTags" ma:displayName="Image Tags" ma:readOnly="false" ma:fieldId="{5cf76f15-5ced-4ddc-b409-7134ff3c332f}" ma:taxonomyMulti="true" ma:sspId="96df981b-247c-4b11-954d-40cb19519683" ma:termSetId="09814cd3-568e-fe90-9814-8d621ff8fb84" ma:anchorId="fba54fb3-c3e1-fe81-a776-ca4b69148c4d" ma:open="true" ma:isKeyword="false">
+      <xsd:complexType>
+        <xsd:sequence>
+          <xsd:element ref="pc:Terms" minOccurs="0" maxOccurs="1"/>
+        </xsd:sequence>
+      </xsd:complexType>
+    </xsd:element>
+    <xsd:element name="MediaServiceObjectDetectorVersions" ma:index="28" nillable="true" ma:displayName="MediaServiceObjectDetectorVersions" ma:hidden="true" ma:indexed="true" ma:internalName="MediaServiceObjectDetectorVersions" ma:readOnly="true">
+      <xsd:simpleType>
+        <xsd:restriction base="dms:Text"/>
+      </xsd:simpleType>
+    </xsd:element>
   </xsd:schema>
   <xsd:schema xmlns:xsd="http://www.w3.org/2001/XMLSchema" xmlns:xs="http://www.w3.org/2001/XMLSchema" xmlns:dms="http://schemas.microsoft.com/office/2006/documentManagement/types" xmlns:pc="http://schemas.microsoft.com/office/infopath/2007/PartnerControls" targetNamespace="5067c814-4b34-462c-a21d-c185ff6548d2" elementFormDefault="qualified">
     <xsd:import namespace="http://schemas.microsoft.com/office/2006/documentManagement/types"/>
@@ -16465,6 +15151,17 @@
           <xsd:maxLength value="255"/>
         </xsd:restriction>
       </xsd:simpleType>
+    </xsd:element>
+    <xsd:element name="TaxCatchAll" ma:index="27" nillable="true" ma:displayName="Taxonomy Catch All Column" ma:hidden="true" ma:list="{c93a3eb4-f9b2-4918-8a30-eb81fd3c8322}" ma:internalName="TaxCatchAll" ma:showField="CatchAllData" ma:web="5067c814-4b34-462c-a21d-c185ff6548d2">
+      <xsd:complexType>
+        <xsd:complexContent>
+          <xsd:extension base="dms:MultiChoiceLookup">
+            <xsd:sequence>
+              <xsd:element name="Value" type="dms:Lookup" maxOccurs="unbounded" minOccurs="0" nillable="true"/>
+            </xsd:sequence>
+          </xsd:extension>
+        </xsd:complexContent>
+      </xsd:complexType>
     </xsd:element>
   </xsd:schema>
   <xsd:schema xmlns="http://schemas.openxmlformats.org/package/2006/metadata/core-properties" xmlns:xsd="http://www.w3.org/2001/XMLSchema" xmlns:xsi="http://www.w3.org/2001/XMLSchema-instance" xmlns:dc="http://purl.org/dc/elements/1.1/" xmlns:dcterms="http://purl.org/dc/terms/" xmlns:odoc="http://schemas.microsoft.com/internal/obd" targetNamespace="http://schemas.openxmlformats.org/package/2006/metadata/core-properties" elementFormDefault="qualified" attributeFormDefault="unqualified" blockDefault="#all">
@@ -16566,40 +15263,35 @@
 </ct:contentTypeSchema>
 </file>
 
-<file path=customXml/item2.xml><?xml version="1.0" encoding="utf-8"?>
-<p:properties xmlns:p="http://schemas.microsoft.com/office/2006/metadata/properties" xmlns:xsi="http://www.w3.org/2001/XMLSchema-instance" xmlns:pc="http://schemas.microsoft.com/office/infopath/2007/PartnerControls">
-  <documentManagement>
-    <b26d xmlns="785685f2-c2e1-4352-89aa-3faca8eaba52" xsi:nil="true"/>
-    <DateCCOReviewed xmlns="785685f2-c2e1-4352-89aa-3faca8eaba52" xsi:nil="true"/>
-    <oawc xmlns="785685f2-c2e1-4352-89aa-3faca8eaba52" xsi:nil="true"/>
-    <sipv xmlns="785685f2-c2e1-4352-89aa-3faca8eaba52" xsi:nil="true"/>
-    <_x0074_mv6 xmlns="785685f2-c2e1-4352-89aa-3faca8eaba52">
-      <UserInfo>
-        <DisplayName/>
-        <AccountId xsi:nil="true"/>
-        <AccountType/>
-      </UserInfo>
-    </_x0074_mv6>
-    <CCOReviewr xmlns="785685f2-c2e1-4352-89aa-3faca8eaba52" xsi:nil="true"/>
-  </documentManagement>
-</p:properties>
+<file path=customXml/itemProps1.xml><?xml version="1.0" encoding="utf-8"?>
+<ds:datastoreItem xmlns:ds="http://schemas.openxmlformats.org/officeDocument/2006/customXml" ds:itemID="{A1B812D0-6F7A-4FF2-99DB-C134FD7AE5E7}">
+  <ds:schemaRefs>
+    <ds:schemaRef ds:uri="http://schemas.microsoft.com/office/2006/metadata/properties"/>
+    <ds:schemaRef ds:uri="http://schemas.microsoft.com/office/infopath/2007/PartnerControls"/>
+    <ds:schemaRef ds:uri="785685f2-c2e1-4352-89aa-3faca8eaba52"/>
+    <ds:schemaRef ds:uri="5067c814-4b34-462c-a21d-c185ff6548d2"/>
+  </ds:schemaRefs>
+</ds:datastoreItem>
 </file>
 
-<file path=customXml/item3.xml><?xml version="1.0" encoding="utf-8"?>
-<?mso-contentType ?>
-<FormTemplates xmlns="http://schemas.microsoft.com/sharepoint/v3/contenttype/forms">
-  <Display>DocumentLibraryForm</Display>
-  <Edit>DocumentLibraryForm</Edit>
-  <New>DocumentLibraryForm</New>
-</FormTemplates>
+<file path=customXml/itemProps2.xml><?xml version="1.0" encoding="utf-8"?>
+<ds:datastoreItem xmlns:ds="http://schemas.openxmlformats.org/officeDocument/2006/customXml" ds:itemID="{3C8115A8-0363-4F00-ADFE-CAA7D6B29F19}">
+  <ds:schemaRefs>
+    <ds:schemaRef ds:uri="http://schemas.microsoft.com/sharepoint/v3/contenttype/forms"/>
+  </ds:schemaRefs>
+</ds:datastoreItem>
 </file>
 
-<file path=customXml/item4.xml><?xml version="1.0" encoding="utf-8"?>
-<b:Sources xmlns:b="http://schemas.openxmlformats.org/officeDocument/2006/bibliography" xmlns="http://schemas.openxmlformats.org/officeDocument/2006/bibliography" SelectedStyle="\APA.XSL" StyleName="APA"/>
+<file path=customXml/itemProps3.xml><?xml version="1.0" encoding="utf-8"?>
+<ds:datastoreItem xmlns:ds="http://schemas.openxmlformats.org/officeDocument/2006/customXml" ds:itemID="{A7D9F746-6776-450B-AA4E-A7FD7A10EBC4}">
+  <ds:schemaRefs>
+    <ds:schemaRef ds:uri="http://schemas.openxmlformats.org/officeDocument/2006/bibliography"/>
+  </ds:schemaRefs>
+</ds:datastoreItem>
 </file>
 
-<file path=customXml/itemProps1.xml><?xml version="1.0" encoding="utf-8"?>
-<ds:datastoreItem xmlns:ds="http://schemas.openxmlformats.org/officeDocument/2006/customXml" ds:itemID="{5785F8B3-D537-445D-B3D1-FDD4DB891C21}">
+<file path=customXml/itemProps4.xml><?xml version="1.0" encoding="utf-8"?>
+<ds:datastoreItem xmlns:ds="http://schemas.openxmlformats.org/officeDocument/2006/customXml" ds:itemID="{7DF37706-FBA4-4EC3-A528-B00506E1561E}">
   <ds:schemaRefs>
     <ds:schemaRef ds:uri="http://schemas.microsoft.com/office/2006/metadata/contentType"/>
     <ds:schemaRef ds:uri="http://schemas.microsoft.com/office/2006/metadata/properties/metaAttributes"/>
@@ -16615,30 +15307,4 @@
     <ds:schemaRef ds:uri="http://schemas.microsoft.com/internal/obd"/>
   </ds:schemaRefs>
 </ds:datastoreItem>
-</file>
-
-<file path=customXml/itemProps2.xml><?xml version="1.0" encoding="utf-8"?>
-<ds:datastoreItem xmlns:ds="http://schemas.openxmlformats.org/officeDocument/2006/customXml" ds:itemID="{A1B812D0-6F7A-4FF2-99DB-C134FD7AE5E7}">
-  <ds:schemaRefs>
-    <ds:schemaRef ds:uri="http://schemas.microsoft.com/office/2006/metadata/properties"/>
-    <ds:schemaRef ds:uri="http://schemas.microsoft.com/office/infopath/2007/PartnerControls"/>
-    <ds:schemaRef ds:uri="785685f2-c2e1-4352-89aa-3faca8eaba52"/>
-  </ds:schemaRefs>
-</ds:datastoreItem>
-</file>
-
-<file path=customXml/itemProps3.xml><?xml version="1.0" encoding="utf-8"?>
-<ds:datastoreItem xmlns:ds="http://schemas.openxmlformats.org/officeDocument/2006/customXml" ds:itemID="{3C8115A8-0363-4F00-ADFE-CAA7D6B29F19}">
-  <ds:schemaRefs>
-    <ds:schemaRef ds:uri="http://schemas.microsoft.com/sharepoint/v3/contenttype/forms"/>
-  </ds:schemaRefs>
-</ds:datastoreItem>
-</file>
-
-<file path=customXml/itemProps4.xml><?xml version="1.0" encoding="utf-8"?>
-<ds:datastoreItem xmlns:ds="http://schemas.openxmlformats.org/officeDocument/2006/customXml" ds:itemID="{A7D9F746-6776-450B-AA4E-A7FD7A10EBC4}">
-  <ds:schemaRefs>
-    <ds:schemaRef ds:uri="http://schemas.openxmlformats.org/officeDocument/2006/bibliography"/>
-  </ds:schemaRefs>
-</ds:datastoreItem>
 </file>